--- a/Fase 1/Evidencias Grupales/1.5_GuiaEstudiante_Fase 1_Definicion Proyecto APT(Español).docx
+++ b/Fase 1/Evidencias Grupales/1.5_GuiaEstudiante_Fase 1_Definicion Proyecto APT(Español).docx
@@ -560,6 +560,12 @@
                 <w:b/>
               </w:rPr>
             </w:pPr>
+            <w:r>
+              <w:rPr>
+                <w:b/>
+              </w:rPr>
+              <w:t>Vicente Suazo y Andrea Santana</w:t>
+            </w:r>
           </w:p>
         </w:tc>
       </w:tr>
@@ -599,6 +605,18 @@
                 <w:b/>
               </w:rPr>
             </w:pPr>
+            <w:r>
+              <w:rPr>
+                <w:b/>
+              </w:rPr>
+              <w:t>21.120.686-1 y 20.</w:t>
+            </w:r>
+            <w:r>
+              <w:rPr>
+                <w:b/>
+              </w:rPr>
+              <w:t>379.722-2</w:t>
+            </w:r>
           </w:p>
         </w:tc>
       </w:tr>
@@ -638,6 +656,12 @@
                 <w:b/>
               </w:rPr>
             </w:pPr>
+            <w:r>
+              <w:rPr>
+                <w:b/>
+              </w:rPr>
+              <w:t xml:space="preserve">Ingeniería en informática </w:t>
+            </w:r>
           </w:p>
         </w:tc>
       </w:tr>
@@ -908,7 +932,7 @@
                 <w:szCs w:val="20"/>
                 <w:lang w:eastAsia="es-CL"/>
               </w:rPr>
-              <w:t>Desarrollo de soluciones informáticas; gestión de proyectos informáticos; calidad y validación de software; análisis de requerimientos y gestión de información.</w:t>
+              <w:t>Desarrollo de software, ciberseguridad, gestión de riesgos, cumplimiento, calidad de software y gestión de proyectos informáticos.</w:t>
             </w:r>
           </w:p>
         </w:tc>
@@ -968,7 +992,7 @@
                 <w:szCs w:val="20"/>
                 <w:lang w:eastAsia="es-CL"/>
               </w:rPr>
-              <w:t>Gestión de proyectos informáticos; Programación de software; Arquitectura de software; Análisis y planificación de requerimientos informáticos; Calidad de software; Análisis y desarrollo de modelos de datos. Complementariamente, se aplicarán conocimientos de ciberseguridad, gestión de riesgos, controles, evidencias y cumplimiento.</w:t>
+              <w:t>Análisis y Planificación de Requerimientos Informáticos; Arquitectura de Software; Programación de Software; Calidad de Software; Gestión de Proyectos Informáticos; Análisis y Desarrollo de Modelos de Datos.</w:t>
             </w:r>
           </w:p>
         </w:tc>
@@ -1188,8 +1212,9 @@
                 <w:szCs w:val="20"/>
                 <w:lang w:eastAsia="es-CL"/>
               </w:rPr>
-              <w:t>El proyecto Dani ISO 42001 busca apoyar a organizaciones que desarrollan o utilizan sistemas de inteligencia artificial en la gestión y demostración de su gobernanza de IA, tomando como referencia ISO/IEC 42001. El problema que aborda es la dificultad de mantener de manera ordenada y trazable los requisitos, controles, documentos, evidencias y brechas asociados a un sistema de gestión de inteligencia artificial.</w:t>
-            </w:r>
+              <w:t xml:space="preserve">El proyecto Dani ISO 42001 es relevante porque permitirá ampliar una solución de software ya desarrollada por </w:t>
+            </w:r>
+            <w:proofErr w:type="spellStart"/>
             <w:r>
               <w:rPr>
                 <w:rFonts w:ascii="Calibri" w:hAnsi="Calibri" w:cs="Arial"/>
@@ -1200,6 +1225,31 @@
                 <w:szCs w:val="20"/>
                 <w:lang w:eastAsia="es-CL"/>
               </w:rPr>
+              <w:t>Alloxentric</w:t>
+            </w:r>
+            <w:proofErr w:type="spellEnd"/>
+            <w:r>
+              <w:rPr>
+                <w:rFonts w:ascii="Calibri" w:hAnsi="Calibri" w:cs="Arial"/>
+                <w:i/>
+                <w:iCs/>
+                <w:color w:val="548DD4"/>
+                <w:sz w:val="20"/>
+                <w:szCs w:val="20"/>
+                <w:lang w:eastAsia="es-CL"/>
+              </w:rPr>
+              <w:t>, la cual actualmente contempla la gestión de ISO 27001, incorporando la capacidad de gestionar también ISO 42001. De esta forma, la plataforma podrá extender su alcance hacia la gestión de sistemas de inteligencia artificial, aprovechando una base tecnológica existente en lugar de desarrollar una solución independiente.</w:t>
+            </w:r>
+            <w:r>
+              <w:rPr>
+                <w:rFonts w:ascii="Calibri" w:hAnsi="Calibri" w:cs="Arial"/>
+                <w:i/>
+                <w:iCs/>
+                <w:color w:val="548DD4"/>
+                <w:sz w:val="20"/>
+                <w:szCs w:val="20"/>
+                <w:lang w:eastAsia="es-CL"/>
+              </w:rPr>
               <w:br/>
             </w:r>
             <w:r>
@@ -1213,8 +1263,9 @@
                 <w:lang w:eastAsia="es-CL"/>
               </w:rPr>
               <w:br/>
-              <w:t>El proyecto se sitúa en el contexto de Dani Platform y está orientado a organizaciones que necesitan gestionar requisitos de gobernanza, riesgos y cumplimiento asociados al uso de IA. Su relevancia para Ingeniería en Informática se relaciona con la necesidad de integrar desarrollo de software, arquitectura, gestión de información, seguridad y cumplimiento</w:t>
-            </w:r>
+              <w:t xml:space="preserve">El proyecto se alinea con los lineamientos técnicos transversales definidos por </w:t>
+            </w:r>
+            <w:proofErr w:type="spellStart"/>
             <w:r>
               <w:rPr>
                 <w:rFonts w:ascii="Calibri" w:hAnsi="Calibri" w:cs="Arial"/>
@@ -1225,8 +1276,9 @@
                 <w:szCs w:val="20"/>
                 <w:lang w:eastAsia="es-CL"/>
               </w:rPr>
-              <w:t xml:space="preserve"> </w:t>
-            </w:r>
+              <w:t>Alloxentric</w:t>
+            </w:r>
+            <w:proofErr w:type="spellEnd"/>
             <w:r>
               <w:rPr>
                 <w:rFonts w:ascii="Calibri" w:hAnsi="Calibri" w:cs="Arial"/>
@@ -1237,8 +1289,9 @@
                 <w:szCs w:val="20"/>
                 <w:lang w:eastAsia="es-CL"/>
               </w:rPr>
-              <w:t>dentro</w:t>
-            </w:r>
+              <w:t xml:space="preserve"> para sus soluciones, entre ellos el aislamiento de datos mediante </w:t>
+            </w:r>
+            <w:proofErr w:type="spellStart"/>
             <w:r>
               <w:rPr>
                 <w:rFonts w:ascii="Calibri" w:hAnsi="Calibri" w:cs="Arial"/>
@@ -1249,8 +1302,9 @@
                 <w:szCs w:val="20"/>
                 <w:lang w:eastAsia="es-CL"/>
               </w:rPr>
-              <w:t xml:space="preserve"> </w:t>
-            </w:r>
+              <w:t>multi-tenancy</w:t>
+            </w:r>
+            <w:proofErr w:type="spellEnd"/>
             <w:r>
               <w:rPr>
                 <w:rFonts w:ascii="Calibri" w:hAnsi="Calibri" w:cs="Arial"/>
@@ -1261,8 +1315,9 @@
                 <w:szCs w:val="20"/>
                 <w:lang w:eastAsia="es-CL"/>
               </w:rPr>
-              <w:t>de soluciones tecnológicas.</w:t>
-            </w:r>
+              <w:t xml:space="preserve"> y </w:t>
+            </w:r>
+            <w:proofErr w:type="spellStart"/>
             <w:r>
               <w:rPr>
                 <w:rFonts w:ascii="Calibri" w:hAnsi="Calibri" w:cs="Arial"/>
@@ -1273,8 +1328,9 @@
                 <w:szCs w:val="20"/>
                 <w:lang w:eastAsia="es-CL"/>
               </w:rPr>
-              <w:br/>
-            </w:r>
+              <w:t>client_id</w:t>
+            </w:r>
+            <w:proofErr w:type="spellEnd"/>
             <w:r>
               <w:rPr>
                 <w:rFonts w:ascii="Calibri" w:hAnsi="Calibri" w:cs="Arial"/>
@@ -1285,8 +1341,7 @@
                 <w:szCs w:val="20"/>
                 <w:lang w:eastAsia="es-CL"/>
               </w:rPr>
-              <w:br/>
-              <w:t>El aporte esperado es disponer de un módulo que permita centralizar y relacionar requisitos de ISO/IEC 42001 con documentación, controles y evidencias, facilitando la identificación de brechas y el seguimiento del nivel de cobertura. Este enfoque también se relaciona con mi experiencia actual en ciberseguridad, donde trabajo con controles, gestión de riesgos, vulnerabilidades, evidencias y actividades de cumplimiento.</w:t>
+              <w:t>, control de funcionalidades según perfil comercial, RBAC granular, internacionalización, arquitectura API-First y auditoría de logs. La incorporación de ISO 42001 deberá integrarse respetando estas características y procurando mantener el funcionamiento de la gestión de ISO 27001 existente.</w:t>
             </w:r>
           </w:p>
         </w:tc>
@@ -1350,7 +1405,31 @@
                 <w:szCs w:val="20"/>
                 <w:lang w:eastAsia="es-CL"/>
               </w:rPr>
-              <w:t>Desarrollar un módulo de ISO/IEC 42001 para Dani Platform que permita gestionar requisitos y controles asociados a la gobernanza de inteligencia artificial. La solución considerará el catálogo de cláusulas 4 a 10 y controles del Anexo A, una Declaración de Aplicabilidad (SOA), gestión de documentación y evidencias, análisis de brechas y una matriz de cobertura.</w:t>
+              <w:t xml:space="preserve">Dani ISO 42001 consiste en adaptar y ampliar el software existente de </w:t>
+            </w:r>
+            <w:proofErr w:type="spellStart"/>
+            <w:r>
+              <w:rPr>
+                <w:rFonts w:ascii="Calibri" w:hAnsi="Calibri" w:cs="Arial"/>
+                <w:i/>
+                <w:color w:val="548DD4"/>
+                <w:sz w:val="20"/>
+                <w:szCs w:val="20"/>
+                <w:lang w:eastAsia="es-CL"/>
+              </w:rPr>
+              <w:t>Alloxentric</w:t>
+            </w:r>
+            <w:proofErr w:type="spellEnd"/>
+            <w:r>
+              <w:rPr>
+                <w:rFonts w:ascii="Calibri" w:hAnsi="Calibri" w:cs="Arial"/>
+                <w:i/>
+                <w:color w:val="548DD4"/>
+                <w:sz w:val="20"/>
+                <w:szCs w:val="20"/>
+                <w:lang w:eastAsia="es-CL"/>
+              </w:rPr>
+              <w:t xml:space="preserve"> que actualmente permite gestionar la implementación de ISO 27001, de manera que la misma plataforma permita incorporar y gestionar también ISO 42001.</w:t>
             </w:r>
             <w:r>
               <w:rPr>
@@ -1373,7 +1452,126 @@
                 <w:lang w:eastAsia="es-CL"/>
               </w:rPr>
               <w:br/>
-              <w:t>El módulo buscará determinar estados de cobertura de los requisitos, por ejemplo: no cubierto, documentado, implementado y verificado. Además, se contempla reutilizar documentación y controles relacionados con ISO/IEC 27001 mediante equivalencias previamente definidas, evitando duplicar información cuando corresponda.</w:t>
+              <w:t xml:space="preserve">El trabajo considera analizar la solución actual, identificar los componentes reutilizables, levantar los requerimientos necesarios para ISO 42001, diseñar e implementar las funcionalidades requeridas e integrarlas con la plataforma existente. El desarrollo deberá mantener los estándares técnicos definidos por </w:t>
+            </w:r>
+            <w:proofErr w:type="spellStart"/>
+            <w:r>
+              <w:rPr>
+                <w:rFonts w:ascii="Calibri" w:hAnsi="Calibri" w:cs="Arial"/>
+                <w:i/>
+                <w:color w:val="548DD4"/>
+                <w:sz w:val="20"/>
+                <w:szCs w:val="20"/>
+                <w:lang w:eastAsia="es-CL"/>
+              </w:rPr>
+              <w:t>Alloxentric</w:t>
+            </w:r>
+            <w:proofErr w:type="spellEnd"/>
+            <w:r>
+              <w:rPr>
+                <w:rFonts w:ascii="Calibri" w:hAnsi="Calibri" w:cs="Arial"/>
+                <w:i/>
+                <w:color w:val="548DD4"/>
+                <w:sz w:val="20"/>
+                <w:szCs w:val="20"/>
+                <w:lang w:eastAsia="es-CL"/>
+              </w:rPr>
+              <w:t xml:space="preserve">, considerando según corresponda </w:t>
+            </w:r>
+            <w:proofErr w:type="spellStart"/>
+            <w:r>
+              <w:rPr>
+                <w:rFonts w:ascii="Calibri" w:hAnsi="Calibri" w:cs="Arial"/>
+                <w:i/>
+                <w:color w:val="548DD4"/>
+                <w:sz w:val="20"/>
+                <w:szCs w:val="20"/>
+                <w:lang w:eastAsia="es-CL"/>
+              </w:rPr>
+              <w:t>multi-tenancy</w:t>
+            </w:r>
+            <w:proofErr w:type="spellEnd"/>
+            <w:r>
+              <w:rPr>
+                <w:rFonts w:ascii="Calibri" w:hAnsi="Calibri" w:cs="Arial"/>
+                <w:i/>
+                <w:color w:val="548DD4"/>
+                <w:sz w:val="20"/>
+                <w:szCs w:val="20"/>
+                <w:lang w:eastAsia="es-CL"/>
+              </w:rPr>
+              <w:t xml:space="preserve">, </w:t>
+            </w:r>
+            <w:proofErr w:type="spellStart"/>
+            <w:r>
+              <w:rPr>
+                <w:rFonts w:ascii="Calibri" w:hAnsi="Calibri" w:cs="Arial"/>
+                <w:i/>
+                <w:color w:val="548DD4"/>
+                <w:sz w:val="20"/>
+                <w:szCs w:val="20"/>
+                <w:lang w:eastAsia="es-CL"/>
+              </w:rPr>
+              <w:t>Feature</w:t>
+            </w:r>
+            <w:proofErr w:type="spellEnd"/>
+            <w:r>
+              <w:rPr>
+                <w:rFonts w:ascii="Calibri" w:hAnsi="Calibri" w:cs="Arial"/>
+                <w:i/>
+                <w:color w:val="548DD4"/>
+                <w:sz w:val="20"/>
+                <w:szCs w:val="20"/>
+                <w:lang w:eastAsia="es-CL"/>
+              </w:rPr>
+              <w:t xml:space="preserve"> </w:t>
+            </w:r>
+            <w:proofErr w:type="spellStart"/>
+            <w:r>
+              <w:rPr>
+                <w:rFonts w:ascii="Calibri" w:hAnsi="Calibri" w:cs="Arial"/>
+                <w:i/>
+                <w:color w:val="548DD4"/>
+                <w:sz w:val="20"/>
+                <w:szCs w:val="20"/>
+                <w:lang w:eastAsia="es-CL"/>
+              </w:rPr>
+              <w:t>Gating</w:t>
+            </w:r>
+            <w:proofErr w:type="spellEnd"/>
+            <w:r>
+              <w:rPr>
+                <w:rFonts w:ascii="Calibri" w:hAnsi="Calibri" w:cs="Arial"/>
+                <w:i/>
+                <w:color w:val="548DD4"/>
+                <w:sz w:val="20"/>
+                <w:szCs w:val="20"/>
+                <w:lang w:eastAsia="es-CL"/>
+              </w:rPr>
+              <w:t>, RBAC y JWT, internacionalización, temas visuales, arquitectura API-First y trazabilidad mediante logs.</w:t>
+            </w:r>
+            <w:r>
+              <w:rPr>
+                <w:rFonts w:ascii="Calibri" w:hAnsi="Calibri" w:cs="Arial"/>
+                <w:i/>
+                <w:color w:val="548DD4"/>
+                <w:sz w:val="20"/>
+                <w:szCs w:val="20"/>
+                <w:lang w:eastAsia="es-CL"/>
+              </w:rPr>
+              <w:br/>
+            </w:r>
+            <w:r>
+              <w:rPr>
+                <w:rFonts w:ascii="Calibri" w:hAnsi="Calibri" w:cs="Arial"/>
+                <w:i/>
+                <w:color w:val="548DD4"/>
+                <w:sz w:val="20"/>
+                <w:szCs w:val="20"/>
+                <w:lang w:eastAsia="es-CL"/>
+              </w:rPr>
+              <w:br/>
+              <w:t>El resultado esperado es que la plataforma existente amplíe sus capacidades y permita trabajar tanto con ISO 27001 como con ISO 42001, sin construir un sistema separado desde cero.</w:t>
             </w:r>
           </w:p>
         </w:tc>
@@ -1437,7 +1635,7 @@
                 <w:szCs w:val="20"/>
                 <w:lang w:eastAsia="es-CL"/>
               </w:rPr>
-              <w:t>El proyecto se relaciona con el perfil de egreso de Ingeniería en Informática porque requiere analizar requerimientos, diseñar e integrar una solución de software, gestionar información y datos, validar resultados y planificar el desarrollo.</w:t>
+              <w:t>El proyecto se relaciona directamente con el perfil de egreso de Ingeniería en Informática, ya que requiere analizar requerimientos, comprender una arquitectura de software existente, desarrollar e integrar nuevas funcionalidades, gestionar datos, aplicar criterios de calidad y seguridad, realizar pruebas y organizar el trabajo mediante una metodología de gestión de proyectos.</w:t>
             </w:r>
             <w:r>
               <w:rPr>
@@ -1460,7 +1658,7 @@
                 <w:lang w:eastAsia="es-CL"/>
               </w:rPr>
               <w:br/>
-              <w:t>La gestión de proyectos permitirá organizar actividades, recursos, tiempos y entregables. La programación y arquitectura de software serán necesarias para el diseño e implementación del módulo. El análisis de requerimientos permitirá transformar las necesidades de ISO/IEC 42001 en funcionalidades concretas. La calidad de software permitirá validar que las funciones respondan a los requerimientos definidos, mientras que el manejo de datos permitirá estructurar requisitos, controles, documentos, evidencias y resultados del análisis de brechas.</w:t>
+              <w:t>Además, el proyecto exige trabajar sobre una solución real, comprender código previamente desarrollado y adaptar la plataforma a un nuevo requerimiento, lo que permite aplicar de manera integrada competencias de análisis, programación, arquitectura, calidad y gestión.</w:t>
             </w:r>
           </w:p>
         </w:tc>
@@ -1504,52 +1702,6 @@
                 <w:color w:val="548DD4"/>
                 <w:sz w:val="20"/>
                 <w:szCs w:val="20"/>
-                <w:lang w:eastAsia="es-CL"/>
-              </w:rPr>
-            </w:pPr>
-            <w:r>
-              <w:rPr>
-                <w:rFonts w:ascii="Calibri" w:hAnsi="Calibri" w:cs="Arial"/>
-                <w:i/>
-                <w:color w:val="548DD4"/>
-                <w:sz w:val="20"/>
-                <w:szCs w:val="20"/>
-                <w:lang w:eastAsia="es-CL"/>
-              </w:rPr>
-              <w:t>Señala c</w:t>
-            </w:r>
-            <w:r>
-              <w:rPr>
-                <w:rFonts w:ascii="Calibri" w:hAnsi="Calibri" w:cs="Arial"/>
-                <w:i/>
-                <w:color w:val="548DD4"/>
-                <w:sz w:val="20"/>
-                <w:szCs w:val="20"/>
-                <w:lang w:eastAsia="es-CL"/>
-              </w:rPr>
-              <w:t>ó</w:t>
-            </w:r>
-            <w:r>
-              <w:rPr>
-                <w:rFonts w:ascii="Calibri" w:hAnsi="Calibri" w:cs="Arial"/>
-                <w:i/>
-                <w:color w:val="548DD4"/>
-                <w:sz w:val="20"/>
-                <w:szCs w:val="20"/>
-                <w:lang w:eastAsia="es-CL"/>
-              </w:rPr>
-              <w:t>mo se relaciona el Proyecto APT que propones con tus intereses profesionales.</w:t>
-            </w:r>
-          </w:p>
-          <w:p>
-            <w:pPr>
-              <w:jc w:val="both"/>
-              <w:rPr>
-                <w:rFonts w:ascii="Calibri" w:hAnsi="Calibri" w:cs="Arial"/>
-                <w:i/>
-                <w:color w:val="548DD4"/>
-                <w:sz w:val="20"/>
-                <w:szCs w:val="20"/>
                 <w:highlight w:val="yellow"/>
                 <w:lang w:eastAsia="es-CL"/>
               </w:rPr>
@@ -1563,30 +1715,42 @@
                 <w:szCs w:val="20"/>
                 <w:lang w:eastAsia="es-CL"/>
               </w:rPr>
+              <w:t xml:space="preserve">El proyecto se relaciona con mis intereses profesionales principalmente por su vínculo con la ciberseguridad, la gestión de riesgos, el cumplimiento y la implementación de controles dentro de soluciones tecnológicas. Mi experiencia e interés se orientan a actividades de seguridad, gestión de vulnerabilidades, revisión de controles y cumplimiento, por lo que trabajar con ISO 42001 me permite complementar esa </w:t>
+            </w:r>
+            <w:r>
+              <w:rPr>
+                <w:rFonts w:ascii="Calibri" w:hAnsi="Calibri" w:cs="Arial"/>
+                <w:i/>
+                <w:color w:val="548DD4"/>
+                <w:sz w:val="20"/>
+                <w:szCs w:val="20"/>
+                <w:lang w:eastAsia="es-CL"/>
+              </w:rPr>
               <w:lastRenderedPageBreak/>
-              <w:t>¿Cuáles son tus intereses profesionales?  ¿Qué aspectos de tus intereses profesionales se ven reflejados en tu Proyecto APT? Realizar este Proyecto APT</w:t>
-            </w:r>
-            <w:r>
-              <w:rPr>
-                <w:rFonts w:ascii="Calibri" w:hAnsi="Calibri" w:cs="Arial"/>
-                <w:i/>
-                <w:color w:val="548DD4"/>
-                <w:sz w:val="20"/>
-                <w:szCs w:val="20"/>
-                <w:lang w:eastAsia="es-CL"/>
-              </w:rPr>
-              <w:t>,</w:t>
-            </w:r>
-            <w:r>
-              <w:rPr>
-                <w:rFonts w:ascii="Calibri" w:hAnsi="Calibri" w:cs="Arial"/>
-                <w:i/>
-                <w:color w:val="548DD4"/>
-                <w:sz w:val="20"/>
-                <w:szCs w:val="20"/>
-                <w:lang w:eastAsia="es-CL"/>
-              </w:rPr>
-              <w:t xml:space="preserve"> ¿de qué manera va a contribuir a tu desarrollo profesional? </w:t>
+              <w:t>experiencia con el desarrollo e integración de funcionalidades en una plataforma real.</w:t>
+            </w:r>
+            <w:r>
+              <w:rPr>
+                <w:rFonts w:ascii="Calibri" w:hAnsi="Calibri" w:cs="Arial"/>
+                <w:i/>
+                <w:color w:val="548DD4"/>
+                <w:sz w:val="20"/>
+                <w:szCs w:val="20"/>
+                <w:lang w:eastAsia="es-CL"/>
+              </w:rPr>
+              <w:br/>
+            </w:r>
+            <w:r>
+              <w:rPr>
+                <w:rFonts w:ascii="Calibri" w:hAnsi="Calibri" w:cs="Arial"/>
+                <w:i/>
+                <w:color w:val="548DD4"/>
+                <w:sz w:val="20"/>
+                <w:szCs w:val="20"/>
+                <w:lang w:eastAsia="es-CL"/>
+              </w:rPr>
+              <w:br/>
+              <w:t>También representa una oportunidad para fortalecer competencias que deseo seguir desarrollando, especialmente programación, arquitectura de software e inglés técnico, considerando que gran parte de la documentación y los estándares utilizados en informática y ciberseguridad se encuentran en este idioma.</w:t>
             </w:r>
           </w:p>
         </w:tc>
@@ -1624,497 +1788,120 @@
           </w:tcPr>
           <w:p>
             <w:pPr>
-              <w:jc w:val="both"/>
-              <w:rPr>
-                <w:rFonts w:ascii="Calibri" w:hAnsi="Calibri" w:cs="Arial"/>
-                <w:i/>
-                <w:color w:val="548DD4"/>
-                <w:sz w:val="20"/>
-                <w:szCs w:val="20"/>
-                <w:lang w:eastAsia="es-CL"/>
-              </w:rPr>
-            </w:pPr>
-            <w:r>
-              <w:rPr>
-                <w:rFonts w:ascii="Calibri" w:hAnsi="Calibri" w:cs="Arial"/>
-                <w:i/>
-                <w:color w:val="548DD4"/>
-                <w:sz w:val="20"/>
-                <w:szCs w:val="20"/>
-                <w:lang w:eastAsia="es-CL"/>
-              </w:rPr>
-              <w:t>Justifica</w:t>
-            </w:r>
-            <w:r>
-              <w:rPr>
-                <w:rFonts w:ascii="Calibri" w:hAnsi="Calibri" w:cs="Arial"/>
-                <w:i/>
-                <w:color w:val="548DD4"/>
-                <w:sz w:val="20"/>
-                <w:szCs w:val="20"/>
-                <w:lang w:eastAsia="es-CL"/>
-              </w:rPr>
-              <w:t xml:space="preserve"> </w:t>
-            </w:r>
-            <w:r>
-              <w:rPr>
-                <w:rFonts w:ascii="Calibri" w:hAnsi="Calibri" w:cs="Arial"/>
-                <w:i/>
-                <w:color w:val="548DD4"/>
-                <w:sz w:val="20"/>
-                <w:szCs w:val="20"/>
-                <w:lang w:eastAsia="es-CL"/>
-              </w:rPr>
-              <w:t xml:space="preserve">brevemente </w:t>
-            </w:r>
-            <w:r>
-              <w:rPr>
-                <w:rFonts w:ascii="Calibri" w:hAnsi="Calibri" w:cs="Arial"/>
-                <w:i/>
-                <w:color w:val="548DD4"/>
-                <w:sz w:val="20"/>
-                <w:szCs w:val="20"/>
-                <w:lang w:eastAsia="es-CL"/>
-              </w:rPr>
-              <w:t>por qué es posible desarrollar tu proyecto APT</w:t>
-            </w:r>
-            <w:r>
-              <w:rPr>
-                <w:rFonts w:ascii="Calibri" w:hAnsi="Calibri" w:cs="Arial"/>
-                <w:i/>
-                <w:color w:val="548DD4"/>
-                <w:sz w:val="20"/>
-                <w:szCs w:val="20"/>
-                <w:lang w:eastAsia="es-CL"/>
-              </w:rPr>
-              <w:t>. Considera</w:t>
-            </w:r>
-            <w:r>
-              <w:rPr>
-                <w:rFonts w:ascii="Calibri" w:hAnsi="Calibri" w:cs="Arial"/>
-                <w:i/>
-                <w:color w:val="548DD4"/>
-                <w:sz w:val="20"/>
-                <w:szCs w:val="20"/>
-                <w:lang w:eastAsia="es-CL"/>
-              </w:rPr>
-              <w:t xml:space="preserve"> el tiempo </w:t>
-            </w:r>
-            <w:r>
-              <w:rPr>
-                <w:rFonts w:ascii="Calibri" w:hAnsi="Calibri" w:cs="Arial"/>
-                <w:i/>
-                <w:color w:val="548DD4"/>
-                <w:sz w:val="20"/>
-                <w:szCs w:val="20"/>
-                <w:lang w:eastAsia="es-CL"/>
-              </w:rPr>
-              <w:t xml:space="preserve">y materiales </w:t>
-            </w:r>
-            <w:r>
-              <w:rPr>
-                <w:rFonts w:ascii="Calibri" w:hAnsi="Calibri" w:cs="Arial"/>
-                <w:i/>
-                <w:color w:val="548DD4"/>
-                <w:sz w:val="20"/>
-                <w:szCs w:val="20"/>
-                <w:lang w:eastAsia="es-CL"/>
-              </w:rPr>
-              <w:t>que necesitas para desarrollarlo</w:t>
-            </w:r>
-            <w:r>
-              <w:rPr>
-                <w:rFonts w:ascii="Calibri" w:hAnsi="Calibri" w:cs="Arial"/>
-                <w:i/>
-                <w:color w:val="548DD4"/>
-                <w:sz w:val="20"/>
-                <w:szCs w:val="20"/>
-                <w:lang w:eastAsia="es-CL"/>
-              </w:rPr>
-              <w:t xml:space="preserve">, así como </w:t>
-            </w:r>
-            <w:r>
-              <w:rPr>
-                <w:rFonts w:ascii="Calibri" w:hAnsi="Calibri" w:cs="Arial"/>
-                <w:i/>
-                <w:color w:val="548DD4"/>
-                <w:sz w:val="20"/>
-                <w:szCs w:val="20"/>
-                <w:lang w:eastAsia="es-CL"/>
-              </w:rPr>
-              <w:t xml:space="preserve">los posibles factores externos que podrían dificultar </w:t>
-            </w:r>
-            <w:r>
-              <w:rPr>
-                <w:rFonts w:ascii="Calibri" w:hAnsi="Calibri" w:cs="Arial"/>
-                <w:i/>
-                <w:color w:val="548DD4"/>
-                <w:sz w:val="20"/>
-                <w:szCs w:val="20"/>
-                <w:lang w:eastAsia="es-CL"/>
-              </w:rPr>
-              <w:t xml:space="preserve">y facilitar </w:t>
-            </w:r>
-            <w:r>
-              <w:rPr>
-                <w:rFonts w:ascii="Calibri" w:hAnsi="Calibri" w:cs="Arial"/>
-                <w:i/>
-                <w:color w:val="548DD4"/>
-                <w:sz w:val="20"/>
-                <w:szCs w:val="20"/>
-                <w:lang w:eastAsia="es-CL"/>
-              </w:rPr>
-              <w:t xml:space="preserve">su desarrollo.  </w:t>
-            </w:r>
-          </w:p>
-          <w:p>
-            <w:pPr>
-              <w:rPr>
-                <w:rFonts w:ascii="Calibri" w:hAnsi="Calibri" w:cs="Arial"/>
-                <w:i/>
-                <w:color w:val="548DD4"/>
-                <w:sz w:val="20"/>
-                <w:szCs w:val="20"/>
-                <w:lang w:eastAsia="es-CL"/>
-              </w:rPr>
-            </w:pPr>
-            <w:r>
-              <w:rPr>
-                <w:rFonts w:ascii="Calibri" w:hAnsi="Calibri" w:cs="Arial"/>
-                <w:i/>
-                <w:color w:val="548DD4"/>
-                <w:sz w:val="20"/>
-                <w:szCs w:val="20"/>
-                <w:lang w:eastAsia="es-CL"/>
-              </w:rPr>
-              <w:t>¿</w:t>
-            </w:r>
-            <w:r>
-              <w:rPr>
-                <w:rFonts w:ascii="Calibri" w:hAnsi="Calibri" w:cs="Arial"/>
-                <w:i/>
-                <w:color w:val="548DD4"/>
-                <w:sz w:val="20"/>
-                <w:szCs w:val="20"/>
-                <w:lang w:eastAsia="es-CL"/>
-              </w:rPr>
-              <w:t>P</w:t>
-            </w:r>
-            <w:r>
-              <w:rPr>
-                <w:rFonts w:ascii="Calibri" w:hAnsi="Calibri" w:cs="Arial"/>
-                <w:i/>
-                <w:color w:val="548DD4"/>
-                <w:sz w:val="20"/>
-                <w:szCs w:val="20"/>
-                <w:lang w:eastAsia="es-CL"/>
-              </w:rPr>
-              <w:t>or</w:t>
-            </w:r>
-            <w:r>
-              <w:rPr>
-                <w:rFonts w:ascii="Calibri" w:hAnsi="Calibri" w:cs="Arial"/>
-                <w:i/>
-                <w:color w:val="548DD4"/>
-                <w:sz w:val="20"/>
-                <w:szCs w:val="20"/>
-                <w:lang w:eastAsia="es-CL"/>
-              </w:rPr>
-              <w:t xml:space="preserve"> </w:t>
-            </w:r>
-            <w:r>
-              <w:rPr>
-                <w:rFonts w:ascii="Calibri" w:hAnsi="Calibri" w:cs="Arial"/>
-                <w:i/>
-                <w:color w:val="548DD4"/>
-                <w:sz w:val="20"/>
-                <w:szCs w:val="20"/>
-                <w:lang w:eastAsia="es-CL"/>
-              </w:rPr>
-              <w:t>qu</w:t>
-            </w:r>
-            <w:r>
-              <w:rPr>
-                <w:rFonts w:ascii="Calibri" w:hAnsi="Calibri" w:cs="Arial"/>
-                <w:i/>
-                <w:color w:val="548DD4"/>
-                <w:sz w:val="20"/>
-                <w:szCs w:val="20"/>
-                <w:lang w:eastAsia="es-CL"/>
-              </w:rPr>
-              <w:t>é</w:t>
-            </w:r>
-            <w:r>
-              <w:rPr>
-                <w:rFonts w:ascii="Calibri" w:hAnsi="Calibri" w:cs="Arial"/>
-                <w:i/>
-                <w:color w:val="548DD4"/>
-                <w:sz w:val="20"/>
-                <w:szCs w:val="20"/>
-                <w:lang w:eastAsia="es-CL"/>
-              </w:rPr>
-              <w:t xml:space="preserve"> </w:t>
-            </w:r>
-            <w:r>
-              <w:rPr>
-                <w:rFonts w:ascii="Calibri" w:hAnsi="Calibri" w:cs="Arial"/>
-                <w:i/>
-                <w:color w:val="548DD4"/>
-                <w:sz w:val="20"/>
-                <w:szCs w:val="20"/>
-                <w:lang w:eastAsia="es-CL"/>
-              </w:rPr>
-              <w:t xml:space="preserve">crees </w:t>
-            </w:r>
-            <w:r>
-              <w:rPr>
-                <w:rFonts w:ascii="Calibri" w:hAnsi="Calibri" w:cs="Arial"/>
-                <w:i/>
-                <w:color w:val="548DD4"/>
-                <w:sz w:val="20"/>
-                <w:szCs w:val="20"/>
-                <w:lang w:eastAsia="es-CL"/>
-              </w:rPr>
-              <w:t xml:space="preserve">es </w:t>
-            </w:r>
-            <w:r>
-              <w:rPr>
-                <w:rFonts w:ascii="Calibri" w:hAnsi="Calibri" w:cs="Arial"/>
-                <w:i/>
-                <w:color w:val="548DD4"/>
-                <w:sz w:val="20"/>
-                <w:szCs w:val="20"/>
-                <w:lang w:eastAsia="es-CL"/>
-              </w:rPr>
-              <w:t xml:space="preserve">posible desarrollar tu </w:t>
-            </w:r>
-            <w:r>
-              <w:rPr>
-                <w:rFonts w:ascii="Calibri" w:hAnsi="Calibri" w:cs="Arial"/>
-                <w:i/>
-                <w:color w:val="548DD4"/>
-                <w:sz w:val="20"/>
-                <w:szCs w:val="20"/>
-                <w:lang w:eastAsia="es-CL"/>
-              </w:rPr>
-              <w:t xml:space="preserve">Proyecto </w:t>
-            </w:r>
-            <w:r>
-              <w:rPr>
-                <w:rFonts w:ascii="Calibri" w:hAnsi="Calibri" w:cs="Arial"/>
-                <w:i/>
-                <w:color w:val="548DD4"/>
-                <w:sz w:val="20"/>
-                <w:szCs w:val="20"/>
-                <w:lang w:eastAsia="es-CL"/>
-              </w:rPr>
-              <w:t>APT</w:t>
-            </w:r>
-            <w:r>
-              <w:rPr>
-                <w:rFonts w:ascii="Calibri" w:hAnsi="Calibri" w:cs="Arial"/>
-                <w:i/>
-                <w:color w:val="548DD4"/>
-                <w:sz w:val="20"/>
-                <w:szCs w:val="20"/>
-                <w:lang w:eastAsia="es-CL"/>
-              </w:rPr>
-              <w:t>?</w:t>
-            </w:r>
-            <w:r>
-              <w:rPr>
-                <w:rFonts w:ascii="Calibri" w:hAnsi="Calibri" w:cs="Arial"/>
-                <w:i/>
-                <w:color w:val="548DD4"/>
-                <w:sz w:val="20"/>
-                <w:szCs w:val="20"/>
-                <w:lang w:eastAsia="es-CL"/>
-              </w:rPr>
-              <w:t xml:space="preserve"> Para responder esta pregunta debes tener en consideración:</w:t>
-            </w:r>
-          </w:p>
-          <w:p>
-            <w:pPr>
-              <w:pStyle w:val="Prrafodelista"/>
-              <w:numPr>
-                <w:ilvl w:val="0"/>
-                <w:numId w:val="2"/>
-              </w:numPr>
-              <w:rPr>
-                <w:rFonts w:ascii="Calibri" w:hAnsi="Calibri" w:cs="Arial"/>
-                <w:i/>
-                <w:color w:val="548DD4"/>
-                <w:sz w:val="20"/>
-                <w:szCs w:val="20"/>
-                <w:lang w:eastAsia="es-CL"/>
-              </w:rPr>
-            </w:pPr>
-            <w:r>
-              <w:rPr>
-                <w:rFonts w:ascii="Calibri" w:hAnsi="Calibri" w:cs="Arial"/>
-                <w:i/>
-                <w:color w:val="548DD4"/>
-                <w:sz w:val="20"/>
-                <w:szCs w:val="20"/>
-                <w:lang w:eastAsia="es-CL"/>
-              </w:rPr>
-              <w:t>Duración del semestre</w:t>
-            </w:r>
-          </w:p>
-          <w:p>
-            <w:pPr>
-              <w:pStyle w:val="Prrafodelista"/>
-              <w:numPr>
-                <w:ilvl w:val="0"/>
-                <w:numId w:val="2"/>
-              </w:numPr>
-              <w:rPr>
-                <w:rFonts w:ascii="Calibri" w:hAnsi="Calibri" w:cs="Arial"/>
-                <w:i/>
-                <w:color w:val="548DD4"/>
-                <w:sz w:val="20"/>
-                <w:szCs w:val="20"/>
-                <w:lang w:eastAsia="es-CL"/>
-              </w:rPr>
-            </w:pPr>
-            <w:r>
-              <w:rPr>
-                <w:rFonts w:ascii="Calibri" w:hAnsi="Calibri" w:cs="Arial"/>
-                <w:i/>
-                <w:color w:val="548DD4"/>
-                <w:sz w:val="20"/>
-                <w:szCs w:val="20"/>
-                <w:lang w:eastAsia="es-CL"/>
-              </w:rPr>
-              <w:t xml:space="preserve">Horas asignadas a la asignatura </w:t>
-            </w:r>
-          </w:p>
-          <w:p>
-            <w:pPr>
-              <w:pStyle w:val="Prrafodelista"/>
-              <w:numPr>
-                <w:ilvl w:val="0"/>
-                <w:numId w:val="2"/>
-              </w:numPr>
-              <w:rPr>
-                <w:rFonts w:ascii="Calibri" w:hAnsi="Calibri" w:cs="Arial"/>
-                <w:i/>
-                <w:color w:val="548DD4"/>
-                <w:sz w:val="20"/>
-                <w:szCs w:val="20"/>
-                <w:lang w:eastAsia="es-CL"/>
-              </w:rPr>
-            </w:pPr>
-            <w:r>
-              <w:rPr>
-                <w:rFonts w:ascii="Calibri" w:hAnsi="Calibri" w:cs="Arial"/>
-                <w:i/>
-                <w:color w:val="548DD4"/>
-                <w:sz w:val="20"/>
-                <w:szCs w:val="20"/>
-                <w:lang w:eastAsia="es-CL"/>
-              </w:rPr>
-              <w:t>Materiales requeridos</w:t>
-            </w:r>
-          </w:p>
-          <w:p>
-            <w:pPr>
-              <w:pStyle w:val="Prrafodelista"/>
-              <w:numPr>
-                <w:ilvl w:val="0"/>
-                <w:numId w:val="2"/>
-              </w:numPr>
-              <w:rPr>
-                <w:rFonts w:ascii="Calibri" w:hAnsi="Calibri" w:cs="Arial"/>
-                <w:i/>
-                <w:color w:val="548DD4"/>
-                <w:sz w:val="20"/>
-                <w:szCs w:val="20"/>
-                <w:lang w:eastAsia="es-CL"/>
-              </w:rPr>
-            </w:pPr>
-            <w:r>
-              <w:rPr>
-                <w:rFonts w:ascii="Calibri" w:hAnsi="Calibri" w:cs="Arial"/>
-                <w:i/>
-                <w:color w:val="548DD4"/>
-                <w:sz w:val="20"/>
-                <w:szCs w:val="20"/>
-                <w:lang w:eastAsia="es-CL"/>
-              </w:rPr>
-              <w:t xml:space="preserve">Factores externos que facilitan su desarrollo </w:t>
-            </w:r>
-          </w:p>
-          <w:p>
-            <w:pPr>
-              <w:pStyle w:val="Prrafodelista"/>
-              <w:numPr>
-                <w:ilvl w:val="0"/>
-                <w:numId w:val="2"/>
-              </w:numPr>
-              <w:rPr>
-                <w:rFonts w:ascii="Calibri" w:hAnsi="Calibri" w:cs="Arial"/>
-                <w:i/>
-                <w:color w:val="548DD4"/>
-                <w:sz w:val="20"/>
-                <w:szCs w:val="20"/>
-                <w:lang w:eastAsia="es-CL"/>
-              </w:rPr>
-            </w:pPr>
-            <w:r>
-              <w:rPr>
-                <w:rFonts w:ascii="Calibri" w:hAnsi="Calibri" w:cs="Arial"/>
-                <w:i/>
-                <w:color w:val="548DD4"/>
-                <w:sz w:val="20"/>
-                <w:szCs w:val="20"/>
-                <w:lang w:eastAsia="es-CL"/>
-              </w:rPr>
-              <w:t>Factores</w:t>
-            </w:r>
-            <w:r>
-              <w:rPr>
-                <w:rFonts w:ascii="Calibri" w:hAnsi="Calibri" w:cs="Arial"/>
-                <w:i/>
-                <w:color w:val="548DD4"/>
-                <w:sz w:val="20"/>
-                <w:szCs w:val="20"/>
-                <w:lang w:eastAsia="es-CL"/>
-              </w:rPr>
-              <w:t xml:space="preserve"> externos que dificultan su desarrollo</w:t>
-            </w:r>
-            <w:r>
-              <w:rPr>
-                <w:rFonts w:ascii="Calibri" w:hAnsi="Calibri" w:cs="Arial"/>
-                <w:i/>
-                <w:color w:val="548DD4"/>
-                <w:sz w:val="20"/>
-                <w:szCs w:val="20"/>
-                <w:lang w:eastAsia="es-CL"/>
-              </w:rPr>
-              <w:t xml:space="preserve"> y maneras en que podrías</w:t>
-            </w:r>
-            <w:r>
-              <w:rPr>
-                <w:rFonts w:ascii="Calibri" w:hAnsi="Calibri" w:cs="Arial"/>
-                <w:i/>
-                <w:color w:val="548DD4"/>
-                <w:sz w:val="20"/>
-                <w:szCs w:val="20"/>
-                <w:lang w:eastAsia="es-CL"/>
-              </w:rPr>
-              <w:t xml:space="preserve"> solucionarlo</w:t>
-            </w:r>
-            <w:r>
-              <w:rPr>
-                <w:rFonts w:ascii="Calibri" w:hAnsi="Calibri" w:cs="Arial"/>
-                <w:i/>
-                <w:color w:val="548DD4"/>
-                <w:sz w:val="20"/>
-                <w:szCs w:val="20"/>
-                <w:lang w:eastAsia="es-CL"/>
-              </w:rPr>
-              <w:t>s</w:t>
+              <w:rPr>
+                <w:rFonts w:ascii="Calibri" w:hAnsi="Calibri" w:cs="Arial"/>
+                <w:i/>
+                <w:color w:val="548DD4"/>
+                <w:sz w:val="20"/>
+                <w:szCs w:val="20"/>
+                <w:lang w:eastAsia="es-CL"/>
+              </w:rPr>
+            </w:pPr>
+            <w:r>
+              <w:rPr>
+                <w:rFonts w:ascii="Calibri" w:hAnsi="Calibri" w:cs="Arial"/>
+                <w:i/>
+                <w:color w:val="548DD4"/>
+                <w:sz w:val="20"/>
+                <w:szCs w:val="20"/>
+                <w:lang w:eastAsia="es-CL"/>
+              </w:rPr>
+              <w:t xml:space="preserve">El proyecto es factible porque no parte desde cero. </w:t>
+            </w:r>
+            <w:proofErr w:type="spellStart"/>
+            <w:r>
+              <w:rPr>
+                <w:rFonts w:ascii="Calibri" w:hAnsi="Calibri" w:cs="Arial"/>
+                <w:i/>
+                <w:color w:val="548DD4"/>
+                <w:sz w:val="20"/>
+                <w:szCs w:val="20"/>
+                <w:lang w:eastAsia="es-CL"/>
+              </w:rPr>
+              <w:t>Alloxentric</w:t>
+            </w:r>
+            <w:proofErr w:type="spellEnd"/>
+            <w:r>
+              <w:rPr>
+                <w:rFonts w:ascii="Calibri" w:hAnsi="Calibri" w:cs="Arial"/>
+                <w:i/>
+                <w:color w:val="548DD4"/>
+                <w:sz w:val="20"/>
+                <w:szCs w:val="20"/>
+                <w:lang w:eastAsia="es-CL"/>
+              </w:rPr>
+              <w:t xml:space="preserve"> dispone de un software existente que ya contempla la gestión de ISO 27001 y ha proporcionado acceso al repositorio de la solución para trabajar sobre esa base. Esto permite analizar y reutilizar componentes existentes y concentrar el desarrollo en la incorporación de ISO 42001.</w:t>
+            </w:r>
+            <w:r>
+              <w:rPr>
+                <w:rFonts w:ascii="Calibri" w:hAnsi="Calibri" w:cs="Arial"/>
+                <w:i/>
+                <w:color w:val="548DD4"/>
+                <w:sz w:val="20"/>
+                <w:szCs w:val="20"/>
+                <w:lang w:eastAsia="es-CL"/>
+              </w:rPr>
+              <w:br/>
+            </w:r>
+            <w:r>
+              <w:rPr>
+                <w:rFonts w:ascii="Calibri" w:hAnsi="Calibri" w:cs="Arial"/>
+                <w:i/>
+                <w:color w:val="548DD4"/>
+                <w:sz w:val="20"/>
+                <w:szCs w:val="20"/>
+                <w:lang w:eastAsia="es-CL"/>
+              </w:rPr>
+              <w:br/>
+              <w:t xml:space="preserve">Además, </w:t>
+            </w:r>
+            <w:proofErr w:type="spellStart"/>
+            <w:r>
+              <w:rPr>
+                <w:rFonts w:ascii="Calibri" w:hAnsi="Calibri" w:cs="Arial"/>
+                <w:i/>
+                <w:color w:val="548DD4"/>
+                <w:sz w:val="20"/>
+                <w:szCs w:val="20"/>
+                <w:lang w:eastAsia="es-CL"/>
+              </w:rPr>
+              <w:t>Alloxentric</w:t>
+            </w:r>
+            <w:proofErr w:type="spellEnd"/>
+            <w:r>
+              <w:rPr>
+                <w:rFonts w:ascii="Calibri" w:hAnsi="Calibri" w:cs="Arial"/>
+                <w:i/>
+                <w:color w:val="548DD4"/>
+                <w:sz w:val="20"/>
+                <w:szCs w:val="20"/>
+                <w:lang w:eastAsia="es-CL"/>
+              </w:rPr>
+              <w:t xml:space="preserve"> ha definido estándares técnicos transversales que orientan el desarrollo de sus soluciones, incluyendo </w:t>
+            </w:r>
+            <w:proofErr w:type="spellStart"/>
+            <w:r>
+              <w:rPr>
+                <w:rFonts w:ascii="Calibri" w:hAnsi="Calibri" w:cs="Arial"/>
+                <w:i/>
+                <w:color w:val="548DD4"/>
+                <w:sz w:val="20"/>
+                <w:szCs w:val="20"/>
+                <w:lang w:eastAsia="es-CL"/>
+              </w:rPr>
+              <w:t>multi-tenancy</w:t>
+            </w:r>
+            <w:proofErr w:type="spellEnd"/>
+            <w:r>
+              <w:rPr>
+                <w:rFonts w:ascii="Calibri" w:hAnsi="Calibri" w:cs="Arial"/>
+                <w:i/>
+                <w:color w:val="548DD4"/>
+                <w:sz w:val="20"/>
+                <w:szCs w:val="20"/>
+                <w:lang w:eastAsia="es-CL"/>
+              </w:rPr>
+              <w:t>, control de acceso, RBAC, JWT, internacionalización, API-First y auditoría de logs. El trabajo se organizará mediante Scrum y revisiones semanales, permitiendo validar progresivamente los requerimientos y los avances.</w:t>
             </w:r>
           </w:p>
         </w:tc>
@@ -2341,359 +2128,31 @@
                 <w:szCs w:val="20"/>
                 <w:lang w:eastAsia="es-CL"/>
               </w:rPr>
-              <w:t>D</w:t>
-            </w:r>
-            <w:r>
-              <w:rPr>
-                <w:rFonts w:ascii="Calibri" w:hAnsi="Calibri" w:cs="Arial"/>
-                <w:i/>
-                <w:color w:val="548DD4"/>
-                <w:sz w:val="20"/>
-                <w:szCs w:val="20"/>
-                <w:lang w:eastAsia="es-CL"/>
-              </w:rPr>
-              <w:t>escrib</w:t>
-            </w:r>
-            <w:r>
-              <w:rPr>
-                <w:rFonts w:ascii="Calibri" w:hAnsi="Calibri" w:cs="Arial"/>
-                <w:i/>
-                <w:color w:val="548DD4"/>
-                <w:sz w:val="20"/>
-                <w:szCs w:val="20"/>
-                <w:lang w:eastAsia="es-CL"/>
-              </w:rPr>
-              <w:t>e</w:t>
-            </w:r>
-            <w:r>
-              <w:rPr>
-                <w:rFonts w:ascii="Calibri" w:hAnsi="Calibri" w:cs="Arial"/>
-                <w:i/>
-                <w:color w:val="548DD4"/>
-                <w:sz w:val="20"/>
-                <w:szCs w:val="20"/>
-                <w:lang w:eastAsia="es-CL"/>
-              </w:rPr>
-              <w:t xml:space="preserve"> </w:t>
-            </w:r>
-            <w:r>
-              <w:rPr>
-                <w:rFonts w:ascii="Calibri" w:hAnsi="Calibri" w:cs="Arial"/>
-                <w:i/>
-                <w:color w:val="548DD4"/>
-                <w:sz w:val="20"/>
-                <w:szCs w:val="20"/>
-                <w:lang w:eastAsia="es-CL"/>
-              </w:rPr>
-              <w:t>el o l</w:t>
-            </w:r>
-            <w:r>
-              <w:rPr>
-                <w:rFonts w:ascii="Calibri" w:hAnsi="Calibri" w:cs="Arial"/>
-                <w:i/>
-                <w:color w:val="548DD4"/>
-                <w:sz w:val="20"/>
-                <w:szCs w:val="20"/>
-                <w:lang w:eastAsia="es-CL"/>
-              </w:rPr>
-              <w:t xml:space="preserve">os objetivos generales </w:t>
-            </w:r>
-            <w:r>
-              <w:rPr>
-                <w:rFonts w:ascii="Calibri" w:hAnsi="Calibri" w:cs="Arial"/>
-                <w:i/>
-                <w:color w:val="548DD4"/>
-                <w:sz w:val="20"/>
-                <w:szCs w:val="20"/>
-                <w:lang w:eastAsia="es-CL"/>
-              </w:rPr>
-              <w:t>de</w:t>
-            </w:r>
-            <w:r>
-              <w:rPr>
-                <w:rFonts w:ascii="Calibri" w:hAnsi="Calibri" w:cs="Arial"/>
-                <w:i/>
-                <w:color w:val="548DD4"/>
-                <w:sz w:val="20"/>
-                <w:szCs w:val="20"/>
-                <w:lang w:eastAsia="es-CL"/>
-              </w:rPr>
-              <w:t xml:space="preserve"> </w:t>
-            </w:r>
-            <w:r>
-              <w:rPr>
-                <w:rFonts w:ascii="Calibri" w:hAnsi="Calibri" w:cs="Arial"/>
-                <w:i/>
-                <w:color w:val="548DD4"/>
-                <w:sz w:val="20"/>
-                <w:szCs w:val="20"/>
-                <w:lang w:eastAsia="es-CL"/>
-              </w:rPr>
-              <w:t>t</w:t>
-            </w:r>
-            <w:r>
-              <w:rPr>
-                <w:rFonts w:ascii="Calibri" w:hAnsi="Calibri" w:cs="Arial"/>
-                <w:i/>
-                <w:color w:val="548DD4"/>
-                <w:sz w:val="20"/>
-                <w:szCs w:val="20"/>
-                <w:lang w:eastAsia="es-CL"/>
-              </w:rPr>
-              <w:t>u trabajo</w:t>
-            </w:r>
-            <w:r>
-              <w:rPr>
-                <w:rFonts w:ascii="Calibri" w:hAnsi="Calibri" w:cs="Arial"/>
-                <w:i/>
-                <w:color w:val="548DD4"/>
-                <w:sz w:val="20"/>
-                <w:szCs w:val="20"/>
-                <w:lang w:eastAsia="es-CL"/>
-              </w:rPr>
-              <w:t xml:space="preserve">. </w:t>
-            </w:r>
-            <w:r>
-              <w:rPr>
-                <w:rFonts w:ascii="Calibri" w:hAnsi="Calibri" w:cs="Arial"/>
-                <w:i/>
-                <w:color w:val="548DD4"/>
-                <w:sz w:val="20"/>
-                <w:szCs w:val="20"/>
-                <w:lang w:eastAsia="es-CL"/>
-              </w:rPr>
-              <w:t>E</w:t>
-            </w:r>
-            <w:r>
-              <w:rPr>
-                <w:rFonts w:ascii="Calibri" w:hAnsi="Calibri" w:cs="Arial"/>
-                <w:i/>
-                <w:color w:val="548DD4"/>
-                <w:sz w:val="20"/>
-                <w:szCs w:val="20"/>
-                <w:lang w:eastAsia="es-CL"/>
-              </w:rPr>
-              <w:t xml:space="preserve">stos representan las grandes metas </w:t>
-            </w:r>
-            <w:r>
-              <w:rPr>
-                <w:rFonts w:ascii="Calibri" w:hAnsi="Calibri" w:cs="Arial"/>
-                <w:i/>
-                <w:color w:val="548DD4"/>
-                <w:sz w:val="20"/>
-                <w:szCs w:val="20"/>
-                <w:lang w:eastAsia="es-CL"/>
-              </w:rPr>
-              <w:t xml:space="preserve">del </w:t>
-            </w:r>
-            <w:r>
-              <w:rPr>
-                <w:rFonts w:ascii="Calibri" w:hAnsi="Calibri" w:cs="Arial"/>
-                <w:i/>
-                <w:color w:val="548DD4"/>
-                <w:sz w:val="20"/>
-                <w:szCs w:val="20"/>
-                <w:lang w:eastAsia="es-CL"/>
-              </w:rPr>
-              <w:t>proyecto</w:t>
-            </w:r>
-            <w:r>
-              <w:rPr>
-                <w:rFonts w:ascii="Calibri" w:hAnsi="Calibri" w:cs="Arial"/>
-                <w:i/>
-                <w:color w:val="548DD4"/>
-                <w:sz w:val="20"/>
-                <w:szCs w:val="20"/>
-                <w:lang w:eastAsia="es-CL"/>
-              </w:rPr>
-              <w:t xml:space="preserve"> </w:t>
-            </w:r>
-            <w:r>
-              <w:rPr>
-                <w:rFonts w:ascii="Calibri" w:hAnsi="Calibri" w:cs="Arial"/>
-                <w:i/>
-                <w:color w:val="548DD4"/>
-                <w:sz w:val="20"/>
-                <w:szCs w:val="20"/>
-                <w:lang w:eastAsia="es-CL"/>
-              </w:rPr>
-              <w:t>que realiza</w:t>
-            </w:r>
-            <w:r>
-              <w:rPr>
-                <w:rFonts w:ascii="Calibri" w:hAnsi="Calibri" w:cs="Arial"/>
-                <w:i/>
-                <w:color w:val="548DD4"/>
-                <w:sz w:val="20"/>
-                <w:szCs w:val="20"/>
-                <w:lang w:eastAsia="es-CL"/>
-              </w:rPr>
-              <w:t>rás</w:t>
-            </w:r>
-            <w:r>
-              <w:rPr>
-                <w:rFonts w:ascii="Calibri" w:hAnsi="Calibri" w:cs="Arial"/>
-                <w:i/>
-                <w:color w:val="548DD4"/>
-                <w:sz w:val="20"/>
-                <w:szCs w:val="20"/>
-                <w:lang w:eastAsia="es-CL"/>
-              </w:rPr>
-              <w:t xml:space="preserve">, de manera que </w:t>
-            </w:r>
-            <w:r>
-              <w:rPr>
-                <w:rFonts w:ascii="Calibri" w:hAnsi="Calibri" w:cs="Arial"/>
-                <w:i/>
-                <w:color w:val="548DD4"/>
-                <w:sz w:val="20"/>
-                <w:szCs w:val="20"/>
-                <w:lang w:eastAsia="es-CL"/>
-              </w:rPr>
-              <w:t>te</w:t>
-            </w:r>
-            <w:r>
-              <w:rPr>
-                <w:rFonts w:ascii="Calibri" w:hAnsi="Calibri" w:cs="Arial"/>
-                <w:i/>
-                <w:color w:val="548DD4"/>
-                <w:sz w:val="20"/>
-                <w:szCs w:val="20"/>
-                <w:lang w:eastAsia="es-CL"/>
-              </w:rPr>
-              <w:t xml:space="preserve"> servirán de guía para que</w:t>
-            </w:r>
-            <w:r>
-              <w:rPr>
-                <w:rFonts w:ascii="Calibri" w:hAnsi="Calibri" w:cs="Arial"/>
-                <w:i/>
-                <w:color w:val="548DD4"/>
-                <w:sz w:val="20"/>
-                <w:szCs w:val="20"/>
-                <w:lang w:eastAsia="es-CL"/>
-              </w:rPr>
-              <w:t>,</w:t>
-            </w:r>
-            <w:r>
-              <w:rPr>
-                <w:rFonts w:ascii="Calibri" w:hAnsi="Calibri" w:cs="Arial"/>
-                <w:i/>
-                <w:color w:val="548DD4"/>
-                <w:sz w:val="20"/>
-                <w:szCs w:val="20"/>
-                <w:lang w:eastAsia="es-CL"/>
-              </w:rPr>
-              <w:t xml:space="preserve"> una vez finalizado todo el proceso, </w:t>
-            </w:r>
-            <w:r>
-              <w:rPr>
-                <w:rFonts w:ascii="Calibri" w:hAnsi="Calibri" w:cs="Arial"/>
-                <w:i/>
-                <w:color w:val="548DD4"/>
-                <w:sz w:val="20"/>
-                <w:szCs w:val="20"/>
-                <w:lang w:eastAsia="es-CL"/>
-              </w:rPr>
-              <w:t>puedas</w:t>
-            </w:r>
-            <w:r>
-              <w:rPr>
-                <w:rFonts w:ascii="Calibri" w:hAnsi="Calibri" w:cs="Arial"/>
-                <w:i/>
-                <w:color w:val="548DD4"/>
-                <w:sz w:val="20"/>
-                <w:szCs w:val="20"/>
-                <w:lang w:eastAsia="es-CL"/>
-              </w:rPr>
-              <w:t xml:space="preserve"> contrastar el resultado </w:t>
-            </w:r>
-            <w:r>
-              <w:rPr>
-                <w:rFonts w:ascii="Calibri" w:hAnsi="Calibri" w:cs="Arial"/>
-                <w:i/>
-                <w:color w:val="548DD4"/>
-                <w:sz w:val="20"/>
-                <w:szCs w:val="20"/>
-                <w:lang w:eastAsia="es-CL"/>
-              </w:rPr>
-              <w:t>con</w:t>
-            </w:r>
-            <w:r>
-              <w:rPr>
-                <w:rFonts w:ascii="Calibri" w:hAnsi="Calibri" w:cs="Arial"/>
-                <w:i/>
-                <w:color w:val="548DD4"/>
-                <w:sz w:val="20"/>
-                <w:szCs w:val="20"/>
-                <w:lang w:eastAsia="es-CL"/>
-              </w:rPr>
-              <w:t xml:space="preserve"> lo </w:t>
-            </w:r>
-            <w:r>
-              <w:rPr>
-                <w:rFonts w:ascii="Calibri" w:hAnsi="Calibri" w:cs="Arial"/>
-                <w:i/>
-                <w:color w:val="548DD4"/>
-                <w:sz w:val="20"/>
-                <w:szCs w:val="20"/>
-                <w:lang w:eastAsia="es-CL"/>
-              </w:rPr>
-              <w:t>p</w:t>
-            </w:r>
-            <w:r>
-              <w:rPr>
-                <w:rFonts w:ascii="Calibri" w:hAnsi="Calibri" w:cs="Arial"/>
-                <w:i/>
-                <w:color w:val="548DD4"/>
-                <w:sz w:val="20"/>
-                <w:szCs w:val="20"/>
-                <w:lang w:eastAsia="es-CL"/>
-              </w:rPr>
-              <w:t>lanificado y así</w:t>
-            </w:r>
-            <w:r>
-              <w:rPr>
-                <w:rFonts w:ascii="Calibri" w:hAnsi="Calibri" w:cs="Arial"/>
-                <w:i/>
-                <w:color w:val="548DD4"/>
-                <w:sz w:val="20"/>
-                <w:szCs w:val="20"/>
-                <w:lang w:eastAsia="es-CL"/>
-              </w:rPr>
-              <w:t xml:space="preserve"> ver en qué medida fue posible</w:t>
-            </w:r>
-            <w:r>
-              <w:rPr>
-                <w:rFonts w:ascii="Calibri" w:hAnsi="Calibri" w:cs="Arial"/>
-                <w:i/>
-                <w:color w:val="548DD4"/>
-                <w:sz w:val="20"/>
-                <w:szCs w:val="20"/>
-                <w:lang w:eastAsia="es-CL"/>
-              </w:rPr>
-              <w:t xml:space="preserve"> </w:t>
-            </w:r>
-            <w:r>
-              <w:rPr>
-                <w:rFonts w:ascii="Calibri" w:hAnsi="Calibri" w:cs="Arial"/>
-                <w:i/>
-                <w:color w:val="548DD4"/>
-                <w:sz w:val="20"/>
-                <w:szCs w:val="20"/>
-                <w:lang w:eastAsia="es-CL"/>
-              </w:rPr>
-              <w:t>cumpli</w:t>
-            </w:r>
-            <w:r>
-              <w:rPr>
-                <w:rFonts w:ascii="Calibri" w:hAnsi="Calibri" w:cs="Arial"/>
-                <w:i/>
-                <w:color w:val="548DD4"/>
-                <w:sz w:val="20"/>
-                <w:szCs w:val="20"/>
-                <w:lang w:eastAsia="es-CL"/>
-              </w:rPr>
-              <w:t>rlo.</w:t>
+              <w:t xml:space="preserve">Implementar en el software existente de </w:t>
+            </w:r>
+            <w:proofErr w:type="spellStart"/>
+            <w:r>
+              <w:rPr>
+                <w:rFonts w:ascii="Calibri" w:hAnsi="Calibri" w:cs="Arial"/>
+                <w:i/>
+                <w:color w:val="548DD4"/>
+                <w:sz w:val="20"/>
+                <w:szCs w:val="20"/>
+                <w:lang w:eastAsia="es-CL"/>
+              </w:rPr>
+              <w:t>Alloxentric</w:t>
+            </w:r>
+            <w:proofErr w:type="spellEnd"/>
+            <w:r>
+              <w:rPr>
+                <w:rFonts w:ascii="Calibri" w:hAnsi="Calibri" w:cs="Arial"/>
+                <w:i/>
+                <w:color w:val="548DD4"/>
+                <w:sz w:val="20"/>
+                <w:szCs w:val="20"/>
+                <w:lang w:eastAsia="es-CL"/>
+              </w:rPr>
+              <w:t xml:space="preserve"> las funcionalidades necesarias para incorporar la gestión de ISO 42001, reutilizando y adaptando la solución actualmente utilizada para ISO 27001 y manteniendo los estándares técnicos definidos por la empresa.</w:t>
             </w:r>
           </w:p>
         </w:tc>
@@ -2763,95 +2222,103 @@
                 <w:szCs w:val="20"/>
                 <w:lang w:eastAsia="es-CL"/>
               </w:rPr>
-              <w:t>D</w:t>
-            </w:r>
-            <w:r>
-              <w:rPr>
-                <w:rFonts w:ascii="Calibri" w:hAnsi="Calibri" w:cs="Arial"/>
-                <w:i/>
-                <w:color w:val="548DD4"/>
-                <w:sz w:val="20"/>
-                <w:szCs w:val="20"/>
-                <w:lang w:eastAsia="es-CL"/>
-              </w:rPr>
-              <w:t>escrib</w:t>
-            </w:r>
-            <w:r>
-              <w:rPr>
-                <w:rFonts w:ascii="Calibri" w:hAnsi="Calibri" w:cs="Arial"/>
-                <w:i/>
-                <w:color w:val="548DD4"/>
-                <w:sz w:val="20"/>
-                <w:szCs w:val="20"/>
-                <w:lang w:eastAsia="es-CL"/>
-              </w:rPr>
-              <w:t>e</w:t>
-            </w:r>
-            <w:r>
-              <w:rPr>
-                <w:rFonts w:ascii="Calibri" w:hAnsi="Calibri" w:cs="Arial"/>
-                <w:i/>
-                <w:color w:val="548DD4"/>
-                <w:sz w:val="20"/>
-                <w:szCs w:val="20"/>
-                <w:lang w:eastAsia="es-CL"/>
-              </w:rPr>
-              <w:t xml:space="preserve"> los objetivos específicos</w:t>
-            </w:r>
-            <w:r>
-              <w:rPr>
-                <w:rFonts w:ascii="Calibri" w:hAnsi="Calibri" w:cs="Arial"/>
-                <w:i/>
-                <w:color w:val="548DD4"/>
-                <w:sz w:val="20"/>
-                <w:szCs w:val="20"/>
-                <w:lang w:eastAsia="es-CL"/>
-              </w:rPr>
-              <w:t xml:space="preserve"> del proyecto. Estos</w:t>
-            </w:r>
-            <w:r>
-              <w:rPr>
-                <w:rFonts w:ascii="Calibri" w:hAnsi="Calibri" w:cs="Arial"/>
-                <w:i/>
-                <w:color w:val="548DD4"/>
-                <w:sz w:val="20"/>
-                <w:szCs w:val="20"/>
-                <w:lang w:eastAsia="es-CL"/>
-              </w:rPr>
-              <w:t xml:space="preserve"> permiten aterrizar el trabajo y trazar procedimientos concretos a seguir.</w:t>
-            </w:r>
-            <w:r>
-              <w:rPr>
-                <w:rFonts w:ascii="Calibri" w:hAnsi="Calibri" w:cs="Arial"/>
-                <w:i/>
-                <w:color w:val="548DD4"/>
-                <w:sz w:val="20"/>
-                <w:szCs w:val="20"/>
-                <w:lang w:eastAsia="es-CL"/>
-              </w:rPr>
-              <w:t xml:space="preserve"> </w:t>
-            </w:r>
-            <w:r>
-              <w:rPr>
-                <w:rFonts w:ascii="Calibri" w:hAnsi="Calibri" w:cs="Arial"/>
-                <w:i/>
-                <w:color w:val="548DD4"/>
-                <w:sz w:val="20"/>
-                <w:szCs w:val="20"/>
-                <w:lang w:eastAsia="es-CL"/>
-              </w:rPr>
-              <w:t>Se desprenden del objetivo general</w:t>
-            </w:r>
-            <w:r>
-              <w:rPr>
-                <w:rFonts w:ascii="Calibri" w:hAnsi="Calibri" w:cs="Arial"/>
-                <w:i/>
-                <w:color w:val="548DD4"/>
-                <w:sz w:val="20"/>
-                <w:szCs w:val="20"/>
-                <w:lang w:eastAsia="es-CL"/>
-              </w:rPr>
-              <w:t xml:space="preserve">. </w:t>
+              <w:t xml:space="preserve">1. Analizar la estructura y el funcionamiento actual del software de </w:t>
+            </w:r>
+            <w:proofErr w:type="spellStart"/>
+            <w:r>
+              <w:rPr>
+                <w:rFonts w:ascii="Calibri" w:hAnsi="Calibri" w:cs="Arial"/>
+                <w:i/>
+                <w:color w:val="548DD4"/>
+                <w:sz w:val="20"/>
+                <w:szCs w:val="20"/>
+                <w:lang w:eastAsia="es-CL"/>
+              </w:rPr>
+              <w:t>Alloxentric</w:t>
+            </w:r>
+            <w:proofErr w:type="spellEnd"/>
+            <w:r>
+              <w:rPr>
+                <w:rFonts w:ascii="Calibri" w:hAnsi="Calibri" w:cs="Arial"/>
+                <w:i/>
+                <w:color w:val="548DD4"/>
+                <w:sz w:val="20"/>
+                <w:szCs w:val="20"/>
+                <w:lang w:eastAsia="es-CL"/>
+              </w:rPr>
+              <w:t xml:space="preserve"> utilizado para la gestión de ISO 27001, identificando los componentes que puedan ser reutilizados o adaptados para ISO 42001.</w:t>
+            </w:r>
+            <w:r>
+              <w:rPr>
+                <w:rFonts w:ascii="Calibri" w:hAnsi="Calibri" w:cs="Arial"/>
+                <w:i/>
+                <w:color w:val="548DD4"/>
+                <w:sz w:val="20"/>
+                <w:szCs w:val="20"/>
+                <w:lang w:eastAsia="es-CL"/>
+              </w:rPr>
+              <w:br/>
+              <w:t>2. Identificar y definir los requerimientos necesarios para incorporar la gestión de ISO 42001 dentro de la plataforma existente.</w:t>
+            </w:r>
+            <w:r>
+              <w:rPr>
+                <w:rFonts w:ascii="Calibri" w:hAnsi="Calibri" w:cs="Arial"/>
+                <w:i/>
+                <w:color w:val="548DD4"/>
+                <w:sz w:val="20"/>
+                <w:szCs w:val="20"/>
+                <w:lang w:eastAsia="es-CL"/>
+              </w:rPr>
+              <w:br/>
+              <w:t xml:space="preserve">3. Diseñar y desarrollar las funcionalidades necesarias para integrar ISO 42001, manteniendo la arquitectura y los estándares técnicos establecidos por </w:t>
+            </w:r>
+            <w:proofErr w:type="spellStart"/>
+            <w:r>
+              <w:rPr>
+                <w:rFonts w:ascii="Calibri" w:hAnsi="Calibri" w:cs="Arial"/>
+                <w:i/>
+                <w:color w:val="548DD4"/>
+                <w:sz w:val="20"/>
+                <w:szCs w:val="20"/>
+                <w:lang w:eastAsia="es-CL"/>
+              </w:rPr>
+              <w:t>Alloxentric</w:t>
+            </w:r>
+            <w:proofErr w:type="spellEnd"/>
+            <w:r>
+              <w:rPr>
+                <w:rFonts w:ascii="Calibri" w:hAnsi="Calibri" w:cs="Arial"/>
+                <w:i/>
+                <w:color w:val="548DD4"/>
+                <w:sz w:val="20"/>
+                <w:szCs w:val="20"/>
+                <w:lang w:eastAsia="es-CL"/>
+              </w:rPr>
+              <w:t>.</w:t>
+            </w:r>
+            <w:r>
+              <w:rPr>
+                <w:rFonts w:ascii="Calibri" w:hAnsi="Calibri" w:cs="Arial"/>
+                <w:i/>
+                <w:color w:val="548DD4"/>
+                <w:sz w:val="20"/>
+                <w:szCs w:val="20"/>
+                <w:lang w:eastAsia="es-CL"/>
+              </w:rPr>
+              <w:br/>
+              <w:t>4. Integrar las nuevas funcionalidades con los componentes existentes de la plataforma, procurando mantener la operación asociada a ISO 27001.</w:t>
+            </w:r>
+            <w:r>
+              <w:rPr>
+                <w:rFonts w:ascii="Calibri" w:hAnsi="Calibri" w:cs="Arial"/>
+                <w:i/>
+                <w:color w:val="548DD4"/>
+                <w:sz w:val="20"/>
+                <w:szCs w:val="20"/>
+                <w:lang w:eastAsia="es-CL"/>
+              </w:rPr>
+              <w:br/>
+              <w:t>5. Realizar pruebas y validaciones sobre las funcionalidades desarrolladas para verificar su integración y funcionamiento de acuerdo con los requerimientos definidos.</w:t>
             </w:r>
           </w:p>
         </w:tc>
@@ -2922,6 +2389,7 @@
                 <w:sz w:val="28"/>
                 <w:szCs w:val="28"/>
               </w:rPr>
+              <w:lastRenderedPageBreak/>
               <w:t>5</w:t>
             </w:r>
             <w:r>
@@ -3076,218 +2544,6 @@
               <w:rPr>
                 <w:rFonts w:ascii="Calibri" w:hAnsi="Calibri" w:cs="Arial"/>
                 <w:i/>
-                <w:color w:val="548DD4"/>
-                <w:sz w:val="20"/>
-                <w:szCs w:val="20"/>
-                <w:lang w:eastAsia="es-CL"/>
-              </w:rPr>
-            </w:pPr>
-            <w:r>
-              <w:rPr>
-                <w:rFonts w:ascii="Calibri" w:hAnsi="Calibri" w:cs="Arial"/>
-                <w:i/>
-                <w:color w:val="548DD4"/>
-                <w:sz w:val="20"/>
-                <w:szCs w:val="20"/>
-                <w:lang w:eastAsia="es-CL"/>
-              </w:rPr>
-              <w:lastRenderedPageBreak/>
-              <w:t>Describe</w:t>
-            </w:r>
-            <w:r>
-              <w:rPr>
-                <w:rFonts w:ascii="Calibri" w:hAnsi="Calibri" w:cs="Arial"/>
-                <w:i/>
-                <w:color w:val="548DD4"/>
-                <w:sz w:val="20"/>
-                <w:szCs w:val="20"/>
-                <w:lang w:eastAsia="es-CL"/>
-              </w:rPr>
-              <w:t xml:space="preserve"> cómo abordará</w:t>
-            </w:r>
-            <w:r>
-              <w:rPr>
-                <w:rFonts w:ascii="Calibri" w:hAnsi="Calibri" w:cs="Arial"/>
-                <w:i/>
-                <w:color w:val="548DD4"/>
-                <w:sz w:val="20"/>
-                <w:szCs w:val="20"/>
-                <w:lang w:eastAsia="es-CL"/>
-              </w:rPr>
-              <w:t>s</w:t>
-            </w:r>
-            <w:r>
-              <w:rPr>
-                <w:rFonts w:ascii="Calibri" w:hAnsi="Calibri" w:cs="Arial"/>
-                <w:i/>
-                <w:color w:val="548DD4"/>
-                <w:sz w:val="20"/>
-                <w:szCs w:val="20"/>
-                <w:lang w:eastAsia="es-CL"/>
-              </w:rPr>
-              <w:t xml:space="preserve"> </w:t>
-            </w:r>
-            <w:r>
-              <w:rPr>
-                <w:rFonts w:ascii="Calibri" w:hAnsi="Calibri" w:cs="Arial"/>
-                <w:i/>
-                <w:color w:val="548DD4"/>
-                <w:sz w:val="20"/>
-                <w:szCs w:val="20"/>
-                <w:lang w:eastAsia="es-CL"/>
-              </w:rPr>
-              <w:t>el</w:t>
-            </w:r>
-            <w:r>
-              <w:rPr>
-                <w:rFonts w:ascii="Calibri" w:hAnsi="Calibri" w:cs="Arial"/>
-                <w:i/>
-                <w:color w:val="548DD4"/>
-                <w:sz w:val="20"/>
-                <w:szCs w:val="20"/>
-                <w:lang w:eastAsia="es-CL"/>
-              </w:rPr>
-              <w:t xml:space="preserve"> problema o </w:t>
-            </w:r>
-            <w:r>
-              <w:rPr>
-                <w:rFonts w:ascii="Calibri" w:hAnsi="Calibri" w:cs="Arial"/>
-                <w:i/>
-                <w:color w:val="548DD4"/>
-                <w:sz w:val="20"/>
-                <w:szCs w:val="20"/>
-                <w:lang w:eastAsia="es-CL"/>
-              </w:rPr>
-              <w:t>situación</w:t>
-            </w:r>
-            <w:r>
-              <w:rPr>
-                <w:rFonts w:ascii="Calibri" w:hAnsi="Calibri" w:cs="Arial"/>
-                <w:i/>
-                <w:color w:val="548DD4"/>
-                <w:sz w:val="20"/>
-                <w:szCs w:val="20"/>
-                <w:lang w:eastAsia="es-CL"/>
-              </w:rPr>
-              <w:t xml:space="preserve"> que</w:t>
-            </w:r>
-            <w:r>
-              <w:rPr>
-                <w:rFonts w:ascii="Calibri" w:hAnsi="Calibri" w:cs="Arial"/>
-                <w:i/>
-                <w:color w:val="548DD4"/>
-                <w:sz w:val="20"/>
-                <w:szCs w:val="20"/>
-                <w:lang w:eastAsia="es-CL"/>
-              </w:rPr>
-              <w:t xml:space="preserve"> se</w:t>
-            </w:r>
-            <w:r>
-              <w:rPr>
-                <w:rFonts w:ascii="Calibri" w:hAnsi="Calibri" w:cs="Arial"/>
-                <w:i/>
-                <w:color w:val="548DD4"/>
-                <w:sz w:val="20"/>
-                <w:szCs w:val="20"/>
-                <w:lang w:eastAsia="es-CL"/>
-              </w:rPr>
-              <w:t xml:space="preserve"> identific</w:t>
-            </w:r>
-            <w:r>
-              <w:rPr>
-                <w:rFonts w:ascii="Calibri" w:hAnsi="Calibri" w:cs="Arial"/>
-                <w:i/>
-                <w:color w:val="548DD4"/>
-                <w:sz w:val="20"/>
-                <w:szCs w:val="20"/>
-                <w:lang w:eastAsia="es-CL"/>
-              </w:rPr>
-              <w:t>ó anteriormente</w:t>
-            </w:r>
-            <w:r>
-              <w:rPr>
-                <w:rFonts w:ascii="Calibri" w:hAnsi="Calibri" w:cs="Arial"/>
-                <w:i/>
-                <w:color w:val="548DD4"/>
-                <w:sz w:val="20"/>
-                <w:szCs w:val="20"/>
-                <w:lang w:eastAsia="es-CL"/>
-              </w:rPr>
-              <w:t>, señalando</w:t>
-            </w:r>
-            <w:r>
-              <w:rPr>
-                <w:rFonts w:ascii="Calibri" w:hAnsi="Calibri" w:cs="Arial"/>
-                <w:i/>
-                <w:color w:val="548DD4"/>
-                <w:sz w:val="20"/>
-                <w:szCs w:val="20"/>
-                <w:lang w:eastAsia="es-CL"/>
-              </w:rPr>
-              <w:t xml:space="preserve"> </w:t>
-            </w:r>
-            <w:r>
-              <w:rPr>
-                <w:rFonts w:ascii="Calibri" w:hAnsi="Calibri" w:cs="Arial"/>
-                <w:i/>
-                <w:color w:val="548DD4"/>
-                <w:sz w:val="20"/>
-                <w:szCs w:val="20"/>
-                <w:lang w:eastAsia="es-CL"/>
-              </w:rPr>
-              <w:t>l</w:t>
-            </w:r>
-            <w:r>
-              <w:rPr>
-                <w:rFonts w:ascii="Calibri" w:hAnsi="Calibri" w:cs="Arial"/>
-                <w:i/>
-                <w:color w:val="548DD4"/>
-                <w:sz w:val="20"/>
-                <w:szCs w:val="20"/>
-                <w:lang w:eastAsia="es-CL"/>
-              </w:rPr>
-              <w:t>a</w:t>
-            </w:r>
-            <w:r>
-              <w:rPr>
-                <w:rFonts w:ascii="Calibri" w:hAnsi="Calibri" w:cs="Arial"/>
-                <w:i/>
-                <w:color w:val="548DD4"/>
-                <w:sz w:val="20"/>
-                <w:szCs w:val="20"/>
-                <w:lang w:eastAsia="es-CL"/>
-              </w:rPr>
-              <w:t xml:space="preserve"> </w:t>
-            </w:r>
-            <w:r>
-              <w:rPr>
-                <w:rFonts w:ascii="Calibri" w:hAnsi="Calibri" w:cs="Arial"/>
-                <w:i/>
-                <w:color w:val="548DD4"/>
-                <w:sz w:val="20"/>
-                <w:szCs w:val="20"/>
-                <w:lang w:eastAsia="es-CL"/>
-              </w:rPr>
-              <w:t xml:space="preserve">metodología que se utilizará </w:t>
-            </w:r>
-            <w:r>
-              <w:rPr>
-                <w:rFonts w:ascii="Calibri" w:hAnsi="Calibri" w:cs="Arial"/>
-                <w:i/>
-                <w:color w:val="548DD4"/>
-                <w:sz w:val="20"/>
-                <w:szCs w:val="20"/>
-                <w:lang w:eastAsia="es-CL"/>
-              </w:rPr>
-              <w:t xml:space="preserve">para cumplir con tu objetivo. </w:t>
-            </w:r>
-          </w:p>
-          <w:p>
-            <w:pPr>
-              <w:jc w:val="both"/>
-              <w:rPr>
-                <w:rFonts w:ascii="Calibri" w:hAnsi="Calibri" w:cs="Arial"/>
-                <w:i/>
                 <w:color w:val="FF0000"/>
                 <w:sz w:val="18"/>
                 <w:szCs w:val="20"/>
@@ -3303,7 +2559,220 @@
                 <w:szCs w:val="20"/>
                 <w:lang w:eastAsia="es-CL"/>
               </w:rPr>
-              <w:t>Cuando el proyecto a desarrollar es grupal, es necesario incorporar la definición de las funciones, tareas y responsabilidades asociadas a cada integrante del equipo.</w:t>
+              <w:t xml:space="preserve">El proyecto Dani ISO 42001 se desarrollará utilizando la metodología ágil Scrum, organizando el trabajo de manera incremental durante el periodo académico. Se trabajará sobre el software existente de </w:t>
+            </w:r>
+            <w:proofErr w:type="spellStart"/>
+            <w:r>
+              <w:rPr>
+                <w:rFonts w:ascii="Calibri" w:hAnsi="Calibri" w:cs="Arial"/>
+                <w:i/>
+                <w:color w:val="548DD4"/>
+                <w:sz w:val="20"/>
+                <w:szCs w:val="20"/>
+                <w:lang w:eastAsia="es-CL"/>
+              </w:rPr>
+              <w:t>Alloxentric</w:t>
+            </w:r>
+            <w:proofErr w:type="spellEnd"/>
+            <w:r>
+              <w:rPr>
+                <w:rFonts w:ascii="Calibri" w:hAnsi="Calibri" w:cs="Arial"/>
+                <w:i/>
+                <w:color w:val="548DD4"/>
+                <w:sz w:val="20"/>
+                <w:szCs w:val="20"/>
+                <w:lang w:eastAsia="es-CL"/>
+              </w:rPr>
+              <w:t xml:space="preserve"> que actualmente contempla ISO 27001, incorporando progresivamente las funcionalidades necesarias para ISO 42001.</w:t>
+            </w:r>
+            <w:r>
+              <w:rPr>
+                <w:rFonts w:ascii="Calibri" w:hAnsi="Calibri" w:cs="Arial"/>
+                <w:i/>
+                <w:color w:val="548DD4"/>
+                <w:sz w:val="20"/>
+                <w:szCs w:val="20"/>
+                <w:lang w:eastAsia="es-CL"/>
+              </w:rPr>
+              <w:br/>
+            </w:r>
+            <w:r>
+              <w:rPr>
+                <w:rFonts w:ascii="Calibri" w:hAnsi="Calibri" w:cs="Arial"/>
+                <w:i/>
+                <w:color w:val="548DD4"/>
+                <w:sz w:val="20"/>
+                <w:szCs w:val="20"/>
+                <w:lang w:eastAsia="es-CL"/>
+              </w:rPr>
+              <w:br/>
+              <w:t>En una primera etapa se realizará el análisis de la plataforma actual y el levantamiento de requerimientos. Posteriormente se priorizarán las tareas en un backlog, se diseñarán y desarrollarán las funcionalidades definidas y se realizarán integraciones y pruebas sobre la solución existente.</w:t>
+            </w:r>
+            <w:r>
+              <w:rPr>
+                <w:rFonts w:ascii="Calibri" w:hAnsi="Calibri" w:cs="Arial"/>
+                <w:i/>
+                <w:color w:val="548DD4"/>
+                <w:sz w:val="20"/>
+                <w:szCs w:val="20"/>
+                <w:lang w:eastAsia="es-CL"/>
+              </w:rPr>
+              <w:br/>
+            </w:r>
+            <w:r>
+              <w:rPr>
+                <w:rFonts w:ascii="Calibri" w:hAnsi="Calibri" w:cs="Arial"/>
+                <w:i/>
+                <w:color w:val="548DD4"/>
+                <w:sz w:val="20"/>
+                <w:szCs w:val="20"/>
+                <w:lang w:eastAsia="es-CL"/>
+              </w:rPr>
+              <w:br/>
+              <w:t xml:space="preserve">Se efectuarán revisiones semanales para presentar avances, resolver dudas, validar requerimientos y ajustar las actividades del siguiente periodo. Durante el desarrollo se considerarán los estándares transversales definidos por </w:t>
+            </w:r>
+            <w:proofErr w:type="spellStart"/>
+            <w:r>
+              <w:rPr>
+                <w:rFonts w:ascii="Calibri" w:hAnsi="Calibri" w:cs="Arial"/>
+                <w:i/>
+                <w:color w:val="548DD4"/>
+                <w:sz w:val="20"/>
+                <w:szCs w:val="20"/>
+                <w:lang w:eastAsia="es-CL"/>
+              </w:rPr>
+              <w:t>Alloxentric</w:t>
+            </w:r>
+            <w:proofErr w:type="spellEnd"/>
+            <w:r>
+              <w:rPr>
+                <w:rFonts w:ascii="Calibri" w:hAnsi="Calibri" w:cs="Arial"/>
+                <w:i/>
+                <w:color w:val="548DD4"/>
+                <w:sz w:val="20"/>
+                <w:szCs w:val="20"/>
+                <w:lang w:eastAsia="es-CL"/>
+              </w:rPr>
+              <w:t xml:space="preserve"> que resulten aplicables: arquitectura </w:t>
+            </w:r>
+            <w:proofErr w:type="spellStart"/>
+            <w:r>
+              <w:rPr>
+                <w:rFonts w:ascii="Calibri" w:hAnsi="Calibri" w:cs="Arial"/>
+                <w:i/>
+                <w:color w:val="548DD4"/>
+                <w:sz w:val="20"/>
+                <w:szCs w:val="20"/>
+                <w:lang w:eastAsia="es-CL"/>
+              </w:rPr>
+              <w:t>multi-tenant</w:t>
+            </w:r>
+            <w:proofErr w:type="spellEnd"/>
+            <w:r>
+              <w:rPr>
+                <w:rFonts w:ascii="Calibri" w:hAnsi="Calibri" w:cs="Arial"/>
+                <w:i/>
+                <w:color w:val="548DD4"/>
+                <w:sz w:val="20"/>
+                <w:szCs w:val="20"/>
+                <w:lang w:eastAsia="es-CL"/>
+              </w:rPr>
+              <w:t xml:space="preserve"> y aislamiento mediante </w:t>
+            </w:r>
+            <w:proofErr w:type="spellStart"/>
+            <w:r>
+              <w:rPr>
+                <w:rFonts w:ascii="Calibri" w:hAnsi="Calibri" w:cs="Arial"/>
+                <w:i/>
+                <w:color w:val="548DD4"/>
+                <w:sz w:val="20"/>
+                <w:szCs w:val="20"/>
+                <w:lang w:eastAsia="es-CL"/>
+              </w:rPr>
+              <w:t>client_id</w:t>
+            </w:r>
+            <w:proofErr w:type="spellEnd"/>
+            <w:r>
+              <w:rPr>
+                <w:rFonts w:ascii="Calibri" w:hAnsi="Calibri" w:cs="Arial"/>
+                <w:i/>
+                <w:color w:val="548DD4"/>
+                <w:sz w:val="20"/>
+                <w:szCs w:val="20"/>
+                <w:lang w:eastAsia="es-CL"/>
+              </w:rPr>
+              <w:t xml:space="preserve">, </w:t>
+            </w:r>
+            <w:proofErr w:type="spellStart"/>
+            <w:r>
+              <w:rPr>
+                <w:rFonts w:ascii="Calibri" w:hAnsi="Calibri" w:cs="Arial"/>
+                <w:i/>
+                <w:color w:val="548DD4"/>
+                <w:sz w:val="20"/>
+                <w:szCs w:val="20"/>
+                <w:lang w:eastAsia="es-CL"/>
+              </w:rPr>
+              <w:t>Feature</w:t>
+            </w:r>
+            <w:proofErr w:type="spellEnd"/>
+            <w:r>
+              <w:rPr>
+                <w:rFonts w:ascii="Calibri" w:hAnsi="Calibri" w:cs="Arial"/>
+                <w:i/>
+                <w:color w:val="548DD4"/>
+                <w:sz w:val="20"/>
+                <w:szCs w:val="20"/>
+                <w:lang w:eastAsia="es-CL"/>
+              </w:rPr>
+              <w:t xml:space="preserve"> </w:t>
+            </w:r>
+            <w:proofErr w:type="spellStart"/>
+            <w:r>
+              <w:rPr>
+                <w:rFonts w:ascii="Calibri" w:hAnsi="Calibri" w:cs="Arial"/>
+                <w:i/>
+                <w:color w:val="548DD4"/>
+                <w:sz w:val="20"/>
+                <w:szCs w:val="20"/>
+                <w:lang w:eastAsia="es-CL"/>
+              </w:rPr>
+              <w:t>Gating</w:t>
+            </w:r>
+            <w:proofErr w:type="spellEnd"/>
+            <w:r>
+              <w:rPr>
+                <w:rFonts w:ascii="Calibri" w:hAnsi="Calibri" w:cs="Arial"/>
+                <w:i/>
+                <w:color w:val="548DD4"/>
+                <w:sz w:val="20"/>
+                <w:szCs w:val="20"/>
+                <w:lang w:eastAsia="es-CL"/>
+              </w:rPr>
+              <w:t>, RBAC y JWT, internacionalización, arquitectura API-First y auditoría de logs con trazabilidad.</w:t>
+            </w:r>
+            <w:r>
+              <w:rPr>
+                <w:rFonts w:ascii="Calibri" w:hAnsi="Calibri" w:cs="Arial"/>
+                <w:i/>
+                <w:color w:val="548DD4"/>
+                <w:sz w:val="20"/>
+                <w:szCs w:val="20"/>
+                <w:lang w:eastAsia="es-CL"/>
+              </w:rPr>
+              <w:br/>
+            </w:r>
+            <w:r>
+              <w:rPr>
+                <w:rFonts w:ascii="Calibri" w:hAnsi="Calibri" w:cs="Arial"/>
+                <w:i/>
+                <w:color w:val="548DD4"/>
+                <w:sz w:val="20"/>
+                <w:szCs w:val="20"/>
+                <w:lang w:eastAsia="es-CL"/>
+              </w:rPr>
+              <w:br/>
+              <w:t>El cierre incluirá la integración de las funcionalidades desarrolladas, pruebas de funcionamiento y recopilación de evidencias técnicas y funcionales.</w:t>
             </w:r>
           </w:p>
         </w:tc>
@@ -3329,14 +2798,6 @@
           <w:szCs w:val="24"/>
         </w:rPr>
       </w:pPr>
-      <w:r>
-        <w:rPr>
-          <w:b/>
-          <w:sz w:val="24"/>
-          <w:szCs w:val="24"/>
-        </w:rPr>
-        <w:br w:type="page"/>
-      </w:r>
     </w:p>
     <w:tbl>
       <w:tblPr>
@@ -3381,7 +2842,6 @@
                 <w:sz w:val="28"/>
                 <w:szCs w:val="28"/>
               </w:rPr>
-              <w:lastRenderedPageBreak/>
               <w:t>6</w:t>
             </w:r>
             <w:r>
@@ -3623,89 +3083,121 @@
         <w:tc>
           <w:tcPr>
             <w:tcW w:w="1843" w:type="dxa"/>
-          </w:tcPr>
-          <w:p>
-            <w:pPr>
-              <w:pStyle w:val="Piedepgina"/>
-              <w:jc w:val="both"/>
-              <w:rPr>
-                <w:rFonts w:ascii="Calibri" w:hAnsi="Calibri"/>
-                <w:b/>
-                <w:color w:val="1F3864" w:themeColor="accent1" w:themeShade="80"/>
-              </w:rPr>
-            </w:pPr>
+            <w:vAlign w:val="center"/>
+          </w:tcPr>
+          <w:p>
+            <w:pPr>
+              <w:jc w:val="both"/>
+              <w:rPr>
+                <w:rFonts w:ascii="Calibri" w:hAnsi="Calibri" w:cs="Arial"/>
+                <w:i/>
+                <w:color w:val="548DD4"/>
+                <w:sz w:val="20"/>
+                <w:szCs w:val="20"/>
+                <w:lang w:eastAsia="es-CL"/>
+              </w:rPr>
+            </w:pPr>
+            <w:r>
+              <w:rPr>
+                <w:rFonts w:ascii="Calibri" w:hAnsi="Calibri" w:cs="Arial"/>
+                <w:i/>
+                <w:color w:val="548DD4"/>
+                <w:sz w:val="20"/>
+                <w:szCs w:val="20"/>
+                <w:lang w:eastAsia="es-CL"/>
+              </w:rPr>
+              <w:t>Avance</w:t>
+            </w:r>
           </w:p>
         </w:tc>
         <w:tc>
           <w:tcPr>
             <w:tcW w:w="1843" w:type="dxa"/>
-          </w:tcPr>
-          <w:p>
-            <w:pPr>
-              <w:pStyle w:val="Piedepgina"/>
-              <w:jc w:val="both"/>
-              <w:rPr>
-                <w:rFonts w:ascii="Calibri" w:hAnsi="Calibri"/>
-                <w:b/>
-                <w:color w:val="1F3864" w:themeColor="accent1" w:themeShade="80"/>
-              </w:rPr>
-            </w:pPr>
+            <w:vAlign w:val="center"/>
+          </w:tcPr>
+          <w:p>
+            <w:pPr>
+              <w:jc w:val="both"/>
+              <w:rPr>
+                <w:rFonts w:ascii="Calibri" w:hAnsi="Calibri" w:cs="Arial"/>
+                <w:i/>
+                <w:color w:val="548DD4"/>
+                <w:sz w:val="20"/>
+                <w:szCs w:val="20"/>
+                <w:lang w:eastAsia="es-CL"/>
+              </w:rPr>
+            </w:pPr>
+            <w:r>
+              <w:rPr>
+                <w:rFonts w:ascii="Calibri" w:hAnsi="Calibri" w:cs="Arial"/>
+                <w:i/>
+                <w:color w:val="548DD4"/>
+                <w:sz w:val="20"/>
+                <w:szCs w:val="20"/>
+                <w:lang w:eastAsia="es-CL"/>
+              </w:rPr>
+              <w:t>Análisis y levantamiento de requerimientos</w:t>
+            </w:r>
           </w:p>
         </w:tc>
         <w:tc>
           <w:tcPr>
             <w:tcW w:w="3825" w:type="dxa"/>
-          </w:tcPr>
-          <w:p>
-            <w:pPr>
-              <w:jc w:val="both"/>
-              <w:rPr>
-                <w:rFonts w:ascii="Calibri" w:hAnsi="Calibri" w:cs="Arial"/>
-                <w:i/>
-                <w:color w:val="4472C4" w:themeColor="accent1"/>
-                <w:sz w:val="18"/>
-                <w:szCs w:val="20"/>
-                <w:lang w:eastAsia="es-CL"/>
-              </w:rPr>
-            </w:pPr>
-            <w:r>
-              <w:rPr>
-                <w:rFonts w:ascii="Calibri" w:hAnsi="Calibri" w:cs="Arial"/>
-                <w:i/>
-                <w:color w:val="4472C4" w:themeColor="accent1"/>
-                <w:sz w:val="18"/>
-                <w:szCs w:val="20"/>
-                <w:lang w:eastAsia="es-CL"/>
-              </w:rPr>
-              <w:t>Describe las evidencias acordadas con tu docente, siempre teniendo en mente que estas deben dar cuenta del desarrollo de tu Proyecto APT</w:t>
-            </w:r>
-            <w:r>
-              <w:rPr>
-                <w:rFonts w:ascii="Calibri" w:hAnsi="Calibri" w:cs="Arial"/>
-                <w:i/>
-                <w:color w:val="4472C4" w:themeColor="accent1"/>
-                <w:sz w:val="18"/>
-                <w:szCs w:val="20"/>
-                <w:lang w:eastAsia="es-CL"/>
-              </w:rPr>
-              <w:t>.</w:t>
+            <w:vAlign w:val="center"/>
+          </w:tcPr>
+          <w:p>
+            <w:pPr>
+              <w:jc w:val="both"/>
+              <w:rPr>
+                <w:rFonts w:ascii="Calibri" w:hAnsi="Calibri" w:cs="Arial"/>
+                <w:i/>
+                <w:color w:val="548DD4"/>
+                <w:sz w:val="20"/>
+                <w:szCs w:val="20"/>
+                <w:lang w:eastAsia="es-CL"/>
+              </w:rPr>
+            </w:pPr>
+            <w:r>
+              <w:rPr>
+                <w:rFonts w:ascii="Calibri" w:hAnsi="Calibri" w:cs="Arial"/>
+                <w:i/>
+                <w:color w:val="548DD4"/>
+                <w:sz w:val="20"/>
+                <w:szCs w:val="20"/>
+                <w:lang w:eastAsia="es-CL"/>
+              </w:rPr>
+              <w:t>Registro del análisis de la plataforma actual de ISO 27001, componentes reutilizables y requerimientos levantados para incorporar ISO 42001.</w:t>
             </w:r>
           </w:p>
         </w:tc>
         <w:tc>
           <w:tcPr>
             <w:tcW w:w="2551" w:type="dxa"/>
-          </w:tcPr>
-          <w:p>
-            <w:pPr>
-              <w:pStyle w:val="Piedepgina"/>
-              <w:jc w:val="both"/>
-              <w:rPr>
-                <w:rFonts w:ascii="Calibri" w:hAnsi="Calibri"/>
-                <w:b/>
-                <w:color w:val="1F3864" w:themeColor="accent1" w:themeShade="80"/>
-              </w:rPr>
-            </w:pPr>
+            <w:vAlign w:val="center"/>
+          </w:tcPr>
+          <w:p>
+            <w:pPr>
+              <w:jc w:val="both"/>
+              <w:rPr>
+                <w:rFonts w:ascii="Calibri" w:hAnsi="Calibri" w:cs="Arial"/>
+                <w:i/>
+                <w:color w:val="548DD4"/>
+                <w:sz w:val="20"/>
+                <w:szCs w:val="20"/>
+                <w:lang w:eastAsia="es-CL"/>
+              </w:rPr>
+            </w:pPr>
+            <w:r>
+              <w:rPr>
+                <w:rFonts w:ascii="Calibri" w:hAnsi="Calibri" w:cs="Arial"/>
+                <w:i/>
+                <w:color w:val="548DD4"/>
+                <w:sz w:val="20"/>
+                <w:szCs w:val="20"/>
+                <w:lang w:eastAsia="es-CL"/>
+              </w:rPr>
+              <w:t>Demuestra la comprensión del sistema existente y fundamenta las decisiones de desarrollo.</w:t>
+            </w:r>
           </w:p>
         </w:tc>
       </w:tr>
@@ -3716,65 +3208,145 @@
         <w:tc>
           <w:tcPr>
             <w:tcW w:w="1843" w:type="dxa"/>
-          </w:tcPr>
-          <w:p>
-            <w:pPr>
-              <w:pStyle w:val="Piedepgina"/>
-              <w:jc w:val="both"/>
-              <w:rPr>
-                <w:rFonts w:ascii="Calibri" w:hAnsi="Calibri"/>
-                <w:b/>
-                <w:color w:val="1F3864" w:themeColor="accent1" w:themeShade="80"/>
-              </w:rPr>
-            </w:pPr>
+            <w:vAlign w:val="center"/>
+          </w:tcPr>
+          <w:p>
+            <w:pPr>
+              <w:jc w:val="both"/>
+              <w:rPr>
+                <w:rFonts w:ascii="Calibri" w:hAnsi="Calibri" w:cs="Arial"/>
+                <w:i/>
+                <w:color w:val="548DD4"/>
+                <w:sz w:val="20"/>
+                <w:szCs w:val="20"/>
+                <w:lang w:eastAsia="es-CL"/>
+              </w:rPr>
+            </w:pPr>
+            <w:r>
+              <w:rPr>
+                <w:rFonts w:ascii="Calibri" w:hAnsi="Calibri" w:cs="Arial"/>
+                <w:i/>
+                <w:color w:val="548DD4"/>
+                <w:sz w:val="20"/>
+                <w:szCs w:val="20"/>
+                <w:lang w:eastAsia="es-CL"/>
+              </w:rPr>
+              <w:t>Avance</w:t>
+            </w:r>
           </w:p>
         </w:tc>
         <w:tc>
           <w:tcPr>
             <w:tcW w:w="1843" w:type="dxa"/>
-          </w:tcPr>
-          <w:p>
-            <w:pPr>
-              <w:pStyle w:val="Piedepgina"/>
-              <w:jc w:val="both"/>
-              <w:rPr>
-                <w:rFonts w:ascii="Calibri" w:hAnsi="Calibri"/>
-                <w:b/>
-                <w:color w:val="1F3864" w:themeColor="accent1" w:themeShade="80"/>
-              </w:rPr>
-            </w:pPr>
+            <w:vAlign w:val="center"/>
+          </w:tcPr>
+          <w:p>
+            <w:pPr>
+              <w:jc w:val="both"/>
+              <w:rPr>
+                <w:rFonts w:ascii="Calibri" w:hAnsi="Calibri" w:cs="Arial"/>
+                <w:i/>
+                <w:color w:val="548DD4"/>
+                <w:sz w:val="20"/>
+                <w:szCs w:val="20"/>
+                <w:lang w:eastAsia="es-CL"/>
+              </w:rPr>
+            </w:pPr>
+            <w:r>
+              <w:rPr>
+                <w:rFonts w:ascii="Calibri" w:hAnsi="Calibri" w:cs="Arial"/>
+                <w:i/>
+                <w:color w:val="548DD4"/>
+                <w:sz w:val="20"/>
+                <w:szCs w:val="20"/>
+                <w:lang w:eastAsia="es-CL"/>
+              </w:rPr>
+              <w:t>Diseño técnico e integración</w:t>
+            </w:r>
           </w:p>
         </w:tc>
         <w:tc>
           <w:tcPr>
             <w:tcW w:w="3825" w:type="dxa"/>
-          </w:tcPr>
-          <w:p>
-            <w:pPr>
-              <w:pStyle w:val="Piedepgina"/>
-              <w:jc w:val="both"/>
-              <w:rPr>
-                <w:rFonts w:ascii="Calibri" w:hAnsi="Calibri"/>
-                <w:b/>
-                <w:color w:val="1F3864" w:themeColor="accent1" w:themeShade="80"/>
-              </w:rPr>
-            </w:pPr>
+            <w:vAlign w:val="center"/>
+          </w:tcPr>
+          <w:p>
+            <w:pPr>
+              <w:jc w:val="both"/>
+              <w:rPr>
+                <w:rFonts w:ascii="Calibri" w:hAnsi="Calibri" w:cs="Arial"/>
+                <w:i/>
+                <w:color w:val="548DD4"/>
+                <w:sz w:val="20"/>
+                <w:szCs w:val="20"/>
+                <w:lang w:eastAsia="es-CL"/>
+              </w:rPr>
+            </w:pPr>
+            <w:r>
+              <w:rPr>
+                <w:rFonts w:ascii="Calibri" w:hAnsi="Calibri" w:cs="Arial"/>
+                <w:i/>
+                <w:color w:val="548DD4"/>
+                <w:sz w:val="20"/>
+                <w:szCs w:val="20"/>
+                <w:lang w:eastAsia="es-CL"/>
+              </w:rPr>
+              <w:t xml:space="preserve">Evidencias del diseño de la solución, componentes, flujos, </w:t>
+            </w:r>
+            <w:proofErr w:type="spellStart"/>
+            <w:r>
+              <w:rPr>
+                <w:rFonts w:ascii="Calibri" w:hAnsi="Calibri" w:cs="Arial"/>
+                <w:i/>
+                <w:color w:val="548DD4"/>
+                <w:sz w:val="20"/>
+                <w:szCs w:val="20"/>
+                <w:lang w:eastAsia="es-CL"/>
+              </w:rPr>
+              <w:t>APIs</w:t>
+            </w:r>
+            <w:proofErr w:type="spellEnd"/>
+            <w:r>
+              <w:rPr>
+                <w:rFonts w:ascii="Calibri" w:hAnsi="Calibri" w:cs="Arial"/>
+                <w:i/>
+                <w:color w:val="548DD4"/>
+                <w:sz w:val="20"/>
+                <w:szCs w:val="20"/>
+                <w:lang w:eastAsia="es-CL"/>
+              </w:rPr>
+              <w:t>, datos, permisos u otros elementos técnicos modificados o incorporados según el alcance.</w:t>
+            </w:r>
           </w:p>
         </w:tc>
         <w:tc>
           <w:tcPr>
             <w:tcW w:w="2551" w:type="dxa"/>
-          </w:tcPr>
-          <w:p>
-            <w:pPr>
-              <w:pStyle w:val="Piedepgina"/>
-              <w:jc w:val="both"/>
-              <w:rPr>
-                <w:rFonts w:ascii="Calibri" w:hAnsi="Calibri"/>
-                <w:b/>
-                <w:color w:val="1F3864" w:themeColor="accent1" w:themeShade="80"/>
-              </w:rPr>
-            </w:pPr>
+            <w:vAlign w:val="center"/>
+          </w:tcPr>
+          <w:p>
+            <w:pPr>
+              <w:jc w:val="both"/>
+              <w:rPr>
+                <w:rFonts w:ascii="Calibri" w:hAnsi="Calibri" w:cs="Arial"/>
+                <w:i/>
+                <w:color w:val="548DD4"/>
+                <w:sz w:val="20"/>
+                <w:szCs w:val="20"/>
+                <w:lang w:eastAsia="es-CL"/>
+              </w:rPr>
+            </w:pPr>
+            <w:r>
+              <w:rPr>
+                <w:rFonts w:ascii="Calibri" w:hAnsi="Calibri" w:cs="Arial"/>
+                <w:i/>
+                <w:color w:val="548DD4"/>
+                <w:sz w:val="20"/>
+                <w:szCs w:val="20"/>
+                <w:lang w:eastAsia="es-CL"/>
+              </w:rPr>
+              <w:t>Demuestra cómo se planificó la integración de ISO 42001 respetando la arquitectura existente.</w:t>
+            </w:r>
           </w:p>
         </w:tc>
       </w:tr>
@@ -3785,65 +3357,121 @@
         <w:tc>
           <w:tcPr>
             <w:tcW w:w="1843" w:type="dxa"/>
-          </w:tcPr>
-          <w:p>
-            <w:pPr>
-              <w:pStyle w:val="Piedepgina"/>
-              <w:jc w:val="both"/>
-              <w:rPr>
-                <w:rFonts w:ascii="Calibri" w:hAnsi="Calibri"/>
-                <w:b/>
-                <w:color w:val="1F3864" w:themeColor="accent1" w:themeShade="80"/>
-              </w:rPr>
-            </w:pPr>
+            <w:vAlign w:val="center"/>
+          </w:tcPr>
+          <w:p>
+            <w:pPr>
+              <w:jc w:val="both"/>
+              <w:rPr>
+                <w:rFonts w:ascii="Calibri" w:hAnsi="Calibri" w:cs="Arial"/>
+                <w:i/>
+                <w:color w:val="548DD4"/>
+                <w:sz w:val="20"/>
+                <w:szCs w:val="20"/>
+                <w:lang w:eastAsia="es-CL"/>
+              </w:rPr>
+            </w:pPr>
+            <w:r>
+              <w:rPr>
+                <w:rFonts w:ascii="Calibri" w:hAnsi="Calibri" w:cs="Arial"/>
+                <w:i/>
+                <w:color w:val="548DD4"/>
+                <w:sz w:val="20"/>
+                <w:szCs w:val="20"/>
+                <w:lang w:eastAsia="es-CL"/>
+              </w:rPr>
+              <w:t>Final</w:t>
+            </w:r>
           </w:p>
         </w:tc>
         <w:tc>
           <w:tcPr>
             <w:tcW w:w="1843" w:type="dxa"/>
-          </w:tcPr>
-          <w:p>
-            <w:pPr>
-              <w:pStyle w:val="Piedepgina"/>
-              <w:jc w:val="both"/>
-              <w:rPr>
-                <w:rFonts w:ascii="Calibri" w:hAnsi="Calibri"/>
-                <w:b/>
-                <w:color w:val="1F3864" w:themeColor="accent1" w:themeShade="80"/>
-              </w:rPr>
-            </w:pPr>
+            <w:vAlign w:val="center"/>
+          </w:tcPr>
+          <w:p>
+            <w:pPr>
+              <w:jc w:val="both"/>
+              <w:rPr>
+                <w:rFonts w:ascii="Calibri" w:hAnsi="Calibri" w:cs="Arial"/>
+                <w:i/>
+                <w:color w:val="548DD4"/>
+                <w:sz w:val="20"/>
+                <w:szCs w:val="20"/>
+                <w:lang w:eastAsia="es-CL"/>
+              </w:rPr>
+            </w:pPr>
+            <w:r>
+              <w:rPr>
+                <w:rFonts w:ascii="Calibri" w:hAnsi="Calibri" w:cs="Arial"/>
+                <w:i/>
+                <w:color w:val="548DD4"/>
+                <w:sz w:val="20"/>
+                <w:szCs w:val="20"/>
+                <w:lang w:eastAsia="es-CL"/>
+              </w:rPr>
+              <w:t>Funcionalidad ISO 42001 integrada</w:t>
+            </w:r>
           </w:p>
         </w:tc>
         <w:tc>
           <w:tcPr>
             <w:tcW w:w="3825" w:type="dxa"/>
-          </w:tcPr>
-          <w:p>
-            <w:pPr>
-              <w:pStyle w:val="Piedepgina"/>
-              <w:jc w:val="both"/>
-              <w:rPr>
-                <w:rFonts w:ascii="Calibri" w:hAnsi="Calibri"/>
-                <w:b/>
-                <w:color w:val="1F3864" w:themeColor="accent1" w:themeShade="80"/>
-              </w:rPr>
-            </w:pPr>
+            <w:vAlign w:val="center"/>
+          </w:tcPr>
+          <w:p>
+            <w:pPr>
+              <w:jc w:val="both"/>
+              <w:rPr>
+                <w:rFonts w:ascii="Calibri" w:hAnsi="Calibri" w:cs="Arial"/>
+                <w:i/>
+                <w:color w:val="548DD4"/>
+                <w:sz w:val="20"/>
+                <w:szCs w:val="20"/>
+                <w:lang w:eastAsia="es-CL"/>
+              </w:rPr>
+            </w:pPr>
+            <w:r>
+              <w:rPr>
+                <w:rFonts w:ascii="Calibri" w:hAnsi="Calibri" w:cs="Arial"/>
+                <w:i/>
+                <w:color w:val="548DD4"/>
+                <w:sz w:val="20"/>
+                <w:szCs w:val="20"/>
+                <w:lang w:eastAsia="es-CL"/>
+              </w:rPr>
+              <w:t>Demostración del software con las funcionalidades desarrolladas para incorporar la gestión de ISO 42001 dentro de la plataforma que ya contempla ISO 27001.</w:t>
+            </w:r>
           </w:p>
         </w:tc>
         <w:tc>
           <w:tcPr>
             <w:tcW w:w="2551" w:type="dxa"/>
-          </w:tcPr>
-          <w:p>
-            <w:pPr>
-              <w:pStyle w:val="Piedepgina"/>
-              <w:jc w:val="both"/>
-              <w:rPr>
-                <w:rFonts w:ascii="Calibri" w:hAnsi="Calibri"/>
-                <w:b/>
-                <w:color w:val="1F3864" w:themeColor="accent1" w:themeShade="80"/>
-              </w:rPr>
-            </w:pPr>
+            <w:vAlign w:val="center"/>
+          </w:tcPr>
+          <w:p>
+            <w:pPr>
+              <w:jc w:val="both"/>
+              <w:rPr>
+                <w:rFonts w:ascii="Calibri" w:hAnsi="Calibri" w:cs="Arial"/>
+                <w:i/>
+                <w:color w:val="548DD4"/>
+                <w:sz w:val="20"/>
+                <w:szCs w:val="20"/>
+                <w:lang w:eastAsia="es-CL"/>
+              </w:rPr>
+            </w:pPr>
+            <w:r>
+              <w:rPr>
+                <w:rFonts w:ascii="Calibri" w:hAnsi="Calibri" w:cs="Arial"/>
+                <w:i/>
+                <w:color w:val="548DD4"/>
+                <w:sz w:val="20"/>
+                <w:szCs w:val="20"/>
+                <w:lang w:eastAsia="es-CL"/>
+              </w:rPr>
+              <w:t>Es la principal evidencia funcional del cumplimiento del objetivo general.</w:t>
+            </w:r>
           </w:p>
         </w:tc>
       </w:tr>
@@ -3854,65 +3482,122 @@
         <w:tc>
           <w:tcPr>
             <w:tcW w:w="1843" w:type="dxa"/>
-          </w:tcPr>
-          <w:p>
-            <w:pPr>
-              <w:pStyle w:val="Piedepgina"/>
-              <w:jc w:val="both"/>
-              <w:rPr>
-                <w:rFonts w:ascii="Calibri" w:hAnsi="Calibri"/>
-                <w:b/>
-                <w:color w:val="1F3864" w:themeColor="accent1" w:themeShade="80"/>
-              </w:rPr>
-            </w:pPr>
+            <w:vAlign w:val="center"/>
+          </w:tcPr>
+          <w:p>
+            <w:pPr>
+              <w:jc w:val="both"/>
+              <w:rPr>
+                <w:rFonts w:ascii="Calibri" w:hAnsi="Calibri" w:cs="Arial"/>
+                <w:i/>
+                <w:color w:val="548DD4"/>
+                <w:sz w:val="20"/>
+                <w:szCs w:val="20"/>
+                <w:lang w:eastAsia="es-CL"/>
+              </w:rPr>
+            </w:pPr>
+            <w:r>
+              <w:rPr>
+                <w:rFonts w:ascii="Calibri" w:hAnsi="Calibri" w:cs="Arial"/>
+                <w:i/>
+                <w:color w:val="548DD4"/>
+                <w:sz w:val="20"/>
+                <w:szCs w:val="20"/>
+                <w:lang w:eastAsia="es-CL"/>
+              </w:rPr>
+              <w:lastRenderedPageBreak/>
+              <w:t>Final</w:t>
+            </w:r>
           </w:p>
         </w:tc>
         <w:tc>
           <w:tcPr>
             <w:tcW w:w="1843" w:type="dxa"/>
-          </w:tcPr>
-          <w:p>
-            <w:pPr>
-              <w:pStyle w:val="Piedepgina"/>
-              <w:jc w:val="both"/>
-              <w:rPr>
-                <w:rFonts w:ascii="Calibri" w:hAnsi="Calibri"/>
-                <w:b/>
-                <w:color w:val="1F3864" w:themeColor="accent1" w:themeShade="80"/>
-              </w:rPr>
-            </w:pPr>
+            <w:vAlign w:val="center"/>
+          </w:tcPr>
+          <w:p>
+            <w:pPr>
+              <w:jc w:val="both"/>
+              <w:rPr>
+                <w:rFonts w:ascii="Calibri" w:hAnsi="Calibri" w:cs="Arial"/>
+                <w:i/>
+                <w:color w:val="548DD4"/>
+                <w:sz w:val="20"/>
+                <w:szCs w:val="20"/>
+                <w:lang w:eastAsia="es-CL"/>
+              </w:rPr>
+            </w:pPr>
+            <w:r>
+              <w:rPr>
+                <w:rFonts w:ascii="Calibri" w:hAnsi="Calibri" w:cs="Arial"/>
+                <w:i/>
+                <w:color w:val="548DD4"/>
+                <w:sz w:val="20"/>
+                <w:szCs w:val="20"/>
+                <w:lang w:eastAsia="es-CL"/>
+              </w:rPr>
+              <w:t>Pruebas y validación</w:t>
+            </w:r>
           </w:p>
         </w:tc>
         <w:tc>
           <w:tcPr>
             <w:tcW w:w="3825" w:type="dxa"/>
-          </w:tcPr>
-          <w:p>
-            <w:pPr>
-              <w:pStyle w:val="Piedepgina"/>
-              <w:jc w:val="both"/>
-              <w:rPr>
-                <w:rFonts w:ascii="Calibri" w:hAnsi="Calibri"/>
-                <w:b/>
-                <w:color w:val="1F3864" w:themeColor="accent1" w:themeShade="80"/>
-              </w:rPr>
-            </w:pPr>
+            <w:vAlign w:val="center"/>
+          </w:tcPr>
+          <w:p>
+            <w:pPr>
+              <w:jc w:val="both"/>
+              <w:rPr>
+                <w:rFonts w:ascii="Calibri" w:hAnsi="Calibri" w:cs="Arial"/>
+                <w:i/>
+                <w:color w:val="548DD4"/>
+                <w:sz w:val="20"/>
+                <w:szCs w:val="20"/>
+                <w:lang w:eastAsia="es-CL"/>
+              </w:rPr>
+            </w:pPr>
+            <w:r>
+              <w:rPr>
+                <w:rFonts w:ascii="Calibri" w:hAnsi="Calibri" w:cs="Arial"/>
+                <w:i/>
+                <w:color w:val="548DD4"/>
+                <w:sz w:val="20"/>
+                <w:szCs w:val="20"/>
+                <w:lang w:eastAsia="es-CL"/>
+              </w:rPr>
+              <w:t>Registro de pruebas realizadas sobre las funcionalidades implementadas y su integración con la plataforma existente, incluyendo resultados y correcciones relevantes.</w:t>
+            </w:r>
           </w:p>
         </w:tc>
         <w:tc>
           <w:tcPr>
             <w:tcW w:w="2551" w:type="dxa"/>
-          </w:tcPr>
-          <w:p>
-            <w:pPr>
-              <w:pStyle w:val="Piedepgina"/>
-              <w:jc w:val="both"/>
-              <w:rPr>
-                <w:rFonts w:ascii="Calibri" w:hAnsi="Calibri"/>
-                <w:b/>
-                <w:color w:val="1F3864" w:themeColor="accent1" w:themeShade="80"/>
-              </w:rPr>
-            </w:pPr>
+            <w:vAlign w:val="center"/>
+          </w:tcPr>
+          <w:p>
+            <w:pPr>
+              <w:jc w:val="both"/>
+              <w:rPr>
+                <w:rFonts w:ascii="Calibri" w:hAnsi="Calibri" w:cs="Arial"/>
+                <w:i/>
+                <w:color w:val="548DD4"/>
+                <w:sz w:val="20"/>
+                <w:szCs w:val="20"/>
+                <w:lang w:eastAsia="es-CL"/>
+              </w:rPr>
+            </w:pPr>
+            <w:r>
+              <w:rPr>
+                <w:rFonts w:ascii="Calibri" w:hAnsi="Calibri" w:cs="Arial"/>
+                <w:i/>
+                <w:color w:val="548DD4"/>
+                <w:sz w:val="20"/>
+                <w:szCs w:val="20"/>
+                <w:lang w:eastAsia="es-CL"/>
+              </w:rPr>
+              <w:t>Permite verificar el funcionamiento de la solución y su integración con las funciones existentes.</w:t>
+            </w:r>
           </w:p>
         </w:tc>
       </w:tr>
@@ -4025,7 +3710,23 @@
                 <w:rFonts w:ascii="Calibri" w:hAnsi="Calibri"/>
                 <w:color w:val="1F3864" w:themeColor="accent1" w:themeShade="80"/>
               </w:rPr>
-              <w:t>efine la planificación de tu Proyecto APT de acuerdo a lo requerido</w:t>
+              <w:t xml:space="preserve">efine la planificación de tu Proyecto APT </w:t>
+            </w:r>
+            <w:proofErr w:type="gramStart"/>
+            <w:r>
+              <w:rPr>
+                <w:rFonts w:ascii="Calibri" w:hAnsi="Calibri"/>
+                <w:color w:val="1F3864" w:themeColor="accent1" w:themeShade="80"/>
+              </w:rPr>
+              <w:t>de acuerdo a</w:t>
+            </w:r>
+            <w:proofErr w:type="gramEnd"/>
+            <w:r>
+              <w:rPr>
+                <w:rFonts w:ascii="Calibri" w:hAnsi="Calibri"/>
+                <w:color w:val="1F3864" w:themeColor="accent1" w:themeShade="80"/>
+              </w:rPr>
+              <w:t xml:space="preserve"> lo requerido</w:t>
             </w:r>
             <w:r>
               <w:rPr>
@@ -4089,13 +3790,17 @@
               <w:rPr>
                 <w:rFonts w:ascii="Calibri" w:hAnsi="Calibri"/>
                 <w:color w:val="1F3864" w:themeColor="accent1" w:themeShade="80"/>
-              </w:rPr>
-            </w:pPr>
-            <w:r>
-              <w:rPr>
-                <w:rFonts w:ascii="Calibri" w:hAnsi="Calibri"/>
-                <w:b/>
-                <w:color w:val="1F3864" w:themeColor="accent1" w:themeShade="80"/>
+                <w:sz w:val="18"/>
+                <w:szCs w:val="18"/>
+              </w:rPr>
+            </w:pPr>
+            <w:r>
+              <w:rPr>
+                <w:rFonts w:ascii="Calibri" w:hAnsi="Calibri"/>
+                <w:b/>
+                <w:color w:val="1F3864" w:themeColor="accent1" w:themeShade="80"/>
+                <w:sz w:val="18"/>
+                <w:szCs w:val="18"/>
               </w:rPr>
               <w:t>Plan de Trabajo Proyecto APT</w:t>
             </w:r>
@@ -4117,6 +3822,7 @@
                 <w:rFonts w:ascii="Calibri" w:hAnsi="Calibri"/>
                 <w:color w:val="1F3864" w:themeColor="accent1" w:themeShade="80"/>
                 <w:sz w:val="18"/>
+                <w:szCs w:val="18"/>
               </w:rPr>
             </w:pPr>
             <w:r>
@@ -4124,6 +3830,7 @@
                 <w:rFonts w:ascii="Calibri" w:hAnsi="Calibri"/>
                 <w:color w:val="1F3864" w:themeColor="accent1" w:themeShade="80"/>
                 <w:sz w:val="18"/>
+                <w:szCs w:val="18"/>
               </w:rPr>
               <w:t>C</w:t>
             </w:r>
@@ -4132,16 +3839,55 @@
                 <w:rFonts w:ascii="Calibri" w:hAnsi="Calibri"/>
                 <w:color w:val="1F3864" w:themeColor="accent1" w:themeShade="80"/>
                 <w:sz w:val="18"/>
-              </w:rPr>
-              <w:t>ompetencia</w:t>
-            </w:r>
-            <w:r>
+                <w:szCs w:val="18"/>
+              </w:rPr>
+              <w:t>ompetencia o unidades de competencias</w:t>
+            </w:r>
+          </w:p>
+        </w:tc>
+        <w:tc>
+          <w:tcPr>
+            <w:tcW w:w="1580" w:type="dxa"/>
+            <w:vAlign w:val="center"/>
+          </w:tcPr>
+          <w:p>
+            <w:pPr>
+              <w:jc w:val="center"/>
               <w:rPr>
                 <w:rFonts w:ascii="Calibri" w:hAnsi="Calibri"/>
                 <w:color w:val="1F3864" w:themeColor="accent1" w:themeShade="80"/>
                 <w:sz w:val="18"/>
-              </w:rPr>
-              <w:t xml:space="preserve"> o unidades de competencias</w:t>
+                <w:szCs w:val="18"/>
+              </w:rPr>
+            </w:pPr>
+            <w:r>
+              <w:rPr>
+                <w:rFonts w:ascii="Calibri" w:hAnsi="Calibri"/>
+                <w:color w:val="1F3864" w:themeColor="accent1" w:themeShade="80"/>
+                <w:sz w:val="18"/>
+                <w:szCs w:val="18"/>
+              </w:rPr>
+              <w:t xml:space="preserve">Nombre </w:t>
+            </w:r>
+            <w:proofErr w:type="gramStart"/>
+            <w:r>
+              <w:rPr>
+                <w:rFonts w:ascii="Calibri" w:hAnsi="Calibri"/>
+                <w:color w:val="1F3864" w:themeColor="accent1" w:themeShade="80"/>
+                <w:sz w:val="18"/>
+                <w:szCs w:val="18"/>
+              </w:rPr>
+              <w:t>de  Actividades</w:t>
+            </w:r>
+            <w:proofErr w:type="gramEnd"/>
+            <w:r>
+              <w:rPr>
+                <w:rFonts w:ascii="Calibri" w:hAnsi="Calibri"/>
+                <w:color w:val="1F3864" w:themeColor="accent1" w:themeShade="80"/>
+                <w:sz w:val="18"/>
+                <w:szCs w:val="18"/>
+              </w:rPr>
+              <w:t>/Tareas</w:t>
             </w:r>
           </w:p>
         </w:tc>
@@ -4156,21 +3902,18 @@
               <w:rPr>
                 <w:rFonts w:ascii="Calibri" w:hAnsi="Calibri"/>
                 <w:color w:val="1F3864" w:themeColor="accent1" w:themeShade="80"/>
-              </w:rPr>
-            </w:pPr>
-            <w:r>
-              <w:rPr>
-                <w:rFonts w:ascii="Calibri" w:hAnsi="Calibri"/>
-                <w:color w:val="1F3864" w:themeColor="accent1" w:themeShade="80"/>
-              </w:rPr>
-              <w:t xml:space="preserve">Nombre de </w:t>
-            </w:r>
-            <w:r>
-              <w:rPr>
-                <w:rFonts w:ascii="Calibri" w:hAnsi="Calibri"/>
-                <w:color w:val="1F3864" w:themeColor="accent1" w:themeShade="80"/>
-              </w:rPr>
-              <w:t xml:space="preserve"> Actividades/Tareas</w:t>
+                <w:sz w:val="18"/>
+                <w:szCs w:val="18"/>
+              </w:rPr>
+            </w:pPr>
+            <w:r>
+              <w:rPr>
+                <w:rFonts w:ascii="Calibri" w:hAnsi="Calibri"/>
+                <w:color w:val="1F3864" w:themeColor="accent1" w:themeShade="80"/>
+                <w:sz w:val="18"/>
+                <w:szCs w:val="18"/>
+              </w:rPr>
+              <w:t>Descripción Actividades/Tareas</w:t>
             </w:r>
           </w:p>
         </w:tc>
@@ -4185,34 +3928,16 @@
               <w:rPr>
                 <w:rFonts w:ascii="Calibri" w:hAnsi="Calibri"/>
                 <w:color w:val="1F3864" w:themeColor="accent1" w:themeShade="80"/>
-              </w:rPr>
-            </w:pPr>
-            <w:r>
-              <w:rPr>
-                <w:rFonts w:ascii="Calibri" w:hAnsi="Calibri"/>
-                <w:color w:val="1F3864" w:themeColor="accent1" w:themeShade="80"/>
-              </w:rPr>
-              <w:t>Descripción Actividades/Tareas</w:t>
-            </w:r>
-          </w:p>
-        </w:tc>
-        <w:tc>
-          <w:tcPr>
-            <w:tcW w:w="1580" w:type="dxa"/>
-            <w:vAlign w:val="center"/>
-          </w:tcPr>
-          <w:p>
-            <w:pPr>
-              <w:jc w:val="center"/>
-              <w:rPr>
-                <w:rFonts w:ascii="Calibri" w:hAnsi="Calibri"/>
-                <w:color w:val="1F3864" w:themeColor="accent1" w:themeShade="80"/>
-              </w:rPr>
-            </w:pPr>
-            <w:r>
-              <w:rPr>
-                <w:rFonts w:ascii="Calibri" w:hAnsi="Calibri"/>
-                <w:color w:val="1F3864" w:themeColor="accent1" w:themeShade="80"/>
+                <w:sz w:val="18"/>
+                <w:szCs w:val="18"/>
+              </w:rPr>
+            </w:pPr>
+            <w:r>
+              <w:rPr>
+                <w:rFonts w:ascii="Calibri" w:hAnsi="Calibri"/>
+                <w:color w:val="1F3864" w:themeColor="accent1" w:themeShade="80"/>
+                <w:sz w:val="18"/>
+                <w:szCs w:val="18"/>
               </w:rPr>
               <w:t>Recursos</w:t>
             </w:r>
@@ -4232,12 +3957,16 @@
               <w:rPr>
                 <w:rFonts w:ascii="Calibri" w:hAnsi="Calibri"/>
                 <w:color w:val="1F3864" w:themeColor="accent1" w:themeShade="80"/>
-              </w:rPr>
-            </w:pPr>
-            <w:r>
-              <w:rPr>
-                <w:rFonts w:ascii="Calibri" w:hAnsi="Calibri"/>
-                <w:color w:val="1F3864" w:themeColor="accent1" w:themeShade="80"/>
+                <w:sz w:val="18"/>
+                <w:szCs w:val="18"/>
+              </w:rPr>
+            </w:pPr>
+            <w:r>
+              <w:rPr>
+                <w:rFonts w:ascii="Calibri" w:hAnsi="Calibri"/>
+                <w:color w:val="1F3864" w:themeColor="accent1" w:themeShade="80"/>
+                <w:sz w:val="18"/>
+                <w:szCs w:val="18"/>
               </w:rPr>
               <w:t>Duración de la actividad</w:t>
             </w:r>
@@ -4248,6 +3977,8 @@
               <w:rPr>
                 <w:rFonts w:ascii="Calibri" w:hAnsi="Calibri"/>
                 <w:color w:val="1F3864" w:themeColor="accent1" w:themeShade="80"/>
+                <w:sz w:val="18"/>
+                <w:szCs w:val="18"/>
               </w:rPr>
             </w:pPr>
           </w:p>
@@ -4267,12 +3998,16 @@
               <w:rPr>
                 <w:rFonts w:ascii="Calibri" w:hAnsi="Calibri"/>
                 <w:color w:val="1F3864" w:themeColor="accent1" w:themeShade="80"/>
-              </w:rPr>
-            </w:pPr>
-            <w:r>
-              <w:rPr>
-                <w:rFonts w:ascii="Calibri" w:hAnsi="Calibri"/>
-                <w:color w:val="1F3864" w:themeColor="accent1" w:themeShade="80"/>
+                <w:sz w:val="18"/>
+                <w:szCs w:val="18"/>
+              </w:rPr>
+            </w:pPr>
+            <w:r>
+              <w:rPr>
+                <w:rFonts w:ascii="Calibri" w:hAnsi="Calibri"/>
+                <w:color w:val="1F3864" w:themeColor="accent1" w:themeShade="80"/>
+                <w:sz w:val="18"/>
+                <w:szCs w:val="18"/>
               </w:rPr>
               <w:t>Responsable</w:t>
             </w:r>
@@ -4281,6 +4016,8 @@
                 <w:rStyle w:val="Refdenotaalpie"/>
                 <w:rFonts w:ascii="Calibri" w:hAnsi="Calibri"/>
                 <w:color w:val="1F3864" w:themeColor="accent1" w:themeShade="80"/>
+                <w:sz w:val="18"/>
+                <w:szCs w:val="18"/>
               </w:rPr>
               <w:footnoteReference w:id="1"/>
             </w:r>
@@ -4297,12 +4034,16 @@
               <w:rPr>
                 <w:rFonts w:ascii="Calibri" w:hAnsi="Calibri"/>
                 <w:color w:val="1F3864" w:themeColor="accent1" w:themeShade="80"/>
-              </w:rPr>
-            </w:pPr>
-            <w:r>
-              <w:rPr>
-                <w:rFonts w:ascii="Calibri" w:hAnsi="Calibri"/>
-                <w:color w:val="1F3864" w:themeColor="accent1" w:themeShade="80"/>
+                <w:sz w:val="18"/>
+                <w:szCs w:val="18"/>
+              </w:rPr>
+            </w:pPr>
+            <w:r>
+              <w:rPr>
+                <w:rFonts w:ascii="Calibri" w:hAnsi="Calibri"/>
+                <w:color w:val="1F3864" w:themeColor="accent1" w:themeShade="80"/>
+                <w:sz w:val="18"/>
+                <w:szCs w:val="18"/>
               </w:rPr>
               <w:t>Observaciones</w:t>
             </w:r>
@@ -4316,176 +4057,120 @@
         <w:tc>
           <w:tcPr>
             <w:tcW w:w="1580" w:type="dxa"/>
-          </w:tcPr>
-          <w:p>
-            <w:pPr>
-              <w:jc w:val="both"/>
-              <w:rPr>
-                <w:rFonts w:ascii="Calibri" w:hAnsi="Calibri" w:cs="Arial"/>
-                <w:i/>
-                <w:color w:val="548DD4"/>
-                <w:sz w:val="18"/>
-                <w:szCs w:val="20"/>
-                <w:lang w:eastAsia="es-CL"/>
-              </w:rPr>
-            </w:pPr>
-            <w:r>
-              <w:rPr>
-                <w:rFonts w:ascii="Calibri" w:hAnsi="Calibri" w:cs="Arial"/>
-                <w:i/>
-                <w:color w:val="548DD4"/>
-                <w:sz w:val="18"/>
-                <w:szCs w:val="20"/>
-                <w:lang w:eastAsia="es-CL"/>
-              </w:rPr>
-              <w:t xml:space="preserve">Nombra las competencias o unidades de competencias </w:t>
-            </w:r>
-            <w:r>
-              <w:rPr>
-                <w:rFonts w:ascii="Calibri" w:hAnsi="Calibri" w:cs="Arial"/>
-                <w:i/>
-                <w:color w:val="548DD4"/>
-                <w:sz w:val="18"/>
-                <w:szCs w:val="20"/>
-                <w:lang w:eastAsia="es-CL"/>
-              </w:rPr>
-              <w:t xml:space="preserve">que se relacionan con las diferentes actividades </w:t>
-            </w:r>
-            <w:r>
-              <w:rPr>
-                <w:rFonts w:ascii="Calibri" w:hAnsi="Calibri" w:cs="Arial"/>
-                <w:i/>
-                <w:color w:val="548DD4"/>
-                <w:sz w:val="18"/>
-                <w:szCs w:val="20"/>
-                <w:lang w:eastAsia="es-CL"/>
-              </w:rPr>
-              <w:t>requeridas para el desarrollo de la actividad.</w:t>
+            <w:vAlign w:val="center"/>
+          </w:tcPr>
+          <w:p>
+            <w:pPr>
+              <w:jc w:val="both"/>
+              <w:rPr>
+                <w:rFonts w:ascii="Calibri" w:hAnsi="Calibri" w:cs="Arial"/>
+                <w:i/>
+                <w:color w:val="548DD4"/>
+                <w:sz w:val="16"/>
+                <w:szCs w:val="16"/>
+                <w:lang w:eastAsia="es-CL"/>
+              </w:rPr>
+            </w:pPr>
+            <w:r>
+              <w:rPr>
+                <w:rFonts w:ascii="Calibri" w:hAnsi="Calibri" w:cs="Arial"/>
+                <w:i/>
+                <w:color w:val="548DD4"/>
+                <w:sz w:val="16"/>
+                <w:szCs w:val="16"/>
+                <w:lang w:eastAsia="es-CL"/>
+              </w:rPr>
+              <w:t>Análisis y Planificación de Requerimientos / Arquitectura de Software</w:t>
             </w:r>
           </w:p>
         </w:tc>
         <w:tc>
           <w:tcPr>
             <w:tcW w:w="1580" w:type="dxa"/>
-          </w:tcPr>
-          <w:p>
-            <w:pPr>
-              <w:jc w:val="both"/>
-              <w:rPr>
-                <w:b/>
-                <w:sz w:val="18"/>
-                <w:szCs w:val="24"/>
-              </w:rPr>
-            </w:pPr>
-            <w:r>
-              <w:rPr>
-                <w:rFonts w:ascii="Calibri" w:hAnsi="Calibri" w:cs="Arial"/>
-                <w:i/>
-                <w:color w:val="548DD4"/>
-                <w:sz w:val="18"/>
-                <w:szCs w:val="20"/>
-                <w:lang w:eastAsia="es-CL"/>
-              </w:rPr>
-              <w:t>Señale el nombre de la tarea o actividad.</w:t>
+            <w:vAlign w:val="center"/>
+          </w:tcPr>
+          <w:p>
+            <w:pPr>
+              <w:jc w:val="both"/>
+              <w:rPr>
+                <w:rFonts w:ascii="Calibri" w:hAnsi="Calibri" w:cs="Arial"/>
+                <w:i/>
+                <w:color w:val="548DD4"/>
+                <w:sz w:val="16"/>
+                <w:szCs w:val="16"/>
+                <w:lang w:eastAsia="es-CL"/>
+              </w:rPr>
+            </w:pPr>
+            <w:r>
+              <w:rPr>
+                <w:rFonts w:ascii="Calibri" w:hAnsi="Calibri" w:cs="Arial"/>
+                <w:i/>
+                <w:color w:val="548DD4"/>
+                <w:sz w:val="16"/>
+                <w:szCs w:val="16"/>
+                <w:lang w:eastAsia="es-CL"/>
+              </w:rPr>
+              <w:t>Análisis de plataforma y requerimientos</w:t>
             </w:r>
           </w:p>
         </w:tc>
         <w:tc>
           <w:tcPr>
             <w:tcW w:w="1580" w:type="dxa"/>
-          </w:tcPr>
-          <w:p>
-            <w:pPr>
-              <w:jc w:val="both"/>
-              <w:rPr>
-                <w:b/>
-                <w:sz w:val="18"/>
-                <w:szCs w:val="24"/>
-              </w:rPr>
-            </w:pPr>
-            <w:r>
-              <w:rPr>
-                <w:rFonts w:ascii="Calibri" w:hAnsi="Calibri" w:cs="Arial"/>
-                <w:i/>
-                <w:color w:val="548DD4"/>
-                <w:sz w:val="18"/>
-                <w:szCs w:val="20"/>
-                <w:lang w:eastAsia="es-CL"/>
-              </w:rPr>
-              <w:t>Descri</w:t>
-            </w:r>
-            <w:r>
-              <w:rPr>
-                <w:rFonts w:ascii="Calibri" w:hAnsi="Calibri" w:cs="Arial"/>
-                <w:i/>
-                <w:color w:val="548DD4"/>
-                <w:sz w:val="18"/>
-                <w:szCs w:val="20"/>
-                <w:lang w:eastAsia="es-CL"/>
-              </w:rPr>
-              <w:t>be</w:t>
-            </w:r>
-            <w:r>
-              <w:rPr>
-                <w:rFonts w:ascii="Calibri" w:hAnsi="Calibri" w:cs="Arial"/>
-                <w:i/>
-                <w:color w:val="548DD4"/>
-                <w:sz w:val="18"/>
-                <w:szCs w:val="20"/>
-                <w:lang w:eastAsia="es-CL"/>
-              </w:rPr>
-              <w:t xml:space="preserve"> la tarea</w:t>
-            </w:r>
-            <w:r>
-              <w:rPr>
-                <w:rFonts w:ascii="Calibri" w:hAnsi="Calibri" w:cs="Arial"/>
-                <w:i/>
-                <w:color w:val="548DD4"/>
-                <w:sz w:val="18"/>
-                <w:szCs w:val="20"/>
-                <w:lang w:eastAsia="es-CL"/>
-              </w:rPr>
-              <w:t xml:space="preserve"> o actividad.</w:t>
+            <w:vAlign w:val="center"/>
+          </w:tcPr>
+          <w:p>
+            <w:pPr>
+              <w:jc w:val="both"/>
+              <w:rPr>
+                <w:rFonts w:ascii="Calibri" w:hAnsi="Calibri" w:cs="Arial"/>
+                <w:i/>
+                <w:color w:val="548DD4"/>
+                <w:sz w:val="16"/>
+                <w:szCs w:val="16"/>
+                <w:lang w:eastAsia="es-CL"/>
+              </w:rPr>
+            </w:pPr>
+            <w:r>
+              <w:rPr>
+                <w:rFonts w:ascii="Calibri" w:hAnsi="Calibri" w:cs="Arial"/>
+                <w:i/>
+                <w:color w:val="548DD4"/>
+                <w:sz w:val="16"/>
+                <w:szCs w:val="16"/>
+                <w:lang w:eastAsia="es-CL"/>
+              </w:rPr>
+              <w:t>Revisar la implementación existente de ISO 27001, identificar componentes reutilizables y levantar los requerimientos para incorporar ISO 42001.</w:t>
             </w:r>
           </w:p>
         </w:tc>
         <w:tc>
           <w:tcPr>
             <w:tcW w:w="1580" w:type="dxa"/>
-          </w:tcPr>
-          <w:p>
-            <w:pPr>
-              <w:jc w:val="both"/>
-              <w:rPr>
-                <w:rFonts w:ascii="Calibri" w:hAnsi="Calibri" w:cs="Arial"/>
-                <w:i/>
-                <w:color w:val="548DD4"/>
-                <w:sz w:val="18"/>
-                <w:szCs w:val="20"/>
-                <w:lang w:eastAsia="es-CL"/>
-              </w:rPr>
-            </w:pPr>
-            <w:r>
-              <w:rPr>
-                <w:rFonts w:ascii="Calibri" w:hAnsi="Calibri" w:cs="Arial"/>
-                <w:i/>
-                <w:color w:val="548DD4"/>
-                <w:sz w:val="18"/>
-                <w:szCs w:val="20"/>
-                <w:lang w:eastAsia="es-CL"/>
-              </w:rPr>
-              <w:t>Nombra los recursos necesarios para llevar a cabo las actividades definidas</w:t>
-            </w:r>
-            <w:r>
-              <w:rPr>
-                <w:rFonts w:ascii="Calibri" w:hAnsi="Calibri" w:cs="Arial"/>
-                <w:i/>
-                <w:color w:val="548DD4"/>
-                <w:sz w:val="18"/>
-                <w:szCs w:val="20"/>
-                <w:lang w:eastAsia="es-CL"/>
-              </w:rPr>
-              <w:t>.</w:t>
+            <w:vAlign w:val="center"/>
+          </w:tcPr>
+          <w:p>
+            <w:pPr>
+              <w:jc w:val="both"/>
+              <w:rPr>
+                <w:rFonts w:ascii="Calibri" w:hAnsi="Calibri" w:cs="Arial"/>
+                <w:i/>
+                <w:color w:val="548DD4"/>
+                <w:sz w:val="16"/>
+                <w:szCs w:val="16"/>
+                <w:lang w:eastAsia="es-CL"/>
+              </w:rPr>
+            </w:pPr>
+            <w:r>
+              <w:rPr>
+                <w:rFonts w:ascii="Calibri" w:hAnsi="Calibri" w:cs="Arial"/>
+                <w:i/>
+                <w:color w:val="548DD4"/>
+                <w:sz w:val="16"/>
+                <w:szCs w:val="16"/>
+                <w:lang w:eastAsia="es-CL"/>
+              </w:rPr>
+              <w:t>Repositorio Git, documentación, software existente y reuniones semanales.</w:t>
             </w:r>
           </w:p>
         </w:tc>
@@ -4495,87 +4180,31 @@
             <w:tcBorders>
               <w:right w:val="single" w:sz="4" w:space="0" w:color="FFFFFF" w:themeColor="background1"/>
             </w:tcBorders>
-          </w:tcPr>
-          <w:p>
-            <w:pPr>
-              <w:jc w:val="both"/>
-              <w:rPr>
-                <w:rFonts w:ascii="Calibri" w:hAnsi="Calibri" w:cs="Arial"/>
-                <w:i/>
-                <w:color w:val="548DD4"/>
-                <w:sz w:val="18"/>
-                <w:szCs w:val="20"/>
-                <w:lang w:eastAsia="es-CL"/>
-              </w:rPr>
-            </w:pPr>
-            <w:r>
-              <w:rPr>
-                <w:rFonts w:ascii="Calibri" w:hAnsi="Calibri" w:cs="Arial"/>
-                <w:i/>
-                <w:color w:val="548DD4"/>
-                <w:sz w:val="18"/>
-                <w:szCs w:val="20"/>
-                <w:lang w:eastAsia="es-CL"/>
-              </w:rPr>
-              <w:t>Escrib</w:t>
-            </w:r>
-            <w:r>
-              <w:rPr>
-                <w:rFonts w:ascii="Calibri" w:hAnsi="Calibri" w:cs="Arial"/>
-                <w:i/>
-                <w:color w:val="548DD4"/>
-                <w:sz w:val="18"/>
-                <w:szCs w:val="20"/>
-                <w:lang w:eastAsia="es-CL"/>
-              </w:rPr>
-              <w:t>e</w:t>
-            </w:r>
-            <w:r>
-              <w:rPr>
-                <w:rFonts w:ascii="Calibri" w:hAnsi="Calibri" w:cs="Arial"/>
-                <w:i/>
-                <w:color w:val="548DD4"/>
-                <w:sz w:val="18"/>
-                <w:szCs w:val="20"/>
-                <w:lang w:eastAsia="es-CL"/>
-              </w:rPr>
-              <w:t xml:space="preserve"> la </w:t>
-            </w:r>
-            <w:r>
-              <w:rPr>
-                <w:rFonts w:ascii="Calibri" w:hAnsi="Calibri" w:cs="Arial"/>
-                <w:i/>
-                <w:color w:val="548DD4"/>
-                <w:sz w:val="18"/>
-                <w:szCs w:val="20"/>
-                <w:lang w:eastAsia="es-CL"/>
-              </w:rPr>
-              <w:t>duración de actividades o tarea</w:t>
-            </w:r>
-            <w:r>
-              <w:rPr>
-                <w:rFonts w:ascii="Calibri" w:hAnsi="Calibri" w:cs="Arial"/>
-                <w:i/>
-                <w:color w:val="548DD4"/>
-                <w:sz w:val="18"/>
-                <w:szCs w:val="20"/>
-                <w:lang w:eastAsia="es-CL"/>
-              </w:rPr>
-              <w:t>.</w:t>
-            </w:r>
-          </w:p>
-          <w:p>
-            <w:pPr>
-              <w:jc w:val="both"/>
-              <w:rPr>
-                <w:rFonts w:ascii="Calibri" w:hAnsi="Calibri" w:cs="Arial"/>
-                <w:i/>
-                <w:color w:val="548DD4"/>
-                <w:sz w:val="18"/>
-                <w:szCs w:val="20"/>
-                <w:lang w:eastAsia="es-CL"/>
-              </w:rPr>
-            </w:pPr>
+            <w:vAlign w:val="center"/>
+          </w:tcPr>
+          <w:p>
+            <w:pPr>
+              <w:jc w:val="both"/>
+              <w:rPr>
+                <w:rFonts w:ascii="Calibri" w:hAnsi="Calibri" w:cs="Arial"/>
+                <w:i/>
+                <w:color w:val="548DD4"/>
+                <w:sz w:val="16"/>
+                <w:szCs w:val="16"/>
+                <w:lang w:eastAsia="es-CL"/>
+              </w:rPr>
+            </w:pPr>
+            <w:r>
+              <w:rPr>
+                <w:rFonts w:ascii="Calibri" w:hAnsi="Calibri" w:cs="Arial"/>
+                <w:i/>
+                <w:color w:val="548DD4"/>
+                <w:sz w:val="16"/>
+                <w:szCs w:val="16"/>
+                <w:lang w:eastAsia="es-CL"/>
+              </w:rPr>
+              <w:t>Fase 1</w:t>
+            </w:r>
           </w:p>
         </w:tc>
         <w:tc>
@@ -4585,173 +4214,60 @@
               <w:left w:val="single" w:sz="4" w:space="0" w:color="FFFFFF" w:themeColor="background1"/>
             </w:tcBorders>
             <w:shd w:val="clear" w:color="auto" w:fill="D9D9D9" w:themeFill="background1" w:themeFillShade="D9"/>
-          </w:tcPr>
-          <w:p>
-            <w:pPr>
-              <w:jc w:val="both"/>
-              <w:rPr>
-                <w:b/>
-                <w:sz w:val="18"/>
-                <w:szCs w:val="24"/>
-              </w:rPr>
-            </w:pPr>
-            <w:r>
-              <w:rPr>
-                <w:rFonts w:ascii="Calibri" w:hAnsi="Calibri" w:cs="Arial"/>
-                <w:i/>
-                <w:color w:val="548DD4"/>
-                <w:sz w:val="18"/>
-                <w:szCs w:val="20"/>
-                <w:lang w:eastAsia="es-CL"/>
-              </w:rPr>
-              <w:t>Escrib</w:t>
-            </w:r>
-            <w:r>
-              <w:rPr>
-                <w:rFonts w:ascii="Calibri" w:hAnsi="Calibri" w:cs="Arial"/>
-                <w:i/>
-                <w:color w:val="548DD4"/>
-                <w:sz w:val="18"/>
-                <w:szCs w:val="20"/>
-                <w:lang w:eastAsia="es-CL"/>
-              </w:rPr>
-              <w:t>e</w:t>
-            </w:r>
-            <w:r>
-              <w:rPr>
-                <w:rFonts w:ascii="Calibri" w:hAnsi="Calibri" w:cs="Arial"/>
-                <w:i/>
-                <w:color w:val="548DD4"/>
-                <w:sz w:val="18"/>
-                <w:szCs w:val="20"/>
-                <w:lang w:eastAsia="es-CL"/>
-              </w:rPr>
-              <w:t xml:space="preserve"> </w:t>
-            </w:r>
-            <w:r>
-              <w:rPr>
-                <w:rFonts w:ascii="Calibri" w:hAnsi="Calibri" w:cs="Arial"/>
-                <w:i/>
-                <w:color w:val="548DD4"/>
-                <w:sz w:val="18"/>
-                <w:szCs w:val="20"/>
-                <w:lang w:eastAsia="es-CL"/>
-              </w:rPr>
-              <w:t xml:space="preserve">el </w:t>
-            </w:r>
-            <w:r>
-              <w:rPr>
-                <w:rFonts w:ascii="Calibri" w:hAnsi="Calibri" w:cs="Arial"/>
-                <w:i/>
-                <w:color w:val="548DD4"/>
-                <w:sz w:val="18"/>
-                <w:szCs w:val="20"/>
-                <w:lang w:eastAsia="es-CL"/>
-              </w:rPr>
-              <w:t xml:space="preserve">nombre </w:t>
-            </w:r>
-            <w:r>
-              <w:rPr>
-                <w:rFonts w:ascii="Calibri" w:hAnsi="Calibri" w:cs="Arial"/>
-                <w:i/>
-                <w:color w:val="548DD4"/>
-                <w:sz w:val="18"/>
-                <w:szCs w:val="20"/>
-                <w:lang w:eastAsia="es-CL"/>
-              </w:rPr>
-              <w:t>del</w:t>
-            </w:r>
-            <w:r>
-              <w:rPr>
-                <w:rFonts w:ascii="Calibri" w:hAnsi="Calibri" w:cs="Arial"/>
-                <w:i/>
-                <w:color w:val="548DD4"/>
-                <w:sz w:val="18"/>
-                <w:szCs w:val="20"/>
-                <w:lang w:eastAsia="es-CL"/>
-              </w:rPr>
-              <w:t xml:space="preserve"> integrante del equipo responsable de la actividad y tareas asociadas.</w:t>
+            <w:vAlign w:val="center"/>
+          </w:tcPr>
+          <w:p>
+            <w:pPr>
+              <w:jc w:val="both"/>
+              <w:rPr>
+                <w:rFonts w:ascii="Calibri" w:hAnsi="Calibri" w:cs="Arial"/>
+                <w:i/>
+                <w:color w:val="548DD4"/>
+                <w:sz w:val="16"/>
+                <w:szCs w:val="16"/>
+                <w:lang w:eastAsia="es-CL"/>
+              </w:rPr>
+            </w:pPr>
+            <w:r>
+              <w:rPr>
+                <w:rFonts w:ascii="Calibri" w:hAnsi="Calibri" w:cs="Arial"/>
+                <w:i/>
+                <w:color w:val="548DD4"/>
+                <w:sz w:val="16"/>
+                <w:szCs w:val="16"/>
+                <w:lang w:eastAsia="es-CL"/>
+              </w:rPr>
+              <w:t>Vicente Suazo y Andrea Santana</w:t>
             </w:r>
           </w:p>
         </w:tc>
         <w:tc>
           <w:tcPr>
             <w:tcW w:w="1581" w:type="dxa"/>
-          </w:tcPr>
-          <w:p>
-            <w:pPr>
-              <w:jc w:val="both"/>
-              <w:rPr>
-                <w:b/>
-                <w:sz w:val="18"/>
-                <w:szCs w:val="24"/>
-              </w:rPr>
-            </w:pPr>
-            <w:r>
-              <w:rPr>
-                <w:rFonts w:ascii="Calibri" w:hAnsi="Calibri" w:cs="Arial"/>
-                <w:i/>
-                <w:color w:val="548DD4"/>
-                <w:sz w:val="18"/>
-                <w:szCs w:val="20"/>
-                <w:lang w:eastAsia="es-CL"/>
-              </w:rPr>
-              <w:t>Escrib</w:t>
-            </w:r>
-            <w:r>
-              <w:rPr>
-                <w:rFonts w:ascii="Calibri" w:hAnsi="Calibri" w:cs="Arial"/>
-                <w:i/>
-                <w:color w:val="548DD4"/>
-                <w:sz w:val="18"/>
-                <w:szCs w:val="20"/>
-                <w:lang w:eastAsia="es-CL"/>
-              </w:rPr>
-              <w:t>e</w:t>
-            </w:r>
-            <w:r>
-              <w:rPr>
-                <w:rFonts w:ascii="Calibri" w:hAnsi="Calibri" w:cs="Arial"/>
-                <w:i/>
-                <w:color w:val="548DD4"/>
-                <w:sz w:val="18"/>
-                <w:szCs w:val="20"/>
-                <w:lang w:eastAsia="es-CL"/>
-              </w:rPr>
-              <w:t xml:space="preserve"> las dificultades o facilitadores que se </w:t>
-            </w:r>
-            <w:r>
-              <w:rPr>
-                <w:rFonts w:ascii="Calibri" w:hAnsi="Calibri" w:cs="Arial"/>
-                <w:i/>
-                <w:color w:val="548DD4"/>
-                <w:sz w:val="18"/>
-                <w:szCs w:val="20"/>
-                <w:lang w:eastAsia="es-CL"/>
-              </w:rPr>
-              <w:t xml:space="preserve">podrían </w:t>
-            </w:r>
-            <w:r>
-              <w:rPr>
-                <w:rFonts w:ascii="Calibri" w:hAnsi="Calibri" w:cs="Arial"/>
-                <w:i/>
-                <w:color w:val="548DD4"/>
-                <w:sz w:val="18"/>
-                <w:szCs w:val="20"/>
-                <w:lang w:eastAsia="es-CL"/>
-              </w:rPr>
-              <w:t>presentar durante la ejecución de cada una de las actividades propuestas para llevar a cabo el plan de trabajo</w:t>
-            </w:r>
-            <w:r>
-              <w:rPr>
-                <w:rFonts w:ascii="Calibri" w:hAnsi="Calibri" w:cs="Arial"/>
-                <w:i/>
-                <w:color w:val="548DD4"/>
-                <w:sz w:val="18"/>
-                <w:szCs w:val="20"/>
-                <w:lang w:eastAsia="es-CL"/>
-              </w:rPr>
-              <w:t>.</w:t>
+            <w:vAlign w:val="center"/>
+          </w:tcPr>
+          <w:p>
+            <w:pPr>
+              <w:jc w:val="both"/>
+              <w:rPr>
+                <w:rFonts w:ascii="Calibri" w:hAnsi="Calibri" w:cs="Arial"/>
+                <w:i/>
+                <w:color w:val="548DD4"/>
+                <w:sz w:val="16"/>
+                <w:szCs w:val="16"/>
+                <w:lang w:eastAsia="es-CL"/>
+              </w:rPr>
+            </w:pPr>
+            <w:r>
+              <w:rPr>
+                <w:rFonts w:ascii="Calibri" w:hAnsi="Calibri" w:cs="Arial"/>
+                <w:i/>
+                <w:color w:val="548DD4"/>
+                <w:sz w:val="16"/>
+                <w:szCs w:val="16"/>
+                <w:lang w:eastAsia="es-CL"/>
+              </w:rPr>
+              <w:t>Base para definir el alcance funcional y técnico.</w:t>
             </w:r>
           </w:p>
         </w:tc>
@@ -4763,73 +4279,169 @@
         <w:tc>
           <w:tcPr>
             <w:tcW w:w="1580" w:type="dxa"/>
-          </w:tcPr>
-          <w:p>
-            <w:pPr>
-              <w:jc w:val="both"/>
-              <w:rPr>
-                <w:rFonts w:ascii="Calibri" w:hAnsi="Calibri" w:cs="Arial"/>
-                <w:i/>
-                <w:color w:val="548DD4"/>
-                <w:sz w:val="18"/>
-                <w:szCs w:val="20"/>
-                <w:lang w:eastAsia="es-CL"/>
-              </w:rPr>
-            </w:pPr>
+            <w:vAlign w:val="center"/>
+          </w:tcPr>
+          <w:p>
+            <w:pPr>
+              <w:jc w:val="both"/>
+              <w:rPr>
+                <w:rFonts w:ascii="Calibri" w:hAnsi="Calibri" w:cs="Arial"/>
+                <w:i/>
+                <w:color w:val="548DD4"/>
+                <w:sz w:val="16"/>
+                <w:szCs w:val="16"/>
+                <w:lang w:eastAsia="es-CL"/>
+              </w:rPr>
+            </w:pPr>
+            <w:r>
+              <w:rPr>
+                <w:rFonts w:ascii="Calibri" w:hAnsi="Calibri" w:cs="Arial"/>
+                <w:i/>
+                <w:color w:val="548DD4"/>
+                <w:sz w:val="16"/>
+                <w:szCs w:val="16"/>
+                <w:lang w:eastAsia="es-CL"/>
+              </w:rPr>
+              <w:t>Programación / Arquitectura / Calidad de Software</w:t>
+            </w:r>
           </w:p>
         </w:tc>
         <w:tc>
           <w:tcPr>
             <w:tcW w:w="1580" w:type="dxa"/>
-          </w:tcPr>
-          <w:p>
-            <w:pPr>
-              <w:jc w:val="both"/>
-              <w:rPr>
-                <w:rFonts w:ascii="Calibri" w:hAnsi="Calibri" w:cs="Arial"/>
-                <w:i/>
-                <w:color w:val="548DD4"/>
-                <w:sz w:val="18"/>
-                <w:szCs w:val="20"/>
-                <w:lang w:eastAsia="es-CL"/>
-              </w:rPr>
-            </w:pPr>
+            <w:vAlign w:val="center"/>
+          </w:tcPr>
+          <w:p>
+            <w:pPr>
+              <w:jc w:val="both"/>
+              <w:rPr>
+                <w:rFonts w:ascii="Calibri" w:hAnsi="Calibri" w:cs="Arial"/>
+                <w:i/>
+                <w:color w:val="548DD4"/>
+                <w:sz w:val="16"/>
+                <w:szCs w:val="16"/>
+                <w:lang w:eastAsia="es-CL"/>
+              </w:rPr>
+            </w:pPr>
+            <w:r>
+              <w:rPr>
+                <w:rFonts w:ascii="Calibri" w:hAnsi="Calibri" w:cs="Arial"/>
+                <w:i/>
+                <w:color w:val="548DD4"/>
+                <w:sz w:val="16"/>
+                <w:szCs w:val="16"/>
+                <w:lang w:eastAsia="es-CL"/>
+              </w:rPr>
+              <w:t>Diseño, desarrollo e integración ISO 42001</w:t>
+            </w:r>
           </w:p>
         </w:tc>
         <w:tc>
           <w:tcPr>
             <w:tcW w:w="1580" w:type="dxa"/>
-          </w:tcPr>
-          <w:p>
-            <w:pPr>
-              <w:jc w:val="both"/>
-              <w:rPr>
-                <w:rFonts w:ascii="Calibri" w:hAnsi="Calibri" w:cs="Arial"/>
-                <w:i/>
-                <w:color w:val="548DD4"/>
-                <w:sz w:val="18"/>
-                <w:szCs w:val="20"/>
-                <w:lang w:eastAsia="es-CL"/>
-              </w:rPr>
-            </w:pPr>
+            <w:vAlign w:val="center"/>
+          </w:tcPr>
+          <w:p>
+            <w:pPr>
+              <w:jc w:val="both"/>
+              <w:rPr>
+                <w:rFonts w:ascii="Calibri" w:hAnsi="Calibri" w:cs="Arial"/>
+                <w:i/>
+                <w:color w:val="548DD4"/>
+                <w:sz w:val="16"/>
+                <w:szCs w:val="16"/>
+                <w:lang w:eastAsia="es-CL"/>
+              </w:rPr>
+            </w:pPr>
+            <w:r>
+              <w:rPr>
+                <w:rFonts w:ascii="Calibri" w:hAnsi="Calibri" w:cs="Arial"/>
+                <w:i/>
+                <w:color w:val="548DD4"/>
+                <w:sz w:val="16"/>
+                <w:szCs w:val="16"/>
+                <w:lang w:eastAsia="es-CL"/>
+              </w:rPr>
+              <w:t xml:space="preserve">Diseñar, desarrollar e integrar las funcionalidades de ISO 42001 sobre la plataforma existente, considerando los estándares transversales de </w:t>
+            </w:r>
+            <w:proofErr w:type="spellStart"/>
+            <w:r>
+              <w:rPr>
+                <w:rFonts w:ascii="Calibri" w:hAnsi="Calibri" w:cs="Arial"/>
+                <w:i/>
+                <w:color w:val="548DD4"/>
+                <w:sz w:val="16"/>
+                <w:szCs w:val="16"/>
+                <w:lang w:eastAsia="es-CL"/>
+              </w:rPr>
+              <w:t>Alloxentric</w:t>
+            </w:r>
+            <w:proofErr w:type="spellEnd"/>
+            <w:r>
+              <w:rPr>
+                <w:rFonts w:ascii="Calibri" w:hAnsi="Calibri" w:cs="Arial"/>
+                <w:i/>
+                <w:color w:val="548DD4"/>
+                <w:sz w:val="16"/>
+                <w:szCs w:val="16"/>
+                <w:lang w:eastAsia="es-CL"/>
+              </w:rPr>
+              <w:t>.</w:t>
+            </w:r>
           </w:p>
         </w:tc>
         <w:tc>
           <w:tcPr>
             <w:tcW w:w="1580" w:type="dxa"/>
-          </w:tcPr>
-          <w:p>
-            <w:pPr>
-              <w:jc w:val="both"/>
-              <w:rPr>
-                <w:rFonts w:ascii="Calibri" w:hAnsi="Calibri" w:cs="Arial"/>
-                <w:i/>
-                <w:color w:val="548DD4"/>
-                <w:sz w:val="18"/>
-                <w:szCs w:val="20"/>
-                <w:lang w:eastAsia="es-CL"/>
-              </w:rPr>
-            </w:pPr>
+            <w:vAlign w:val="center"/>
+          </w:tcPr>
+          <w:p>
+            <w:pPr>
+              <w:jc w:val="both"/>
+              <w:rPr>
+                <w:rFonts w:ascii="Calibri" w:hAnsi="Calibri" w:cs="Arial"/>
+                <w:i/>
+                <w:color w:val="548DD4"/>
+                <w:sz w:val="16"/>
+                <w:szCs w:val="16"/>
+                <w:lang w:eastAsia="es-CL"/>
+              </w:rPr>
+            </w:pPr>
+            <w:r>
+              <w:rPr>
+                <w:rFonts w:ascii="Calibri" w:hAnsi="Calibri" w:cs="Arial"/>
+                <w:i/>
+                <w:color w:val="548DD4"/>
+                <w:sz w:val="16"/>
+                <w:szCs w:val="16"/>
+                <w:lang w:eastAsia="es-CL"/>
+              </w:rPr>
+              <w:t xml:space="preserve">Repositorio </w:t>
+            </w:r>
+            <w:proofErr w:type="spellStart"/>
+            <w:r>
+              <w:rPr>
+                <w:rFonts w:ascii="Calibri" w:hAnsi="Calibri" w:cs="Arial"/>
+                <w:i/>
+                <w:color w:val="548DD4"/>
+                <w:sz w:val="16"/>
+                <w:szCs w:val="16"/>
+                <w:lang w:eastAsia="es-CL"/>
+              </w:rPr>
+              <w:t>eth-sgsi</w:t>
+            </w:r>
+            <w:proofErr w:type="spellEnd"/>
+            <w:r>
+              <w:rPr>
+                <w:rFonts w:ascii="Calibri" w:hAnsi="Calibri" w:cs="Arial"/>
+                <w:i/>
+                <w:color w:val="548DD4"/>
+                <w:sz w:val="16"/>
+                <w:szCs w:val="16"/>
+                <w:lang w:eastAsia="es-CL"/>
+              </w:rPr>
+              <w:t>, entorno de desarrollo, Git/GitHub y componentes existentes.</w:t>
+            </w:r>
           </w:p>
         </w:tc>
         <w:tc>
@@ -4838,19 +4450,31 @@
             <w:tcBorders>
               <w:right w:val="single" w:sz="4" w:space="0" w:color="FFFFFF" w:themeColor="background1"/>
             </w:tcBorders>
-          </w:tcPr>
-          <w:p>
-            <w:pPr>
-              <w:jc w:val="both"/>
-              <w:rPr>
-                <w:rFonts w:ascii="Calibri" w:hAnsi="Calibri" w:cs="Arial"/>
-                <w:i/>
-                <w:color w:val="548DD4"/>
-                <w:sz w:val="18"/>
-                <w:szCs w:val="20"/>
-                <w:lang w:eastAsia="es-CL"/>
-              </w:rPr>
-            </w:pPr>
+            <w:vAlign w:val="center"/>
+          </w:tcPr>
+          <w:p>
+            <w:pPr>
+              <w:jc w:val="both"/>
+              <w:rPr>
+                <w:rFonts w:ascii="Calibri" w:hAnsi="Calibri" w:cs="Arial"/>
+                <w:i/>
+                <w:color w:val="548DD4"/>
+                <w:sz w:val="16"/>
+                <w:szCs w:val="16"/>
+                <w:lang w:eastAsia="es-CL"/>
+              </w:rPr>
+            </w:pPr>
+            <w:r>
+              <w:rPr>
+                <w:rFonts w:ascii="Calibri" w:hAnsi="Calibri" w:cs="Arial"/>
+                <w:i/>
+                <w:color w:val="548DD4"/>
+                <w:sz w:val="16"/>
+                <w:szCs w:val="16"/>
+                <w:lang w:eastAsia="es-CL"/>
+              </w:rPr>
+              <w:t>Fase 2</w:t>
+            </w:r>
           </w:p>
         </w:tc>
         <w:tc>
@@ -4860,37 +4484,72 @@
               <w:left w:val="single" w:sz="4" w:space="0" w:color="FFFFFF" w:themeColor="background1"/>
             </w:tcBorders>
             <w:shd w:val="clear" w:color="auto" w:fill="D9D9D9" w:themeFill="background1" w:themeFillShade="D9"/>
-          </w:tcPr>
-          <w:p>
-            <w:pPr>
-              <w:jc w:val="both"/>
-              <w:rPr>
-                <w:rFonts w:ascii="Calibri" w:hAnsi="Calibri" w:cs="Arial"/>
-                <w:i/>
-                <w:color w:val="548DD4"/>
-                <w:sz w:val="18"/>
-                <w:szCs w:val="20"/>
-                <w:lang w:eastAsia="es-CL"/>
-              </w:rPr>
-            </w:pPr>
+            <w:vAlign w:val="center"/>
+          </w:tcPr>
+          <w:p>
+            <w:pPr>
+              <w:jc w:val="both"/>
+              <w:rPr>
+                <w:rFonts w:ascii="Calibri" w:hAnsi="Calibri" w:cs="Arial"/>
+                <w:i/>
+                <w:color w:val="548DD4"/>
+                <w:sz w:val="16"/>
+                <w:szCs w:val="16"/>
+                <w:lang w:eastAsia="es-CL"/>
+              </w:rPr>
+            </w:pPr>
+            <w:r>
+              <w:rPr>
+                <w:rFonts w:ascii="Calibri" w:hAnsi="Calibri" w:cs="Arial"/>
+                <w:i/>
+                <w:color w:val="548DD4"/>
+                <w:sz w:val="16"/>
+                <w:szCs w:val="16"/>
+                <w:lang w:eastAsia="es-CL"/>
+              </w:rPr>
+              <w:t xml:space="preserve">Vicente Suazo </w:t>
+            </w:r>
+            <w:r>
+              <w:rPr>
+                <w:rFonts w:ascii="Calibri" w:hAnsi="Calibri" w:cs="Arial"/>
+                <w:i/>
+                <w:color w:val="548DD4"/>
+                <w:sz w:val="16"/>
+                <w:szCs w:val="16"/>
+                <w:lang w:eastAsia="es-CL"/>
+              </w:rPr>
+              <w:t>y Andrea Santana</w:t>
+            </w:r>
           </w:p>
         </w:tc>
         <w:tc>
           <w:tcPr>
             <w:tcW w:w="1581" w:type="dxa"/>
-          </w:tcPr>
-          <w:p>
-            <w:pPr>
-              <w:jc w:val="both"/>
-              <w:rPr>
-                <w:rFonts w:ascii="Calibri" w:hAnsi="Calibri" w:cs="Arial"/>
-                <w:i/>
-                <w:color w:val="548DD4"/>
-                <w:sz w:val="18"/>
-                <w:szCs w:val="20"/>
-                <w:lang w:eastAsia="es-CL"/>
-              </w:rPr>
-            </w:pPr>
+            <w:vAlign w:val="center"/>
+          </w:tcPr>
+          <w:p>
+            <w:pPr>
+              <w:jc w:val="both"/>
+              <w:rPr>
+                <w:rFonts w:ascii="Calibri" w:hAnsi="Calibri" w:cs="Arial"/>
+                <w:i/>
+                <w:color w:val="548DD4"/>
+                <w:sz w:val="16"/>
+                <w:szCs w:val="16"/>
+                <w:lang w:eastAsia="es-CL"/>
+              </w:rPr>
+            </w:pPr>
+            <w:r>
+              <w:rPr>
+                <w:rFonts w:ascii="Calibri" w:hAnsi="Calibri" w:cs="Arial"/>
+                <w:i/>
+                <w:color w:val="548DD4"/>
+                <w:sz w:val="16"/>
+                <w:szCs w:val="16"/>
+                <w:lang w:eastAsia="es-CL"/>
+              </w:rPr>
+              <w:t>Desarrollo incremental con revisión semanal.</w:t>
+            </w:r>
           </w:p>
         </w:tc>
       </w:tr>
@@ -4901,73 +4560,121 @@
         <w:tc>
           <w:tcPr>
             <w:tcW w:w="1580" w:type="dxa"/>
-          </w:tcPr>
-          <w:p>
-            <w:pPr>
-              <w:jc w:val="both"/>
-              <w:rPr>
-                <w:rFonts w:ascii="Calibri" w:hAnsi="Calibri" w:cs="Arial"/>
-                <w:i/>
-                <w:color w:val="548DD4"/>
-                <w:sz w:val="18"/>
-                <w:szCs w:val="20"/>
-                <w:lang w:eastAsia="es-CL"/>
-              </w:rPr>
-            </w:pPr>
+            <w:vAlign w:val="center"/>
+          </w:tcPr>
+          <w:p>
+            <w:pPr>
+              <w:jc w:val="both"/>
+              <w:rPr>
+                <w:rFonts w:ascii="Calibri" w:hAnsi="Calibri" w:cs="Arial"/>
+                <w:i/>
+                <w:color w:val="548DD4"/>
+                <w:sz w:val="16"/>
+                <w:szCs w:val="16"/>
+                <w:lang w:eastAsia="es-CL"/>
+              </w:rPr>
+            </w:pPr>
+            <w:r>
+              <w:rPr>
+                <w:rFonts w:ascii="Calibri" w:hAnsi="Calibri" w:cs="Arial"/>
+                <w:i/>
+                <w:color w:val="548DD4"/>
+                <w:sz w:val="16"/>
+                <w:szCs w:val="16"/>
+                <w:lang w:eastAsia="es-CL"/>
+              </w:rPr>
+              <w:t>Calidad de Software / Gestión de Proyectos</w:t>
+            </w:r>
           </w:p>
         </w:tc>
         <w:tc>
           <w:tcPr>
             <w:tcW w:w="1580" w:type="dxa"/>
-          </w:tcPr>
-          <w:p>
-            <w:pPr>
-              <w:jc w:val="both"/>
-              <w:rPr>
-                <w:rFonts w:ascii="Calibri" w:hAnsi="Calibri" w:cs="Arial"/>
-                <w:i/>
-                <w:color w:val="548DD4"/>
-                <w:sz w:val="18"/>
-                <w:szCs w:val="20"/>
-                <w:lang w:eastAsia="es-CL"/>
-              </w:rPr>
-            </w:pPr>
+            <w:vAlign w:val="center"/>
+          </w:tcPr>
+          <w:p>
+            <w:pPr>
+              <w:jc w:val="both"/>
+              <w:rPr>
+                <w:rFonts w:ascii="Calibri" w:hAnsi="Calibri" w:cs="Arial"/>
+                <w:i/>
+                <w:color w:val="548DD4"/>
+                <w:sz w:val="16"/>
+                <w:szCs w:val="16"/>
+                <w:lang w:eastAsia="es-CL"/>
+              </w:rPr>
+            </w:pPr>
+            <w:r>
+              <w:rPr>
+                <w:rFonts w:ascii="Calibri" w:hAnsi="Calibri" w:cs="Arial"/>
+                <w:i/>
+                <w:color w:val="548DD4"/>
+                <w:sz w:val="16"/>
+                <w:szCs w:val="16"/>
+                <w:lang w:eastAsia="es-CL"/>
+              </w:rPr>
+              <w:t>Pruebas, validación y cierre</w:t>
+            </w:r>
           </w:p>
         </w:tc>
         <w:tc>
           <w:tcPr>
             <w:tcW w:w="1580" w:type="dxa"/>
-          </w:tcPr>
-          <w:p>
-            <w:pPr>
-              <w:jc w:val="both"/>
-              <w:rPr>
-                <w:rFonts w:ascii="Calibri" w:hAnsi="Calibri" w:cs="Arial"/>
-                <w:i/>
-                <w:color w:val="548DD4"/>
-                <w:sz w:val="18"/>
-                <w:szCs w:val="20"/>
-                <w:lang w:eastAsia="es-CL"/>
-              </w:rPr>
-            </w:pPr>
+            <w:vAlign w:val="center"/>
+          </w:tcPr>
+          <w:p>
+            <w:pPr>
+              <w:jc w:val="both"/>
+              <w:rPr>
+                <w:rFonts w:ascii="Calibri" w:hAnsi="Calibri" w:cs="Arial"/>
+                <w:i/>
+                <w:color w:val="548DD4"/>
+                <w:sz w:val="16"/>
+                <w:szCs w:val="16"/>
+                <w:lang w:eastAsia="es-CL"/>
+              </w:rPr>
+            </w:pPr>
+            <w:r>
+              <w:rPr>
+                <w:rFonts w:ascii="Calibri" w:hAnsi="Calibri" w:cs="Arial"/>
+                <w:i/>
+                <w:color w:val="548DD4"/>
+                <w:sz w:val="16"/>
+                <w:szCs w:val="16"/>
+                <w:lang w:eastAsia="es-CL"/>
+              </w:rPr>
+              <w:t>Ejecutar pruebas funcionales y de integración, corregir hallazgos, recopilar evidencias y preparar la entrega final.</w:t>
+            </w:r>
           </w:p>
         </w:tc>
         <w:tc>
           <w:tcPr>
             <w:tcW w:w="1580" w:type="dxa"/>
-          </w:tcPr>
-          <w:p>
-            <w:pPr>
-              <w:jc w:val="both"/>
-              <w:rPr>
-                <w:rFonts w:ascii="Calibri" w:hAnsi="Calibri" w:cs="Arial"/>
-                <w:i/>
-                <w:color w:val="548DD4"/>
-                <w:sz w:val="18"/>
-                <w:szCs w:val="20"/>
-                <w:lang w:eastAsia="es-CL"/>
-              </w:rPr>
-            </w:pPr>
+            <w:vAlign w:val="center"/>
+          </w:tcPr>
+          <w:p>
+            <w:pPr>
+              <w:jc w:val="both"/>
+              <w:rPr>
+                <w:rFonts w:ascii="Calibri" w:hAnsi="Calibri" w:cs="Arial"/>
+                <w:i/>
+                <w:color w:val="548DD4"/>
+                <w:sz w:val="16"/>
+                <w:szCs w:val="16"/>
+                <w:lang w:eastAsia="es-CL"/>
+              </w:rPr>
+            </w:pPr>
+            <w:r>
+              <w:rPr>
+                <w:rFonts w:ascii="Calibri" w:hAnsi="Calibri" w:cs="Arial"/>
+                <w:i/>
+                <w:color w:val="548DD4"/>
+                <w:sz w:val="16"/>
+                <w:szCs w:val="16"/>
+                <w:lang w:eastAsia="es-CL"/>
+              </w:rPr>
+              <w:t>Entorno de pruebas, repositorio, casos de prueba y evidencias.</w:t>
+            </w:r>
           </w:p>
         </w:tc>
         <w:tc>
@@ -4976,19 +4683,31 @@
             <w:tcBorders>
               <w:right w:val="single" w:sz="4" w:space="0" w:color="FFFFFF" w:themeColor="background1"/>
             </w:tcBorders>
-          </w:tcPr>
-          <w:p>
-            <w:pPr>
-              <w:jc w:val="both"/>
-              <w:rPr>
-                <w:rFonts w:ascii="Calibri" w:hAnsi="Calibri" w:cs="Arial"/>
-                <w:i/>
-                <w:color w:val="548DD4"/>
-                <w:sz w:val="18"/>
-                <w:szCs w:val="20"/>
-                <w:lang w:eastAsia="es-CL"/>
-              </w:rPr>
-            </w:pPr>
+            <w:vAlign w:val="center"/>
+          </w:tcPr>
+          <w:p>
+            <w:pPr>
+              <w:jc w:val="both"/>
+              <w:rPr>
+                <w:rFonts w:ascii="Calibri" w:hAnsi="Calibri" w:cs="Arial"/>
+                <w:i/>
+                <w:color w:val="548DD4"/>
+                <w:sz w:val="16"/>
+                <w:szCs w:val="16"/>
+                <w:lang w:eastAsia="es-CL"/>
+              </w:rPr>
+            </w:pPr>
+            <w:r>
+              <w:rPr>
+                <w:rFonts w:ascii="Calibri" w:hAnsi="Calibri" w:cs="Arial"/>
+                <w:i/>
+                <w:color w:val="548DD4"/>
+                <w:sz w:val="16"/>
+                <w:szCs w:val="16"/>
+                <w:lang w:eastAsia="es-CL"/>
+              </w:rPr>
+              <w:t>Fase 3</w:t>
+            </w:r>
           </w:p>
         </w:tc>
         <w:tc>
@@ -4998,41 +4717,109 @@
               <w:left w:val="single" w:sz="4" w:space="0" w:color="FFFFFF" w:themeColor="background1"/>
             </w:tcBorders>
             <w:shd w:val="clear" w:color="auto" w:fill="D9D9D9" w:themeFill="background1" w:themeFillShade="D9"/>
-          </w:tcPr>
-          <w:p>
-            <w:pPr>
-              <w:jc w:val="both"/>
-              <w:rPr>
-                <w:rFonts w:ascii="Calibri" w:hAnsi="Calibri" w:cs="Arial"/>
-                <w:i/>
-                <w:color w:val="548DD4"/>
-                <w:sz w:val="18"/>
-                <w:szCs w:val="20"/>
-                <w:lang w:eastAsia="es-CL"/>
-              </w:rPr>
-            </w:pPr>
+            <w:vAlign w:val="center"/>
+          </w:tcPr>
+          <w:p>
+            <w:pPr>
+              <w:jc w:val="both"/>
+              <w:rPr>
+                <w:rFonts w:ascii="Calibri" w:hAnsi="Calibri" w:cs="Arial"/>
+                <w:i/>
+                <w:color w:val="548DD4"/>
+                <w:sz w:val="16"/>
+                <w:szCs w:val="16"/>
+                <w:lang w:eastAsia="es-CL"/>
+              </w:rPr>
+            </w:pPr>
+            <w:r>
+              <w:rPr>
+                <w:rFonts w:ascii="Calibri" w:hAnsi="Calibri" w:cs="Arial"/>
+                <w:i/>
+                <w:color w:val="548DD4"/>
+                <w:sz w:val="16"/>
+                <w:szCs w:val="16"/>
+                <w:lang w:eastAsia="es-CL"/>
+              </w:rPr>
+              <w:t xml:space="preserve">Vicente Suazo </w:t>
+            </w:r>
+            <w:r>
+              <w:rPr>
+                <w:rFonts w:ascii="Calibri" w:hAnsi="Calibri" w:cs="Arial"/>
+                <w:i/>
+                <w:color w:val="548DD4"/>
+                <w:sz w:val="16"/>
+                <w:szCs w:val="16"/>
+                <w:lang w:eastAsia="es-CL"/>
+              </w:rPr>
+              <w:t>y Andrea Santana</w:t>
+            </w:r>
           </w:p>
         </w:tc>
         <w:tc>
           <w:tcPr>
             <w:tcW w:w="1581" w:type="dxa"/>
-          </w:tcPr>
-          <w:p>
-            <w:pPr>
-              <w:jc w:val="both"/>
-              <w:rPr>
-                <w:rFonts w:ascii="Calibri" w:hAnsi="Calibri" w:cs="Arial"/>
-                <w:i/>
-                <w:color w:val="548DD4"/>
-                <w:sz w:val="18"/>
-                <w:szCs w:val="20"/>
-                <w:lang w:eastAsia="es-CL"/>
-              </w:rPr>
-            </w:pPr>
+            <w:vAlign w:val="center"/>
+          </w:tcPr>
+          <w:p>
+            <w:pPr>
+              <w:jc w:val="both"/>
+              <w:rPr>
+                <w:rFonts w:ascii="Calibri" w:hAnsi="Calibri" w:cs="Arial"/>
+                <w:i/>
+                <w:color w:val="548DD4"/>
+                <w:sz w:val="16"/>
+                <w:szCs w:val="16"/>
+                <w:lang w:eastAsia="es-CL"/>
+              </w:rPr>
+            </w:pPr>
+            <w:r>
+              <w:rPr>
+                <w:rFonts w:ascii="Calibri" w:hAnsi="Calibri" w:cs="Arial"/>
+                <w:i/>
+                <w:color w:val="548DD4"/>
+                <w:sz w:val="16"/>
+                <w:szCs w:val="16"/>
+                <w:lang w:eastAsia="es-CL"/>
+              </w:rPr>
+              <w:t>Verificar la integración de ISO 42001 y continuidad de ISO 27001.</w:t>
+            </w:r>
           </w:p>
         </w:tc>
       </w:tr>
     </w:tbl>
+    <w:p>
+      <w:pPr>
+        <w:spacing w:after="0" w:line="360" w:lineRule="auto"/>
+        <w:jc w:val="both"/>
+        <w:rPr>
+          <w:b/>
+          <w:sz w:val="24"/>
+          <w:szCs w:val="24"/>
+        </w:rPr>
+      </w:pPr>
+    </w:p>
+    <w:p>
+      <w:pPr>
+        <w:spacing w:after="0" w:line="360" w:lineRule="auto"/>
+        <w:jc w:val="both"/>
+        <w:rPr>
+          <w:b/>
+          <w:sz w:val="24"/>
+          <w:szCs w:val="24"/>
+        </w:rPr>
+      </w:pPr>
+    </w:p>
+    <w:p>
+      <w:pPr>
+        <w:spacing w:after="0" w:line="360" w:lineRule="auto"/>
+        <w:jc w:val="both"/>
+        <w:rPr>
+          <w:b/>
+          <w:sz w:val="24"/>
+          <w:szCs w:val="24"/>
+        </w:rPr>
+      </w:pPr>
+    </w:p>
     <w:p>
       <w:pPr>
         <w:spacing w:after="0" w:line="360" w:lineRule="auto"/>
@@ -5087,7 +4874,6 @@
                 <w:sz w:val="28"/>
                 <w:szCs w:val="28"/>
               </w:rPr>
-              <w:lastRenderedPageBreak/>
               <w:t>8</w:t>
             </w:r>
             <w:r>
@@ -5207,26 +4993,26 @@
         <w:tblLook w:val="04A0" w:firstRow="1" w:lastRow="0" w:firstColumn="1" w:lastColumn="0" w:noHBand="0" w:noVBand="1"/>
       </w:tblPr>
       <w:tblGrid>
-        <w:gridCol w:w="1351"/>
-        <w:gridCol w:w="536"/>
+        <w:gridCol w:w="1372"/>
+        <w:gridCol w:w="534"/>
+        <w:gridCol w:w="520"/>
+        <w:gridCol w:w="521"/>
+        <w:gridCol w:w="525"/>
         <w:gridCol w:w="522"/>
-        <w:gridCol w:w="523"/>
-        <w:gridCol w:w="526"/>
-        <w:gridCol w:w="523"/>
-        <w:gridCol w:w="523"/>
-        <w:gridCol w:w="523"/>
-        <w:gridCol w:w="523"/>
-        <w:gridCol w:w="523"/>
-        <w:gridCol w:w="523"/>
-        <w:gridCol w:w="523"/>
-        <w:gridCol w:w="523"/>
-        <w:gridCol w:w="525"/>
-        <w:gridCol w:w="525"/>
-        <w:gridCol w:w="525"/>
+        <w:gridCol w:w="522"/>
+        <w:gridCol w:w="522"/>
+        <w:gridCol w:w="522"/>
+        <w:gridCol w:w="522"/>
+        <w:gridCol w:w="522"/>
+        <w:gridCol w:w="522"/>
+        <w:gridCol w:w="522"/>
+        <w:gridCol w:w="524"/>
+        <w:gridCol w:w="524"/>
+        <w:gridCol w:w="524"/>
         <w:gridCol w:w="7"/>
-        <w:gridCol w:w="518"/>
-        <w:gridCol w:w="525"/>
-        <w:gridCol w:w="525"/>
+        <w:gridCol w:w="517"/>
+        <w:gridCol w:w="524"/>
+        <w:gridCol w:w="524"/>
         <w:gridCol w:w="10"/>
       </w:tblGrid>
       <w:tr>
@@ -5825,6 +5611,7 @@
         <w:tc>
           <w:tcPr>
             <w:tcW w:w="1351" w:type="dxa"/>
+            <w:vAlign w:val="center"/>
             <w:hideMark/>
           </w:tcPr>
           <w:p>
@@ -5839,20 +5626,19 @@
             </w:pPr>
             <w:r>
               <w:rPr>
-                <w:rFonts w:ascii="Calibri" w:hAnsi="Calibri" w:cs="Arial"/>
-                <w:i/>
-                <w:color w:val="548DD4"/>
-                <w:sz w:val="16"/>
-                <w:szCs w:val="16"/>
-                <w:lang w:eastAsia="es-CL"/>
-              </w:rPr>
-              <w:t>Describe actividades del punto anterior</w:t>
+                <w:rFonts w:ascii="Calibri" w:hAnsi="Calibri" w:cs="Calibri"/>
+                <w:color w:val="000000"/>
+                <w:sz w:val="18"/>
+                <w:szCs w:val="18"/>
+              </w:rPr>
+              <w:t>Análisis de plataforma, alcance y requerimientos ISO 42001</w:t>
             </w:r>
           </w:p>
         </w:tc>
         <w:tc>
           <w:tcPr>
             <w:tcW w:w="536" w:type="dxa"/>
+            <w:vAlign w:val="center"/>
           </w:tcPr>
           <w:p>
             <w:pPr>
@@ -5864,11 +5650,21 @@
                 <w:szCs w:val="16"/>
               </w:rPr>
             </w:pPr>
+            <w:r>
+              <w:rPr>
+                <w:rFonts w:ascii="Calibri" w:hAnsi="Calibri" w:cs="Calibri"/>
+                <w:color w:val="000000"/>
+                <w:sz w:val="18"/>
+                <w:szCs w:val="18"/>
+              </w:rPr>
+              <w:t>X</w:t>
+            </w:r>
           </w:p>
         </w:tc>
         <w:tc>
           <w:tcPr>
             <w:tcW w:w="522" w:type="dxa"/>
+            <w:vAlign w:val="center"/>
           </w:tcPr>
           <w:p>
             <w:pPr>
@@ -5880,11 +5676,21 @@
                 <w:szCs w:val="16"/>
               </w:rPr>
             </w:pPr>
+            <w:r>
+              <w:rPr>
+                <w:rFonts w:ascii="Calibri" w:hAnsi="Calibri" w:cs="Calibri"/>
+                <w:color w:val="000000"/>
+                <w:sz w:val="18"/>
+                <w:szCs w:val="18"/>
+              </w:rPr>
+              <w:t>X</w:t>
+            </w:r>
           </w:p>
         </w:tc>
         <w:tc>
           <w:tcPr>
             <w:tcW w:w="523" w:type="dxa"/>
+            <w:vAlign w:val="center"/>
           </w:tcPr>
           <w:p>
             <w:pPr>
@@ -5896,11 +5702,21 @@
                 <w:szCs w:val="16"/>
               </w:rPr>
             </w:pPr>
+            <w:r>
+              <w:rPr>
+                <w:rFonts w:ascii="Calibri" w:hAnsi="Calibri" w:cs="Calibri"/>
+                <w:color w:val="000000"/>
+                <w:sz w:val="18"/>
+                <w:szCs w:val="18"/>
+              </w:rPr>
+              <w:t>X</w:t>
+            </w:r>
           </w:p>
         </w:tc>
         <w:tc>
           <w:tcPr>
             <w:tcW w:w="526" w:type="dxa"/>
+            <w:vAlign w:val="center"/>
           </w:tcPr>
           <w:p>
             <w:pPr>
@@ -5912,11 +5728,21 @@
                 <w:szCs w:val="16"/>
               </w:rPr>
             </w:pPr>
+            <w:r>
+              <w:rPr>
+                <w:rFonts w:ascii="Calibri" w:hAnsi="Calibri" w:cs="Calibri"/>
+                <w:color w:val="000000"/>
+                <w:sz w:val="18"/>
+                <w:szCs w:val="18"/>
+              </w:rPr>
+              <w:t>X</w:t>
+            </w:r>
           </w:p>
         </w:tc>
         <w:tc>
           <w:tcPr>
             <w:tcW w:w="523" w:type="dxa"/>
+            <w:vAlign w:val="center"/>
           </w:tcPr>
           <w:p>
             <w:pPr>
@@ -5933,6 +5759,7 @@
         <w:tc>
           <w:tcPr>
             <w:tcW w:w="523" w:type="dxa"/>
+            <w:vAlign w:val="center"/>
           </w:tcPr>
           <w:p>
             <w:pPr>
@@ -5949,6 +5776,7 @@
         <w:tc>
           <w:tcPr>
             <w:tcW w:w="523" w:type="dxa"/>
+            <w:vAlign w:val="center"/>
           </w:tcPr>
           <w:p>
             <w:pPr>
@@ -5965,6 +5793,7 @@
         <w:tc>
           <w:tcPr>
             <w:tcW w:w="523" w:type="dxa"/>
+            <w:vAlign w:val="center"/>
           </w:tcPr>
           <w:p>
             <w:pPr>
@@ -5981,6 +5810,7 @@
         <w:tc>
           <w:tcPr>
             <w:tcW w:w="523" w:type="dxa"/>
+            <w:vAlign w:val="center"/>
           </w:tcPr>
           <w:p>
             <w:pPr>
@@ -5997,6 +5827,7 @@
         <w:tc>
           <w:tcPr>
             <w:tcW w:w="523" w:type="dxa"/>
+            <w:vAlign w:val="center"/>
           </w:tcPr>
           <w:p>
             <w:pPr>
@@ -6013,6 +5844,7 @@
         <w:tc>
           <w:tcPr>
             <w:tcW w:w="523" w:type="dxa"/>
+            <w:vAlign w:val="center"/>
           </w:tcPr>
           <w:p>
             <w:pPr>
@@ -6029,6 +5861,7 @@
         <w:tc>
           <w:tcPr>
             <w:tcW w:w="523" w:type="dxa"/>
+            <w:vAlign w:val="center"/>
           </w:tcPr>
           <w:p>
             <w:pPr>
@@ -6045,6 +5878,7 @@
         <w:tc>
           <w:tcPr>
             <w:tcW w:w="525" w:type="dxa"/>
+            <w:vAlign w:val="center"/>
           </w:tcPr>
           <w:p>
             <w:pPr>
@@ -6061,6 +5895,7 @@
         <w:tc>
           <w:tcPr>
             <w:tcW w:w="525" w:type="dxa"/>
+            <w:vAlign w:val="center"/>
           </w:tcPr>
           <w:p>
             <w:pPr>
@@ -6077,6 +5912,7 @@
         <w:tc>
           <w:tcPr>
             <w:tcW w:w="525" w:type="dxa"/>
+            <w:vAlign w:val="center"/>
           </w:tcPr>
           <w:p>
             <w:pPr>
@@ -6094,6 +5930,7 @@
           <w:tcPr>
             <w:tcW w:w="525" w:type="dxa"/>
             <w:gridSpan w:val="2"/>
+            <w:vAlign w:val="center"/>
           </w:tcPr>
           <w:p>
             <w:pPr>
@@ -6110,6 +5947,7 @@
         <w:tc>
           <w:tcPr>
             <w:tcW w:w="525" w:type="dxa"/>
+            <w:vAlign w:val="center"/>
           </w:tcPr>
           <w:p>
             <w:pPr>
@@ -6126,6 +5964,7 @@
         <w:tc>
           <w:tcPr>
             <w:tcW w:w="525" w:type="dxa"/>
+            <w:vAlign w:val="center"/>
           </w:tcPr>
           <w:p>
             <w:pPr>
@@ -6149,6 +5988,7 @@
         <w:tc>
           <w:tcPr>
             <w:tcW w:w="1351" w:type="dxa"/>
+            <w:vAlign w:val="center"/>
           </w:tcPr>
           <w:p>
             <w:pPr>
@@ -6160,11 +6000,21 @@
                 <w:szCs w:val="16"/>
               </w:rPr>
             </w:pPr>
+            <w:r>
+              <w:rPr>
+                <w:rFonts w:ascii="Calibri" w:hAnsi="Calibri" w:cs="Calibri"/>
+                <w:color w:val="000000"/>
+                <w:sz w:val="18"/>
+                <w:szCs w:val="18"/>
+              </w:rPr>
+              <w:t>Diseño, desarrollo e integración de funcionalidades ISO 42001</w:t>
+            </w:r>
           </w:p>
         </w:tc>
         <w:tc>
           <w:tcPr>
             <w:tcW w:w="536" w:type="dxa"/>
+            <w:vAlign w:val="center"/>
           </w:tcPr>
           <w:p>
             <w:pPr>
@@ -6181,6 +6031,7 @@
         <w:tc>
           <w:tcPr>
             <w:tcW w:w="522" w:type="dxa"/>
+            <w:vAlign w:val="center"/>
           </w:tcPr>
           <w:p>
             <w:pPr>
@@ -6197,6 +6048,7 @@
         <w:tc>
           <w:tcPr>
             <w:tcW w:w="523" w:type="dxa"/>
+            <w:vAlign w:val="center"/>
           </w:tcPr>
           <w:p>
             <w:pPr>
@@ -6213,6 +6065,7 @@
         <w:tc>
           <w:tcPr>
             <w:tcW w:w="526" w:type="dxa"/>
+            <w:vAlign w:val="center"/>
           </w:tcPr>
           <w:p>
             <w:pPr>
@@ -6229,6 +6082,7 @@
         <w:tc>
           <w:tcPr>
             <w:tcW w:w="523" w:type="dxa"/>
+            <w:vAlign w:val="center"/>
           </w:tcPr>
           <w:p>
             <w:pPr>
@@ -6240,11 +6094,21 @@
                 <w:szCs w:val="16"/>
               </w:rPr>
             </w:pPr>
+            <w:r>
+              <w:rPr>
+                <w:rFonts w:ascii="Calibri" w:hAnsi="Calibri" w:cs="Calibri"/>
+                <w:color w:val="000000"/>
+                <w:sz w:val="18"/>
+                <w:szCs w:val="18"/>
+              </w:rPr>
+              <w:t>X</w:t>
+            </w:r>
           </w:p>
         </w:tc>
         <w:tc>
           <w:tcPr>
             <w:tcW w:w="523" w:type="dxa"/>
+            <w:vAlign w:val="center"/>
           </w:tcPr>
           <w:p>
             <w:pPr>
@@ -6256,11 +6120,21 @@
                 <w:szCs w:val="16"/>
               </w:rPr>
             </w:pPr>
+            <w:r>
+              <w:rPr>
+                <w:rFonts w:ascii="Calibri" w:hAnsi="Calibri" w:cs="Calibri"/>
+                <w:color w:val="000000"/>
+                <w:sz w:val="18"/>
+                <w:szCs w:val="18"/>
+              </w:rPr>
+              <w:t>X</w:t>
+            </w:r>
           </w:p>
         </w:tc>
         <w:tc>
           <w:tcPr>
             <w:tcW w:w="523" w:type="dxa"/>
+            <w:vAlign w:val="center"/>
           </w:tcPr>
           <w:p>
             <w:pPr>
@@ -6272,11 +6146,21 @@
                 <w:szCs w:val="16"/>
               </w:rPr>
             </w:pPr>
+            <w:r>
+              <w:rPr>
+                <w:rFonts w:ascii="Calibri" w:hAnsi="Calibri" w:cs="Calibri"/>
+                <w:color w:val="000000"/>
+                <w:sz w:val="18"/>
+                <w:szCs w:val="18"/>
+              </w:rPr>
+              <w:t>X</w:t>
+            </w:r>
           </w:p>
         </w:tc>
         <w:tc>
           <w:tcPr>
             <w:tcW w:w="523" w:type="dxa"/>
+            <w:vAlign w:val="center"/>
           </w:tcPr>
           <w:p>
             <w:pPr>
@@ -6288,11 +6172,21 @@
                 <w:szCs w:val="16"/>
               </w:rPr>
             </w:pPr>
+            <w:r>
+              <w:rPr>
+                <w:rFonts w:ascii="Calibri" w:hAnsi="Calibri" w:cs="Calibri"/>
+                <w:color w:val="000000"/>
+                <w:sz w:val="18"/>
+                <w:szCs w:val="18"/>
+              </w:rPr>
+              <w:t>X</w:t>
+            </w:r>
           </w:p>
         </w:tc>
         <w:tc>
           <w:tcPr>
             <w:tcW w:w="523" w:type="dxa"/>
+            <w:vAlign w:val="center"/>
           </w:tcPr>
           <w:p>
             <w:pPr>
@@ -6304,11 +6198,21 @@
                 <w:szCs w:val="16"/>
               </w:rPr>
             </w:pPr>
+            <w:r>
+              <w:rPr>
+                <w:rFonts w:ascii="Calibri" w:hAnsi="Calibri" w:cs="Calibri"/>
+                <w:color w:val="000000"/>
+                <w:sz w:val="18"/>
+                <w:szCs w:val="18"/>
+              </w:rPr>
+              <w:t>X</w:t>
+            </w:r>
           </w:p>
         </w:tc>
         <w:tc>
           <w:tcPr>
             <w:tcW w:w="523" w:type="dxa"/>
+            <w:vAlign w:val="center"/>
           </w:tcPr>
           <w:p>
             <w:pPr>
@@ -6320,11 +6224,21 @@
                 <w:szCs w:val="16"/>
               </w:rPr>
             </w:pPr>
+            <w:r>
+              <w:rPr>
+                <w:rFonts w:ascii="Calibri" w:hAnsi="Calibri" w:cs="Calibri"/>
+                <w:color w:val="000000"/>
+                <w:sz w:val="18"/>
+                <w:szCs w:val="18"/>
+              </w:rPr>
+              <w:t>X</w:t>
+            </w:r>
           </w:p>
         </w:tc>
         <w:tc>
           <w:tcPr>
             <w:tcW w:w="523" w:type="dxa"/>
+            <w:vAlign w:val="center"/>
           </w:tcPr>
           <w:p>
             <w:pPr>
@@ -6336,11 +6250,21 @@
                 <w:szCs w:val="16"/>
               </w:rPr>
             </w:pPr>
+            <w:r>
+              <w:rPr>
+                <w:rFonts w:ascii="Calibri" w:hAnsi="Calibri" w:cs="Calibri"/>
+                <w:color w:val="000000"/>
+                <w:sz w:val="18"/>
+                <w:szCs w:val="18"/>
+              </w:rPr>
+              <w:t>X</w:t>
+            </w:r>
           </w:p>
         </w:tc>
         <w:tc>
           <w:tcPr>
             <w:tcW w:w="523" w:type="dxa"/>
+            <w:vAlign w:val="center"/>
           </w:tcPr>
           <w:p>
             <w:pPr>
@@ -6352,11 +6276,21 @@
                 <w:szCs w:val="16"/>
               </w:rPr>
             </w:pPr>
+            <w:r>
+              <w:rPr>
+                <w:rFonts w:ascii="Calibri" w:hAnsi="Calibri" w:cs="Calibri"/>
+                <w:color w:val="000000"/>
+                <w:sz w:val="18"/>
+                <w:szCs w:val="18"/>
+              </w:rPr>
+              <w:t>X</w:t>
+            </w:r>
           </w:p>
         </w:tc>
         <w:tc>
           <w:tcPr>
             <w:tcW w:w="525" w:type="dxa"/>
+            <w:vAlign w:val="center"/>
           </w:tcPr>
           <w:p>
             <w:pPr>
@@ -6368,11 +6302,21 @@
                 <w:szCs w:val="16"/>
               </w:rPr>
             </w:pPr>
+            <w:r>
+              <w:rPr>
+                <w:rFonts w:ascii="Calibri" w:hAnsi="Calibri" w:cs="Calibri"/>
+                <w:color w:val="000000"/>
+                <w:sz w:val="18"/>
+                <w:szCs w:val="18"/>
+              </w:rPr>
+              <w:t>X</w:t>
+            </w:r>
           </w:p>
         </w:tc>
         <w:tc>
           <w:tcPr>
             <w:tcW w:w="525" w:type="dxa"/>
+            <w:vAlign w:val="center"/>
           </w:tcPr>
           <w:p>
             <w:pPr>
@@ -6384,11 +6328,21 @@
                 <w:szCs w:val="16"/>
               </w:rPr>
             </w:pPr>
+            <w:r>
+              <w:rPr>
+                <w:rFonts w:ascii="Calibri" w:hAnsi="Calibri" w:cs="Calibri"/>
+                <w:color w:val="000000"/>
+                <w:sz w:val="18"/>
+                <w:szCs w:val="18"/>
+              </w:rPr>
+              <w:t>X</w:t>
+            </w:r>
           </w:p>
         </w:tc>
         <w:tc>
           <w:tcPr>
             <w:tcW w:w="525" w:type="dxa"/>
+            <w:vAlign w:val="center"/>
           </w:tcPr>
           <w:p>
             <w:pPr>
@@ -6400,12 +6354,22 @@
                 <w:szCs w:val="16"/>
               </w:rPr>
             </w:pPr>
+            <w:r>
+              <w:rPr>
+                <w:rFonts w:ascii="Calibri" w:hAnsi="Calibri" w:cs="Calibri"/>
+                <w:color w:val="000000"/>
+                <w:sz w:val="18"/>
+                <w:szCs w:val="18"/>
+              </w:rPr>
+              <w:t>X</w:t>
+            </w:r>
           </w:p>
         </w:tc>
         <w:tc>
           <w:tcPr>
             <w:tcW w:w="525" w:type="dxa"/>
             <w:gridSpan w:val="2"/>
+            <w:vAlign w:val="center"/>
           </w:tcPr>
           <w:p>
             <w:pPr>
@@ -6422,6 +6386,7 @@
         <w:tc>
           <w:tcPr>
             <w:tcW w:w="525" w:type="dxa"/>
+            <w:vAlign w:val="center"/>
           </w:tcPr>
           <w:p>
             <w:pPr>
@@ -6438,6 +6403,7 @@
         <w:tc>
           <w:tcPr>
             <w:tcW w:w="525" w:type="dxa"/>
+            <w:vAlign w:val="center"/>
           </w:tcPr>
           <w:p>
             <w:pPr>
@@ -6461,6 +6427,7 @@
         <w:tc>
           <w:tcPr>
             <w:tcW w:w="1351" w:type="dxa"/>
+            <w:vAlign w:val="center"/>
           </w:tcPr>
           <w:p>
             <w:pPr>
@@ -6472,11 +6439,21 @@
                 <w:szCs w:val="16"/>
               </w:rPr>
             </w:pPr>
+            <w:r>
+              <w:rPr>
+                <w:rFonts w:ascii="Calibri" w:hAnsi="Calibri" w:cs="Calibri"/>
+                <w:color w:val="000000"/>
+                <w:sz w:val="18"/>
+                <w:szCs w:val="18"/>
+              </w:rPr>
+              <w:t>Pruebas, validación, evidencias y cierre</w:t>
+            </w:r>
           </w:p>
         </w:tc>
         <w:tc>
           <w:tcPr>
             <w:tcW w:w="536" w:type="dxa"/>
+            <w:vAlign w:val="center"/>
           </w:tcPr>
           <w:p>
             <w:pPr>
@@ -6493,6 +6470,7 @@
         <w:tc>
           <w:tcPr>
             <w:tcW w:w="522" w:type="dxa"/>
+            <w:vAlign w:val="center"/>
           </w:tcPr>
           <w:p>
             <w:pPr>
@@ -6509,6 +6487,7 @@
         <w:tc>
           <w:tcPr>
             <w:tcW w:w="523" w:type="dxa"/>
+            <w:vAlign w:val="center"/>
           </w:tcPr>
           <w:p>
             <w:pPr>
@@ -6525,6 +6504,7 @@
         <w:tc>
           <w:tcPr>
             <w:tcW w:w="526" w:type="dxa"/>
+            <w:vAlign w:val="center"/>
           </w:tcPr>
           <w:p>
             <w:pPr>
@@ -6541,6 +6521,7 @@
         <w:tc>
           <w:tcPr>
             <w:tcW w:w="523" w:type="dxa"/>
+            <w:vAlign w:val="center"/>
           </w:tcPr>
           <w:p>
             <w:pPr>
@@ -6557,6 +6538,7 @@
         <w:tc>
           <w:tcPr>
             <w:tcW w:w="523" w:type="dxa"/>
+            <w:vAlign w:val="center"/>
           </w:tcPr>
           <w:p>
             <w:pPr>
@@ -6573,6 +6555,7 @@
         <w:tc>
           <w:tcPr>
             <w:tcW w:w="523" w:type="dxa"/>
+            <w:vAlign w:val="center"/>
           </w:tcPr>
           <w:p>
             <w:pPr>
@@ -6589,6 +6572,7 @@
         <w:tc>
           <w:tcPr>
             <w:tcW w:w="523" w:type="dxa"/>
+            <w:vAlign w:val="center"/>
           </w:tcPr>
           <w:p>
             <w:pPr>
@@ -6605,6 +6589,7 @@
         <w:tc>
           <w:tcPr>
             <w:tcW w:w="523" w:type="dxa"/>
+            <w:vAlign w:val="center"/>
           </w:tcPr>
           <w:p>
             <w:pPr>
@@ -6621,6 +6606,7 @@
         <w:tc>
           <w:tcPr>
             <w:tcW w:w="523" w:type="dxa"/>
+            <w:vAlign w:val="center"/>
           </w:tcPr>
           <w:p>
             <w:pPr>
@@ -6637,6 +6623,7 @@
         <w:tc>
           <w:tcPr>
             <w:tcW w:w="523" w:type="dxa"/>
+            <w:vAlign w:val="center"/>
           </w:tcPr>
           <w:p>
             <w:pPr>
@@ -6653,6 +6640,7 @@
         <w:tc>
           <w:tcPr>
             <w:tcW w:w="523" w:type="dxa"/>
+            <w:vAlign w:val="center"/>
           </w:tcPr>
           <w:p>
             <w:pPr>
@@ -6669,6 +6657,7 @@
         <w:tc>
           <w:tcPr>
             <w:tcW w:w="525" w:type="dxa"/>
+            <w:vAlign w:val="center"/>
           </w:tcPr>
           <w:p>
             <w:pPr>
@@ -6685,6 +6674,7 @@
         <w:tc>
           <w:tcPr>
             <w:tcW w:w="525" w:type="dxa"/>
+            <w:vAlign w:val="center"/>
           </w:tcPr>
           <w:p>
             <w:pPr>
@@ -6701,6 +6691,7 @@
         <w:tc>
           <w:tcPr>
             <w:tcW w:w="525" w:type="dxa"/>
+            <w:vAlign w:val="center"/>
           </w:tcPr>
           <w:p>
             <w:pPr>
@@ -6718,6 +6709,7 @@
           <w:tcPr>
             <w:tcW w:w="525" w:type="dxa"/>
             <w:gridSpan w:val="2"/>
+            <w:vAlign w:val="center"/>
           </w:tcPr>
           <w:p>
             <w:pPr>
@@ -6729,11 +6721,21 @@
                 <w:szCs w:val="16"/>
               </w:rPr>
             </w:pPr>
+            <w:r>
+              <w:rPr>
+                <w:rFonts w:ascii="Calibri" w:hAnsi="Calibri" w:cs="Calibri"/>
+                <w:color w:val="000000"/>
+                <w:sz w:val="18"/>
+                <w:szCs w:val="18"/>
+              </w:rPr>
+              <w:t>X</w:t>
+            </w:r>
           </w:p>
         </w:tc>
         <w:tc>
           <w:tcPr>
             <w:tcW w:w="525" w:type="dxa"/>
+            <w:vAlign w:val="center"/>
           </w:tcPr>
           <w:p>
             <w:pPr>
@@ -6745,11 +6747,21 @@
                 <w:szCs w:val="16"/>
               </w:rPr>
             </w:pPr>
+            <w:r>
+              <w:rPr>
+                <w:rFonts w:ascii="Calibri" w:hAnsi="Calibri" w:cs="Calibri"/>
+                <w:color w:val="000000"/>
+                <w:sz w:val="18"/>
+                <w:szCs w:val="18"/>
+              </w:rPr>
+              <w:t>X</w:t>
+            </w:r>
           </w:p>
         </w:tc>
         <w:tc>
           <w:tcPr>
             <w:tcW w:w="525" w:type="dxa"/>
+            <w:vAlign w:val="center"/>
           </w:tcPr>
           <w:p>
             <w:pPr>
@@ -6761,6 +6773,15 @@
                 <w:szCs w:val="16"/>
               </w:rPr>
             </w:pPr>
+            <w:r>
+              <w:rPr>
+                <w:rFonts w:ascii="Calibri" w:hAnsi="Calibri" w:cs="Calibri"/>
+                <w:color w:val="000000"/>
+                <w:sz w:val="18"/>
+                <w:szCs w:val="18"/>
+              </w:rPr>
+              <w:t>X</w:t>
+            </w:r>
           </w:p>
         </w:tc>
       </w:tr>
@@ -8499,21 +8520,6 @@
 </file>
 
 <file path=customXml/item1.xml><?xml version="1.0" encoding="utf-8"?>
-<p:properties xmlns:p="http://schemas.microsoft.com/office/2006/metadata/properties" xmlns:xsi="http://www.w3.org/2001/XMLSchema-instance" xmlns:pc="http://schemas.microsoft.com/office/infopath/2007/PartnerControls">
-  <documentManagement/>
-</p:properties>
-</file>
-
-<file path=customXml/item2.xml><?xml version="1.0" encoding="utf-8"?>
-<?mso-contentType ?>
-<FormTemplates xmlns="http://schemas.microsoft.com/sharepoint/v3/contenttype/forms">
-  <Display>DocumentLibraryForm</Display>
-  <Edit>DocumentLibraryForm</Edit>
-  <New>DocumentLibraryForm</New>
-</FormTemplates>
-</file>
-
-<file path=customXml/item3.xml><?xml version="1.0" encoding="utf-8"?>
 <ct:contentTypeSchema xmlns:ct="http://schemas.microsoft.com/office/2006/metadata/contentType" xmlns:ma="http://schemas.microsoft.com/office/2006/metadata/properties/metaAttributes" ct:_="" ma:_="" ma:contentTypeName="Documento" ma:contentTypeID="0x010100E96778489EE7714D8BD12CC105EB918B" ma:contentTypeVersion="2" ma:contentTypeDescription="Crear nuevo documento." ma:contentTypeScope="" ma:versionID="416c5c7ae9b5d54d83875cd3c65194e3">
   <xsd:schema xmlns:xsd="http://www.w3.org/2001/XMLSchema" xmlns:xs="http://www.w3.org/2001/XMLSchema" xmlns:p="http://schemas.microsoft.com/office/2006/metadata/properties" xmlns:ns2="126e8a1c-9ea9-435a-ac89-d06c80d62e30" targetNamespace="http://schemas.microsoft.com/office/2006/metadata/properties" ma:root="true" ma:fieldsID="70a237c842677bd850644f8595079f5e" ns2:_="">
     <xsd:import namespace="126e8a1c-9ea9-435a-ac89-d06c80d62e30"/>
@@ -8645,24 +8651,22 @@
 </ct:contentTypeSchema>
 </file>
 
-<file path=customXml/itemProps1.xml><?xml version="1.0" encoding="utf-8"?>
-<ds:datastoreItem xmlns:ds="http://schemas.openxmlformats.org/officeDocument/2006/customXml" ds:itemID="{38174882-579A-45DC-A704-C035A9357F73}">
-  <ds:schemaRefs>
-    <ds:schemaRef ds:uri="http://schemas.microsoft.com/office/2006/metadata/properties"/>
-    <ds:schemaRef ds:uri="http://schemas.microsoft.com/office/infopath/2007/PartnerControls"/>
-  </ds:schemaRefs>
-</ds:datastoreItem>
+<file path=customXml/item2.xml><?xml version="1.0" encoding="utf-8"?>
+<?mso-contentType ?>
+<FormTemplates xmlns="http://schemas.microsoft.com/sharepoint/v3/contenttype/forms">
+  <Display>DocumentLibraryForm</Display>
+  <Edit>DocumentLibraryForm</Edit>
+  <New>DocumentLibraryForm</New>
+</FormTemplates>
 </file>
 
-<file path=customXml/itemProps2.xml><?xml version="1.0" encoding="utf-8"?>
-<ds:datastoreItem xmlns:ds="http://schemas.openxmlformats.org/officeDocument/2006/customXml" ds:itemID="{F3E3E2F7-59E7-4722-B872-D023DC9D1CC1}">
-  <ds:schemaRefs>
-    <ds:schemaRef ds:uri="http://schemas.microsoft.com/sharepoint/v3/contenttype/forms"/>
-  </ds:schemaRefs>
-</ds:datastoreItem>
+<file path=customXml/item3.xml><?xml version="1.0" encoding="utf-8"?>
+<p:properties xmlns:p="http://schemas.microsoft.com/office/2006/metadata/properties" xmlns:xsi="http://www.w3.org/2001/XMLSchema-instance" xmlns:pc="http://schemas.microsoft.com/office/infopath/2007/PartnerControls">
+  <documentManagement/>
+</p:properties>
 </file>
 
-<file path=customXml/itemProps3.xml><?xml version="1.0" encoding="utf-8"?>
+<file path=customXml/itemProps1.xml><?xml version="1.0" encoding="utf-8"?>
 <ds:datastoreItem xmlns:ds="http://schemas.openxmlformats.org/officeDocument/2006/customXml" ds:itemID="{7C9B9CFF-B258-43B4-948A-968A031773F5}">
   <ds:schemaRefs>
     <ds:schemaRef ds:uri="http://schemas.microsoft.com/office/2006/metadata/contentType"/>
@@ -8678,4 +8682,21 @@
     <ds:schemaRef ds:uri="http://schemas.microsoft.com/internal/obd"/>
   </ds:schemaRefs>
 </ds:datastoreItem>
+</file>
+
+<file path=customXml/itemProps2.xml><?xml version="1.0" encoding="utf-8"?>
+<ds:datastoreItem xmlns:ds="http://schemas.openxmlformats.org/officeDocument/2006/customXml" ds:itemID="{F3E3E2F7-59E7-4722-B872-D023DC9D1CC1}">
+  <ds:schemaRefs>
+    <ds:schemaRef ds:uri="http://schemas.microsoft.com/sharepoint/v3/contenttype/forms"/>
+  </ds:schemaRefs>
+</ds:datastoreItem>
+</file>
+
+<file path=customXml/itemProps3.xml><?xml version="1.0" encoding="utf-8"?>
+<ds:datastoreItem xmlns:ds="http://schemas.openxmlformats.org/officeDocument/2006/customXml" ds:itemID="{38174882-579A-45DC-A704-C035A9357F73}">
+  <ds:schemaRefs>
+    <ds:schemaRef ds:uri="http://schemas.microsoft.com/office/2006/metadata/properties"/>
+    <ds:schemaRef ds:uri="http://schemas.microsoft.com/office/infopath/2007/PartnerControls"/>
+  </ds:schemaRefs>
+</ds:datastoreItem>
 </file>
--- a/Fase 1/Evidencias Grupales/1.5_GuiaEstudiante_Fase 1_Definicion Proyecto APT(Español).docx
+++ b/Fase 1/Evidencias Grupales/1.5_GuiaEstudiante_Fase 1_Definicion Proyecto APT(Español).docx
@@ -1212,7 +1212,7 @@
                 <w:szCs w:val="20"/>
                 <w:lang w:eastAsia="es-CL"/>
               </w:rPr>
-              <w:t xml:space="preserve">El proyecto Dani ISO 42001 es relevante porque permitirá ampliar una solución de software ya desarrollada por </w:t>
+              <w:t xml:space="preserve">El proyecto Dani ISO 42001 es relevante porque permitirá ampliar la plataforma DANI27 de </w:t>
             </w:r>
             <w:proofErr w:type="spellStart"/>
             <w:r>
@@ -1238,7 +1238,7 @@
                 <w:szCs w:val="20"/>
                 <w:lang w:eastAsia="es-CL"/>
               </w:rPr>
-              <w:t>, la cual actualmente contempla la gestión de ISO 27001, incorporando la capacidad de gestionar también ISO 42001. De esta forma, la plataforma podrá extender su alcance hacia la gestión de sistemas de inteligencia artificial, aprovechando una base tecnológica existente en lugar de desarrollar una solución independiente.</w:t>
+              <w:t>, actualmente orientada a la gestión de ISO 27001, incorporando en el mismo software las funcionalidades necesarias para gestionar ISO 42001. El proyecto no contempla construir una plataforma nueva ni reemplazar la solución existente, sino reutilizar su arquitectura, componentes y flujos para extender su alcance hacia la gestión de sistemas de inteligencia artificial.</w:t>
             </w:r>
             <w:r>
               <w:rPr>
@@ -1263,7 +1263,7 @@
                 <w:lang w:eastAsia="es-CL"/>
               </w:rPr>
               <w:br/>
-              <w:t xml:space="preserve">El proyecto se alinea con los lineamientos técnicos transversales definidos por </w:t>
+              <w:t xml:space="preserve">La integración deberá respetar los lineamientos técnicos ya definidos por </w:t>
             </w:r>
             <w:proofErr w:type="spellStart"/>
             <w:r>
@@ -1289,7 +1289,7 @@
                 <w:szCs w:val="20"/>
                 <w:lang w:eastAsia="es-CL"/>
               </w:rPr>
-              <w:t xml:space="preserve"> para sus soluciones, entre ellos el aislamiento de datos mediante </w:t>
+              <w:t xml:space="preserve">, entre ellos </w:t>
             </w:r>
             <w:proofErr w:type="spellStart"/>
             <w:r>
@@ -1315,7 +1315,7 @@
                 <w:szCs w:val="20"/>
                 <w:lang w:eastAsia="es-CL"/>
               </w:rPr>
-              <w:t xml:space="preserve"> y </w:t>
+              <w:t xml:space="preserve"> y aislamiento de datos mediante </w:t>
             </w:r>
             <w:proofErr w:type="spellStart"/>
             <w:r>
@@ -1341,7 +1341,7 @@
                 <w:szCs w:val="20"/>
                 <w:lang w:eastAsia="es-CL"/>
               </w:rPr>
-              <w:t>, control de funcionalidades según perfil comercial, RBAC granular, internacionalización, arquitectura API-First y auditoría de logs. La incorporación de ISO 42001 deberá integrarse respetando estas características y procurando mantener el funcionamiento de la gestión de ISO 27001 existente.</w:t>
+              <w:t>, control de funcionalidades según perfil comercial, RBAC granular y autenticación JWT, internacionalización, arquitectura API-First y auditoría y trazabilidad mediante logs. De esta forma, la incorporación de ISO 42001 se realizará procurando mantener la operación existente asociada a ISO 27001.</w:t>
             </w:r>
           </w:p>
         </w:tc>
@@ -1405,7 +1405,7 @@
                 <w:szCs w:val="20"/>
                 <w:lang w:eastAsia="es-CL"/>
               </w:rPr>
-              <w:t xml:space="preserve">Dani ISO 42001 consiste en adaptar y ampliar el software existente de </w:t>
+              <w:t xml:space="preserve">Dani ISO 42001 consiste en implementar dentro del software existente de </w:t>
             </w:r>
             <w:proofErr w:type="spellStart"/>
             <w:r>
@@ -1429,7 +1429,7 @@
                 <w:szCs w:val="20"/>
                 <w:lang w:eastAsia="es-CL"/>
               </w:rPr>
-              <w:t xml:space="preserve"> que actualmente permite gestionar la implementación de ISO 27001, de manera que la misma plataforma permita incorporar y gestionar también ISO 42001.</w:t>
+              <w:t xml:space="preserve"> las funcionalidades requeridas para incorporar la gestión de ISO 42001, tomando como base la solución actualmente utilizada para ISO 27001.</w:t>
             </w:r>
             <w:r>
               <w:rPr>
@@ -1452,7 +1452,7 @@
                 <w:lang w:eastAsia="es-CL"/>
               </w:rPr>
               <w:br/>
-              <w:t xml:space="preserve">El trabajo considera analizar la solución actual, identificar los componentes reutilizables, levantar los requerimientos necesarios para ISO 42001, diseñar e implementar las funcionalidades requeridas e integrarlas con la plataforma existente. El desarrollo deberá mantener los estándares técnicos definidos por </w:t>
+              <w:t xml:space="preserve">El trabajo considera analizar la plataforma actual, identificar componentes reutilizables, levantar y priorizar requerimientos, diseñar la integración, desarrollar las funcionalidades necesarias y realizar pruebas funcionales y de integración. La solución deberá conservar la arquitectura tecnológica existente y los estándares transversales definidos por </w:t>
             </w:r>
             <w:proofErr w:type="spellStart"/>
             <w:r>
@@ -1476,79 +1476,7 @@
                 <w:szCs w:val="20"/>
                 <w:lang w:eastAsia="es-CL"/>
               </w:rPr>
-              <w:t xml:space="preserve">, considerando según corresponda </w:t>
-            </w:r>
-            <w:proofErr w:type="spellStart"/>
-            <w:r>
-              <w:rPr>
-                <w:rFonts w:ascii="Calibri" w:hAnsi="Calibri" w:cs="Arial"/>
-                <w:i/>
-                <w:color w:val="548DD4"/>
-                <w:sz w:val="20"/>
-                <w:szCs w:val="20"/>
-                <w:lang w:eastAsia="es-CL"/>
-              </w:rPr>
-              <w:t>multi-tenancy</w:t>
-            </w:r>
-            <w:proofErr w:type="spellEnd"/>
-            <w:r>
-              <w:rPr>
-                <w:rFonts w:ascii="Calibri" w:hAnsi="Calibri" w:cs="Arial"/>
-                <w:i/>
-                <w:color w:val="548DD4"/>
-                <w:sz w:val="20"/>
-                <w:szCs w:val="20"/>
-                <w:lang w:eastAsia="es-CL"/>
-              </w:rPr>
-              <w:t xml:space="preserve">, </w:t>
-            </w:r>
-            <w:proofErr w:type="spellStart"/>
-            <w:r>
-              <w:rPr>
-                <w:rFonts w:ascii="Calibri" w:hAnsi="Calibri" w:cs="Arial"/>
-                <w:i/>
-                <w:color w:val="548DD4"/>
-                <w:sz w:val="20"/>
-                <w:szCs w:val="20"/>
-                <w:lang w:eastAsia="es-CL"/>
-              </w:rPr>
-              <w:t>Feature</w:t>
-            </w:r>
-            <w:proofErr w:type="spellEnd"/>
-            <w:r>
-              <w:rPr>
-                <w:rFonts w:ascii="Calibri" w:hAnsi="Calibri" w:cs="Arial"/>
-                <w:i/>
-                <w:color w:val="548DD4"/>
-                <w:sz w:val="20"/>
-                <w:szCs w:val="20"/>
-                <w:lang w:eastAsia="es-CL"/>
-              </w:rPr>
-              <w:t xml:space="preserve"> </w:t>
-            </w:r>
-            <w:proofErr w:type="spellStart"/>
-            <w:r>
-              <w:rPr>
-                <w:rFonts w:ascii="Calibri" w:hAnsi="Calibri" w:cs="Arial"/>
-                <w:i/>
-                <w:color w:val="548DD4"/>
-                <w:sz w:val="20"/>
-                <w:szCs w:val="20"/>
-                <w:lang w:eastAsia="es-CL"/>
-              </w:rPr>
-              <w:t>Gating</w:t>
-            </w:r>
-            <w:proofErr w:type="spellEnd"/>
-            <w:r>
-              <w:rPr>
-                <w:rFonts w:ascii="Calibri" w:hAnsi="Calibri" w:cs="Arial"/>
-                <w:i/>
-                <w:color w:val="548DD4"/>
-                <w:sz w:val="20"/>
-                <w:szCs w:val="20"/>
-                <w:lang w:eastAsia="es-CL"/>
-              </w:rPr>
-              <w:t>, RBAC y JWT, internacionalización, temas visuales, arquitectura API-First y trazabilidad mediante logs.</w:t>
+              <w:t>.</w:t>
             </w:r>
             <w:r>
               <w:rPr>
@@ -1571,7 +1499,7 @@
                 <w:lang w:eastAsia="es-CL"/>
               </w:rPr>
               <w:br/>
-              <w:t>El resultado esperado es que la plataforma existente amplíe sus capacidades y permita trabajar tanto con ISO 27001 como con ISO 42001, sin construir un sistema separado desde cero.</w:t>
+              <w:t>El resultado esperado es una ampliación de DANI27 que permita trabajar con ISO 27001 e ISO 42001 dentro de una misma plataforma, evitando desarrollar un sistema independiente desde cero.</w:t>
             </w:r>
           </w:p>
         </w:tc>
@@ -1635,7 +1563,7 @@
                 <w:szCs w:val="20"/>
                 <w:lang w:eastAsia="es-CL"/>
               </w:rPr>
-              <w:t>El proyecto se relaciona directamente con el perfil de egreso de Ingeniería en Informática, ya que requiere analizar requerimientos, comprender una arquitectura de software existente, desarrollar e integrar nuevas funcionalidades, gestionar datos, aplicar criterios de calidad y seguridad, realizar pruebas y organizar el trabajo mediante una metodología de gestión de proyectos.</w:t>
+              <w:t>El proyecto se relaciona directamente con el perfil de egreso de Ingeniería en Informática, ya que requiere analizar requerimientos, comprender y adaptar una arquitectura de software existente, desarrollar e integrar funcionalidades, gestionar datos, aplicar criterios de calidad y seguridad, ejecutar pruebas y organizar el trabajo mediante una metodología de gestión de proyectos.</w:t>
             </w:r>
             <w:r>
               <w:rPr>
@@ -1658,7 +1586,7 @@
                 <w:lang w:eastAsia="es-CL"/>
               </w:rPr>
               <w:br/>
-              <w:t>Además, el proyecto exige trabajar sobre una solución real, comprender código previamente desarrollado y adaptar la plataforma a un nuevo requerimiento, lo que permite aplicar de manera integrada competencias de análisis, programación, arquitectura, calidad y gestión.</w:t>
+              <w:t>Además, al desarrollarse en equipo, permite distribuir responsabilidades técnicas y funcionales, mantener trazabilidad sobre los aportes de cada integrante y aplicar prácticas de colaboración, control de versiones e integración continua del trabajo.</w:t>
             </w:r>
           </w:p>
         </w:tc>
@@ -1715,19 +1643,7 @@
                 <w:szCs w:val="20"/>
                 <w:lang w:eastAsia="es-CL"/>
               </w:rPr>
-              <w:t xml:space="preserve">El proyecto se relaciona con mis intereses profesionales principalmente por su vínculo con la ciberseguridad, la gestión de riesgos, el cumplimiento y la implementación de controles dentro de soluciones tecnológicas. Mi experiencia e interés se orientan a actividades de seguridad, gestión de vulnerabilidades, revisión de controles y cumplimiento, por lo que trabajar con ISO 42001 me permite complementar esa </w:t>
-            </w:r>
-            <w:r>
-              <w:rPr>
-                <w:rFonts w:ascii="Calibri" w:hAnsi="Calibri" w:cs="Arial"/>
-                <w:i/>
-                <w:color w:val="548DD4"/>
-                <w:sz w:val="20"/>
-                <w:szCs w:val="20"/>
-                <w:lang w:eastAsia="es-CL"/>
-              </w:rPr>
-              <w:lastRenderedPageBreak/>
-              <w:t>experiencia con el desarrollo e integración de funcionalidades en una plataforma real.</w:t>
+              <w:t>El proyecto se vincula con los intereses profesionales del equipo por su relación con el desarrollo de software, la ciberseguridad, la gestión de riesgos, el cumplimiento y la implementación de controles en soluciones tecnológicas.</w:t>
             </w:r>
             <w:r>
               <w:rPr>
@@ -1750,7 +1666,7 @@
                 <w:lang w:eastAsia="es-CL"/>
               </w:rPr>
               <w:br/>
-              <w:t>También representa una oportunidad para fortalecer competencias que deseo seguir desarrollando, especialmente programación, arquitectura de software e inglés técnico, considerando que gran parte de la documentación y los estándares utilizados en informática y ciberseguridad se encuentran en este idioma.</w:t>
+              <w:t>También representa una oportunidad para fortalecer competencias en programación, arquitectura de software, análisis de requerimientos, pruebas, documentación técnica y trabajo colaborativo sobre una plataforma real.</w:t>
             </w:r>
           </w:p>
         </w:tc>
@@ -1830,7 +1746,151 @@
                 <w:szCs w:val="20"/>
                 <w:lang w:eastAsia="es-CL"/>
               </w:rPr>
-              <w:t xml:space="preserve"> dispone de un software existente que ya contempla la gestión de ISO 27001 y ha proporcionado acceso al repositorio de la solución para trabajar sobre esa base. Esto permite analizar y reutilizar componentes existentes y concentrar el desarrollo en la incorporación de ISO 42001.</w:t>
+              <w:t xml:space="preserve"> dispone de la plataforma DANI27 y del repositorio de la solución, cuya base tecnológica utiliza </w:t>
+            </w:r>
+            <w:proofErr w:type="spellStart"/>
+            <w:r>
+              <w:rPr>
+                <w:rFonts w:ascii="Calibri" w:hAnsi="Calibri" w:cs="Arial"/>
+                <w:i/>
+                <w:color w:val="548DD4"/>
+                <w:sz w:val="20"/>
+                <w:szCs w:val="20"/>
+                <w:lang w:eastAsia="es-CL"/>
+              </w:rPr>
+              <w:t>React</w:t>
+            </w:r>
+            <w:proofErr w:type="spellEnd"/>
+            <w:r>
+              <w:rPr>
+                <w:rFonts w:ascii="Calibri" w:hAnsi="Calibri" w:cs="Arial"/>
+                <w:i/>
+                <w:color w:val="548DD4"/>
+                <w:sz w:val="20"/>
+                <w:szCs w:val="20"/>
+                <w:lang w:eastAsia="es-CL"/>
+              </w:rPr>
+              <w:t xml:space="preserve"> + Vite en </w:t>
+            </w:r>
+            <w:proofErr w:type="spellStart"/>
+            <w:r>
+              <w:rPr>
+                <w:rFonts w:ascii="Calibri" w:hAnsi="Calibri" w:cs="Arial"/>
+                <w:i/>
+                <w:color w:val="548DD4"/>
+                <w:sz w:val="20"/>
+                <w:szCs w:val="20"/>
+                <w:lang w:eastAsia="es-CL"/>
+              </w:rPr>
+              <w:t>frontend</w:t>
+            </w:r>
+            <w:proofErr w:type="spellEnd"/>
+            <w:r>
+              <w:rPr>
+                <w:rFonts w:ascii="Calibri" w:hAnsi="Calibri" w:cs="Arial"/>
+                <w:i/>
+                <w:color w:val="548DD4"/>
+                <w:sz w:val="20"/>
+                <w:szCs w:val="20"/>
+                <w:lang w:eastAsia="es-CL"/>
+              </w:rPr>
+              <w:t xml:space="preserve">, </w:t>
+            </w:r>
+            <w:proofErr w:type="spellStart"/>
+            <w:r>
+              <w:rPr>
+                <w:rFonts w:ascii="Calibri" w:hAnsi="Calibri" w:cs="Arial"/>
+                <w:i/>
+                <w:color w:val="548DD4"/>
+                <w:sz w:val="20"/>
+                <w:szCs w:val="20"/>
+                <w:lang w:eastAsia="es-CL"/>
+              </w:rPr>
+              <w:t>FastAPI</w:t>
+            </w:r>
+            <w:proofErr w:type="spellEnd"/>
+            <w:r>
+              <w:rPr>
+                <w:rFonts w:ascii="Calibri" w:hAnsi="Calibri" w:cs="Arial"/>
+                <w:i/>
+                <w:color w:val="548DD4"/>
+                <w:sz w:val="20"/>
+                <w:szCs w:val="20"/>
+                <w:lang w:eastAsia="es-CL"/>
+              </w:rPr>
+              <w:t xml:space="preserve"> (Python) en </w:t>
+            </w:r>
+            <w:proofErr w:type="spellStart"/>
+            <w:r>
+              <w:rPr>
+                <w:rFonts w:ascii="Calibri" w:hAnsi="Calibri" w:cs="Arial"/>
+                <w:i/>
+                <w:color w:val="548DD4"/>
+                <w:sz w:val="20"/>
+                <w:szCs w:val="20"/>
+                <w:lang w:eastAsia="es-CL"/>
+              </w:rPr>
+              <w:t>backend</w:t>
+            </w:r>
+            <w:proofErr w:type="spellEnd"/>
+            <w:r>
+              <w:rPr>
+                <w:rFonts w:ascii="Calibri" w:hAnsi="Calibri" w:cs="Arial"/>
+                <w:i/>
+                <w:color w:val="548DD4"/>
+                <w:sz w:val="20"/>
+                <w:szCs w:val="20"/>
+                <w:lang w:eastAsia="es-CL"/>
+              </w:rPr>
+              <w:t xml:space="preserve">, PostgreSQL con </w:t>
+            </w:r>
+            <w:proofErr w:type="spellStart"/>
+            <w:r>
+              <w:rPr>
+                <w:rFonts w:ascii="Calibri" w:hAnsi="Calibri" w:cs="Arial"/>
+                <w:i/>
+                <w:color w:val="548DD4"/>
+                <w:sz w:val="20"/>
+                <w:szCs w:val="20"/>
+                <w:lang w:eastAsia="es-CL"/>
+              </w:rPr>
+              <w:t>pgvector</w:t>
+            </w:r>
+            <w:proofErr w:type="spellEnd"/>
+            <w:r>
+              <w:rPr>
+                <w:rFonts w:ascii="Calibri" w:hAnsi="Calibri" w:cs="Arial"/>
+                <w:i/>
+                <w:color w:val="548DD4"/>
+                <w:sz w:val="20"/>
+                <w:szCs w:val="20"/>
+                <w:lang w:eastAsia="es-CL"/>
+              </w:rPr>
+              <w:t xml:space="preserve">, Redis, </w:t>
+            </w:r>
+            <w:proofErr w:type="spellStart"/>
+            <w:r>
+              <w:rPr>
+                <w:rFonts w:ascii="Calibri" w:hAnsi="Calibri" w:cs="Arial"/>
+                <w:i/>
+                <w:color w:val="548DD4"/>
+                <w:sz w:val="20"/>
+                <w:szCs w:val="20"/>
+                <w:lang w:eastAsia="es-CL"/>
+              </w:rPr>
+              <w:t>Celery</w:t>
+            </w:r>
+            <w:proofErr w:type="spellEnd"/>
+            <w:r>
+              <w:rPr>
+                <w:rFonts w:ascii="Calibri" w:hAnsi="Calibri" w:cs="Arial"/>
+                <w:i/>
+                <w:color w:val="548DD4"/>
+                <w:sz w:val="20"/>
+                <w:szCs w:val="20"/>
+                <w:lang w:eastAsia="es-CL"/>
+              </w:rPr>
+              <w:t xml:space="preserve"> y Docker. Esto permite concentrar el esfuerzo en adaptar e integrar ISO 42001 sobre componentes existentes.</w:t>
             </w:r>
             <w:r>
               <w:rPr>
@@ -1853,7 +1913,7 @@
                 <w:lang w:eastAsia="es-CL"/>
               </w:rPr>
               <w:br/>
-              <w:t xml:space="preserve">Además, </w:t>
+              <w:t xml:space="preserve">La factibilidad también se sustenta en que </w:t>
             </w:r>
             <w:proofErr w:type="spellStart"/>
             <w:r>
@@ -1877,31 +1937,7 @@
                 <w:szCs w:val="20"/>
                 <w:lang w:eastAsia="es-CL"/>
               </w:rPr>
-              <w:t xml:space="preserve"> ha definido estándares técnicos transversales que orientan el desarrollo de sus soluciones, incluyendo </w:t>
-            </w:r>
-            <w:proofErr w:type="spellStart"/>
-            <w:r>
-              <w:rPr>
-                <w:rFonts w:ascii="Calibri" w:hAnsi="Calibri" w:cs="Arial"/>
-                <w:i/>
-                <w:color w:val="548DD4"/>
-                <w:sz w:val="20"/>
-                <w:szCs w:val="20"/>
-                <w:lang w:eastAsia="es-CL"/>
-              </w:rPr>
-              <w:t>multi-tenancy</w:t>
-            </w:r>
-            <w:proofErr w:type="spellEnd"/>
-            <w:r>
-              <w:rPr>
-                <w:rFonts w:ascii="Calibri" w:hAnsi="Calibri" w:cs="Arial"/>
-                <w:i/>
-                <w:color w:val="548DD4"/>
-                <w:sz w:val="20"/>
-                <w:szCs w:val="20"/>
-                <w:lang w:eastAsia="es-CL"/>
-              </w:rPr>
-              <w:t>, control de acceso, RBAC, JWT, internacionalización, API-First y auditoría de logs. El trabajo se organizará mediante Scrum y revisiones semanales, permitiendo validar progresivamente los requerimientos y los avances.</w:t>
+              <w:t xml:space="preserve"> ya definió estándares técnicos transversales para la plataforma y el equipo realizará revisiones semanales bajo un enfoque Scrum. La planificación divide responsabilidades entre Vicente Suazo y Andrea Santana para que cada integrante cuente con tareas y evidencias diferenciables durante las tres fases del proyecto.</w:t>
             </w:r>
           </w:p>
         </w:tc>
@@ -2215,6 +2251,15 @@
             </w:pPr>
             <w:r>
               <w:rPr>
+                <w:rFonts w:ascii="Arial" w:hAnsi="Arial" w:cs="Arial"/>
+                <w:color w:val="000000"/>
+                <w:sz w:val="18"/>
+                <w:szCs w:val="18"/>
+              </w:rPr>
+              <w:br/>
+            </w:r>
+            <w:r>
+              <w:rPr>
                 <w:rFonts w:ascii="Calibri" w:hAnsi="Calibri" w:cs="Arial"/>
                 <w:i/>
                 <w:color w:val="548DD4"/>
@@ -2246,7 +2291,7 @@
                 <w:szCs w:val="20"/>
                 <w:lang w:eastAsia="es-CL"/>
               </w:rPr>
-              <w:t xml:space="preserve"> utilizado para la gestión de ISO 27001, identificando los componentes que puedan ser reutilizados o adaptados para ISO 42001.</w:t>
+              <w:t xml:space="preserve"> utilizado para la gestión de ISO 27001, identificando componentes reutilizables o adaptables.</w:t>
             </w:r>
             <w:r>
               <w:rPr>
@@ -2258,7 +2303,7 @@
                 <w:lang w:eastAsia="es-CL"/>
               </w:rPr>
               <w:br/>
-              <w:t>2. Identificar y definir los requerimientos necesarios para incorporar la gestión de ISO 42001 dentro de la plataforma existente.</w:t>
+              <w:t>2. Identificar y definir los requerimientos funcionales y técnicos necesarios para incorporar la gestión de ISO 42001 en la plataforma existente.</w:t>
             </w:r>
             <w:r>
               <w:rPr>
@@ -2270,7 +2315,7 @@
                 <w:lang w:eastAsia="es-CL"/>
               </w:rPr>
               <w:br/>
-              <w:t xml:space="preserve">3. Diseñar y desarrollar las funcionalidades necesarias para integrar ISO 42001, manteniendo la arquitectura y los estándares técnicos establecidos por </w:t>
+              <w:t xml:space="preserve">3. Diseñar la integración de ISO 42001 considerando la arquitectura, datos, </w:t>
             </w:r>
             <w:proofErr w:type="spellStart"/>
             <w:r>
@@ -2282,6 +2327,30 @@
                 <w:szCs w:val="20"/>
                 <w:lang w:eastAsia="es-CL"/>
               </w:rPr>
+              <w:t>APIs</w:t>
+            </w:r>
+            <w:proofErr w:type="spellEnd"/>
+            <w:r>
+              <w:rPr>
+                <w:rFonts w:ascii="Calibri" w:hAnsi="Calibri" w:cs="Arial"/>
+                <w:i/>
+                <w:color w:val="548DD4"/>
+                <w:sz w:val="20"/>
+                <w:szCs w:val="20"/>
+                <w:lang w:eastAsia="es-CL"/>
+              </w:rPr>
+              <w:t xml:space="preserve">, permisos y estándares técnicos de </w:t>
+            </w:r>
+            <w:proofErr w:type="spellStart"/>
+            <w:r>
+              <w:rPr>
+                <w:rFonts w:ascii="Calibri" w:hAnsi="Calibri" w:cs="Arial"/>
+                <w:i/>
+                <w:color w:val="548DD4"/>
+                <w:sz w:val="20"/>
+                <w:szCs w:val="20"/>
+                <w:lang w:eastAsia="es-CL"/>
+              </w:rPr>
               <w:t>Alloxentric</w:t>
             </w:r>
             <w:proofErr w:type="spellEnd"/>
@@ -2306,7 +2375,7 @@
                 <w:lang w:eastAsia="es-CL"/>
               </w:rPr>
               <w:br/>
-              <w:t>4. Integrar las nuevas funcionalidades con los componentes existentes de la plataforma, procurando mantener la operación asociada a ISO 27001.</w:t>
+              <w:t>4. Desarrollar e integrar las funcionalidades requeridas para ISO 42001 sobre los componentes existentes de la plataforma.</w:t>
             </w:r>
             <w:r>
               <w:rPr>
@@ -2318,12 +2387,56 @@
                 <w:lang w:eastAsia="es-CL"/>
               </w:rPr>
               <w:br/>
-              <w:t>5. Realizar pruebas y validaciones sobre las funcionalidades desarrolladas para verificar su integración y funcionamiento de acuerdo con los requerimientos definidos.</w:t>
+              <w:t>5. Realizar pruebas funcionales, de integración y regresión para verificar el funcionamiento de la solución y la continuidad de las funcionalidades asociadas a ISO 27001.</w:t>
             </w:r>
           </w:p>
         </w:tc>
       </w:tr>
     </w:tbl>
+    <w:p>
+      <w:pPr>
+        <w:spacing w:after="0" w:line="360" w:lineRule="auto"/>
+        <w:jc w:val="both"/>
+        <w:rPr>
+          <w:b/>
+          <w:sz w:val="24"/>
+          <w:szCs w:val="24"/>
+        </w:rPr>
+      </w:pPr>
+    </w:p>
+    <w:p>
+      <w:pPr>
+        <w:spacing w:after="0" w:line="360" w:lineRule="auto"/>
+        <w:jc w:val="both"/>
+        <w:rPr>
+          <w:b/>
+          <w:sz w:val="24"/>
+          <w:szCs w:val="24"/>
+        </w:rPr>
+      </w:pPr>
+    </w:p>
+    <w:p>
+      <w:pPr>
+        <w:spacing w:after="0" w:line="360" w:lineRule="auto"/>
+        <w:jc w:val="both"/>
+        <w:rPr>
+          <w:b/>
+          <w:sz w:val="24"/>
+          <w:szCs w:val="24"/>
+        </w:rPr>
+      </w:pPr>
+    </w:p>
+    <w:p>
+      <w:pPr>
+        <w:spacing w:after="0" w:line="360" w:lineRule="auto"/>
+        <w:jc w:val="both"/>
+        <w:rPr>
+          <w:b/>
+          <w:sz w:val="24"/>
+          <w:szCs w:val="24"/>
+        </w:rPr>
+      </w:pPr>
+    </w:p>
     <w:p>
       <w:pPr>
         <w:spacing w:after="0" w:line="360" w:lineRule="auto"/>
@@ -2389,7 +2502,6 @@
                 <w:sz w:val="28"/>
                 <w:szCs w:val="28"/>
               </w:rPr>
-              <w:lastRenderedPageBreak/>
               <w:t>5</w:t>
             </w:r>
             <w:r>
@@ -2559,7 +2671,53 @@
                 <w:szCs w:val="20"/>
                 <w:lang w:eastAsia="es-CL"/>
               </w:rPr>
-              <w:t xml:space="preserve">El proyecto Dani ISO 42001 se desarrollará utilizando la metodología ágil Scrum, organizando el trabajo de manera incremental durante el periodo académico. Se trabajará sobre el software existente de </w:t>
+              <w:t>El proyecto Dani ISO 42001 se desarrollará utilizando Scrum, organizando el trabajo de manera incremental durante las 18 semanas del periodo académico. El alcance se concentra exclusivamente en integrar la gestión de ISO 42001 en la plataforma DANI27 ya existente, reutilizando y adaptando la solución actualmente utilizada para ISO 27001.</w:t>
+            </w:r>
+            <w:r>
+              <w:rPr>
+                <w:rFonts w:ascii="Calibri" w:hAnsi="Calibri" w:cs="Arial"/>
+                <w:i/>
+                <w:color w:val="548DD4"/>
+                <w:sz w:val="20"/>
+                <w:szCs w:val="20"/>
+                <w:lang w:eastAsia="es-CL"/>
+              </w:rPr>
+              <w:br/>
+            </w:r>
+            <w:r>
+              <w:rPr>
+                <w:rFonts w:ascii="Calibri" w:hAnsi="Calibri" w:cs="Arial"/>
+                <w:i/>
+                <w:color w:val="548DD4"/>
+                <w:sz w:val="20"/>
+                <w:szCs w:val="20"/>
+                <w:lang w:eastAsia="es-CL"/>
+              </w:rPr>
+              <w:br/>
+              <w:t>Durante la Fase 1 se analizará la arquitectura y los componentes existentes, se levantarán los requerimientos de ISO 42001 y se construirá un backlog priorizado. En la Fase 2 se diseñarán, desarrollarán e integrarán las funcionalidades, distribuyendo responsabilidades técnicas y funcionales entre Vicente Suazo y Andrea Santana. En la Fase 3 se realizarán pruebas de regresión y validación, correcciones, recopilación de evidencias y preparación de la entrega final.</w:t>
+            </w:r>
+            <w:r>
+              <w:rPr>
+                <w:rFonts w:ascii="Calibri" w:hAnsi="Calibri" w:cs="Arial"/>
+                <w:i/>
+                <w:color w:val="548DD4"/>
+                <w:sz w:val="20"/>
+                <w:szCs w:val="20"/>
+                <w:lang w:eastAsia="es-CL"/>
+              </w:rPr>
+              <w:br/>
+            </w:r>
+            <w:r>
+              <w:rPr>
+                <w:rFonts w:ascii="Calibri" w:hAnsi="Calibri" w:cs="Arial"/>
+                <w:i/>
+                <w:color w:val="548DD4"/>
+                <w:sz w:val="20"/>
+                <w:szCs w:val="20"/>
+                <w:lang w:eastAsia="es-CL"/>
+              </w:rPr>
+              <w:br/>
+              <w:t xml:space="preserve">Se efectuarán revisiones semanales para presentar avances, resolver dudas, validar requerimientos y ajustar el backlog. Como criterios transversales se considerarán </w:t>
             </w:r>
             <w:proofErr w:type="spellStart"/>
             <w:r>
@@ -2571,7 +2729,7 @@
                 <w:szCs w:val="20"/>
                 <w:lang w:eastAsia="es-CL"/>
               </w:rPr>
-              <w:t>Alloxentric</w:t>
+              <w:t>multi-tenancy</w:t>
             </w:r>
             <w:proofErr w:type="spellEnd"/>
             <w:r>
@@ -2583,53 +2741,7 @@
                 <w:szCs w:val="20"/>
                 <w:lang w:eastAsia="es-CL"/>
               </w:rPr>
-              <w:t xml:space="preserve"> que actualmente contempla ISO 27001, incorporando progresivamente las funcionalidades necesarias para ISO 42001.</w:t>
-            </w:r>
-            <w:r>
-              <w:rPr>
-                <w:rFonts w:ascii="Calibri" w:hAnsi="Calibri" w:cs="Arial"/>
-                <w:i/>
-                <w:color w:val="548DD4"/>
-                <w:sz w:val="20"/>
-                <w:szCs w:val="20"/>
-                <w:lang w:eastAsia="es-CL"/>
-              </w:rPr>
-              <w:br/>
-            </w:r>
-            <w:r>
-              <w:rPr>
-                <w:rFonts w:ascii="Calibri" w:hAnsi="Calibri" w:cs="Arial"/>
-                <w:i/>
-                <w:color w:val="548DD4"/>
-                <w:sz w:val="20"/>
-                <w:szCs w:val="20"/>
-                <w:lang w:eastAsia="es-CL"/>
-              </w:rPr>
-              <w:br/>
-              <w:t>En una primera etapa se realizará el análisis de la plataforma actual y el levantamiento de requerimientos. Posteriormente se priorizarán las tareas en un backlog, se diseñarán y desarrollarán las funcionalidades definidas y se realizarán integraciones y pruebas sobre la solución existente.</w:t>
-            </w:r>
-            <w:r>
-              <w:rPr>
-                <w:rFonts w:ascii="Calibri" w:hAnsi="Calibri" w:cs="Arial"/>
-                <w:i/>
-                <w:color w:val="548DD4"/>
-                <w:sz w:val="20"/>
-                <w:szCs w:val="20"/>
-                <w:lang w:eastAsia="es-CL"/>
-              </w:rPr>
-              <w:br/>
-            </w:r>
-            <w:r>
-              <w:rPr>
-                <w:rFonts w:ascii="Calibri" w:hAnsi="Calibri" w:cs="Arial"/>
-                <w:i/>
-                <w:color w:val="548DD4"/>
-                <w:sz w:val="20"/>
-                <w:szCs w:val="20"/>
-                <w:lang w:eastAsia="es-CL"/>
-              </w:rPr>
-              <w:br/>
-              <w:t xml:space="preserve">Se efectuarán revisiones semanales para presentar avances, resolver dudas, validar requerimientos y ajustar las actividades del siguiente periodo. Durante el desarrollo se considerarán los estándares transversales definidos por </w:t>
+              <w:t xml:space="preserve"> mediante </w:t>
             </w:r>
             <w:proofErr w:type="spellStart"/>
             <w:r>
@@ -2641,7 +2753,7 @@
                 <w:szCs w:val="20"/>
                 <w:lang w:eastAsia="es-CL"/>
               </w:rPr>
-              <w:t>Alloxentric</w:t>
+              <w:t>client_id</w:t>
             </w:r>
             <w:proofErr w:type="spellEnd"/>
             <w:r>
@@ -2653,7 +2765,7 @@
                 <w:szCs w:val="20"/>
                 <w:lang w:eastAsia="es-CL"/>
               </w:rPr>
-              <w:t xml:space="preserve"> que resulten aplicables: arquitectura </w:t>
+              <w:t xml:space="preserve">, </w:t>
             </w:r>
             <w:proofErr w:type="spellStart"/>
             <w:r>
@@ -2665,7 +2777,7 @@
                 <w:szCs w:val="20"/>
                 <w:lang w:eastAsia="es-CL"/>
               </w:rPr>
-              <w:t>multi-tenant</w:t>
+              <w:t>Feature</w:t>
             </w:r>
             <w:proofErr w:type="spellEnd"/>
             <w:r>
@@ -2677,7 +2789,7 @@
                 <w:szCs w:val="20"/>
                 <w:lang w:eastAsia="es-CL"/>
               </w:rPr>
-              <w:t xml:space="preserve"> y aislamiento mediante </w:t>
+              <w:t xml:space="preserve"> </w:t>
             </w:r>
             <w:proofErr w:type="spellStart"/>
             <w:r>
@@ -2689,7 +2801,7 @@
                 <w:szCs w:val="20"/>
                 <w:lang w:eastAsia="es-CL"/>
               </w:rPr>
-              <w:t>client_id</w:t>
+              <w:t>Gating</w:t>
             </w:r>
             <w:proofErr w:type="spellEnd"/>
             <w:r>
@@ -2701,78 +2813,7 @@
                 <w:szCs w:val="20"/>
                 <w:lang w:eastAsia="es-CL"/>
               </w:rPr>
-              <w:t xml:space="preserve">, </w:t>
-            </w:r>
-            <w:proofErr w:type="spellStart"/>
-            <w:r>
-              <w:rPr>
-                <w:rFonts w:ascii="Calibri" w:hAnsi="Calibri" w:cs="Arial"/>
-                <w:i/>
-                <w:color w:val="548DD4"/>
-                <w:sz w:val="20"/>
-                <w:szCs w:val="20"/>
-                <w:lang w:eastAsia="es-CL"/>
-              </w:rPr>
-              <w:t>Feature</w:t>
-            </w:r>
-            <w:proofErr w:type="spellEnd"/>
-            <w:r>
-              <w:rPr>
-                <w:rFonts w:ascii="Calibri" w:hAnsi="Calibri" w:cs="Arial"/>
-                <w:i/>
-                <w:color w:val="548DD4"/>
-                <w:sz w:val="20"/>
-                <w:szCs w:val="20"/>
-                <w:lang w:eastAsia="es-CL"/>
-              </w:rPr>
-              <w:t xml:space="preserve"> </w:t>
-            </w:r>
-            <w:proofErr w:type="spellStart"/>
-            <w:r>
-              <w:rPr>
-                <w:rFonts w:ascii="Calibri" w:hAnsi="Calibri" w:cs="Arial"/>
-                <w:i/>
-                <w:color w:val="548DD4"/>
-                <w:sz w:val="20"/>
-                <w:szCs w:val="20"/>
-                <w:lang w:eastAsia="es-CL"/>
-              </w:rPr>
-              <w:t>Gating</w:t>
-            </w:r>
-            <w:proofErr w:type="spellEnd"/>
-            <w:r>
-              <w:rPr>
-                <w:rFonts w:ascii="Calibri" w:hAnsi="Calibri" w:cs="Arial"/>
-                <w:i/>
-                <w:color w:val="548DD4"/>
-                <w:sz w:val="20"/>
-                <w:szCs w:val="20"/>
-                <w:lang w:eastAsia="es-CL"/>
-              </w:rPr>
-              <w:t>, RBAC y JWT, internacionalización, arquitectura API-First y auditoría de logs con trazabilidad.</w:t>
-            </w:r>
-            <w:r>
-              <w:rPr>
-                <w:rFonts w:ascii="Calibri" w:hAnsi="Calibri" w:cs="Arial"/>
-                <w:i/>
-                <w:color w:val="548DD4"/>
-                <w:sz w:val="20"/>
-                <w:szCs w:val="20"/>
-                <w:lang w:eastAsia="es-CL"/>
-              </w:rPr>
-              <w:br/>
-            </w:r>
-            <w:r>
-              <w:rPr>
-                <w:rFonts w:ascii="Calibri" w:hAnsi="Calibri" w:cs="Arial"/>
-                <w:i/>
-                <w:color w:val="548DD4"/>
-                <w:sz w:val="20"/>
-                <w:szCs w:val="20"/>
-                <w:lang w:eastAsia="es-CL"/>
-              </w:rPr>
-              <w:br/>
-              <w:t>El cierre incluirá la integración de las funcionalidades desarrolladas, pruebas de funcionamiento y recopilación de evidencias técnicas y funcionales.</w:t>
+              <w:t>, RBAC y JWT, internacionalización, arquitectura API-First y auditoría de logs, según corresponda al alcance de cada funcionalidad.</w:t>
             </w:r>
           </w:p>
         </w:tc>
@@ -3106,7 +3147,18 @@
                 <w:szCs w:val="20"/>
                 <w:lang w:eastAsia="es-CL"/>
               </w:rPr>
-              <w:t>Avance</w:t>
+              <w:t>A</w:t>
+            </w:r>
+            <w:r>
+              <w:rPr>
+                <w:rFonts w:ascii="Calibri" w:hAnsi="Calibri" w:cs="Arial"/>
+                <w:i/>
+                <w:color w:val="548DD4"/>
+                <w:sz w:val="20"/>
+                <w:szCs w:val="20"/>
+                <w:lang w:eastAsia="es-CL"/>
+              </w:rPr>
+              <w:t>vance</w:t>
             </w:r>
           </w:p>
         </w:tc>
@@ -3136,7 +3188,7 @@
                 <w:szCs w:val="20"/>
                 <w:lang w:eastAsia="es-CL"/>
               </w:rPr>
-              <w:t>Análisis y levantamiento de requerimientos</w:t>
+              <w:t>Análisis técnico y requerimientos ISO 42001</w:t>
             </w:r>
           </w:p>
         </w:tc>
@@ -3166,7 +3218,7 @@
                 <w:szCs w:val="20"/>
                 <w:lang w:eastAsia="es-CL"/>
               </w:rPr>
-              <w:t>Registro del análisis de la plataforma actual de ISO 27001, componentes reutilizables y requerimientos levantados para incorporar ISO 42001.</w:t>
+              <w:t>Análisis de la plataforma ISO 27001, componentes reutilizables, requerimientos de ISO 42001 y backlog inicial. Incluye evidencias diferenciadas del análisis técnico de Vicente y del levantamiento funcional de Andrea.</w:t>
             </w:r>
           </w:p>
         </w:tc>
@@ -3196,7 +3248,7 @@
                 <w:szCs w:val="20"/>
                 <w:lang w:eastAsia="es-CL"/>
               </w:rPr>
-              <w:t>Demuestra la comprensión del sistema existente y fundamenta las decisiones de desarrollo.</w:t>
+              <w:t>Demuestra comprensión del sistema existente, definición del alcance y participación individual del equipo.</w:t>
             </w:r>
           </w:p>
         </w:tc>
@@ -3261,7 +3313,7 @@
                 <w:szCs w:val="20"/>
                 <w:lang w:eastAsia="es-CL"/>
               </w:rPr>
-              <w:t>Diseño técnico e integración</w:t>
+              <w:t>Diseño técnico y funcional de integración</w:t>
             </w:r>
           </w:p>
         </w:tc>
@@ -3291,7 +3343,7 @@
                 <w:szCs w:val="20"/>
                 <w:lang w:eastAsia="es-CL"/>
               </w:rPr>
-              <w:t xml:space="preserve">Evidencias del diseño de la solución, componentes, flujos, </w:t>
+              <w:t xml:space="preserve">Diseño de componentes, flujos, </w:t>
             </w:r>
             <w:proofErr w:type="spellStart"/>
             <w:r>
@@ -3315,7 +3367,7 @@
                 <w:szCs w:val="20"/>
                 <w:lang w:eastAsia="es-CL"/>
               </w:rPr>
-              <w:t>, datos, permisos u otros elementos técnicos modificados o incorporados según el alcance.</w:t>
+              <w:t>, datos, permisos, interfaces y criterios de aceptación necesarios para integrar ISO 42001.</w:t>
             </w:r>
           </w:p>
         </w:tc>
@@ -3345,7 +3397,7 @@
                 <w:szCs w:val="20"/>
                 <w:lang w:eastAsia="es-CL"/>
               </w:rPr>
-              <w:t>Demuestra cómo se planificó la integración de ISO 42001 respetando la arquitectura existente.</w:t>
+              <w:t>Demuestra cómo se planificó la ampliación respetando la arquitectura existente y separando responsabilidades técnicas y funcionales.</w:t>
             </w:r>
           </w:p>
         </w:tc>
@@ -3380,6 +3432,7 @@
                 <w:szCs w:val="20"/>
                 <w:lang w:eastAsia="es-CL"/>
               </w:rPr>
+              <w:lastRenderedPageBreak/>
               <w:t>Final</w:t>
             </w:r>
           </w:p>
@@ -3440,7 +3493,7 @@
                 <w:szCs w:val="20"/>
                 <w:lang w:eastAsia="es-CL"/>
               </w:rPr>
-              <w:t>Demostración del software con las funcionalidades desarrolladas para incorporar la gestión de ISO 42001 dentro de la plataforma que ya contempla ISO 27001.</w:t>
+              <w:t>Demostración de las funcionalidades desarrolladas por ambos integrantes e integradas dentro de DANI27, manteniendo la gestión existente de ISO 27001.</w:t>
             </w:r>
           </w:p>
         </w:tc>
@@ -3470,7 +3523,7 @@
                 <w:szCs w:val="20"/>
                 <w:lang w:eastAsia="es-CL"/>
               </w:rPr>
-              <w:t>Es la principal evidencia funcional del cumplimiento del objetivo general.</w:t>
+              <w:t>Constituye la principal evidencia funcional del cumplimiento del objetivo general.</w:t>
             </w:r>
           </w:p>
         </w:tc>
@@ -3505,7 +3558,6 @@
                 <w:szCs w:val="20"/>
                 <w:lang w:eastAsia="es-CL"/>
               </w:rPr>
-              <w:lastRenderedPageBreak/>
               <w:t>Final</w:t>
             </w:r>
           </w:p>
@@ -3536,7 +3588,7 @@
                 <w:szCs w:val="20"/>
                 <w:lang w:eastAsia="es-CL"/>
               </w:rPr>
-              <w:t>Pruebas y validación</w:t>
+              <w:t>Pruebas, validación y evidencias</w:t>
             </w:r>
           </w:p>
         </w:tc>
@@ -3566,7 +3618,7 @@
                 <w:szCs w:val="20"/>
                 <w:lang w:eastAsia="es-CL"/>
               </w:rPr>
-              <w:t>Registro de pruebas realizadas sobre las funcionalidades implementadas y su integración con la plataforma existente, incluyendo resultados y correcciones relevantes.</w:t>
+              <w:t>Registro de pruebas funcionales, de integración y regresión, resultados, correcciones realizadas y evidencias individuales de cada integrante.</w:t>
             </w:r>
           </w:p>
         </w:tc>
@@ -3596,7 +3648,7 @@
                 <w:szCs w:val="20"/>
                 <w:lang w:eastAsia="es-CL"/>
               </w:rPr>
-              <w:t>Permite verificar el funcionamiento de la solución y su integración con las funciones existentes.</w:t>
+              <w:t>Permite verificar el funcionamiento de la solución, la integración y la trazabilidad de los aportes del equipo.</w:t>
             </w:r>
           </w:p>
         </w:tc>
@@ -3753,7 +3805,7 @@
     <w:tbl>
       <w:tblPr>
         <w:tblStyle w:val="Tablaconcuadrcula"/>
-        <w:tblW w:w="11061" w:type="dxa"/>
+        <w:tblW w:w="11055" w:type="dxa"/>
         <w:jc w:val="center"/>
         <w:tblBorders>
           <w:top w:val="single" w:sz="4" w:space="0" w:color="BFBFBF" w:themeColor="background1" w:themeShade="BF"/>
@@ -3768,12 +3820,12 @@
       </w:tblPr>
       <w:tblGrid>
         <w:gridCol w:w="1580"/>
+        <w:gridCol w:w="1579"/>
+        <w:gridCol w:w="1579"/>
+        <w:gridCol w:w="1579"/>
+        <w:gridCol w:w="1579"/>
+        <w:gridCol w:w="1579"/>
         <w:gridCol w:w="1580"/>
-        <w:gridCol w:w="1580"/>
-        <w:gridCol w:w="1580"/>
-        <w:gridCol w:w="1580"/>
-        <w:gridCol w:w="1580"/>
-        <w:gridCol w:w="1581"/>
       </w:tblGrid>
       <w:tr>
         <w:trPr>
@@ -3781,28 +3833,313 @@
         </w:trPr>
         <w:tc>
           <w:tcPr>
-            <w:tcW w:w="11061" w:type="dxa"/>
-            <w:gridSpan w:val="7"/>
-          </w:tcPr>
-          <w:p>
-            <w:pPr>
-              <w:jc w:val="center"/>
-              <w:rPr>
-                <w:rFonts w:ascii="Calibri" w:hAnsi="Calibri"/>
-                <w:color w:val="1F3864" w:themeColor="accent1" w:themeShade="80"/>
-                <w:sz w:val="18"/>
-                <w:szCs w:val="18"/>
-              </w:rPr>
-            </w:pPr>
-            <w:r>
-              <w:rPr>
-                <w:rFonts w:ascii="Calibri" w:hAnsi="Calibri"/>
-                <w:b/>
-                <w:color w:val="1F3864" w:themeColor="accent1" w:themeShade="80"/>
-                <w:sz w:val="18"/>
-                <w:szCs w:val="18"/>
-              </w:rPr>
-              <w:t>Plan de Trabajo Proyecto APT</w:t>
+            <w:tcW w:w="1580" w:type="dxa"/>
+            <w:tcBorders>
+              <w:top w:val="single" w:sz="4" w:space="0" w:color="BFBFBF" w:themeColor="background1" w:themeShade="BF"/>
+              <w:left w:val="single" w:sz="4" w:space="0" w:color="BFBFBF" w:themeColor="background1" w:themeShade="BF"/>
+              <w:bottom w:val="single" w:sz="4" w:space="0" w:color="BFBFBF" w:themeColor="background1" w:themeShade="BF"/>
+              <w:right w:val="single" w:sz="4" w:space="0" w:color="BFBFBF" w:themeColor="background1" w:themeShade="BF"/>
+            </w:tcBorders>
+            <w:shd w:val="clear" w:color="auto" w:fill="D9EAF7"/>
+            <w:hideMark/>
+          </w:tcPr>
+          <w:p>
+            <w:pPr>
+              <w:jc w:val="both"/>
+              <w:rPr>
+                <w:rFonts w:ascii="Calibri" w:hAnsi="Calibri" w:cs="Arial"/>
+                <w:i/>
+                <w:color w:val="548DD4"/>
+                <w:sz w:val="20"/>
+                <w:szCs w:val="20"/>
+                <w:lang w:eastAsia="es-CL"/>
+              </w:rPr>
+            </w:pPr>
+            <w:r>
+              <w:rPr>
+                <w:rFonts w:ascii="Calibri" w:hAnsi="Calibri" w:cs="Arial"/>
+                <w:i/>
+                <w:color w:val="548DD4"/>
+                <w:sz w:val="20"/>
+                <w:szCs w:val="20"/>
+                <w:lang w:eastAsia="es-CL"/>
+              </w:rPr>
+              <w:t>Competencia o unidades de competencias</w:t>
+            </w:r>
+          </w:p>
+        </w:tc>
+        <w:tc>
+          <w:tcPr>
+            <w:tcW w:w="1580" w:type="dxa"/>
+            <w:tcBorders>
+              <w:top w:val="single" w:sz="4" w:space="0" w:color="BFBFBF" w:themeColor="background1" w:themeShade="BF"/>
+              <w:left w:val="single" w:sz="4" w:space="0" w:color="BFBFBF" w:themeColor="background1" w:themeShade="BF"/>
+              <w:bottom w:val="single" w:sz="4" w:space="0" w:color="BFBFBF" w:themeColor="background1" w:themeShade="BF"/>
+              <w:right w:val="single" w:sz="4" w:space="0" w:color="BFBFBF" w:themeColor="background1" w:themeShade="BF"/>
+            </w:tcBorders>
+            <w:shd w:val="clear" w:color="auto" w:fill="D9EAF7"/>
+            <w:vAlign w:val="center"/>
+            <w:hideMark/>
+          </w:tcPr>
+          <w:p>
+            <w:pPr>
+              <w:jc w:val="both"/>
+              <w:rPr>
+                <w:rFonts w:ascii="Calibri" w:hAnsi="Calibri" w:cs="Arial"/>
+                <w:i/>
+                <w:color w:val="548DD4"/>
+                <w:sz w:val="20"/>
+                <w:szCs w:val="20"/>
+                <w:lang w:eastAsia="es-CL"/>
+              </w:rPr>
+            </w:pPr>
+            <w:r>
+              <w:rPr>
+                <w:rFonts w:ascii="Calibri" w:hAnsi="Calibri" w:cs="Arial"/>
+                <w:i/>
+                <w:color w:val="548DD4"/>
+                <w:sz w:val="20"/>
+                <w:szCs w:val="20"/>
+                <w:lang w:eastAsia="es-CL"/>
+              </w:rPr>
+              <w:t xml:space="preserve">Nombre </w:t>
+            </w:r>
+            <w:proofErr w:type="gramStart"/>
+            <w:r>
+              <w:rPr>
+                <w:rFonts w:ascii="Calibri" w:hAnsi="Calibri" w:cs="Arial"/>
+                <w:i/>
+                <w:color w:val="548DD4"/>
+                <w:sz w:val="20"/>
+                <w:szCs w:val="20"/>
+                <w:lang w:eastAsia="es-CL"/>
+              </w:rPr>
+              <w:t>de  Actividades</w:t>
+            </w:r>
+            <w:proofErr w:type="gramEnd"/>
+            <w:r>
+              <w:rPr>
+                <w:rFonts w:ascii="Calibri" w:hAnsi="Calibri" w:cs="Arial"/>
+                <w:i/>
+                <w:color w:val="548DD4"/>
+                <w:sz w:val="20"/>
+                <w:szCs w:val="20"/>
+                <w:lang w:eastAsia="es-CL"/>
+              </w:rPr>
+              <w:t>/Tareas</w:t>
+            </w:r>
+          </w:p>
+        </w:tc>
+        <w:tc>
+          <w:tcPr>
+            <w:tcW w:w="1580" w:type="dxa"/>
+            <w:tcBorders>
+              <w:top w:val="single" w:sz="4" w:space="0" w:color="BFBFBF" w:themeColor="background1" w:themeShade="BF"/>
+              <w:left w:val="single" w:sz="4" w:space="0" w:color="BFBFBF" w:themeColor="background1" w:themeShade="BF"/>
+              <w:bottom w:val="single" w:sz="4" w:space="0" w:color="BFBFBF" w:themeColor="background1" w:themeShade="BF"/>
+              <w:right w:val="single" w:sz="4" w:space="0" w:color="BFBFBF" w:themeColor="background1" w:themeShade="BF"/>
+            </w:tcBorders>
+            <w:shd w:val="clear" w:color="auto" w:fill="D9EAF7"/>
+            <w:vAlign w:val="center"/>
+            <w:hideMark/>
+          </w:tcPr>
+          <w:p>
+            <w:pPr>
+              <w:jc w:val="both"/>
+              <w:rPr>
+                <w:rFonts w:ascii="Calibri" w:hAnsi="Calibri" w:cs="Arial"/>
+                <w:i/>
+                <w:color w:val="548DD4"/>
+                <w:sz w:val="20"/>
+                <w:szCs w:val="20"/>
+                <w:lang w:eastAsia="es-CL"/>
+              </w:rPr>
+            </w:pPr>
+            <w:r>
+              <w:rPr>
+                <w:rFonts w:ascii="Calibri" w:hAnsi="Calibri" w:cs="Arial"/>
+                <w:i/>
+                <w:color w:val="548DD4"/>
+                <w:sz w:val="20"/>
+                <w:szCs w:val="20"/>
+                <w:lang w:eastAsia="es-CL"/>
+              </w:rPr>
+              <w:t>Descripción Actividades/Tareas</w:t>
+            </w:r>
+          </w:p>
+        </w:tc>
+        <w:tc>
+          <w:tcPr>
+            <w:tcW w:w="1580" w:type="dxa"/>
+            <w:tcBorders>
+              <w:top w:val="single" w:sz="4" w:space="0" w:color="BFBFBF" w:themeColor="background1" w:themeShade="BF"/>
+              <w:left w:val="single" w:sz="4" w:space="0" w:color="BFBFBF" w:themeColor="background1" w:themeShade="BF"/>
+              <w:bottom w:val="single" w:sz="4" w:space="0" w:color="BFBFBF" w:themeColor="background1" w:themeShade="BF"/>
+              <w:right w:val="single" w:sz="4" w:space="0" w:color="BFBFBF" w:themeColor="background1" w:themeShade="BF"/>
+            </w:tcBorders>
+            <w:shd w:val="clear" w:color="auto" w:fill="D9EAF7"/>
+            <w:vAlign w:val="center"/>
+            <w:hideMark/>
+          </w:tcPr>
+          <w:p>
+            <w:pPr>
+              <w:jc w:val="both"/>
+              <w:rPr>
+                <w:rFonts w:ascii="Calibri" w:hAnsi="Calibri" w:cs="Arial"/>
+                <w:i/>
+                <w:color w:val="548DD4"/>
+                <w:sz w:val="20"/>
+                <w:szCs w:val="20"/>
+                <w:lang w:eastAsia="es-CL"/>
+              </w:rPr>
+            </w:pPr>
+            <w:r>
+              <w:rPr>
+                <w:rFonts w:ascii="Calibri" w:hAnsi="Calibri" w:cs="Arial"/>
+                <w:i/>
+                <w:color w:val="548DD4"/>
+                <w:sz w:val="20"/>
+                <w:szCs w:val="20"/>
+                <w:lang w:eastAsia="es-CL"/>
+              </w:rPr>
+              <w:t>Recursos</w:t>
+            </w:r>
+          </w:p>
+        </w:tc>
+        <w:tc>
+          <w:tcPr>
+            <w:tcW w:w="1580" w:type="dxa"/>
+            <w:tcBorders>
+              <w:top w:val="single" w:sz="4" w:space="0" w:color="BFBFBF" w:themeColor="background1" w:themeShade="BF"/>
+              <w:left w:val="single" w:sz="4" w:space="0" w:color="BFBFBF" w:themeColor="background1" w:themeShade="BF"/>
+              <w:bottom w:val="single" w:sz="4" w:space="0" w:color="BFBFBF" w:themeColor="background1" w:themeShade="BF"/>
+              <w:right w:val="single" w:sz="4" w:space="0" w:color="BFBFBF" w:themeColor="background1" w:themeShade="BF"/>
+            </w:tcBorders>
+            <w:shd w:val="clear" w:color="auto" w:fill="D9EAF7"/>
+            <w:vAlign w:val="center"/>
+          </w:tcPr>
+          <w:p>
+            <w:pPr>
+              <w:jc w:val="both"/>
+              <w:rPr>
+                <w:rFonts w:ascii="Calibri" w:hAnsi="Calibri" w:cs="Arial"/>
+                <w:i/>
+                <w:color w:val="548DD4"/>
+                <w:sz w:val="20"/>
+                <w:szCs w:val="20"/>
+                <w:lang w:eastAsia="es-CL"/>
+              </w:rPr>
+            </w:pPr>
+            <w:r>
+              <w:rPr>
+                <w:rFonts w:ascii="Calibri" w:hAnsi="Calibri" w:cs="Arial"/>
+                <w:i/>
+                <w:color w:val="548DD4"/>
+                <w:sz w:val="20"/>
+                <w:szCs w:val="20"/>
+                <w:lang w:eastAsia="es-CL"/>
+              </w:rPr>
+              <w:t>Duración de la actividad</w:t>
+            </w:r>
+          </w:p>
+          <w:p>
+            <w:pPr>
+              <w:jc w:val="both"/>
+              <w:rPr>
+                <w:rFonts w:ascii="Calibri" w:hAnsi="Calibri" w:cs="Arial"/>
+                <w:i/>
+                <w:color w:val="548DD4"/>
+                <w:sz w:val="20"/>
+                <w:szCs w:val="20"/>
+                <w:lang w:eastAsia="es-CL"/>
+              </w:rPr>
+            </w:pPr>
+          </w:p>
+        </w:tc>
+        <w:tc>
+          <w:tcPr>
+            <w:tcW w:w="1580" w:type="dxa"/>
+            <w:tcBorders>
+              <w:top w:val="single" w:sz="4" w:space="0" w:color="BFBFBF" w:themeColor="background1" w:themeShade="BF"/>
+              <w:left w:val="single" w:sz="4" w:space="0" w:color="BFBFBF" w:themeColor="background1" w:themeShade="BF"/>
+              <w:bottom w:val="single" w:sz="4" w:space="0" w:color="BFBFBF" w:themeColor="background1" w:themeShade="BF"/>
+              <w:right w:val="single" w:sz="4" w:space="0" w:color="BFBFBF" w:themeColor="background1" w:themeShade="BF"/>
+            </w:tcBorders>
+            <w:shd w:val="clear" w:color="auto" w:fill="D9D9D9" w:themeFill="background1" w:themeFillShade="D9"/>
+            <w:vAlign w:val="center"/>
+            <w:hideMark/>
+          </w:tcPr>
+          <w:p>
+            <w:pPr>
+              <w:jc w:val="both"/>
+              <w:rPr>
+                <w:rFonts w:ascii="Calibri" w:hAnsi="Calibri" w:cs="Arial"/>
+                <w:i/>
+                <w:color w:val="548DD4"/>
+                <w:sz w:val="20"/>
+                <w:szCs w:val="20"/>
+                <w:lang w:eastAsia="es-CL"/>
+              </w:rPr>
+            </w:pPr>
+            <w:r>
+              <w:rPr>
+                <w:rFonts w:ascii="Calibri" w:hAnsi="Calibri" w:cs="Arial"/>
+                <w:i/>
+                <w:color w:val="548DD4"/>
+                <w:sz w:val="20"/>
+                <w:szCs w:val="20"/>
+                <w:lang w:eastAsia="es-CL"/>
+              </w:rPr>
+              <w:t>Responsable</w:t>
+            </w:r>
+            <w:r>
+              <w:rPr>
+                <w:rFonts w:ascii="Calibri" w:hAnsi="Calibri" w:cs="Arial"/>
+                <w:i/>
+                <w:color w:val="548DD4"/>
+                <w:sz w:val="20"/>
+                <w:szCs w:val="20"/>
+                <w:lang w:eastAsia="es-CL"/>
+              </w:rPr>
+              <w:footnoteReference w:id="1"/>
+            </w:r>
+          </w:p>
+        </w:tc>
+        <w:tc>
+          <w:tcPr>
+            <w:tcW w:w="1581" w:type="dxa"/>
+            <w:tcBorders>
+              <w:top w:val="single" w:sz="4" w:space="0" w:color="BFBFBF" w:themeColor="background1" w:themeShade="BF"/>
+              <w:left w:val="single" w:sz="4" w:space="0" w:color="BFBFBF" w:themeColor="background1" w:themeShade="BF"/>
+              <w:bottom w:val="single" w:sz="4" w:space="0" w:color="BFBFBF" w:themeColor="background1" w:themeShade="BF"/>
+              <w:right w:val="single" w:sz="4" w:space="0" w:color="BFBFBF" w:themeColor="background1" w:themeShade="BF"/>
+            </w:tcBorders>
+            <w:shd w:val="clear" w:color="auto" w:fill="D9EAF7"/>
+            <w:vAlign w:val="center"/>
+            <w:hideMark/>
+          </w:tcPr>
+          <w:p>
+            <w:pPr>
+              <w:jc w:val="both"/>
+              <w:rPr>
+                <w:rFonts w:ascii="Calibri" w:hAnsi="Calibri" w:cs="Arial"/>
+                <w:i/>
+                <w:color w:val="548DD4"/>
+                <w:sz w:val="20"/>
+                <w:szCs w:val="20"/>
+                <w:lang w:eastAsia="es-CL"/>
+              </w:rPr>
+            </w:pPr>
+            <w:r>
+              <w:rPr>
+                <w:rFonts w:ascii="Calibri" w:hAnsi="Calibri" w:cs="Arial"/>
+                <w:i/>
+                <w:color w:val="548DD4"/>
+                <w:sz w:val="20"/>
+                <w:szCs w:val="20"/>
+                <w:lang w:eastAsia="es-CL"/>
+              </w:rPr>
+              <w:t>Observaciones</w:t>
             </w:r>
           </w:p>
         </w:tc>
@@ -3814,132 +4151,37 @@
         <w:tc>
           <w:tcPr>
             <w:tcW w:w="1580" w:type="dxa"/>
-          </w:tcPr>
-          <w:p>
-            <w:pPr>
-              <w:jc w:val="center"/>
-              <w:rPr>
-                <w:rFonts w:ascii="Calibri" w:hAnsi="Calibri"/>
-                <w:color w:val="1F3864" w:themeColor="accent1" w:themeShade="80"/>
-                <w:sz w:val="18"/>
-                <w:szCs w:val="18"/>
-              </w:rPr>
-            </w:pPr>
-            <w:r>
-              <w:rPr>
-                <w:rFonts w:ascii="Calibri" w:hAnsi="Calibri"/>
-                <w:color w:val="1F3864" w:themeColor="accent1" w:themeShade="80"/>
-                <w:sz w:val="18"/>
-                <w:szCs w:val="18"/>
-              </w:rPr>
-              <w:t>C</w:t>
-            </w:r>
-            <w:r>
-              <w:rPr>
-                <w:rFonts w:ascii="Calibri" w:hAnsi="Calibri"/>
-                <w:color w:val="1F3864" w:themeColor="accent1" w:themeShade="80"/>
-                <w:sz w:val="18"/>
-                <w:szCs w:val="18"/>
-              </w:rPr>
-              <w:t>ompetencia o unidades de competencias</w:t>
-            </w:r>
-          </w:p>
-        </w:tc>
-        <w:tc>
-          <w:tcPr>
-            <w:tcW w:w="1580" w:type="dxa"/>
-            <w:vAlign w:val="center"/>
-          </w:tcPr>
-          <w:p>
-            <w:pPr>
-              <w:jc w:val="center"/>
-              <w:rPr>
-                <w:rFonts w:ascii="Calibri" w:hAnsi="Calibri"/>
-                <w:color w:val="1F3864" w:themeColor="accent1" w:themeShade="80"/>
-                <w:sz w:val="18"/>
-                <w:szCs w:val="18"/>
-              </w:rPr>
-            </w:pPr>
-            <w:r>
-              <w:rPr>
-                <w:rFonts w:ascii="Calibri" w:hAnsi="Calibri"/>
-                <w:color w:val="1F3864" w:themeColor="accent1" w:themeShade="80"/>
-                <w:sz w:val="18"/>
-                <w:szCs w:val="18"/>
-              </w:rPr>
-              <w:t xml:space="preserve">Nombre </w:t>
-            </w:r>
-            <w:proofErr w:type="gramStart"/>
-            <w:r>
-              <w:rPr>
-                <w:rFonts w:ascii="Calibri" w:hAnsi="Calibri"/>
-                <w:color w:val="1F3864" w:themeColor="accent1" w:themeShade="80"/>
-                <w:sz w:val="18"/>
-                <w:szCs w:val="18"/>
-              </w:rPr>
-              <w:t>de  Actividades</w:t>
-            </w:r>
-            <w:proofErr w:type="gramEnd"/>
-            <w:r>
-              <w:rPr>
-                <w:rFonts w:ascii="Calibri" w:hAnsi="Calibri"/>
-                <w:color w:val="1F3864" w:themeColor="accent1" w:themeShade="80"/>
-                <w:sz w:val="18"/>
-                <w:szCs w:val="18"/>
-              </w:rPr>
-              <w:t>/Tareas</w:t>
-            </w:r>
-          </w:p>
-        </w:tc>
-        <w:tc>
-          <w:tcPr>
-            <w:tcW w:w="1580" w:type="dxa"/>
-            <w:vAlign w:val="center"/>
-          </w:tcPr>
-          <w:p>
-            <w:pPr>
-              <w:jc w:val="center"/>
-              <w:rPr>
-                <w:rFonts w:ascii="Calibri" w:hAnsi="Calibri"/>
-                <w:color w:val="1F3864" w:themeColor="accent1" w:themeShade="80"/>
-                <w:sz w:val="18"/>
-                <w:szCs w:val="18"/>
-              </w:rPr>
-            </w:pPr>
-            <w:r>
-              <w:rPr>
-                <w:rFonts w:ascii="Calibri" w:hAnsi="Calibri"/>
-                <w:color w:val="1F3864" w:themeColor="accent1" w:themeShade="80"/>
-                <w:sz w:val="18"/>
-                <w:szCs w:val="18"/>
-              </w:rPr>
-              <w:t>Descripción Actividades/Tareas</w:t>
-            </w:r>
-          </w:p>
-        </w:tc>
-        <w:tc>
-          <w:tcPr>
-            <w:tcW w:w="1580" w:type="dxa"/>
-            <w:vAlign w:val="center"/>
-          </w:tcPr>
-          <w:p>
-            <w:pPr>
-              <w:jc w:val="center"/>
-              <w:rPr>
-                <w:rFonts w:ascii="Calibri" w:hAnsi="Calibri"/>
-                <w:color w:val="1F3864" w:themeColor="accent1" w:themeShade="80"/>
-                <w:sz w:val="18"/>
-                <w:szCs w:val="18"/>
-              </w:rPr>
-            </w:pPr>
-            <w:r>
-              <w:rPr>
-                <w:rFonts w:ascii="Calibri" w:hAnsi="Calibri"/>
-                <w:color w:val="1F3864" w:themeColor="accent1" w:themeShade="80"/>
-                <w:sz w:val="18"/>
-                <w:szCs w:val="18"/>
-              </w:rPr>
-              <w:t>Recursos</w:t>
+            <w:tcBorders>
+              <w:top w:val="single" w:sz="4" w:space="0" w:color="BFBFBF" w:themeColor="background1" w:themeShade="BF"/>
+              <w:left w:val="single" w:sz="4" w:space="0" w:color="BFBFBF" w:themeColor="background1" w:themeShade="BF"/>
+              <w:bottom w:val="single" w:sz="4" w:space="0" w:color="BFBFBF" w:themeColor="background1" w:themeShade="BF"/>
+              <w:right w:val="single" w:sz="4" w:space="0" w:color="BFBFBF" w:themeColor="background1" w:themeShade="BF"/>
+            </w:tcBorders>
+            <w:vAlign w:val="center"/>
+            <w:hideMark/>
+          </w:tcPr>
+          <w:p>
+            <w:pPr>
+              <w:jc w:val="both"/>
+              <w:rPr>
+                <w:rFonts w:ascii="Calibri" w:hAnsi="Calibri" w:cs="Arial"/>
+                <w:i/>
+                <w:color w:val="548DD4"/>
+                <w:sz w:val="20"/>
+                <w:szCs w:val="20"/>
+                <w:lang w:eastAsia="es-CL"/>
+              </w:rPr>
+            </w:pPr>
+            <w:r>
+              <w:rPr>
+                <w:rFonts w:ascii="Calibri" w:hAnsi="Calibri" w:cs="Arial"/>
+                <w:i/>
+                <w:color w:val="548DD4"/>
+                <w:sz w:val="20"/>
+                <w:szCs w:val="20"/>
+                <w:lang w:eastAsia="es-CL"/>
+              </w:rPr>
+              <w:t>Análisis y Planificación de Requerimientos / Arquitectura de Software</w:t>
             </w:r>
           </w:p>
         </w:tc>
@@ -3947,105 +4189,269 @@
           <w:tcPr>
             <w:tcW w:w="1580" w:type="dxa"/>
             <w:tcBorders>
-              <w:right w:val="single" w:sz="4" w:space="0" w:color="FFFFFF" w:themeColor="background1"/>
+              <w:top w:val="single" w:sz="4" w:space="0" w:color="BFBFBF" w:themeColor="background1" w:themeShade="BF"/>
+              <w:left w:val="single" w:sz="4" w:space="0" w:color="BFBFBF" w:themeColor="background1" w:themeShade="BF"/>
+              <w:bottom w:val="single" w:sz="4" w:space="0" w:color="BFBFBF" w:themeColor="background1" w:themeShade="BF"/>
+              <w:right w:val="single" w:sz="4" w:space="0" w:color="BFBFBF" w:themeColor="background1" w:themeShade="BF"/>
             </w:tcBorders>
             <w:vAlign w:val="center"/>
-          </w:tcPr>
-          <w:p>
-            <w:pPr>
-              <w:jc w:val="center"/>
-              <w:rPr>
-                <w:rFonts w:ascii="Calibri" w:hAnsi="Calibri"/>
-                <w:color w:val="1F3864" w:themeColor="accent1" w:themeShade="80"/>
-                <w:sz w:val="18"/>
-                <w:szCs w:val="18"/>
-              </w:rPr>
-            </w:pPr>
-            <w:r>
-              <w:rPr>
-                <w:rFonts w:ascii="Calibri" w:hAnsi="Calibri"/>
-                <w:color w:val="1F3864" w:themeColor="accent1" w:themeShade="80"/>
-                <w:sz w:val="18"/>
-                <w:szCs w:val="18"/>
-              </w:rPr>
-              <w:t>Duración de la actividad</w:t>
-            </w:r>
-          </w:p>
-          <w:p>
-            <w:pPr>
-              <w:jc w:val="center"/>
-              <w:rPr>
-                <w:rFonts w:ascii="Calibri" w:hAnsi="Calibri"/>
-                <w:color w:val="1F3864" w:themeColor="accent1" w:themeShade="80"/>
-                <w:sz w:val="18"/>
-                <w:szCs w:val="18"/>
-              </w:rPr>
-            </w:pPr>
+            <w:hideMark/>
+          </w:tcPr>
+          <w:p>
+            <w:pPr>
+              <w:jc w:val="both"/>
+              <w:rPr>
+                <w:rFonts w:ascii="Calibri" w:hAnsi="Calibri" w:cs="Arial"/>
+                <w:i/>
+                <w:color w:val="548DD4"/>
+                <w:sz w:val="20"/>
+                <w:szCs w:val="20"/>
+                <w:lang w:eastAsia="es-CL"/>
+              </w:rPr>
+            </w:pPr>
+            <w:r>
+              <w:rPr>
+                <w:rFonts w:ascii="Calibri" w:hAnsi="Calibri" w:cs="Arial"/>
+                <w:i/>
+                <w:color w:val="548DD4"/>
+                <w:sz w:val="20"/>
+                <w:szCs w:val="20"/>
+                <w:lang w:eastAsia="es-CL"/>
+              </w:rPr>
+              <w:t>Análisis técnico de DANI27</w:t>
+            </w:r>
           </w:p>
         </w:tc>
         <w:tc>
           <w:tcPr>
             <w:tcW w:w="1580" w:type="dxa"/>
             <w:tcBorders>
-              <w:left w:val="single" w:sz="4" w:space="0" w:color="FFFFFF" w:themeColor="background1"/>
+              <w:top w:val="single" w:sz="4" w:space="0" w:color="BFBFBF" w:themeColor="background1" w:themeShade="BF"/>
+              <w:left w:val="single" w:sz="4" w:space="0" w:color="BFBFBF" w:themeColor="background1" w:themeShade="BF"/>
+              <w:bottom w:val="single" w:sz="4" w:space="0" w:color="BFBFBF" w:themeColor="background1" w:themeShade="BF"/>
+              <w:right w:val="single" w:sz="4" w:space="0" w:color="BFBFBF" w:themeColor="background1" w:themeShade="BF"/>
             </w:tcBorders>
-            <w:shd w:val="clear" w:color="auto" w:fill="D9D9D9" w:themeFill="background1" w:themeFillShade="D9"/>
-            <w:vAlign w:val="center"/>
-          </w:tcPr>
-          <w:p>
-            <w:pPr>
-              <w:jc w:val="center"/>
-              <w:rPr>
-                <w:rFonts w:ascii="Calibri" w:hAnsi="Calibri"/>
-                <w:color w:val="1F3864" w:themeColor="accent1" w:themeShade="80"/>
-                <w:sz w:val="18"/>
-                <w:szCs w:val="18"/>
-              </w:rPr>
-            </w:pPr>
-            <w:r>
-              <w:rPr>
-                <w:rFonts w:ascii="Calibri" w:hAnsi="Calibri"/>
-                <w:color w:val="1F3864" w:themeColor="accent1" w:themeShade="80"/>
-                <w:sz w:val="18"/>
-                <w:szCs w:val="18"/>
-              </w:rPr>
-              <w:t>Responsable</w:t>
-            </w:r>
-            <w:r>
-              <w:rPr>
-                <w:rStyle w:val="Refdenotaalpie"/>
-                <w:rFonts w:ascii="Calibri" w:hAnsi="Calibri"/>
-                <w:color w:val="1F3864" w:themeColor="accent1" w:themeShade="80"/>
-                <w:sz w:val="18"/>
-                <w:szCs w:val="18"/>
-              </w:rPr>
-              <w:footnoteReference w:id="1"/>
+            <w:vAlign w:val="center"/>
+            <w:hideMark/>
+          </w:tcPr>
+          <w:p>
+            <w:pPr>
+              <w:jc w:val="both"/>
+              <w:rPr>
+                <w:rFonts w:ascii="Calibri" w:hAnsi="Calibri" w:cs="Arial"/>
+                <w:i/>
+                <w:color w:val="548DD4"/>
+                <w:sz w:val="20"/>
+                <w:szCs w:val="20"/>
+                <w:lang w:eastAsia="es-CL"/>
+              </w:rPr>
+            </w:pPr>
+            <w:r>
+              <w:rPr>
+                <w:rFonts w:ascii="Calibri" w:hAnsi="Calibri" w:cs="Arial"/>
+                <w:i/>
+                <w:color w:val="548DD4"/>
+                <w:sz w:val="20"/>
+                <w:szCs w:val="20"/>
+                <w:lang w:eastAsia="es-CL"/>
+              </w:rPr>
+              <w:t xml:space="preserve">Revisar arquitectura, módulos, </w:t>
+            </w:r>
+            <w:proofErr w:type="spellStart"/>
+            <w:r>
+              <w:rPr>
+                <w:rFonts w:ascii="Calibri" w:hAnsi="Calibri" w:cs="Arial"/>
+                <w:i/>
+                <w:color w:val="548DD4"/>
+                <w:sz w:val="20"/>
+                <w:szCs w:val="20"/>
+                <w:lang w:eastAsia="es-CL"/>
+              </w:rPr>
+              <w:t>APIs</w:t>
+            </w:r>
+            <w:proofErr w:type="spellEnd"/>
+            <w:r>
+              <w:rPr>
+                <w:rFonts w:ascii="Calibri" w:hAnsi="Calibri" w:cs="Arial"/>
+                <w:i/>
+                <w:color w:val="548DD4"/>
+                <w:sz w:val="20"/>
+                <w:szCs w:val="20"/>
+                <w:lang w:eastAsia="es-CL"/>
+              </w:rPr>
+              <w:t>, datos y componentes de ISO 27001 reutilizables para la integración de ISO 42001.</w:t>
+            </w:r>
+          </w:p>
+        </w:tc>
+        <w:tc>
+          <w:tcPr>
+            <w:tcW w:w="1580" w:type="dxa"/>
+            <w:tcBorders>
+              <w:top w:val="single" w:sz="4" w:space="0" w:color="BFBFBF" w:themeColor="background1" w:themeShade="BF"/>
+              <w:left w:val="single" w:sz="4" w:space="0" w:color="BFBFBF" w:themeColor="background1" w:themeShade="BF"/>
+              <w:bottom w:val="single" w:sz="4" w:space="0" w:color="BFBFBF" w:themeColor="background1" w:themeShade="BF"/>
+              <w:right w:val="single" w:sz="4" w:space="0" w:color="BFBFBF" w:themeColor="background1" w:themeShade="BF"/>
+            </w:tcBorders>
+            <w:vAlign w:val="center"/>
+            <w:hideMark/>
+          </w:tcPr>
+          <w:p>
+            <w:pPr>
+              <w:jc w:val="both"/>
+              <w:rPr>
+                <w:rFonts w:ascii="Calibri" w:hAnsi="Calibri" w:cs="Arial"/>
+                <w:i/>
+                <w:color w:val="548DD4"/>
+                <w:sz w:val="20"/>
+                <w:szCs w:val="20"/>
+                <w:lang w:eastAsia="es-CL"/>
+              </w:rPr>
+            </w:pPr>
+            <w:r>
+              <w:rPr>
+                <w:rFonts w:ascii="Calibri" w:hAnsi="Calibri" w:cs="Arial"/>
+                <w:i/>
+                <w:color w:val="548DD4"/>
+                <w:sz w:val="20"/>
+                <w:szCs w:val="20"/>
+                <w:lang w:eastAsia="es-CL"/>
+              </w:rPr>
+              <w:t xml:space="preserve">Repositorio </w:t>
+            </w:r>
+            <w:proofErr w:type="spellStart"/>
+            <w:r>
+              <w:rPr>
+                <w:rFonts w:ascii="Calibri" w:hAnsi="Calibri" w:cs="Arial"/>
+                <w:i/>
+                <w:color w:val="548DD4"/>
+                <w:sz w:val="20"/>
+                <w:szCs w:val="20"/>
+                <w:lang w:eastAsia="es-CL"/>
+              </w:rPr>
+              <w:t>eth-sgsi</w:t>
+            </w:r>
+            <w:proofErr w:type="spellEnd"/>
+            <w:r>
+              <w:rPr>
+                <w:rFonts w:ascii="Calibri" w:hAnsi="Calibri" w:cs="Arial"/>
+                <w:i/>
+                <w:color w:val="548DD4"/>
+                <w:sz w:val="20"/>
+                <w:szCs w:val="20"/>
+                <w:lang w:eastAsia="es-CL"/>
+              </w:rPr>
+              <w:t>, documentación, entorno local, Git/GitHub.</w:t>
+            </w:r>
+          </w:p>
+        </w:tc>
+        <w:tc>
+          <w:tcPr>
+            <w:tcW w:w="1580" w:type="dxa"/>
+            <w:tcBorders>
+              <w:top w:val="single" w:sz="4" w:space="0" w:color="BFBFBF" w:themeColor="background1" w:themeShade="BF"/>
+              <w:left w:val="single" w:sz="4" w:space="0" w:color="BFBFBF" w:themeColor="background1" w:themeShade="BF"/>
+              <w:bottom w:val="single" w:sz="4" w:space="0" w:color="BFBFBF" w:themeColor="background1" w:themeShade="BF"/>
+              <w:right w:val="single" w:sz="4" w:space="0" w:color="BFBFBF" w:themeColor="background1" w:themeShade="BF"/>
+            </w:tcBorders>
+            <w:vAlign w:val="center"/>
+            <w:hideMark/>
+          </w:tcPr>
+          <w:p>
+            <w:pPr>
+              <w:jc w:val="both"/>
+              <w:rPr>
+                <w:rFonts w:ascii="Calibri" w:hAnsi="Calibri" w:cs="Arial"/>
+                <w:i/>
+                <w:color w:val="548DD4"/>
+                <w:sz w:val="20"/>
+                <w:szCs w:val="20"/>
+                <w:lang w:eastAsia="es-CL"/>
+              </w:rPr>
+            </w:pPr>
+            <w:r>
+              <w:rPr>
+                <w:rFonts w:ascii="Calibri" w:hAnsi="Calibri" w:cs="Arial"/>
+                <w:i/>
+                <w:color w:val="548DD4"/>
+                <w:sz w:val="20"/>
+                <w:szCs w:val="20"/>
+                <w:lang w:eastAsia="es-CL"/>
+              </w:rPr>
+              <w:t>S1-S2</w:t>
+            </w:r>
+          </w:p>
+        </w:tc>
+        <w:tc>
+          <w:tcPr>
+            <w:tcW w:w="1580" w:type="dxa"/>
+            <w:tcBorders>
+              <w:top w:val="single" w:sz="4" w:space="0" w:color="BFBFBF" w:themeColor="background1" w:themeShade="BF"/>
+              <w:left w:val="single" w:sz="4" w:space="0" w:color="BFBFBF" w:themeColor="background1" w:themeShade="BF"/>
+              <w:bottom w:val="single" w:sz="4" w:space="0" w:color="BFBFBF" w:themeColor="background1" w:themeShade="BF"/>
+              <w:right w:val="single" w:sz="4" w:space="0" w:color="BFBFBF" w:themeColor="background1" w:themeShade="BF"/>
+            </w:tcBorders>
+            <w:vAlign w:val="center"/>
+            <w:hideMark/>
+          </w:tcPr>
+          <w:p>
+            <w:pPr>
+              <w:jc w:val="both"/>
+              <w:rPr>
+                <w:rFonts w:ascii="Calibri" w:hAnsi="Calibri" w:cs="Arial"/>
+                <w:i/>
+                <w:color w:val="548DD4"/>
+                <w:sz w:val="20"/>
+                <w:szCs w:val="20"/>
+                <w:lang w:eastAsia="es-CL"/>
+              </w:rPr>
+            </w:pPr>
+            <w:r>
+              <w:rPr>
+                <w:rFonts w:ascii="Calibri" w:hAnsi="Calibri" w:cs="Arial"/>
+                <w:i/>
+                <w:color w:val="548DD4"/>
+                <w:sz w:val="20"/>
+                <w:szCs w:val="20"/>
+                <w:lang w:eastAsia="es-CL"/>
+              </w:rPr>
+              <w:t>Vicente Suazo</w:t>
             </w:r>
           </w:p>
         </w:tc>
         <w:tc>
           <w:tcPr>
             <w:tcW w:w="1581" w:type="dxa"/>
-            <w:vAlign w:val="center"/>
-          </w:tcPr>
-          <w:p>
-            <w:pPr>
-              <w:jc w:val="center"/>
-              <w:rPr>
-                <w:rFonts w:ascii="Calibri" w:hAnsi="Calibri"/>
-                <w:color w:val="1F3864" w:themeColor="accent1" w:themeShade="80"/>
-                <w:sz w:val="18"/>
-                <w:szCs w:val="18"/>
-              </w:rPr>
-            </w:pPr>
-            <w:r>
-              <w:rPr>
-                <w:rFonts w:ascii="Calibri" w:hAnsi="Calibri"/>
-                <w:color w:val="1F3864" w:themeColor="accent1" w:themeShade="80"/>
-                <w:sz w:val="18"/>
-                <w:szCs w:val="18"/>
-              </w:rPr>
-              <w:t>Observaciones</w:t>
+            <w:tcBorders>
+              <w:top w:val="single" w:sz="4" w:space="0" w:color="BFBFBF" w:themeColor="background1" w:themeShade="BF"/>
+              <w:left w:val="single" w:sz="4" w:space="0" w:color="BFBFBF" w:themeColor="background1" w:themeShade="BF"/>
+              <w:bottom w:val="single" w:sz="4" w:space="0" w:color="BFBFBF" w:themeColor="background1" w:themeShade="BF"/>
+              <w:right w:val="single" w:sz="4" w:space="0" w:color="BFBFBF" w:themeColor="background1" w:themeShade="BF"/>
+            </w:tcBorders>
+            <w:vAlign w:val="center"/>
+            <w:hideMark/>
+          </w:tcPr>
+          <w:p>
+            <w:pPr>
+              <w:jc w:val="both"/>
+              <w:rPr>
+                <w:rFonts w:ascii="Calibri" w:hAnsi="Calibri" w:cs="Arial"/>
+                <w:i/>
+                <w:color w:val="548DD4"/>
+                <w:sz w:val="20"/>
+                <w:szCs w:val="20"/>
+                <w:lang w:eastAsia="es-CL"/>
+              </w:rPr>
+            </w:pPr>
+            <w:r>
+              <w:rPr>
+                <w:rFonts w:ascii="Calibri" w:hAnsi="Calibri" w:cs="Arial"/>
+                <w:i/>
+                <w:color w:val="548DD4"/>
+                <w:sz w:val="20"/>
+                <w:szCs w:val="20"/>
+                <w:lang w:eastAsia="es-CL"/>
+              </w:rPr>
+              <w:t>Base técnica de la integración.</w:t>
             </w:r>
           </w:p>
         </w:tc>
@@ -4057,120 +4463,37 @@
         <w:tc>
           <w:tcPr>
             <w:tcW w:w="1580" w:type="dxa"/>
-            <w:vAlign w:val="center"/>
-          </w:tcPr>
-          <w:p>
-            <w:pPr>
-              <w:jc w:val="both"/>
-              <w:rPr>
-                <w:rFonts w:ascii="Calibri" w:hAnsi="Calibri" w:cs="Arial"/>
-                <w:i/>
-                <w:color w:val="548DD4"/>
-                <w:sz w:val="16"/>
-                <w:szCs w:val="16"/>
-                <w:lang w:eastAsia="es-CL"/>
-              </w:rPr>
-            </w:pPr>
-            <w:r>
-              <w:rPr>
-                <w:rFonts w:ascii="Calibri" w:hAnsi="Calibri" w:cs="Arial"/>
-                <w:i/>
-                <w:color w:val="548DD4"/>
-                <w:sz w:val="16"/>
-                <w:szCs w:val="16"/>
-                <w:lang w:eastAsia="es-CL"/>
-              </w:rPr>
-              <w:t>Análisis y Planificación de Requerimientos / Arquitectura de Software</w:t>
-            </w:r>
-          </w:p>
-        </w:tc>
-        <w:tc>
-          <w:tcPr>
-            <w:tcW w:w="1580" w:type="dxa"/>
-            <w:vAlign w:val="center"/>
-          </w:tcPr>
-          <w:p>
-            <w:pPr>
-              <w:jc w:val="both"/>
-              <w:rPr>
-                <w:rFonts w:ascii="Calibri" w:hAnsi="Calibri" w:cs="Arial"/>
-                <w:i/>
-                <w:color w:val="548DD4"/>
-                <w:sz w:val="16"/>
-                <w:szCs w:val="16"/>
-                <w:lang w:eastAsia="es-CL"/>
-              </w:rPr>
-            </w:pPr>
-            <w:r>
-              <w:rPr>
-                <w:rFonts w:ascii="Calibri" w:hAnsi="Calibri" w:cs="Arial"/>
-                <w:i/>
-                <w:color w:val="548DD4"/>
-                <w:sz w:val="16"/>
-                <w:szCs w:val="16"/>
-                <w:lang w:eastAsia="es-CL"/>
-              </w:rPr>
-              <w:t>Análisis de plataforma y requerimientos</w:t>
-            </w:r>
-          </w:p>
-        </w:tc>
-        <w:tc>
-          <w:tcPr>
-            <w:tcW w:w="1580" w:type="dxa"/>
-            <w:vAlign w:val="center"/>
-          </w:tcPr>
-          <w:p>
-            <w:pPr>
-              <w:jc w:val="both"/>
-              <w:rPr>
-                <w:rFonts w:ascii="Calibri" w:hAnsi="Calibri" w:cs="Arial"/>
-                <w:i/>
-                <w:color w:val="548DD4"/>
-                <w:sz w:val="16"/>
-                <w:szCs w:val="16"/>
-                <w:lang w:eastAsia="es-CL"/>
-              </w:rPr>
-            </w:pPr>
-            <w:r>
-              <w:rPr>
-                <w:rFonts w:ascii="Calibri" w:hAnsi="Calibri" w:cs="Arial"/>
-                <w:i/>
-                <w:color w:val="548DD4"/>
-                <w:sz w:val="16"/>
-                <w:szCs w:val="16"/>
-                <w:lang w:eastAsia="es-CL"/>
-              </w:rPr>
-              <w:t>Revisar la implementación existente de ISO 27001, identificar componentes reutilizables y levantar los requerimientos para incorporar ISO 42001.</w:t>
-            </w:r>
-          </w:p>
-        </w:tc>
-        <w:tc>
-          <w:tcPr>
-            <w:tcW w:w="1580" w:type="dxa"/>
-            <w:vAlign w:val="center"/>
-          </w:tcPr>
-          <w:p>
-            <w:pPr>
-              <w:jc w:val="both"/>
-              <w:rPr>
-                <w:rFonts w:ascii="Calibri" w:hAnsi="Calibri" w:cs="Arial"/>
-                <w:i/>
-                <w:color w:val="548DD4"/>
-                <w:sz w:val="16"/>
-                <w:szCs w:val="16"/>
-                <w:lang w:eastAsia="es-CL"/>
-              </w:rPr>
-            </w:pPr>
-            <w:r>
-              <w:rPr>
-                <w:rFonts w:ascii="Calibri" w:hAnsi="Calibri" w:cs="Arial"/>
-                <w:i/>
-                <w:color w:val="548DD4"/>
-                <w:sz w:val="16"/>
-                <w:szCs w:val="16"/>
-                <w:lang w:eastAsia="es-CL"/>
-              </w:rPr>
-              <w:t>Repositorio Git, documentación, software existente y reuniones semanales.</w:t>
+            <w:tcBorders>
+              <w:top w:val="single" w:sz="4" w:space="0" w:color="BFBFBF" w:themeColor="background1" w:themeShade="BF"/>
+              <w:left w:val="single" w:sz="4" w:space="0" w:color="BFBFBF" w:themeColor="background1" w:themeShade="BF"/>
+              <w:bottom w:val="single" w:sz="4" w:space="0" w:color="BFBFBF" w:themeColor="background1" w:themeShade="BF"/>
+              <w:right w:val="single" w:sz="4" w:space="0" w:color="BFBFBF" w:themeColor="background1" w:themeShade="BF"/>
+            </w:tcBorders>
+            <w:vAlign w:val="center"/>
+            <w:hideMark/>
+          </w:tcPr>
+          <w:p>
+            <w:pPr>
+              <w:jc w:val="both"/>
+              <w:rPr>
+                <w:rFonts w:ascii="Calibri" w:hAnsi="Calibri" w:cs="Arial"/>
+                <w:i/>
+                <w:color w:val="548DD4"/>
+                <w:sz w:val="20"/>
+                <w:szCs w:val="20"/>
+                <w:lang w:eastAsia="es-CL"/>
+              </w:rPr>
+            </w:pPr>
+            <w:r>
+              <w:rPr>
+                <w:rFonts w:ascii="Calibri" w:hAnsi="Calibri" w:cs="Arial"/>
+                <w:i/>
+                <w:color w:val="548DD4"/>
+                <w:sz w:val="20"/>
+                <w:szCs w:val="20"/>
+                <w:lang w:eastAsia="es-CL"/>
+              </w:rPr>
+              <w:t>Análisis y Planificación de Requerimientos</w:t>
             </w:r>
           </w:p>
         </w:tc>
@@ -4178,32 +4501,36 @@
           <w:tcPr>
             <w:tcW w:w="1580" w:type="dxa"/>
             <w:tcBorders>
-              <w:right w:val="single" w:sz="4" w:space="0" w:color="FFFFFF" w:themeColor="background1"/>
+              <w:top w:val="single" w:sz="4" w:space="0" w:color="BFBFBF" w:themeColor="background1" w:themeShade="BF"/>
+              <w:left w:val="single" w:sz="4" w:space="0" w:color="BFBFBF" w:themeColor="background1" w:themeShade="BF"/>
+              <w:bottom w:val="single" w:sz="4" w:space="0" w:color="BFBFBF" w:themeColor="background1" w:themeShade="BF"/>
+              <w:right w:val="single" w:sz="4" w:space="0" w:color="BFBFBF" w:themeColor="background1" w:themeShade="BF"/>
             </w:tcBorders>
             <w:vAlign w:val="center"/>
-          </w:tcPr>
-          <w:p>
-            <w:pPr>
-              <w:jc w:val="both"/>
-              <w:rPr>
-                <w:rFonts w:ascii="Calibri" w:hAnsi="Calibri" w:cs="Arial"/>
-                <w:i/>
-                <w:color w:val="548DD4"/>
-                <w:sz w:val="16"/>
-                <w:szCs w:val="16"/>
-                <w:lang w:eastAsia="es-CL"/>
-              </w:rPr>
-            </w:pPr>
-            <w:r>
-              <w:rPr>
-                <w:rFonts w:ascii="Calibri" w:hAnsi="Calibri" w:cs="Arial"/>
-                <w:i/>
-                <w:color w:val="548DD4"/>
-                <w:sz w:val="16"/>
-                <w:szCs w:val="16"/>
-                <w:lang w:eastAsia="es-CL"/>
-              </w:rPr>
-              <w:t>Fase 1</w:t>
+            <w:hideMark/>
+          </w:tcPr>
+          <w:p>
+            <w:pPr>
+              <w:jc w:val="both"/>
+              <w:rPr>
+                <w:rFonts w:ascii="Calibri" w:hAnsi="Calibri" w:cs="Arial"/>
+                <w:i/>
+                <w:color w:val="548DD4"/>
+                <w:sz w:val="20"/>
+                <w:szCs w:val="20"/>
+                <w:lang w:eastAsia="es-CL"/>
+              </w:rPr>
+            </w:pPr>
+            <w:r>
+              <w:rPr>
+                <w:rFonts w:ascii="Calibri" w:hAnsi="Calibri" w:cs="Arial"/>
+                <w:i/>
+                <w:color w:val="548DD4"/>
+                <w:sz w:val="20"/>
+                <w:szCs w:val="20"/>
+                <w:lang w:eastAsia="es-CL"/>
+              </w:rPr>
+              <w:t>Levantamiento funcional ISO 42001</w:t>
             </w:r>
           </w:p>
         </w:tc>
@@ -4211,63 +4538,184 @@
           <w:tcPr>
             <w:tcW w:w="1580" w:type="dxa"/>
             <w:tcBorders>
-              <w:left w:val="single" w:sz="4" w:space="0" w:color="FFFFFF" w:themeColor="background1"/>
+              <w:top w:val="single" w:sz="4" w:space="0" w:color="BFBFBF" w:themeColor="background1" w:themeShade="BF"/>
+              <w:left w:val="single" w:sz="4" w:space="0" w:color="BFBFBF" w:themeColor="background1" w:themeShade="BF"/>
+              <w:bottom w:val="single" w:sz="4" w:space="0" w:color="BFBFBF" w:themeColor="background1" w:themeShade="BF"/>
+              <w:right w:val="single" w:sz="4" w:space="0" w:color="BFBFBF" w:themeColor="background1" w:themeShade="BF"/>
             </w:tcBorders>
-            <w:shd w:val="clear" w:color="auto" w:fill="D9D9D9" w:themeFill="background1" w:themeFillShade="D9"/>
-            <w:vAlign w:val="center"/>
-          </w:tcPr>
-          <w:p>
-            <w:pPr>
-              <w:jc w:val="both"/>
-              <w:rPr>
-                <w:rFonts w:ascii="Calibri" w:hAnsi="Calibri" w:cs="Arial"/>
-                <w:i/>
-                <w:color w:val="548DD4"/>
-                <w:sz w:val="16"/>
-                <w:szCs w:val="16"/>
-                <w:lang w:eastAsia="es-CL"/>
-              </w:rPr>
-            </w:pPr>
-            <w:r>
-              <w:rPr>
-                <w:rFonts w:ascii="Calibri" w:hAnsi="Calibri" w:cs="Arial"/>
-                <w:i/>
-                <w:color w:val="548DD4"/>
-                <w:sz w:val="16"/>
-                <w:szCs w:val="16"/>
-                <w:lang w:eastAsia="es-CL"/>
-              </w:rPr>
-              <w:t>Vicente Suazo y Andrea Santana</w:t>
+            <w:vAlign w:val="center"/>
+            <w:hideMark/>
+          </w:tcPr>
+          <w:p>
+            <w:pPr>
+              <w:jc w:val="both"/>
+              <w:rPr>
+                <w:rFonts w:ascii="Calibri" w:hAnsi="Calibri" w:cs="Arial"/>
+                <w:i/>
+                <w:color w:val="548DD4"/>
+                <w:sz w:val="20"/>
+                <w:szCs w:val="20"/>
+                <w:lang w:eastAsia="es-CL"/>
+              </w:rPr>
+            </w:pPr>
+            <w:r>
+              <w:rPr>
+                <w:rFonts w:ascii="Calibri" w:hAnsi="Calibri" w:cs="Arial"/>
+                <w:i/>
+                <w:color w:val="548DD4"/>
+                <w:sz w:val="20"/>
+                <w:szCs w:val="20"/>
+                <w:lang w:eastAsia="es-CL"/>
+              </w:rPr>
+              <w:t>Identificar requerimientos, flujos de gestión y necesidades funcionales de ISO 42001 que deberán incorporarse a la plataforma.</w:t>
+            </w:r>
+          </w:p>
+        </w:tc>
+        <w:tc>
+          <w:tcPr>
+            <w:tcW w:w="1580" w:type="dxa"/>
+            <w:tcBorders>
+              <w:top w:val="single" w:sz="4" w:space="0" w:color="BFBFBF" w:themeColor="background1" w:themeShade="BF"/>
+              <w:left w:val="single" w:sz="4" w:space="0" w:color="BFBFBF" w:themeColor="background1" w:themeShade="BF"/>
+              <w:bottom w:val="single" w:sz="4" w:space="0" w:color="BFBFBF" w:themeColor="background1" w:themeShade="BF"/>
+              <w:right w:val="single" w:sz="4" w:space="0" w:color="BFBFBF" w:themeColor="background1" w:themeShade="BF"/>
+            </w:tcBorders>
+            <w:vAlign w:val="center"/>
+            <w:hideMark/>
+          </w:tcPr>
+          <w:p>
+            <w:pPr>
+              <w:jc w:val="both"/>
+              <w:rPr>
+                <w:rFonts w:ascii="Calibri" w:hAnsi="Calibri" w:cs="Arial"/>
+                <w:i/>
+                <w:color w:val="548DD4"/>
+                <w:sz w:val="20"/>
+                <w:szCs w:val="20"/>
+                <w:lang w:eastAsia="es-CL"/>
+              </w:rPr>
+            </w:pPr>
+            <w:r>
+              <w:rPr>
+                <w:rFonts w:ascii="Calibri" w:hAnsi="Calibri" w:cs="Arial"/>
+                <w:i/>
+                <w:color w:val="548DD4"/>
+                <w:sz w:val="20"/>
+                <w:szCs w:val="20"/>
+                <w:lang w:eastAsia="es-CL"/>
+              </w:rPr>
+              <w:t>ISO 42001, documentación del proyecto, reuniones semanales.</w:t>
+            </w:r>
+          </w:p>
+        </w:tc>
+        <w:tc>
+          <w:tcPr>
+            <w:tcW w:w="1580" w:type="dxa"/>
+            <w:tcBorders>
+              <w:top w:val="single" w:sz="4" w:space="0" w:color="BFBFBF" w:themeColor="background1" w:themeShade="BF"/>
+              <w:left w:val="single" w:sz="4" w:space="0" w:color="BFBFBF" w:themeColor="background1" w:themeShade="BF"/>
+              <w:bottom w:val="single" w:sz="4" w:space="0" w:color="BFBFBF" w:themeColor="background1" w:themeShade="BF"/>
+              <w:right w:val="single" w:sz="4" w:space="0" w:color="BFBFBF" w:themeColor="background1" w:themeShade="BF"/>
+            </w:tcBorders>
+            <w:vAlign w:val="center"/>
+            <w:hideMark/>
+          </w:tcPr>
+          <w:p>
+            <w:pPr>
+              <w:jc w:val="both"/>
+              <w:rPr>
+                <w:rFonts w:ascii="Calibri" w:hAnsi="Calibri" w:cs="Arial"/>
+                <w:i/>
+                <w:color w:val="548DD4"/>
+                <w:sz w:val="20"/>
+                <w:szCs w:val="20"/>
+                <w:lang w:eastAsia="es-CL"/>
+              </w:rPr>
+            </w:pPr>
+            <w:r>
+              <w:rPr>
+                <w:rFonts w:ascii="Calibri" w:hAnsi="Calibri" w:cs="Arial"/>
+                <w:i/>
+                <w:color w:val="548DD4"/>
+                <w:sz w:val="20"/>
+                <w:szCs w:val="20"/>
+                <w:lang w:eastAsia="es-CL"/>
+              </w:rPr>
+              <w:t>S1-S4</w:t>
+            </w:r>
+          </w:p>
+        </w:tc>
+        <w:tc>
+          <w:tcPr>
+            <w:tcW w:w="1580" w:type="dxa"/>
+            <w:tcBorders>
+              <w:top w:val="single" w:sz="4" w:space="0" w:color="BFBFBF" w:themeColor="background1" w:themeShade="BF"/>
+              <w:left w:val="single" w:sz="4" w:space="0" w:color="BFBFBF" w:themeColor="background1" w:themeShade="BF"/>
+              <w:bottom w:val="single" w:sz="4" w:space="0" w:color="BFBFBF" w:themeColor="background1" w:themeShade="BF"/>
+              <w:right w:val="single" w:sz="4" w:space="0" w:color="BFBFBF" w:themeColor="background1" w:themeShade="BF"/>
+            </w:tcBorders>
+            <w:vAlign w:val="center"/>
+            <w:hideMark/>
+          </w:tcPr>
+          <w:p>
+            <w:pPr>
+              <w:jc w:val="both"/>
+              <w:rPr>
+                <w:rFonts w:ascii="Calibri" w:hAnsi="Calibri" w:cs="Arial"/>
+                <w:i/>
+                <w:color w:val="548DD4"/>
+                <w:sz w:val="20"/>
+                <w:szCs w:val="20"/>
+                <w:lang w:eastAsia="es-CL"/>
+              </w:rPr>
+            </w:pPr>
+            <w:r>
+              <w:rPr>
+                <w:rFonts w:ascii="Calibri" w:hAnsi="Calibri" w:cs="Arial"/>
+                <w:i/>
+                <w:color w:val="548DD4"/>
+                <w:sz w:val="20"/>
+                <w:szCs w:val="20"/>
+                <w:lang w:eastAsia="es-CL"/>
+              </w:rPr>
+              <w:t>Andrea Santana</w:t>
             </w:r>
           </w:p>
         </w:tc>
         <w:tc>
           <w:tcPr>
             <w:tcW w:w="1581" w:type="dxa"/>
-            <w:vAlign w:val="center"/>
-          </w:tcPr>
-          <w:p>
-            <w:pPr>
-              <w:jc w:val="both"/>
-              <w:rPr>
-                <w:rFonts w:ascii="Calibri" w:hAnsi="Calibri" w:cs="Arial"/>
-                <w:i/>
-                <w:color w:val="548DD4"/>
-                <w:sz w:val="16"/>
-                <w:szCs w:val="16"/>
-                <w:lang w:eastAsia="es-CL"/>
-              </w:rPr>
-            </w:pPr>
-            <w:r>
-              <w:rPr>
-                <w:rFonts w:ascii="Calibri" w:hAnsi="Calibri" w:cs="Arial"/>
-                <w:i/>
-                <w:color w:val="548DD4"/>
-                <w:sz w:val="16"/>
-                <w:szCs w:val="16"/>
-                <w:lang w:eastAsia="es-CL"/>
-              </w:rPr>
-              <w:t>Base para definir el alcance funcional y técnico.</w:t>
+            <w:tcBorders>
+              <w:top w:val="single" w:sz="4" w:space="0" w:color="BFBFBF" w:themeColor="background1" w:themeShade="BF"/>
+              <w:left w:val="single" w:sz="4" w:space="0" w:color="BFBFBF" w:themeColor="background1" w:themeShade="BF"/>
+              <w:bottom w:val="single" w:sz="4" w:space="0" w:color="BFBFBF" w:themeColor="background1" w:themeShade="BF"/>
+              <w:right w:val="single" w:sz="4" w:space="0" w:color="BFBFBF" w:themeColor="background1" w:themeShade="BF"/>
+            </w:tcBorders>
+            <w:vAlign w:val="center"/>
+            <w:hideMark/>
+          </w:tcPr>
+          <w:p>
+            <w:pPr>
+              <w:jc w:val="both"/>
+              <w:rPr>
+                <w:rFonts w:ascii="Calibri" w:hAnsi="Calibri" w:cs="Arial"/>
+                <w:i/>
+                <w:color w:val="548DD4"/>
+                <w:sz w:val="20"/>
+                <w:szCs w:val="20"/>
+                <w:lang w:eastAsia="es-CL"/>
+              </w:rPr>
+            </w:pPr>
+            <w:r>
+              <w:rPr>
+                <w:rFonts w:ascii="Calibri" w:hAnsi="Calibri" w:cs="Arial"/>
+                <w:i/>
+                <w:color w:val="548DD4"/>
+                <w:sz w:val="20"/>
+                <w:szCs w:val="20"/>
+                <w:lang w:eastAsia="es-CL"/>
+              </w:rPr>
+              <w:t>Define necesidades funcionales y alcance.</w:t>
             </w:r>
           </w:p>
         </w:tc>
@@ -4279,168 +4727,37 @@
         <w:tc>
           <w:tcPr>
             <w:tcW w:w="1580" w:type="dxa"/>
-            <w:vAlign w:val="center"/>
-          </w:tcPr>
-          <w:p>
-            <w:pPr>
-              <w:jc w:val="both"/>
-              <w:rPr>
-                <w:rFonts w:ascii="Calibri" w:hAnsi="Calibri" w:cs="Arial"/>
-                <w:i/>
-                <w:color w:val="548DD4"/>
-                <w:sz w:val="16"/>
-                <w:szCs w:val="16"/>
-                <w:lang w:eastAsia="es-CL"/>
-              </w:rPr>
-            </w:pPr>
-            <w:r>
-              <w:rPr>
-                <w:rFonts w:ascii="Calibri" w:hAnsi="Calibri" w:cs="Arial"/>
-                <w:i/>
-                <w:color w:val="548DD4"/>
-                <w:sz w:val="16"/>
-                <w:szCs w:val="16"/>
-                <w:lang w:eastAsia="es-CL"/>
-              </w:rPr>
-              <w:t>Programación / Arquitectura / Calidad de Software</w:t>
-            </w:r>
-          </w:p>
-        </w:tc>
-        <w:tc>
-          <w:tcPr>
-            <w:tcW w:w="1580" w:type="dxa"/>
-            <w:vAlign w:val="center"/>
-          </w:tcPr>
-          <w:p>
-            <w:pPr>
-              <w:jc w:val="both"/>
-              <w:rPr>
-                <w:rFonts w:ascii="Calibri" w:hAnsi="Calibri" w:cs="Arial"/>
-                <w:i/>
-                <w:color w:val="548DD4"/>
-                <w:sz w:val="16"/>
-                <w:szCs w:val="16"/>
-                <w:lang w:eastAsia="es-CL"/>
-              </w:rPr>
-            </w:pPr>
-            <w:r>
-              <w:rPr>
-                <w:rFonts w:ascii="Calibri" w:hAnsi="Calibri" w:cs="Arial"/>
-                <w:i/>
-                <w:color w:val="548DD4"/>
-                <w:sz w:val="16"/>
-                <w:szCs w:val="16"/>
-                <w:lang w:eastAsia="es-CL"/>
-              </w:rPr>
-              <w:t>Diseño, desarrollo e integración ISO 42001</w:t>
-            </w:r>
-          </w:p>
-        </w:tc>
-        <w:tc>
-          <w:tcPr>
-            <w:tcW w:w="1580" w:type="dxa"/>
-            <w:vAlign w:val="center"/>
-          </w:tcPr>
-          <w:p>
-            <w:pPr>
-              <w:jc w:val="both"/>
-              <w:rPr>
-                <w:rFonts w:ascii="Calibri" w:hAnsi="Calibri" w:cs="Arial"/>
-                <w:i/>
-                <w:color w:val="548DD4"/>
-                <w:sz w:val="16"/>
-                <w:szCs w:val="16"/>
-                <w:lang w:eastAsia="es-CL"/>
-              </w:rPr>
-            </w:pPr>
-            <w:r>
-              <w:rPr>
-                <w:rFonts w:ascii="Calibri" w:hAnsi="Calibri" w:cs="Arial"/>
-                <w:i/>
-                <w:color w:val="548DD4"/>
-                <w:sz w:val="16"/>
-                <w:szCs w:val="16"/>
-                <w:lang w:eastAsia="es-CL"/>
-              </w:rPr>
-              <w:t xml:space="preserve">Diseñar, desarrollar e integrar las funcionalidades de ISO 42001 sobre la plataforma existente, considerando los estándares transversales de </w:t>
-            </w:r>
-            <w:proofErr w:type="spellStart"/>
-            <w:r>
-              <w:rPr>
-                <w:rFonts w:ascii="Calibri" w:hAnsi="Calibri" w:cs="Arial"/>
-                <w:i/>
-                <w:color w:val="548DD4"/>
-                <w:sz w:val="16"/>
-                <w:szCs w:val="16"/>
-                <w:lang w:eastAsia="es-CL"/>
-              </w:rPr>
-              <w:t>Alloxentric</w:t>
-            </w:r>
-            <w:proofErr w:type="spellEnd"/>
-            <w:r>
-              <w:rPr>
-                <w:rFonts w:ascii="Calibri" w:hAnsi="Calibri" w:cs="Arial"/>
-                <w:i/>
-                <w:color w:val="548DD4"/>
-                <w:sz w:val="16"/>
-                <w:szCs w:val="16"/>
-                <w:lang w:eastAsia="es-CL"/>
-              </w:rPr>
-              <w:t>.</w:t>
-            </w:r>
-          </w:p>
-        </w:tc>
-        <w:tc>
-          <w:tcPr>
-            <w:tcW w:w="1580" w:type="dxa"/>
-            <w:vAlign w:val="center"/>
-          </w:tcPr>
-          <w:p>
-            <w:pPr>
-              <w:jc w:val="both"/>
-              <w:rPr>
-                <w:rFonts w:ascii="Calibri" w:hAnsi="Calibri" w:cs="Arial"/>
-                <w:i/>
-                <w:color w:val="548DD4"/>
-                <w:sz w:val="16"/>
-                <w:szCs w:val="16"/>
-                <w:lang w:eastAsia="es-CL"/>
-              </w:rPr>
-            </w:pPr>
-            <w:r>
-              <w:rPr>
-                <w:rFonts w:ascii="Calibri" w:hAnsi="Calibri" w:cs="Arial"/>
-                <w:i/>
-                <w:color w:val="548DD4"/>
-                <w:sz w:val="16"/>
-                <w:szCs w:val="16"/>
-                <w:lang w:eastAsia="es-CL"/>
-              </w:rPr>
-              <w:t xml:space="preserve">Repositorio </w:t>
-            </w:r>
-            <w:proofErr w:type="spellStart"/>
-            <w:r>
-              <w:rPr>
-                <w:rFonts w:ascii="Calibri" w:hAnsi="Calibri" w:cs="Arial"/>
-                <w:i/>
-                <w:color w:val="548DD4"/>
-                <w:sz w:val="16"/>
-                <w:szCs w:val="16"/>
-                <w:lang w:eastAsia="es-CL"/>
-              </w:rPr>
-              <w:t>eth-sgsi</w:t>
-            </w:r>
-            <w:proofErr w:type="spellEnd"/>
-            <w:r>
-              <w:rPr>
-                <w:rFonts w:ascii="Calibri" w:hAnsi="Calibri" w:cs="Arial"/>
-                <w:i/>
-                <w:color w:val="548DD4"/>
-                <w:sz w:val="16"/>
-                <w:szCs w:val="16"/>
-                <w:lang w:eastAsia="es-CL"/>
-              </w:rPr>
-              <w:t>, entorno de desarrollo, Git/GitHub y componentes existentes.</w:t>
+            <w:tcBorders>
+              <w:top w:val="single" w:sz="4" w:space="0" w:color="BFBFBF" w:themeColor="background1" w:themeShade="BF"/>
+              <w:left w:val="single" w:sz="4" w:space="0" w:color="BFBFBF" w:themeColor="background1" w:themeShade="BF"/>
+              <w:bottom w:val="single" w:sz="4" w:space="0" w:color="BFBFBF" w:themeColor="background1" w:themeShade="BF"/>
+              <w:right w:val="single" w:sz="4" w:space="0" w:color="BFBFBF" w:themeColor="background1" w:themeShade="BF"/>
+            </w:tcBorders>
+            <w:vAlign w:val="center"/>
+            <w:hideMark/>
+          </w:tcPr>
+          <w:p>
+            <w:pPr>
+              <w:jc w:val="both"/>
+              <w:rPr>
+                <w:rFonts w:ascii="Calibri" w:hAnsi="Calibri" w:cs="Arial"/>
+                <w:i/>
+                <w:color w:val="548DD4"/>
+                <w:sz w:val="20"/>
+                <w:szCs w:val="20"/>
+                <w:lang w:eastAsia="es-CL"/>
+              </w:rPr>
+            </w:pPr>
+            <w:r>
+              <w:rPr>
+                <w:rFonts w:ascii="Calibri" w:hAnsi="Calibri" w:cs="Arial"/>
+                <w:i/>
+                <w:color w:val="548DD4"/>
+                <w:sz w:val="20"/>
+                <w:szCs w:val="20"/>
+                <w:lang w:eastAsia="es-CL"/>
+              </w:rPr>
+              <w:t>Arquitectura de Software / Modelos de Datos</w:t>
             </w:r>
           </w:p>
         </w:tc>
@@ -4448,32 +4765,36 @@
           <w:tcPr>
             <w:tcW w:w="1580" w:type="dxa"/>
             <w:tcBorders>
-              <w:right w:val="single" w:sz="4" w:space="0" w:color="FFFFFF" w:themeColor="background1"/>
+              <w:top w:val="single" w:sz="4" w:space="0" w:color="BFBFBF" w:themeColor="background1" w:themeShade="BF"/>
+              <w:left w:val="single" w:sz="4" w:space="0" w:color="BFBFBF" w:themeColor="background1" w:themeShade="BF"/>
+              <w:bottom w:val="single" w:sz="4" w:space="0" w:color="BFBFBF" w:themeColor="background1" w:themeShade="BF"/>
+              <w:right w:val="single" w:sz="4" w:space="0" w:color="BFBFBF" w:themeColor="background1" w:themeShade="BF"/>
             </w:tcBorders>
             <w:vAlign w:val="center"/>
-          </w:tcPr>
-          <w:p>
-            <w:pPr>
-              <w:jc w:val="both"/>
-              <w:rPr>
-                <w:rFonts w:ascii="Calibri" w:hAnsi="Calibri" w:cs="Arial"/>
-                <w:i/>
-                <w:color w:val="548DD4"/>
-                <w:sz w:val="16"/>
-                <w:szCs w:val="16"/>
-                <w:lang w:eastAsia="es-CL"/>
-              </w:rPr>
-            </w:pPr>
-            <w:r>
-              <w:rPr>
-                <w:rFonts w:ascii="Calibri" w:hAnsi="Calibri" w:cs="Arial"/>
-                <w:i/>
-                <w:color w:val="548DD4"/>
-                <w:sz w:val="16"/>
-                <w:szCs w:val="16"/>
-                <w:lang w:eastAsia="es-CL"/>
-              </w:rPr>
-              <w:t>Fase 2</w:t>
+            <w:hideMark/>
+          </w:tcPr>
+          <w:p>
+            <w:pPr>
+              <w:jc w:val="both"/>
+              <w:rPr>
+                <w:rFonts w:ascii="Calibri" w:hAnsi="Calibri" w:cs="Arial"/>
+                <w:i/>
+                <w:color w:val="548DD4"/>
+                <w:sz w:val="20"/>
+                <w:szCs w:val="20"/>
+                <w:lang w:eastAsia="es-CL"/>
+              </w:rPr>
+            </w:pPr>
+            <w:r>
+              <w:rPr>
+                <w:rFonts w:ascii="Calibri" w:hAnsi="Calibri" w:cs="Arial"/>
+                <w:i/>
+                <w:color w:val="548DD4"/>
+                <w:sz w:val="20"/>
+                <w:szCs w:val="20"/>
+                <w:lang w:eastAsia="es-CL"/>
+              </w:rPr>
+              <w:t>Diseño técnico de integración</w:t>
             </w:r>
           </w:p>
         </w:tc>
@@ -4481,74 +4802,234 @@
           <w:tcPr>
             <w:tcW w:w="1580" w:type="dxa"/>
             <w:tcBorders>
-              <w:left w:val="single" w:sz="4" w:space="0" w:color="FFFFFF" w:themeColor="background1"/>
+              <w:top w:val="single" w:sz="4" w:space="0" w:color="BFBFBF" w:themeColor="background1" w:themeShade="BF"/>
+              <w:left w:val="single" w:sz="4" w:space="0" w:color="BFBFBF" w:themeColor="background1" w:themeShade="BF"/>
+              <w:bottom w:val="single" w:sz="4" w:space="0" w:color="BFBFBF" w:themeColor="background1" w:themeShade="BF"/>
+              <w:right w:val="single" w:sz="4" w:space="0" w:color="BFBFBF" w:themeColor="background1" w:themeShade="BF"/>
             </w:tcBorders>
-            <w:shd w:val="clear" w:color="auto" w:fill="D9D9D9" w:themeFill="background1" w:themeFillShade="D9"/>
-            <w:vAlign w:val="center"/>
-          </w:tcPr>
-          <w:p>
-            <w:pPr>
-              <w:jc w:val="both"/>
-              <w:rPr>
-                <w:rFonts w:ascii="Calibri" w:hAnsi="Calibri" w:cs="Arial"/>
-                <w:i/>
-                <w:color w:val="548DD4"/>
-                <w:sz w:val="16"/>
-                <w:szCs w:val="16"/>
-                <w:lang w:eastAsia="es-CL"/>
-              </w:rPr>
-            </w:pPr>
-            <w:r>
-              <w:rPr>
-                <w:rFonts w:ascii="Calibri" w:hAnsi="Calibri" w:cs="Arial"/>
-                <w:i/>
-                <w:color w:val="548DD4"/>
-                <w:sz w:val="16"/>
-                <w:szCs w:val="16"/>
-                <w:lang w:eastAsia="es-CL"/>
-              </w:rPr>
-              <w:t xml:space="preserve">Vicente Suazo </w:t>
-            </w:r>
-            <w:r>
-              <w:rPr>
-                <w:rFonts w:ascii="Calibri" w:hAnsi="Calibri" w:cs="Arial"/>
-                <w:i/>
-                <w:color w:val="548DD4"/>
-                <w:sz w:val="16"/>
-                <w:szCs w:val="16"/>
-                <w:lang w:eastAsia="es-CL"/>
-              </w:rPr>
-              <w:t>y Andrea Santana</w:t>
+            <w:vAlign w:val="center"/>
+            <w:hideMark/>
+          </w:tcPr>
+          <w:p>
+            <w:pPr>
+              <w:jc w:val="both"/>
+              <w:rPr>
+                <w:rFonts w:ascii="Calibri" w:hAnsi="Calibri" w:cs="Arial"/>
+                <w:i/>
+                <w:color w:val="548DD4"/>
+                <w:sz w:val="20"/>
+                <w:szCs w:val="20"/>
+                <w:lang w:eastAsia="es-CL"/>
+              </w:rPr>
+            </w:pPr>
+            <w:r>
+              <w:rPr>
+                <w:rFonts w:ascii="Calibri" w:hAnsi="Calibri" w:cs="Arial"/>
+                <w:i/>
+                <w:color w:val="548DD4"/>
+                <w:sz w:val="20"/>
+                <w:szCs w:val="20"/>
+                <w:lang w:eastAsia="es-CL"/>
+              </w:rPr>
+              <w:t xml:space="preserve">Definir componentes, </w:t>
+            </w:r>
+            <w:proofErr w:type="spellStart"/>
+            <w:r>
+              <w:rPr>
+                <w:rFonts w:ascii="Calibri" w:hAnsi="Calibri" w:cs="Arial"/>
+                <w:i/>
+                <w:color w:val="548DD4"/>
+                <w:sz w:val="20"/>
+                <w:szCs w:val="20"/>
+                <w:lang w:eastAsia="es-CL"/>
+              </w:rPr>
+              <w:t>APIs</w:t>
+            </w:r>
+            <w:proofErr w:type="spellEnd"/>
+            <w:r>
+              <w:rPr>
+                <w:rFonts w:ascii="Calibri" w:hAnsi="Calibri" w:cs="Arial"/>
+                <w:i/>
+                <w:color w:val="548DD4"/>
+                <w:sz w:val="20"/>
+                <w:szCs w:val="20"/>
+                <w:lang w:eastAsia="es-CL"/>
+              </w:rPr>
+              <w:t xml:space="preserve">, modelo de datos, permisos y puntos de </w:t>
+            </w:r>
+            <w:r>
+              <w:rPr>
+                <w:rFonts w:ascii="Calibri" w:hAnsi="Calibri" w:cs="Arial"/>
+                <w:i/>
+                <w:color w:val="548DD4"/>
+                <w:sz w:val="20"/>
+                <w:szCs w:val="20"/>
+                <w:lang w:eastAsia="es-CL"/>
+              </w:rPr>
+              <w:lastRenderedPageBreak/>
+              <w:t>integración con la arquitectura existente.</w:t>
+            </w:r>
+          </w:p>
+        </w:tc>
+        <w:tc>
+          <w:tcPr>
+            <w:tcW w:w="1580" w:type="dxa"/>
+            <w:tcBorders>
+              <w:top w:val="single" w:sz="4" w:space="0" w:color="BFBFBF" w:themeColor="background1" w:themeShade="BF"/>
+              <w:left w:val="single" w:sz="4" w:space="0" w:color="BFBFBF" w:themeColor="background1" w:themeShade="BF"/>
+              <w:bottom w:val="single" w:sz="4" w:space="0" w:color="BFBFBF" w:themeColor="background1" w:themeShade="BF"/>
+              <w:right w:val="single" w:sz="4" w:space="0" w:color="BFBFBF" w:themeColor="background1" w:themeShade="BF"/>
+            </w:tcBorders>
+            <w:vAlign w:val="center"/>
+            <w:hideMark/>
+          </w:tcPr>
+          <w:p>
+            <w:pPr>
+              <w:jc w:val="both"/>
+              <w:rPr>
+                <w:rFonts w:ascii="Calibri" w:hAnsi="Calibri" w:cs="Arial"/>
+                <w:i/>
+                <w:color w:val="548DD4"/>
+                <w:sz w:val="20"/>
+                <w:szCs w:val="20"/>
+                <w:lang w:eastAsia="es-CL"/>
+              </w:rPr>
+            </w:pPr>
+            <w:proofErr w:type="spellStart"/>
+            <w:r>
+              <w:rPr>
+                <w:rFonts w:ascii="Calibri" w:hAnsi="Calibri" w:cs="Arial"/>
+                <w:i/>
+                <w:color w:val="548DD4"/>
+                <w:sz w:val="20"/>
+                <w:szCs w:val="20"/>
+                <w:lang w:eastAsia="es-CL"/>
+              </w:rPr>
+              <w:lastRenderedPageBreak/>
+              <w:t>FastAPI</w:t>
+            </w:r>
+            <w:proofErr w:type="spellEnd"/>
+            <w:r>
+              <w:rPr>
+                <w:rFonts w:ascii="Calibri" w:hAnsi="Calibri" w:cs="Arial"/>
+                <w:i/>
+                <w:color w:val="548DD4"/>
+                <w:sz w:val="20"/>
+                <w:szCs w:val="20"/>
+                <w:lang w:eastAsia="es-CL"/>
+              </w:rPr>
+              <w:t>, PostgreSQL, documentación técnica, diagramas.</w:t>
+            </w:r>
+          </w:p>
+        </w:tc>
+        <w:tc>
+          <w:tcPr>
+            <w:tcW w:w="1580" w:type="dxa"/>
+            <w:tcBorders>
+              <w:top w:val="single" w:sz="4" w:space="0" w:color="BFBFBF" w:themeColor="background1" w:themeShade="BF"/>
+              <w:left w:val="single" w:sz="4" w:space="0" w:color="BFBFBF" w:themeColor="background1" w:themeShade="BF"/>
+              <w:bottom w:val="single" w:sz="4" w:space="0" w:color="BFBFBF" w:themeColor="background1" w:themeShade="BF"/>
+              <w:right w:val="single" w:sz="4" w:space="0" w:color="BFBFBF" w:themeColor="background1" w:themeShade="BF"/>
+            </w:tcBorders>
+            <w:vAlign w:val="center"/>
+            <w:hideMark/>
+          </w:tcPr>
+          <w:p>
+            <w:pPr>
+              <w:jc w:val="both"/>
+              <w:rPr>
+                <w:rFonts w:ascii="Calibri" w:hAnsi="Calibri" w:cs="Arial"/>
+                <w:i/>
+                <w:color w:val="548DD4"/>
+                <w:sz w:val="20"/>
+                <w:szCs w:val="20"/>
+                <w:lang w:eastAsia="es-CL"/>
+              </w:rPr>
+            </w:pPr>
+            <w:r>
+              <w:rPr>
+                <w:rFonts w:ascii="Calibri" w:hAnsi="Calibri" w:cs="Arial"/>
+                <w:i/>
+                <w:color w:val="548DD4"/>
+                <w:sz w:val="20"/>
+                <w:szCs w:val="20"/>
+                <w:lang w:eastAsia="es-CL"/>
+              </w:rPr>
+              <w:t>S3-S4</w:t>
+            </w:r>
+          </w:p>
+        </w:tc>
+        <w:tc>
+          <w:tcPr>
+            <w:tcW w:w="1580" w:type="dxa"/>
+            <w:tcBorders>
+              <w:top w:val="single" w:sz="4" w:space="0" w:color="BFBFBF" w:themeColor="background1" w:themeShade="BF"/>
+              <w:left w:val="single" w:sz="4" w:space="0" w:color="BFBFBF" w:themeColor="background1" w:themeShade="BF"/>
+              <w:bottom w:val="single" w:sz="4" w:space="0" w:color="BFBFBF" w:themeColor="background1" w:themeShade="BF"/>
+              <w:right w:val="single" w:sz="4" w:space="0" w:color="BFBFBF" w:themeColor="background1" w:themeShade="BF"/>
+            </w:tcBorders>
+            <w:vAlign w:val="center"/>
+            <w:hideMark/>
+          </w:tcPr>
+          <w:p>
+            <w:pPr>
+              <w:jc w:val="both"/>
+              <w:rPr>
+                <w:rFonts w:ascii="Calibri" w:hAnsi="Calibri" w:cs="Arial"/>
+                <w:i/>
+                <w:color w:val="548DD4"/>
+                <w:sz w:val="20"/>
+                <w:szCs w:val="20"/>
+                <w:lang w:eastAsia="es-CL"/>
+              </w:rPr>
+            </w:pPr>
+            <w:r>
+              <w:rPr>
+                <w:rFonts w:ascii="Calibri" w:hAnsi="Calibri" w:cs="Arial"/>
+                <w:i/>
+                <w:color w:val="548DD4"/>
+                <w:sz w:val="20"/>
+                <w:szCs w:val="20"/>
+                <w:lang w:eastAsia="es-CL"/>
+              </w:rPr>
+              <w:t>Vicente Suazo</w:t>
             </w:r>
           </w:p>
         </w:tc>
         <w:tc>
           <w:tcPr>
             <w:tcW w:w="1581" w:type="dxa"/>
-            <w:vAlign w:val="center"/>
-          </w:tcPr>
-          <w:p>
-            <w:pPr>
-              <w:jc w:val="both"/>
-              <w:rPr>
-                <w:rFonts w:ascii="Calibri" w:hAnsi="Calibri" w:cs="Arial"/>
-                <w:i/>
-                <w:color w:val="548DD4"/>
-                <w:sz w:val="16"/>
-                <w:szCs w:val="16"/>
-                <w:lang w:eastAsia="es-CL"/>
-              </w:rPr>
-            </w:pPr>
-            <w:r>
-              <w:rPr>
-                <w:rFonts w:ascii="Calibri" w:hAnsi="Calibri" w:cs="Arial"/>
-                <w:i/>
-                <w:color w:val="548DD4"/>
-                <w:sz w:val="16"/>
-                <w:szCs w:val="16"/>
-                <w:lang w:eastAsia="es-CL"/>
-              </w:rPr>
-              <w:t>Desarrollo incremental con revisión semanal.</w:t>
+            <w:tcBorders>
+              <w:top w:val="single" w:sz="4" w:space="0" w:color="BFBFBF" w:themeColor="background1" w:themeShade="BF"/>
+              <w:left w:val="single" w:sz="4" w:space="0" w:color="BFBFBF" w:themeColor="background1" w:themeShade="BF"/>
+              <w:bottom w:val="single" w:sz="4" w:space="0" w:color="BFBFBF" w:themeColor="background1" w:themeShade="BF"/>
+              <w:right w:val="single" w:sz="4" w:space="0" w:color="BFBFBF" w:themeColor="background1" w:themeShade="BF"/>
+            </w:tcBorders>
+            <w:vAlign w:val="center"/>
+            <w:hideMark/>
+          </w:tcPr>
+          <w:p>
+            <w:pPr>
+              <w:jc w:val="both"/>
+              <w:rPr>
+                <w:rFonts w:ascii="Calibri" w:hAnsi="Calibri" w:cs="Arial"/>
+                <w:i/>
+                <w:color w:val="548DD4"/>
+                <w:sz w:val="20"/>
+                <w:szCs w:val="20"/>
+                <w:lang w:eastAsia="es-CL"/>
+              </w:rPr>
+            </w:pPr>
+            <w:r>
+              <w:rPr>
+                <w:rFonts w:ascii="Calibri" w:hAnsi="Calibri" w:cs="Arial"/>
+                <w:i/>
+                <w:color w:val="548DD4"/>
+                <w:sz w:val="20"/>
+                <w:szCs w:val="20"/>
+                <w:lang w:eastAsia="es-CL"/>
+              </w:rPr>
+              <w:t>Diseño previo al desarrollo.</w:t>
             </w:r>
           </w:p>
         </w:tc>
@@ -4560,120 +5041,37 @@
         <w:tc>
           <w:tcPr>
             <w:tcW w:w="1580" w:type="dxa"/>
-            <w:vAlign w:val="center"/>
-          </w:tcPr>
-          <w:p>
-            <w:pPr>
-              <w:jc w:val="both"/>
-              <w:rPr>
-                <w:rFonts w:ascii="Calibri" w:hAnsi="Calibri" w:cs="Arial"/>
-                <w:i/>
-                <w:color w:val="548DD4"/>
-                <w:sz w:val="16"/>
-                <w:szCs w:val="16"/>
-                <w:lang w:eastAsia="es-CL"/>
-              </w:rPr>
-            </w:pPr>
-            <w:r>
-              <w:rPr>
-                <w:rFonts w:ascii="Calibri" w:hAnsi="Calibri" w:cs="Arial"/>
-                <w:i/>
-                <w:color w:val="548DD4"/>
-                <w:sz w:val="16"/>
-                <w:szCs w:val="16"/>
-                <w:lang w:eastAsia="es-CL"/>
-              </w:rPr>
-              <w:t>Calidad de Software / Gestión de Proyectos</w:t>
-            </w:r>
-          </w:p>
-        </w:tc>
-        <w:tc>
-          <w:tcPr>
-            <w:tcW w:w="1580" w:type="dxa"/>
-            <w:vAlign w:val="center"/>
-          </w:tcPr>
-          <w:p>
-            <w:pPr>
-              <w:jc w:val="both"/>
-              <w:rPr>
-                <w:rFonts w:ascii="Calibri" w:hAnsi="Calibri" w:cs="Arial"/>
-                <w:i/>
-                <w:color w:val="548DD4"/>
-                <w:sz w:val="16"/>
-                <w:szCs w:val="16"/>
-                <w:lang w:eastAsia="es-CL"/>
-              </w:rPr>
-            </w:pPr>
-            <w:r>
-              <w:rPr>
-                <w:rFonts w:ascii="Calibri" w:hAnsi="Calibri" w:cs="Arial"/>
-                <w:i/>
-                <w:color w:val="548DD4"/>
-                <w:sz w:val="16"/>
-                <w:szCs w:val="16"/>
-                <w:lang w:eastAsia="es-CL"/>
-              </w:rPr>
-              <w:t>Pruebas, validación y cierre</w:t>
-            </w:r>
-          </w:p>
-        </w:tc>
-        <w:tc>
-          <w:tcPr>
-            <w:tcW w:w="1580" w:type="dxa"/>
-            <w:vAlign w:val="center"/>
-          </w:tcPr>
-          <w:p>
-            <w:pPr>
-              <w:jc w:val="both"/>
-              <w:rPr>
-                <w:rFonts w:ascii="Calibri" w:hAnsi="Calibri" w:cs="Arial"/>
-                <w:i/>
-                <w:color w:val="548DD4"/>
-                <w:sz w:val="16"/>
-                <w:szCs w:val="16"/>
-                <w:lang w:eastAsia="es-CL"/>
-              </w:rPr>
-            </w:pPr>
-            <w:r>
-              <w:rPr>
-                <w:rFonts w:ascii="Calibri" w:hAnsi="Calibri" w:cs="Arial"/>
-                <w:i/>
-                <w:color w:val="548DD4"/>
-                <w:sz w:val="16"/>
-                <w:szCs w:val="16"/>
-                <w:lang w:eastAsia="es-CL"/>
-              </w:rPr>
-              <w:t>Ejecutar pruebas funcionales y de integración, corregir hallazgos, recopilar evidencias y preparar la entrega final.</w:t>
-            </w:r>
-          </w:p>
-        </w:tc>
-        <w:tc>
-          <w:tcPr>
-            <w:tcW w:w="1580" w:type="dxa"/>
-            <w:vAlign w:val="center"/>
-          </w:tcPr>
-          <w:p>
-            <w:pPr>
-              <w:jc w:val="both"/>
-              <w:rPr>
-                <w:rFonts w:ascii="Calibri" w:hAnsi="Calibri" w:cs="Arial"/>
-                <w:i/>
-                <w:color w:val="548DD4"/>
-                <w:sz w:val="16"/>
-                <w:szCs w:val="16"/>
-                <w:lang w:eastAsia="es-CL"/>
-              </w:rPr>
-            </w:pPr>
-            <w:r>
-              <w:rPr>
-                <w:rFonts w:ascii="Calibri" w:hAnsi="Calibri" w:cs="Arial"/>
-                <w:i/>
-                <w:color w:val="548DD4"/>
-                <w:sz w:val="16"/>
-                <w:szCs w:val="16"/>
-                <w:lang w:eastAsia="es-CL"/>
-              </w:rPr>
-              <w:t>Entorno de pruebas, repositorio, casos de prueba y evidencias.</w:t>
+            <w:tcBorders>
+              <w:top w:val="single" w:sz="4" w:space="0" w:color="BFBFBF" w:themeColor="background1" w:themeShade="BF"/>
+              <w:left w:val="single" w:sz="4" w:space="0" w:color="BFBFBF" w:themeColor="background1" w:themeShade="BF"/>
+              <w:bottom w:val="single" w:sz="4" w:space="0" w:color="BFBFBF" w:themeColor="background1" w:themeShade="BF"/>
+              <w:right w:val="single" w:sz="4" w:space="0" w:color="BFBFBF" w:themeColor="background1" w:themeShade="BF"/>
+            </w:tcBorders>
+            <w:vAlign w:val="center"/>
+            <w:hideMark/>
+          </w:tcPr>
+          <w:p>
+            <w:pPr>
+              <w:jc w:val="both"/>
+              <w:rPr>
+                <w:rFonts w:ascii="Calibri" w:hAnsi="Calibri" w:cs="Arial"/>
+                <w:i/>
+                <w:color w:val="548DD4"/>
+                <w:sz w:val="20"/>
+                <w:szCs w:val="20"/>
+                <w:lang w:eastAsia="es-CL"/>
+              </w:rPr>
+            </w:pPr>
+            <w:r>
+              <w:rPr>
+                <w:rFonts w:ascii="Calibri" w:hAnsi="Calibri" w:cs="Arial"/>
+                <w:i/>
+                <w:color w:val="548DD4"/>
+                <w:sz w:val="20"/>
+                <w:szCs w:val="20"/>
+                <w:lang w:eastAsia="es-CL"/>
+              </w:rPr>
+              <w:t>Gestión de Proyectos / Calidad de Software</w:t>
             </w:r>
           </w:p>
         </w:tc>
@@ -4681,32 +5079,36 @@
           <w:tcPr>
             <w:tcW w:w="1580" w:type="dxa"/>
             <w:tcBorders>
-              <w:right w:val="single" w:sz="4" w:space="0" w:color="FFFFFF" w:themeColor="background1"/>
+              <w:top w:val="single" w:sz="4" w:space="0" w:color="BFBFBF" w:themeColor="background1" w:themeShade="BF"/>
+              <w:left w:val="single" w:sz="4" w:space="0" w:color="BFBFBF" w:themeColor="background1" w:themeShade="BF"/>
+              <w:bottom w:val="single" w:sz="4" w:space="0" w:color="BFBFBF" w:themeColor="background1" w:themeShade="BF"/>
+              <w:right w:val="single" w:sz="4" w:space="0" w:color="BFBFBF" w:themeColor="background1" w:themeShade="BF"/>
             </w:tcBorders>
             <w:vAlign w:val="center"/>
-          </w:tcPr>
-          <w:p>
-            <w:pPr>
-              <w:jc w:val="both"/>
-              <w:rPr>
-                <w:rFonts w:ascii="Calibri" w:hAnsi="Calibri" w:cs="Arial"/>
-                <w:i/>
-                <w:color w:val="548DD4"/>
-                <w:sz w:val="16"/>
-                <w:szCs w:val="16"/>
-                <w:lang w:eastAsia="es-CL"/>
-              </w:rPr>
-            </w:pPr>
-            <w:r>
-              <w:rPr>
-                <w:rFonts w:ascii="Calibri" w:hAnsi="Calibri" w:cs="Arial"/>
-                <w:i/>
-                <w:color w:val="548DD4"/>
-                <w:sz w:val="16"/>
-                <w:szCs w:val="16"/>
-                <w:lang w:eastAsia="es-CL"/>
-              </w:rPr>
-              <w:t>Fase 3</w:t>
+            <w:hideMark/>
+          </w:tcPr>
+          <w:p>
+            <w:pPr>
+              <w:jc w:val="both"/>
+              <w:rPr>
+                <w:rFonts w:ascii="Calibri" w:hAnsi="Calibri" w:cs="Arial"/>
+                <w:i/>
+                <w:color w:val="548DD4"/>
+                <w:sz w:val="20"/>
+                <w:szCs w:val="20"/>
+                <w:lang w:eastAsia="es-CL"/>
+              </w:rPr>
+            </w:pPr>
+            <w:r>
+              <w:rPr>
+                <w:rFonts w:ascii="Calibri" w:hAnsi="Calibri" w:cs="Arial"/>
+                <w:i/>
+                <w:color w:val="548DD4"/>
+                <w:sz w:val="20"/>
+                <w:szCs w:val="20"/>
+                <w:lang w:eastAsia="es-CL"/>
+              </w:rPr>
+              <w:t>Backlog y criterios de aceptación</w:t>
             </w:r>
           </w:p>
         </w:tc>
@@ -4714,74 +5116,1495 @@
           <w:tcPr>
             <w:tcW w:w="1580" w:type="dxa"/>
             <w:tcBorders>
-              <w:left w:val="single" w:sz="4" w:space="0" w:color="FFFFFF" w:themeColor="background1"/>
+              <w:top w:val="single" w:sz="4" w:space="0" w:color="BFBFBF" w:themeColor="background1" w:themeShade="BF"/>
+              <w:left w:val="single" w:sz="4" w:space="0" w:color="BFBFBF" w:themeColor="background1" w:themeShade="BF"/>
+              <w:bottom w:val="single" w:sz="4" w:space="0" w:color="BFBFBF" w:themeColor="background1" w:themeShade="BF"/>
+              <w:right w:val="single" w:sz="4" w:space="0" w:color="BFBFBF" w:themeColor="background1" w:themeShade="BF"/>
             </w:tcBorders>
-            <w:shd w:val="clear" w:color="auto" w:fill="D9D9D9" w:themeFill="background1" w:themeFillShade="D9"/>
-            <w:vAlign w:val="center"/>
-          </w:tcPr>
-          <w:p>
-            <w:pPr>
-              <w:jc w:val="both"/>
-              <w:rPr>
-                <w:rFonts w:ascii="Calibri" w:hAnsi="Calibri" w:cs="Arial"/>
-                <w:i/>
-                <w:color w:val="548DD4"/>
-                <w:sz w:val="16"/>
-                <w:szCs w:val="16"/>
-                <w:lang w:eastAsia="es-CL"/>
-              </w:rPr>
-            </w:pPr>
-            <w:r>
-              <w:rPr>
-                <w:rFonts w:ascii="Calibri" w:hAnsi="Calibri" w:cs="Arial"/>
-                <w:i/>
-                <w:color w:val="548DD4"/>
-                <w:sz w:val="16"/>
-                <w:szCs w:val="16"/>
-                <w:lang w:eastAsia="es-CL"/>
-              </w:rPr>
-              <w:t xml:space="preserve">Vicente Suazo </w:t>
-            </w:r>
-            <w:r>
-              <w:rPr>
-                <w:rFonts w:ascii="Calibri" w:hAnsi="Calibri" w:cs="Arial"/>
-                <w:i/>
-                <w:color w:val="548DD4"/>
-                <w:sz w:val="16"/>
-                <w:szCs w:val="16"/>
-                <w:lang w:eastAsia="es-CL"/>
-              </w:rPr>
-              <w:t>y Andrea Santana</w:t>
+            <w:vAlign w:val="center"/>
+            <w:hideMark/>
+          </w:tcPr>
+          <w:p>
+            <w:pPr>
+              <w:jc w:val="both"/>
+              <w:rPr>
+                <w:rFonts w:ascii="Calibri" w:hAnsi="Calibri" w:cs="Arial"/>
+                <w:i/>
+                <w:color w:val="548DD4"/>
+                <w:sz w:val="20"/>
+                <w:szCs w:val="20"/>
+                <w:lang w:eastAsia="es-CL"/>
+              </w:rPr>
+            </w:pPr>
+            <w:r>
+              <w:rPr>
+                <w:rFonts w:ascii="Calibri" w:hAnsi="Calibri" w:cs="Arial"/>
+                <w:i/>
+                <w:color w:val="548DD4"/>
+                <w:sz w:val="20"/>
+                <w:szCs w:val="20"/>
+                <w:lang w:eastAsia="es-CL"/>
+              </w:rPr>
+              <w:t>Transformar los requerimientos en historias o tareas priorizadas, definiendo criterios de aceptación y trazabilidad.</w:t>
+            </w:r>
+          </w:p>
+        </w:tc>
+        <w:tc>
+          <w:tcPr>
+            <w:tcW w:w="1580" w:type="dxa"/>
+            <w:tcBorders>
+              <w:top w:val="single" w:sz="4" w:space="0" w:color="BFBFBF" w:themeColor="background1" w:themeShade="BF"/>
+              <w:left w:val="single" w:sz="4" w:space="0" w:color="BFBFBF" w:themeColor="background1" w:themeShade="BF"/>
+              <w:bottom w:val="single" w:sz="4" w:space="0" w:color="BFBFBF" w:themeColor="background1" w:themeShade="BF"/>
+              <w:right w:val="single" w:sz="4" w:space="0" w:color="BFBFBF" w:themeColor="background1" w:themeShade="BF"/>
+            </w:tcBorders>
+            <w:vAlign w:val="center"/>
+            <w:hideMark/>
+          </w:tcPr>
+          <w:p>
+            <w:pPr>
+              <w:jc w:val="both"/>
+              <w:rPr>
+                <w:rFonts w:ascii="Calibri" w:hAnsi="Calibri" w:cs="Arial"/>
+                <w:i/>
+                <w:color w:val="548DD4"/>
+                <w:sz w:val="20"/>
+                <w:szCs w:val="20"/>
+                <w:lang w:eastAsia="es-CL"/>
+              </w:rPr>
+            </w:pPr>
+            <w:r>
+              <w:rPr>
+                <w:rFonts w:ascii="Calibri" w:hAnsi="Calibri" w:cs="Arial"/>
+                <w:i/>
+                <w:color w:val="548DD4"/>
+                <w:sz w:val="20"/>
+                <w:szCs w:val="20"/>
+                <w:lang w:eastAsia="es-CL"/>
+              </w:rPr>
+              <w:t>Backlog, reuniones Scrum, documentación funcional.</w:t>
+            </w:r>
+          </w:p>
+        </w:tc>
+        <w:tc>
+          <w:tcPr>
+            <w:tcW w:w="1580" w:type="dxa"/>
+            <w:tcBorders>
+              <w:top w:val="single" w:sz="4" w:space="0" w:color="BFBFBF" w:themeColor="background1" w:themeShade="BF"/>
+              <w:left w:val="single" w:sz="4" w:space="0" w:color="BFBFBF" w:themeColor="background1" w:themeShade="BF"/>
+              <w:bottom w:val="single" w:sz="4" w:space="0" w:color="BFBFBF" w:themeColor="background1" w:themeShade="BF"/>
+              <w:right w:val="single" w:sz="4" w:space="0" w:color="BFBFBF" w:themeColor="background1" w:themeShade="BF"/>
+            </w:tcBorders>
+            <w:vAlign w:val="center"/>
+            <w:hideMark/>
+          </w:tcPr>
+          <w:p>
+            <w:pPr>
+              <w:jc w:val="both"/>
+              <w:rPr>
+                <w:rFonts w:ascii="Calibri" w:hAnsi="Calibri" w:cs="Arial"/>
+                <w:i/>
+                <w:color w:val="548DD4"/>
+                <w:sz w:val="20"/>
+                <w:szCs w:val="20"/>
+                <w:lang w:eastAsia="es-CL"/>
+              </w:rPr>
+            </w:pPr>
+            <w:r>
+              <w:rPr>
+                <w:rFonts w:ascii="Calibri" w:hAnsi="Calibri" w:cs="Arial"/>
+                <w:i/>
+                <w:color w:val="548DD4"/>
+                <w:sz w:val="20"/>
+                <w:szCs w:val="20"/>
+                <w:lang w:eastAsia="es-CL"/>
+              </w:rPr>
+              <w:t>S3-S4</w:t>
+            </w:r>
+          </w:p>
+        </w:tc>
+        <w:tc>
+          <w:tcPr>
+            <w:tcW w:w="1580" w:type="dxa"/>
+            <w:tcBorders>
+              <w:top w:val="single" w:sz="4" w:space="0" w:color="BFBFBF" w:themeColor="background1" w:themeShade="BF"/>
+              <w:left w:val="single" w:sz="4" w:space="0" w:color="BFBFBF" w:themeColor="background1" w:themeShade="BF"/>
+              <w:bottom w:val="single" w:sz="4" w:space="0" w:color="BFBFBF" w:themeColor="background1" w:themeShade="BF"/>
+              <w:right w:val="single" w:sz="4" w:space="0" w:color="BFBFBF" w:themeColor="background1" w:themeShade="BF"/>
+            </w:tcBorders>
+            <w:vAlign w:val="center"/>
+            <w:hideMark/>
+          </w:tcPr>
+          <w:p>
+            <w:pPr>
+              <w:jc w:val="both"/>
+              <w:rPr>
+                <w:rFonts w:ascii="Calibri" w:hAnsi="Calibri" w:cs="Arial"/>
+                <w:i/>
+                <w:color w:val="548DD4"/>
+                <w:sz w:val="20"/>
+                <w:szCs w:val="20"/>
+                <w:lang w:eastAsia="es-CL"/>
+              </w:rPr>
+            </w:pPr>
+            <w:r>
+              <w:rPr>
+                <w:rFonts w:ascii="Calibri" w:hAnsi="Calibri" w:cs="Arial"/>
+                <w:i/>
+                <w:color w:val="548DD4"/>
+                <w:sz w:val="20"/>
+                <w:szCs w:val="20"/>
+                <w:lang w:eastAsia="es-CL"/>
+              </w:rPr>
+              <w:t>Andrea Santana</w:t>
             </w:r>
           </w:p>
         </w:tc>
         <w:tc>
           <w:tcPr>
             <w:tcW w:w="1581" w:type="dxa"/>
-            <w:vAlign w:val="center"/>
-          </w:tcPr>
-          <w:p>
-            <w:pPr>
-              <w:jc w:val="both"/>
-              <w:rPr>
-                <w:rFonts w:ascii="Calibri" w:hAnsi="Calibri" w:cs="Arial"/>
-                <w:i/>
-                <w:color w:val="548DD4"/>
-                <w:sz w:val="16"/>
-                <w:szCs w:val="16"/>
-                <w:lang w:eastAsia="es-CL"/>
-              </w:rPr>
-            </w:pPr>
-            <w:r>
-              <w:rPr>
-                <w:rFonts w:ascii="Calibri" w:hAnsi="Calibri" w:cs="Arial"/>
-                <w:i/>
-                <w:color w:val="548DD4"/>
-                <w:sz w:val="16"/>
-                <w:szCs w:val="16"/>
-                <w:lang w:eastAsia="es-CL"/>
-              </w:rPr>
-              <w:t>Verificar la integración de ISO 42001 y continuidad de ISO 27001.</w:t>
+            <w:tcBorders>
+              <w:top w:val="single" w:sz="4" w:space="0" w:color="BFBFBF" w:themeColor="background1" w:themeShade="BF"/>
+              <w:left w:val="single" w:sz="4" w:space="0" w:color="BFBFBF" w:themeColor="background1" w:themeShade="BF"/>
+              <w:bottom w:val="single" w:sz="4" w:space="0" w:color="BFBFBF" w:themeColor="background1" w:themeShade="BF"/>
+              <w:right w:val="single" w:sz="4" w:space="0" w:color="BFBFBF" w:themeColor="background1" w:themeShade="BF"/>
+            </w:tcBorders>
+            <w:vAlign w:val="center"/>
+            <w:hideMark/>
+          </w:tcPr>
+          <w:p>
+            <w:pPr>
+              <w:jc w:val="both"/>
+              <w:rPr>
+                <w:rFonts w:ascii="Calibri" w:hAnsi="Calibri" w:cs="Arial"/>
+                <w:i/>
+                <w:color w:val="548DD4"/>
+                <w:sz w:val="20"/>
+                <w:szCs w:val="20"/>
+                <w:lang w:eastAsia="es-CL"/>
+              </w:rPr>
+            </w:pPr>
+            <w:r>
+              <w:rPr>
+                <w:rFonts w:ascii="Calibri" w:hAnsi="Calibri" w:cs="Arial"/>
+                <w:i/>
+                <w:color w:val="548DD4"/>
+                <w:sz w:val="20"/>
+                <w:szCs w:val="20"/>
+                <w:lang w:eastAsia="es-CL"/>
+              </w:rPr>
+              <w:t>Prepara el trabajo incremental.</w:t>
+            </w:r>
+          </w:p>
+        </w:tc>
+      </w:tr>
+      <w:tr>
+        <w:trPr>
+          <w:jc w:val="center"/>
+        </w:trPr>
+        <w:tc>
+          <w:tcPr>
+            <w:tcW w:w="1580" w:type="dxa"/>
+            <w:tcBorders>
+              <w:top w:val="single" w:sz="4" w:space="0" w:color="BFBFBF" w:themeColor="background1" w:themeShade="BF"/>
+              <w:left w:val="single" w:sz="4" w:space="0" w:color="BFBFBF" w:themeColor="background1" w:themeShade="BF"/>
+              <w:bottom w:val="single" w:sz="4" w:space="0" w:color="BFBFBF" w:themeColor="background1" w:themeShade="BF"/>
+              <w:right w:val="single" w:sz="4" w:space="0" w:color="BFBFBF" w:themeColor="background1" w:themeShade="BF"/>
+            </w:tcBorders>
+            <w:vAlign w:val="center"/>
+            <w:hideMark/>
+          </w:tcPr>
+          <w:p>
+            <w:pPr>
+              <w:jc w:val="both"/>
+              <w:rPr>
+                <w:rFonts w:ascii="Calibri" w:hAnsi="Calibri" w:cs="Arial"/>
+                <w:i/>
+                <w:color w:val="548DD4"/>
+                <w:sz w:val="20"/>
+                <w:szCs w:val="20"/>
+                <w:lang w:eastAsia="es-CL"/>
+              </w:rPr>
+            </w:pPr>
+            <w:r>
+              <w:rPr>
+                <w:rFonts w:ascii="Calibri" w:hAnsi="Calibri" w:cs="Arial"/>
+                <w:i/>
+                <w:color w:val="548DD4"/>
+                <w:sz w:val="20"/>
+                <w:szCs w:val="20"/>
+                <w:lang w:eastAsia="es-CL"/>
+              </w:rPr>
+              <w:t>Programación / Arquitectura / Ciberseguridad</w:t>
+            </w:r>
+          </w:p>
+        </w:tc>
+        <w:tc>
+          <w:tcPr>
+            <w:tcW w:w="1580" w:type="dxa"/>
+            <w:tcBorders>
+              <w:top w:val="single" w:sz="4" w:space="0" w:color="BFBFBF" w:themeColor="background1" w:themeShade="BF"/>
+              <w:left w:val="single" w:sz="4" w:space="0" w:color="BFBFBF" w:themeColor="background1" w:themeShade="BF"/>
+              <w:bottom w:val="single" w:sz="4" w:space="0" w:color="BFBFBF" w:themeColor="background1" w:themeShade="BF"/>
+              <w:right w:val="single" w:sz="4" w:space="0" w:color="BFBFBF" w:themeColor="background1" w:themeShade="BF"/>
+            </w:tcBorders>
+            <w:vAlign w:val="center"/>
+            <w:hideMark/>
+          </w:tcPr>
+          <w:p>
+            <w:pPr>
+              <w:jc w:val="both"/>
+              <w:rPr>
+                <w:rFonts w:ascii="Calibri" w:hAnsi="Calibri" w:cs="Arial"/>
+                <w:i/>
+                <w:color w:val="548DD4"/>
+                <w:sz w:val="20"/>
+                <w:szCs w:val="20"/>
+                <w:lang w:eastAsia="es-CL"/>
+              </w:rPr>
+            </w:pPr>
+            <w:r>
+              <w:rPr>
+                <w:rFonts w:ascii="Calibri" w:hAnsi="Calibri" w:cs="Arial"/>
+                <w:i/>
+                <w:color w:val="548DD4"/>
+                <w:sz w:val="20"/>
+                <w:szCs w:val="20"/>
+                <w:lang w:eastAsia="es-CL"/>
+              </w:rPr>
+              <w:t xml:space="preserve">Desarrollo </w:t>
+            </w:r>
+            <w:proofErr w:type="spellStart"/>
+            <w:r>
+              <w:rPr>
+                <w:rFonts w:ascii="Calibri" w:hAnsi="Calibri" w:cs="Arial"/>
+                <w:i/>
+                <w:color w:val="548DD4"/>
+                <w:sz w:val="20"/>
+                <w:szCs w:val="20"/>
+                <w:lang w:eastAsia="es-CL"/>
+              </w:rPr>
+              <w:t>backend</w:t>
+            </w:r>
+            <w:proofErr w:type="spellEnd"/>
+            <w:r>
+              <w:rPr>
+                <w:rFonts w:ascii="Calibri" w:hAnsi="Calibri" w:cs="Arial"/>
+                <w:i/>
+                <w:color w:val="548DD4"/>
+                <w:sz w:val="20"/>
+                <w:szCs w:val="20"/>
+                <w:lang w:eastAsia="es-CL"/>
+              </w:rPr>
+              <w:t xml:space="preserve"> e integración técnica</w:t>
+            </w:r>
+          </w:p>
+        </w:tc>
+        <w:tc>
+          <w:tcPr>
+            <w:tcW w:w="1580" w:type="dxa"/>
+            <w:tcBorders>
+              <w:top w:val="single" w:sz="4" w:space="0" w:color="BFBFBF" w:themeColor="background1" w:themeShade="BF"/>
+              <w:left w:val="single" w:sz="4" w:space="0" w:color="BFBFBF" w:themeColor="background1" w:themeShade="BF"/>
+              <w:bottom w:val="single" w:sz="4" w:space="0" w:color="BFBFBF" w:themeColor="background1" w:themeShade="BF"/>
+              <w:right w:val="single" w:sz="4" w:space="0" w:color="BFBFBF" w:themeColor="background1" w:themeShade="BF"/>
+            </w:tcBorders>
+            <w:vAlign w:val="center"/>
+            <w:hideMark/>
+          </w:tcPr>
+          <w:p>
+            <w:pPr>
+              <w:jc w:val="both"/>
+              <w:rPr>
+                <w:rFonts w:ascii="Calibri" w:hAnsi="Calibri" w:cs="Arial"/>
+                <w:i/>
+                <w:color w:val="548DD4"/>
+                <w:sz w:val="20"/>
+                <w:szCs w:val="20"/>
+                <w:lang w:eastAsia="es-CL"/>
+              </w:rPr>
+            </w:pPr>
+            <w:r>
+              <w:rPr>
+                <w:rFonts w:ascii="Calibri" w:hAnsi="Calibri" w:cs="Arial"/>
+                <w:i/>
+                <w:color w:val="548DD4"/>
+                <w:sz w:val="20"/>
+                <w:szCs w:val="20"/>
+                <w:lang w:eastAsia="es-CL"/>
+              </w:rPr>
+              <w:t xml:space="preserve">Implementar servicios, </w:t>
+            </w:r>
+            <w:proofErr w:type="spellStart"/>
+            <w:r>
+              <w:rPr>
+                <w:rFonts w:ascii="Calibri" w:hAnsi="Calibri" w:cs="Arial"/>
+                <w:i/>
+                <w:color w:val="548DD4"/>
+                <w:sz w:val="20"/>
+                <w:szCs w:val="20"/>
+                <w:lang w:eastAsia="es-CL"/>
+              </w:rPr>
+              <w:t>APIs</w:t>
+            </w:r>
+            <w:proofErr w:type="spellEnd"/>
+            <w:r>
+              <w:rPr>
+                <w:rFonts w:ascii="Calibri" w:hAnsi="Calibri" w:cs="Arial"/>
+                <w:i/>
+                <w:color w:val="548DD4"/>
+                <w:sz w:val="20"/>
+                <w:szCs w:val="20"/>
+                <w:lang w:eastAsia="es-CL"/>
+              </w:rPr>
+              <w:t xml:space="preserve">, datos, permisos y lógica requerida para ISO 42001, respetando </w:t>
+            </w:r>
+            <w:proofErr w:type="spellStart"/>
+            <w:r>
+              <w:rPr>
+                <w:rFonts w:ascii="Calibri" w:hAnsi="Calibri" w:cs="Arial"/>
+                <w:i/>
+                <w:color w:val="548DD4"/>
+                <w:sz w:val="20"/>
+                <w:szCs w:val="20"/>
+                <w:lang w:eastAsia="es-CL"/>
+              </w:rPr>
+              <w:t>multi-tenancy</w:t>
+            </w:r>
+            <w:proofErr w:type="spellEnd"/>
+            <w:r>
+              <w:rPr>
+                <w:rFonts w:ascii="Calibri" w:hAnsi="Calibri" w:cs="Arial"/>
+                <w:i/>
+                <w:color w:val="548DD4"/>
+                <w:sz w:val="20"/>
+                <w:szCs w:val="20"/>
+                <w:lang w:eastAsia="es-CL"/>
+              </w:rPr>
+              <w:t>, RBAC/JWT y trazabilidad.</w:t>
+            </w:r>
+          </w:p>
+        </w:tc>
+        <w:tc>
+          <w:tcPr>
+            <w:tcW w:w="1580" w:type="dxa"/>
+            <w:tcBorders>
+              <w:top w:val="single" w:sz="4" w:space="0" w:color="BFBFBF" w:themeColor="background1" w:themeShade="BF"/>
+              <w:left w:val="single" w:sz="4" w:space="0" w:color="BFBFBF" w:themeColor="background1" w:themeShade="BF"/>
+              <w:bottom w:val="single" w:sz="4" w:space="0" w:color="BFBFBF" w:themeColor="background1" w:themeShade="BF"/>
+              <w:right w:val="single" w:sz="4" w:space="0" w:color="BFBFBF" w:themeColor="background1" w:themeShade="BF"/>
+            </w:tcBorders>
+            <w:vAlign w:val="center"/>
+            <w:hideMark/>
+          </w:tcPr>
+          <w:p>
+            <w:pPr>
+              <w:jc w:val="both"/>
+              <w:rPr>
+                <w:rFonts w:ascii="Calibri" w:hAnsi="Calibri" w:cs="Arial"/>
+                <w:i/>
+                <w:color w:val="548DD4"/>
+                <w:sz w:val="20"/>
+                <w:szCs w:val="20"/>
+                <w:lang w:eastAsia="es-CL"/>
+              </w:rPr>
+            </w:pPr>
+            <w:proofErr w:type="spellStart"/>
+            <w:r>
+              <w:rPr>
+                <w:rFonts w:ascii="Calibri" w:hAnsi="Calibri" w:cs="Arial"/>
+                <w:i/>
+                <w:color w:val="548DD4"/>
+                <w:sz w:val="20"/>
+                <w:szCs w:val="20"/>
+                <w:lang w:eastAsia="es-CL"/>
+              </w:rPr>
+              <w:t>FastAPI</w:t>
+            </w:r>
+            <w:proofErr w:type="spellEnd"/>
+            <w:r>
+              <w:rPr>
+                <w:rFonts w:ascii="Calibri" w:hAnsi="Calibri" w:cs="Arial"/>
+                <w:i/>
+                <w:color w:val="548DD4"/>
+                <w:sz w:val="20"/>
+                <w:szCs w:val="20"/>
+                <w:lang w:eastAsia="es-CL"/>
+              </w:rPr>
+              <w:t>, PostgreSQL, Redis/</w:t>
+            </w:r>
+            <w:proofErr w:type="spellStart"/>
+            <w:r>
+              <w:rPr>
+                <w:rFonts w:ascii="Calibri" w:hAnsi="Calibri" w:cs="Arial"/>
+                <w:i/>
+                <w:color w:val="548DD4"/>
+                <w:sz w:val="20"/>
+                <w:szCs w:val="20"/>
+                <w:lang w:eastAsia="es-CL"/>
+              </w:rPr>
+              <w:t>Celery</w:t>
+            </w:r>
+            <w:proofErr w:type="spellEnd"/>
+            <w:r>
+              <w:rPr>
+                <w:rFonts w:ascii="Calibri" w:hAnsi="Calibri" w:cs="Arial"/>
+                <w:i/>
+                <w:color w:val="548DD4"/>
+                <w:sz w:val="20"/>
+                <w:szCs w:val="20"/>
+                <w:lang w:eastAsia="es-CL"/>
+              </w:rPr>
+              <w:t>, Docker, Git/GitHub.</w:t>
+            </w:r>
+          </w:p>
+        </w:tc>
+        <w:tc>
+          <w:tcPr>
+            <w:tcW w:w="1580" w:type="dxa"/>
+            <w:tcBorders>
+              <w:top w:val="single" w:sz="4" w:space="0" w:color="BFBFBF" w:themeColor="background1" w:themeShade="BF"/>
+              <w:left w:val="single" w:sz="4" w:space="0" w:color="BFBFBF" w:themeColor="background1" w:themeShade="BF"/>
+              <w:bottom w:val="single" w:sz="4" w:space="0" w:color="BFBFBF" w:themeColor="background1" w:themeShade="BF"/>
+              <w:right w:val="single" w:sz="4" w:space="0" w:color="BFBFBF" w:themeColor="background1" w:themeShade="BF"/>
+            </w:tcBorders>
+            <w:vAlign w:val="center"/>
+            <w:hideMark/>
+          </w:tcPr>
+          <w:p>
+            <w:pPr>
+              <w:jc w:val="both"/>
+              <w:rPr>
+                <w:rFonts w:ascii="Calibri" w:hAnsi="Calibri" w:cs="Arial"/>
+                <w:i/>
+                <w:color w:val="548DD4"/>
+                <w:sz w:val="20"/>
+                <w:szCs w:val="20"/>
+                <w:lang w:eastAsia="es-CL"/>
+              </w:rPr>
+            </w:pPr>
+            <w:r>
+              <w:rPr>
+                <w:rFonts w:ascii="Calibri" w:hAnsi="Calibri" w:cs="Arial"/>
+                <w:i/>
+                <w:color w:val="548DD4"/>
+                <w:sz w:val="20"/>
+                <w:szCs w:val="20"/>
+                <w:lang w:eastAsia="es-CL"/>
+              </w:rPr>
+              <w:t>S5-S13</w:t>
+            </w:r>
+          </w:p>
+        </w:tc>
+        <w:tc>
+          <w:tcPr>
+            <w:tcW w:w="1580" w:type="dxa"/>
+            <w:tcBorders>
+              <w:top w:val="single" w:sz="4" w:space="0" w:color="BFBFBF" w:themeColor="background1" w:themeShade="BF"/>
+              <w:left w:val="single" w:sz="4" w:space="0" w:color="BFBFBF" w:themeColor="background1" w:themeShade="BF"/>
+              <w:bottom w:val="single" w:sz="4" w:space="0" w:color="BFBFBF" w:themeColor="background1" w:themeShade="BF"/>
+              <w:right w:val="single" w:sz="4" w:space="0" w:color="BFBFBF" w:themeColor="background1" w:themeShade="BF"/>
+            </w:tcBorders>
+            <w:vAlign w:val="center"/>
+            <w:hideMark/>
+          </w:tcPr>
+          <w:p>
+            <w:pPr>
+              <w:jc w:val="both"/>
+              <w:rPr>
+                <w:rFonts w:ascii="Calibri" w:hAnsi="Calibri" w:cs="Arial"/>
+                <w:i/>
+                <w:color w:val="548DD4"/>
+                <w:sz w:val="20"/>
+                <w:szCs w:val="20"/>
+                <w:lang w:eastAsia="es-CL"/>
+              </w:rPr>
+            </w:pPr>
+            <w:r>
+              <w:rPr>
+                <w:rFonts w:ascii="Calibri" w:hAnsi="Calibri" w:cs="Arial"/>
+                <w:i/>
+                <w:color w:val="548DD4"/>
+                <w:sz w:val="20"/>
+                <w:szCs w:val="20"/>
+                <w:lang w:eastAsia="es-CL"/>
+              </w:rPr>
+              <w:t>Vicente Suazo</w:t>
+            </w:r>
+          </w:p>
+        </w:tc>
+        <w:tc>
+          <w:tcPr>
+            <w:tcW w:w="1581" w:type="dxa"/>
+            <w:tcBorders>
+              <w:top w:val="single" w:sz="4" w:space="0" w:color="BFBFBF" w:themeColor="background1" w:themeShade="BF"/>
+              <w:left w:val="single" w:sz="4" w:space="0" w:color="BFBFBF" w:themeColor="background1" w:themeShade="BF"/>
+              <w:bottom w:val="single" w:sz="4" w:space="0" w:color="BFBFBF" w:themeColor="background1" w:themeShade="BF"/>
+              <w:right w:val="single" w:sz="4" w:space="0" w:color="BFBFBF" w:themeColor="background1" w:themeShade="BF"/>
+            </w:tcBorders>
+            <w:vAlign w:val="center"/>
+            <w:hideMark/>
+          </w:tcPr>
+          <w:p>
+            <w:pPr>
+              <w:jc w:val="both"/>
+              <w:rPr>
+                <w:rFonts w:ascii="Calibri" w:hAnsi="Calibri" w:cs="Arial"/>
+                <w:i/>
+                <w:color w:val="548DD4"/>
+                <w:sz w:val="20"/>
+                <w:szCs w:val="20"/>
+                <w:lang w:eastAsia="es-CL"/>
+              </w:rPr>
+            </w:pPr>
+            <w:r>
+              <w:rPr>
+                <w:rFonts w:ascii="Calibri" w:hAnsi="Calibri" w:cs="Arial"/>
+                <w:i/>
+                <w:color w:val="548DD4"/>
+                <w:sz w:val="20"/>
+                <w:szCs w:val="20"/>
+                <w:lang w:eastAsia="es-CL"/>
+              </w:rPr>
+              <w:t>Desarrollo sobre la base existente.</w:t>
+            </w:r>
+          </w:p>
+        </w:tc>
+      </w:tr>
+      <w:tr>
+        <w:trPr>
+          <w:jc w:val="center"/>
+        </w:trPr>
+        <w:tc>
+          <w:tcPr>
+            <w:tcW w:w="1580" w:type="dxa"/>
+            <w:tcBorders>
+              <w:top w:val="single" w:sz="4" w:space="0" w:color="BFBFBF" w:themeColor="background1" w:themeShade="BF"/>
+              <w:left w:val="single" w:sz="4" w:space="0" w:color="BFBFBF" w:themeColor="background1" w:themeShade="BF"/>
+              <w:bottom w:val="single" w:sz="4" w:space="0" w:color="BFBFBF" w:themeColor="background1" w:themeShade="BF"/>
+              <w:right w:val="single" w:sz="4" w:space="0" w:color="BFBFBF" w:themeColor="background1" w:themeShade="BF"/>
+            </w:tcBorders>
+            <w:vAlign w:val="center"/>
+            <w:hideMark/>
+          </w:tcPr>
+          <w:p>
+            <w:pPr>
+              <w:jc w:val="both"/>
+              <w:rPr>
+                <w:rFonts w:ascii="Calibri" w:hAnsi="Calibri" w:cs="Arial"/>
+                <w:i/>
+                <w:color w:val="548DD4"/>
+                <w:sz w:val="20"/>
+                <w:szCs w:val="20"/>
+                <w:lang w:eastAsia="es-CL"/>
+              </w:rPr>
+            </w:pPr>
+            <w:r>
+              <w:rPr>
+                <w:rFonts w:ascii="Calibri" w:hAnsi="Calibri" w:cs="Arial"/>
+                <w:i/>
+                <w:color w:val="548DD4"/>
+                <w:sz w:val="20"/>
+                <w:szCs w:val="20"/>
+                <w:lang w:eastAsia="es-CL"/>
+              </w:rPr>
+              <w:t>Programación / Calidad de Software</w:t>
+            </w:r>
+          </w:p>
+        </w:tc>
+        <w:tc>
+          <w:tcPr>
+            <w:tcW w:w="1580" w:type="dxa"/>
+            <w:tcBorders>
+              <w:top w:val="single" w:sz="4" w:space="0" w:color="BFBFBF" w:themeColor="background1" w:themeShade="BF"/>
+              <w:left w:val="single" w:sz="4" w:space="0" w:color="BFBFBF" w:themeColor="background1" w:themeShade="BF"/>
+              <w:bottom w:val="single" w:sz="4" w:space="0" w:color="BFBFBF" w:themeColor="background1" w:themeShade="BF"/>
+              <w:right w:val="single" w:sz="4" w:space="0" w:color="BFBFBF" w:themeColor="background1" w:themeShade="BF"/>
+            </w:tcBorders>
+            <w:vAlign w:val="center"/>
+            <w:hideMark/>
+          </w:tcPr>
+          <w:p>
+            <w:pPr>
+              <w:jc w:val="both"/>
+              <w:rPr>
+                <w:rFonts w:ascii="Calibri" w:hAnsi="Calibri" w:cs="Arial"/>
+                <w:i/>
+                <w:color w:val="548DD4"/>
+                <w:sz w:val="20"/>
+                <w:szCs w:val="20"/>
+                <w:lang w:eastAsia="es-CL"/>
+              </w:rPr>
+            </w:pPr>
+            <w:r>
+              <w:rPr>
+                <w:rFonts w:ascii="Calibri" w:hAnsi="Calibri" w:cs="Arial"/>
+                <w:i/>
+                <w:color w:val="548DD4"/>
+                <w:sz w:val="20"/>
+                <w:szCs w:val="20"/>
+                <w:lang w:eastAsia="es-CL"/>
+              </w:rPr>
+              <w:t xml:space="preserve">Desarrollo </w:t>
+            </w:r>
+            <w:proofErr w:type="spellStart"/>
+            <w:r>
+              <w:rPr>
+                <w:rFonts w:ascii="Calibri" w:hAnsi="Calibri" w:cs="Arial"/>
+                <w:i/>
+                <w:color w:val="548DD4"/>
+                <w:sz w:val="20"/>
+                <w:szCs w:val="20"/>
+                <w:lang w:eastAsia="es-CL"/>
+              </w:rPr>
+              <w:t>frontend</w:t>
+            </w:r>
+            <w:proofErr w:type="spellEnd"/>
+            <w:r>
+              <w:rPr>
+                <w:rFonts w:ascii="Calibri" w:hAnsi="Calibri" w:cs="Arial"/>
+                <w:i/>
+                <w:color w:val="548DD4"/>
+                <w:sz w:val="20"/>
+                <w:szCs w:val="20"/>
+                <w:lang w:eastAsia="es-CL"/>
+              </w:rPr>
+              <w:t xml:space="preserve"> y flujos funcionales</w:t>
+            </w:r>
+          </w:p>
+        </w:tc>
+        <w:tc>
+          <w:tcPr>
+            <w:tcW w:w="1580" w:type="dxa"/>
+            <w:tcBorders>
+              <w:top w:val="single" w:sz="4" w:space="0" w:color="BFBFBF" w:themeColor="background1" w:themeShade="BF"/>
+              <w:left w:val="single" w:sz="4" w:space="0" w:color="BFBFBF" w:themeColor="background1" w:themeShade="BF"/>
+              <w:bottom w:val="single" w:sz="4" w:space="0" w:color="BFBFBF" w:themeColor="background1" w:themeShade="BF"/>
+              <w:right w:val="single" w:sz="4" w:space="0" w:color="BFBFBF" w:themeColor="background1" w:themeShade="BF"/>
+            </w:tcBorders>
+            <w:vAlign w:val="center"/>
+            <w:hideMark/>
+          </w:tcPr>
+          <w:p>
+            <w:pPr>
+              <w:jc w:val="both"/>
+              <w:rPr>
+                <w:rFonts w:ascii="Calibri" w:hAnsi="Calibri" w:cs="Arial"/>
+                <w:i/>
+                <w:color w:val="548DD4"/>
+                <w:sz w:val="20"/>
+                <w:szCs w:val="20"/>
+                <w:lang w:eastAsia="es-CL"/>
+              </w:rPr>
+            </w:pPr>
+            <w:r>
+              <w:rPr>
+                <w:rFonts w:ascii="Calibri" w:hAnsi="Calibri" w:cs="Arial"/>
+                <w:i/>
+                <w:color w:val="548DD4"/>
+                <w:sz w:val="20"/>
+                <w:szCs w:val="20"/>
+                <w:lang w:eastAsia="es-CL"/>
+              </w:rPr>
+              <w:t xml:space="preserve">Implementar interfaces y flujos de usuario para ISO 42001, integrándolos con las </w:t>
+            </w:r>
+            <w:proofErr w:type="spellStart"/>
+            <w:r>
+              <w:rPr>
+                <w:rFonts w:ascii="Calibri" w:hAnsi="Calibri" w:cs="Arial"/>
+                <w:i/>
+                <w:color w:val="548DD4"/>
+                <w:sz w:val="20"/>
+                <w:szCs w:val="20"/>
+                <w:lang w:eastAsia="es-CL"/>
+              </w:rPr>
+              <w:t>APIs</w:t>
+            </w:r>
+            <w:proofErr w:type="spellEnd"/>
+            <w:r>
+              <w:rPr>
+                <w:rFonts w:ascii="Calibri" w:hAnsi="Calibri" w:cs="Arial"/>
+                <w:i/>
+                <w:color w:val="548DD4"/>
+                <w:sz w:val="20"/>
+                <w:szCs w:val="20"/>
+                <w:lang w:eastAsia="es-CL"/>
+              </w:rPr>
+              <w:t xml:space="preserve"> y considerando internacionalización y permisos.</w:t>
+            </w:r>
+          </w:p>
+        </w:tc>
+        <w:tc>
+          <w:tcPr>
+            <w:tcW w:w="1580" w:type="dxa"/>
+            <w:tcBorders>
+              <w:top w:val="single" w:sz="4" w:space="0" w:color="BFBFBF" w:themeColor="background1" w:themeShade="BF"/>
+              <w:left w:val="single" w:sz="4" w:space="0" w:color="BFBFBF" w:themeColor="background1" w:themeShade="BF"/>
+              <w:bottom w:val="single" w:sz="4" w:space="0" w:color="BFBFBF" w:themeColor="background1" w:themeShade="BF"/>
+              <w:right w:val="single" w:sz="4" w:space="0" w:color="BFBFBF" w:themeColor="background1" w:themeShade="BF"/>
+            </w:tcBorders>
+            <w:vAlign w:val="center"/>
+            <w:hideMark/>
+          </w:tcPr>
+          <w:p>
+            <w:pPr>
+              <w:jc w:val="both"/>
+              <w:rPr>
+                <w:rFonts w:ascii="Calibri" w:hAnsi="Calibri" w:cs="Arial"/>
+                <w:i/>
+                <w:color w:val="548DD4"/>
+                <w:sz w:val="20"/>
+                <w:szCs w:val="20"/>
+                <w:lang w:eastAsia="es-CL"/>
+              </w:rPr>
+            </w:pPr>
+            <w:proofErr w:type="spellStart"/>
+            <w:r>
+              <w:rPr>
+                <w:rFonts w:ascii="Calibri" w:hAnsi="Calibri" w:cs="Arial"/>
+                <w:i/>
+                <w:color w:val="548DD4"/>
+                <w:sz w:val="20"/>
+                <w:szCs w:val="20"/>
+                <w:lang w:eastAsia="es-CL"/>
+              </w:rPr>
+              <w:t>React</w:t>
+            </w:r>
+            <w:proofErr w:type="spellEnd"/>
+            <w:r>
+              <w:rPr>
+                <w:rFonts w:ascii="Calibri" w:hAnsi="Calibri" w:cs="Arial"/>
+                <w:i/>
+                <w:color w:val="548DD4"/>
+                <w:sz w:val="20"/>
+                <w:szCs w:val="20"/>
+                <w:lang w:eastAsia="es-CL"/>
+              </w:rPr>
+              <w:t xml:space="preserve"> + Vite, </w:t>
+            </w:r>
+            <w:proofErr w:type="spellStart"/>
+            <w:r>
+              <w:rPr>
+                <w:rFonts w:ascii="Calibri" w:hAnsi="Calibri" w:cs="Arial"/>
+                <w:i/>
+                <w:color w:val="548DD4"/>
+                <w:sz w:val="20"/>
+                <w:szCs w:val="20"/>
+                <w:lang w:eastAsia="es-CL"/>
+              </w:rPr>
+              <w:t>APIs</w:t>
+            </w:r>
+            <w:proofErr w:type="spellEnd"/>
+            <w:r>
+              <w:rPr>
+                <w:rFonts w:ascii="Calibri" w:hAnsi="Calibri" w:cs="Arial"/>
+                <w:i/>
+                <w:color w:val="548DD4"/>
+                <w:sz w:val="20"/>
+                <w:szCs w:val="20"/>
+                <w:lang w:eastAsia="es-CL"/>
+              </w:rPr>
+              <w:t>, Git/GitHub, entorno de desarrollo.</w:t>
+            </w:r>
+          </w:p>
+        </w:tc>
+        <w:tc>
+          <w:tcPr>
+            <w:tcW w:w="1580" w:type="dxa"/>
+            <w:tcBorders>
+              <w:top w:val="single" w:sz="4" w:space="0" w:color="BFBFBF" w:themeColor="background1" w:themeShade="BF"/>
+              <w:left w:val="single" w:sz="4" w:space="0" w:color="BFBFBF" w:themeColor="background1" w:themeShade="BF"/>
+              <w:bottom w:val="single" w:sz="4" w:space="0" w:color="BFBFBF" w:themeColor="background1" w:themeShade="BF"/>
+              <w:right w:val="single" w:sz="4" w:space="0" w:color="BFBFBF" w:themeColor="background1" w:themeShade="BF"/>
+            </w:tcBorders>
+            <w:vAlign w:val="center"/>
+            <w:hideMark/>
+          </w:tcPr>
+          <w:p>
+            <w:pPr>
+              <w:jc w:val="both"/>
+              <w:rPr>
+                <w:rFonts w:ascii="Calibri" w:hAnsi="Calibri" w:cs="Arial"/>
+                <w:i/>
+                <w:color w:val="548DD4"/>
+                <w:sz w:val="20"/>
+                <w:szCs w:val="20"/>
+                <w:lang w:eastAsia="es-CL"/>
+              </w:rPr>
+            </w:pPr>
+            <w:r>
+              <w:rPr>
+                <w:rFonts w:ascii="Calibri" w:hAnsi="Calibri" w:cs="Arial"/>
+                <w:i/>
+                <w:color w:val="548DD4"/>
+                <w:sz w:val="20"/>
+                <w:szCs w:val="20"/>
+                <w:lang w:eastAsia="es-CL"/>
+              </w:rPr>
+              <w:t>S5-S13</w:t>
+            </w:r>
+          </w:p>
+        </w:tc>
+        <w:tc>
+          <w:tcPr>
+            <w:tcW w:w="1580" w:type="dxa"/>
+            <w:tcBorders>
+              <w:top w:val="single" w:sz="4" w:space="0" w:color="BFBFBF" w:themeColor="background1" w:themeShade="BF"/>
+              <w:left w:val="single" w:sz="4" w:space="0" w:color="BFBFBF" w:themeColor="background1" w:themeShade="BF"/>
+              <w:bottom w:val="single" w:sz="4" w:space="0" w:color="BFBFBF" w:themeColor="background1" w:themeShade="BF"/>
+              <w:right w:val="single" w:sz="4" w:space="0" w:color="BFBFBF" w:themeColor="background1" w:themeShade="BF"/>
+            </w:tcBorders>
+            <w:vAlign w:val="center"/>
+            <w:hideMark/>
+          </w:tcPr>
+          <w:p>
+            <w:pPr>
+              <w:jc w:val="both"/>
+              <w:rPr>
+                <w:rFonts w:ascii="Calibri" w:hAnsi="Calibri" w:cs="Arial"/>
+                <w:i/>
+                <w:color w:val="548DD4"/>
+                <w:sz w:val="20"/>
+                <w:szCs w:val="20"/>
+                <w:lang w:eastAsia="es-CL"/>
+              </w:rPr>
+            </w:pPr>
+            <w:r>
+              <w:rPr>
+                <w:rFonts w:ascii="Calibri" w:hAnsi="Calibri" w:cs="Arial"/>
+                <w:i/>
+                <w:color w:val="548DD4"/>
+                <w:sz w:val="20"/>
+                <w:szCs w:val="20"/>
+                <w:lang w:eastAsia="es-CL"/>
+              </w:rPr>
+              <w:t>Andrea Santana</w:t>
+            </w:r>
+          </w:p>
+        </w:tc>
+        <w:tc>
+          <w:tcPr>
+            <w:tcW w:w="1581" w:type="dxa"/>
+            <w:tcBorders>
+              <w:top w:val="single" w:sz="4" w:space="0" w:color="BFBFBF" w:themeColor="background1" w:themeShade="BF"/>
+              <w:left w:val="single" w:sz="4" w:space="0" w:color="BFBFBF" w:themeColor="background1" w:themeShade="BF"/>
+              <w:bottom w:val="single" w:sz="4" w:space="0" w:color="BFBFBF" w:themeColor="background1" w:themeShade="BF"/>
+              <w:right w:val="single" w:sz="4" w:space="0" w:color="BFBFBF" w:themeColor="background1" w:themeShade="BF"/>
+            </w:tcBorders>
+            <w:vAlign w:val="center"/>
+            <w:hideMark/>
+          </w:tcPr>
+          <w:p>
+            <w:pPr>
+              <w:jc w:val="both"/>
+              <w:rPr>
+                <w:rFonts w:ascii="Calibri" w:hAnsi="Calibri" w:cs="Arial"/>
+                <w:i/>
+                <w:color w:val="548DD4"/>
+                <w:sz w:val="20"/>
+                <w:szCs w:val="20"/>
+                <w:lang w:eastAsia="es-CL"/>
+              </w:rPr>
+            </w:pPr>
+            <w:r>
+              <w:rPr>
+                <w:rFonts w:ascii="Calibri" w:hAnsi="Calibri" w:cs="Arial"/>
+                <w:i/>
+                <w:color w:val="548DD4"/>
+                <w:sz w:val="20"/>
+                <w:szCs w:val="20"/>
+                <w:lang w:eastAsia="es-CL"/>
+              </w:rPr>
+              <w:t>Integración visual y funcional.</w:t>
+            </w:r>
+          </w:p>
+        </w:tc>
+      </w:tr>
+      <w:tr>
+        <w:trPr>
+          <w:jc w:val="center"/>
+        </w:trPr>
+        <w:tc>
+          <w:tcPr>
+            <w:tcW w:w="1580" w:type="dxa"/>
+            <w:tcBorders>
+              <w:top w:val="single" w:sz="4" w:space="0" w:color="BFBFBF" w:themeColor="background1" w:themeShade="BF"/>
+              <w:left w:val="single" w:sz="4" w:space="0" w:color="BFBFBF" w:themeColor="background1" w:themeShade="BF"/>
+              <w:bottom w:val="single" w:sz="4" w:space="0" w:color="BFBFBF" w:themeColor="background1" w:themeShade="BF"/>
+              <w:right w:val="single" w:sz="4" w:space="0" w:color="BFBFBF" w:themeColor="background1" w:themeShade="BF"/>
+            </w:tcBorders>
+            <w:vAlign w:val="center"/>
+            <w:hideMark/>
+          </w:tcPr>
+          <w:p>
+            <w:pPr>
+              <w:jc w:val="both"/>
+              <w:rPr>
+                <w:rFonts w:ascii="Calibri" w:hAnsi="Calibri" w:cs="Arial"/>
+                <w:i/>
+                <w:color w:val="548DD4"/>
+                <w:sz w:val="20"/>
+                <w:szCs w:val="20"/>
+                <w:lang w:eastAsia="es-CL"/>
+              </w:rPr>
+            </w:pPr>
+            <w:r>
+              <w:rPr>
+                <w:rFonts w:ascii="Calibri" w:hAnsi="Calibri" w:cs="Arial"/>
+                <w:i/>
+                <w:color w:val="548DD4"/>
+                <w:sz w:val="20"/>
+                <w:szCs w:val="20"/>
+                <w:lang w:eastAsia="es-CL"/>
+              </w:rPr>
+              <w:t>Arquitectura / Calidad de Software</w:t>
+            </w:r>
+          </w:p>
+        </w:tc>
+        <w:tc>
+          <w:tcPr>
+            <w:tcW w:w="1580" w:type="dxa"/>
+            <w:tcBorders>
+              <w:top w:val="single" w:sz="4" w:space="0" w:color="BFBFBF" w:themeColor="background1" w:themeShade="BF"/>
+              <w:left w:val="single" w:sz="4" w:space="0" w:color="BFBFBF" w:themeColor="background1" w:themeShade="BF"/>
+              <w:bottom w:val="single" w:sz="4" w:space="0" w:color="BFBFBF" w:themeColor="background1" w:themeShade="BF"/>
+              <w:right w:val="single" w:sz="4" w:space="0" w:color="BFBFBF" w:themeColor="background1" w:themeShade="BF"/>
+            </w:tcBorders>
+            <w:vAlign w:val="center"/>
+            <w:hideMark/>
+          </w:tcPr>
+          <w:p>
+            <w:pPr>
+              <w:jc w:val="both"/>
+              <w:rPr>
+                <w:rFonts w:ascii="Calibri" w:hAnsi="Calibri" w:cs="Arial"/>
+                <w:i/>
+                <w:color w:val="548DD4"/>
+                <w:sz w:val="20"/>
+                <w:szCs w:val="20"/>
+                <w:lang w:eastAsia="es-CL"/>
+              </w:rPr>
+            </w:pPr>
+            <w:r>
+              <w:rPr>
+                <w:rFonts w:ascii="Calibri" w:hAnsi="Calibri" w:cs="Arial"/>
+                <w:i/>
+                <w:color w:val="548DD4"/>
+                <w:sz w:val="20"/>
+                <w:szCs w:val="20"/>
+                <w:lang w:eastAsia="es-CL"/>
+              </w:rPr>
+              <w:t>Integración técnica y estabilización</w:t>
+            </w:r>
+          </w:p>
+        </w:tc>
+        <w:tc>
+          <w:tcPr>
+            <w:tcW w:w="1580" w:type="dxa"/>
+            <w:tcBorders>
+              <w:top w:val="single" w:sz="4" w:space="0" w:color="BFBFBF" w:themeColor="background1" w:themeShade="BF"/>
+              <w:left w:val="single" w:sz="4" w:space="0" w:color="BFBFBF" w:themeColor="background1" w:themeShade="BF"/>
+              <w:bottom w:val="single" w:sz="4" w:space="0" w:color="BFBFBF" w:themeColor="background1" w:themeShade="BF"/>
+              <w:right w:val="single" w:sz="4" w:space="0" w:color="BFBFBF" w:themeColor="background1" w:themeShade="BF"/>
+            </w:tcBorders>
+            <w:vAlign w:val="center"/>
+            <w:hideMark/>
+          </w:tcPr>
+          <w:p>
+            <w:pPr>
+              <w:jc w:val="both"/>
+              <w:rPr>
+                <w:rFonts w:ascii="Calibri" w:hAnsi="Calibri" w:cs="Arial"/>
+                <w:i/>
+                <w:color w:val="548DD4"/>
+                <w:sz w:val="20"/>
+                <w:szCs w:val="20"/>
+                <w:lang w:eastAsia="es-CL"/>
+              </w:rPr>
+            </w:pPr>
+            <w:r>
+              <w:rPr>
+                <w:rFonts w:ascii="Calibri" w:hAnsi="Calibri" w:cs="Arial"/>
+                <w:i/>
+                <w:color w:val="548DD4"/>
+                <w:sz w:val="20"/>
+                <w:szCs w:val="20"/>
+                <w:lang w:eastAsia="es-CL"/>
+              </w:rPr>
+              <w:t xml:space="preserve">Integrar componentes </w:t>
+            </w:r>
+            <w:proofErr w:type="spellStart"/>
+            <w:r>
+              <w:rPr>
+                <w:rFonts w:ascii="Calibri" w:hAnsi="Calibri" w:cs="Arial"/>
+                <w:i/>
+                <w:color w:val="548DD4"/>
+                <w:sz w:val="20"/>
+                <w:szCs w:val="20"/>
+                <w:lang w:eastAsia="es-CL"/>
+              </w:rPr>
+              <w:t>backend</w:t>
+            </w:r>
+            <w:proofErr w:type="spellEnd"/>
+            <w:r>
+              <w:rPr>
+                <w:rFonts w:ascii="Calibri" w:hAnsi="Calibri" w:cs="Arial"/>
+                <w:i/>
+                <w:color w:val="548DD4"/>
+                <w:sz w:val="20"/>
+                <w:szCs w:val="20"/>
+                <w:lang w:eastAsia="es-CL"/>
+              </w:rPr>
+              <w:t>/</w:t>
+            </w:r>
+            <w:proofErr w:type="spellStart"/>
+            <w:r>
+              <w:rPr>
+                <w:rFonts w:ascii="Calibri" w:hAnsi="Calibri" w:cs="Arial"/>
+                <w:i/>
+                <w:color w:val="548DD4"/>
+                <w:sz w:val="20"/>
+                <w:szCs w:val="20"/>
+                <w:lang w:eastAsia="es-CL"/>
+              </w:rPr>
+              <w:t>frontend</w:t>
+            </w:r>
+            <w:proofErr w:type="spellEnd"/>
+            <w:r>
+              <w:rPr>
+                <w:rFonts w:ascii="Calibri" w:hAnsi="Calibri" w:cs="Arial"/>
+                <w:i/>
+                <w:color w:val="548DD4"/>
+                <w:sz w:val="20"/>
+                <w:szCs w:val="20"/>
+                <w:lang w:eastAsia="es-CL"/>
+              </w:rPr>
+              <w:t>, resolver incompatibilidades y verificar continuidad técnica de ISO 27001.</w:t>
+            </w:r>
+          </w:p>
+        </w:tc>
+        <w:tc>
+          <w:tcPr>
+            <w:tcW w:w="1580" w:type="dxa"/>
+            <w:tcBorders>
+              <w:top w:val="single" w:sz="4" w:space="0" w:color="BFBFBF" w:themeColor="background1" w:themeShade="BF"/>
+              <w:left w:val="single" w:sz="4" w:space="0" w:color="BFBFBF" w:themeColor="background1" w:themeShade="BF"/>
+              <w:bottom w:val="single" w:sz="4" w:space="0" w:color="BFBFBF" w:themeColor="background1" w:themeShade="BF"/>
+              <w:right w:val="single" w:sz="4" w:space="0" w:color="BFBFBF" w:themeColor="background1" w:themeShade="BF"/>
+            </w:tcBorders>
+            <w:vAlign w:val="center"/>
+            <w:hideMark/>
+          </w:tcPr>
+          <w:p>
+            <w:pPr>
+              <w:jc w:val="both"/>
+              <w:rPr>
+                <w:rFonts w:ascii="Calibri" w:hAnsi="Calibri" w:cs="Arial"/>
+                <w:i/>
+                <w:color w:val="548DD4"/>
+                <w:sz w:val="20"/>
+                <w:szCs w:val="20"/>
+                <w:lang w:eastAsia="es-CL"/>
+              </w:rPr>
+            </w:pPr>
+            <w:r>
+              <w:rPr>
+                <w:rFonts w:ascii="Calibri" w:hAnsi="Calibri" w:cs="Arial"/>
+                <w:i/>
+                <w:color w:val="548DD4"/>
+                <w:sz w:val="20"/>
+                <w:szCs w:val="20"/>
+                <w:lang w:eastAsia="es-CL"/>
+              </w:rPr>
+              <w:t>Entorno integrado, Docker, logs, repositorio.</w:t>
+            </w:r>
+          </w:p>
+        </w:tc>
+        <w:tc>
+          <w:tcPr>
+            <w:tcW w:w="1580" w:type="dxa"/>
+            <w:tcBorders>
+              <w:top w:val="single" w:sz="4" w:space="0" w:color="BFBFBF" w:themeColor="background1" w:themeShade="BF"/>
+              <w:left w:val="single" w:sz="4" w:space="0" w:color="BFBFBF" w:themeColor="background1" w:themeShade="BF"/>
+              <w:bottom w:val="single" w:sz="4" w:space="0" w:color="BFBFBF" w:themeColor="background1" w:themeShade="BF"/>
+              <w:right w:val="single" w:sz="4" w:space="0" w:color="BFBFBF" w:themeColor="background1" w:themeShade="BF"/>
+            </w:tcBorders>
+            <w:vAlign w:val="center"/>
+            <w:hideMark/>
+          </w:tcPr>
+          <w:p>
+            <w:pPr>
+              <w:jc w:val="both"/>
+              <w:rPr>
+                <w:rFonts w:ascii="Calibri" w:hAnsi="Calibri" w:cs="Arial"/>
+                <w:i/>
+                <w:color w:val="548DD4"/>
+                <w:sz w:val="20"/>
+                <w:szCs w:val="20"/>
+                <w:lang w:eastAsia="es-CL"/>
+              </w:rPr>
+            </w:pPr>
+            <w:r>
+              <w:rPr>
+                <w:rFonts w:ascii="Calibri" w:hAnsi="Calibri" w:cs="Arial"/>
+                <w:i/>
+                <w:color w:val="548DD4"/>
+                <w:sz w:val="20"/>
+                <w:szCs w:val="20"/>
+                <w:lang w:eastAsia="es-CL"/>
+              </w:rPr>
+              <w:t>S14-S15</w:t>
+            </w:r>
+          </w:p>
+        </w:tc>
+        <w:tc>
+          <w:tcPr>
+            <w:tcW w:w="1580" w:type="dxa"/>
+            <w:tcBorders>
+              <w:top w:val="single" w:sz="4" w:space="0" w:color="BFBFBF" w:themeColor="background1" w:themeShade="BF"/>
+              <w:left w:val="single" w:sz="4" w:space="0" w:color="BFBFBF" w:themeColor="background1" w:themeShade="BF"/>
+              <w:bottom w:val="single" w:sz="4" w:space="0" w:color="BFBFBF" w:themeColor="background1" w:themeShade="BF"/>
+              <w:right w:val="single" w:sz="4" w:space="0" w:color="BFBFBF" w:themeColor="background1" w:themeShade="BF"/>
+            </w:tcBorders>
+            <w:vAlign w:val="center"/>
+            <w:hideMark/>
+          </w:tcPr>
+          <w:p>
+            <w:pPr>
+              <w:jc w:val="both"/>
+              <w:rPr>
+                <w:rFonts w:ascii="Calibri" w:hAnsi="Calibri" w:cs="Arial"/>
+                <w:i/>
+                <w:color w:val="548DD4"/>
+                <w:sz w:val="20"/>
+                <w:szCs w:val="20"/>
+                <w:lang w:eastAsia="es-CL"/>
+              </w:rPr>
+            </w:pPr>
+            <w:r>
+              <w:rPr>
+                <w:rFonts w:ascii="Calibri" w:hAnsi="Calibri" w:cs="Arial"/>
+                <w:i/>
+                <w:color w:val="548DD4"/>
+                <w:sz w:val="20"/>
+                <w:szCs w:val="20"/>
+                <w:lang w:eastAsia="es-CL"/>
+              </w:rPr>
+              <w:t>Vicente Suazo</w:t>
+            </w:r>
+          </w:p>
+        </w:tc>
+        <w:tc>
+          <w:tcPr>
+            <w:tcW w:w="1581" w:type="dxa"/>
+            <w:tcBorders>
+              <w:top w:val="single" w:sz="4" w:space="0" w:color="BFBFBF" w:themeColor="background1" w:themeShade="BF"/>
+              <w:left w:val="single" w:sz="4" w:space="0" w:color="BFBFBF" w:themeColor="background1" w:themeShade="BF"/>
+              <w:bottom w:val="single" w:sz="4" w:space="0" w:color="BFBFBF" w:themeColor="background1" w:themeShade="BF"/>
+              <w:right w:val="single" w:sz="4" w:space="0" w:color="BFBFBF" w:themeColor="background1" w:themeShade="BF"/>
+            </w:tcBorders>
+            <w:vAlign w:val="center"/>
+            <w:hideMark/>
+          </w:tcPr>
+          <w:p>
+            <w:pPr>
+              <w:jc w:val="both"/>
+              <w:rPr>
+                <w:rFonts w:ascii="Calibri" w:hAnsi="Calibri" w:cs="Arial"/>
+                <w:i/>
+                <w:color w:val="548DD4"/>
+                <w:sz w:val="20"/>
+                <w:szCs w:val="20"/>
+                <w:lang w:eastAsia="es-CL"/>
+              </w:rPr>
+            </w:pPr>
+            <w:r>
+              <w:rPr>
+                <w:rFonts w:ascii="Calibri" w:hAnsi="Calibri" w:cs="Arial"/>
+                <w:i/>
+                <w:color w:val="548DD4"/>
+                <w:sz w:val="20"/>
+                <w:szCs w:val="20"/>
+                <w:lang w:eastAsia="es-CL"/>
+              </w:rPr>
+              <w:t>Preparación para validación final.</w:t>
+            </w:r>
+          </w:p>
+        </w:tc>
+      </w:tr>
+      <w:tr>
+        <w:trPr>
+          <w:jc w:val="center"/>
+        </w:trPr>
+        <w:tc>
+          <w:tcPr>
+            <w:tcW w:w="1580" w:type="dxa"/>
+            <w:tcBorders>
+              <w:top w:val="single" w:sz="4" w:space="0" w:color="BFBFBF" w:themeColor="background1" w:themeShade="BF"/>
+              <w:left w:val="single" w:sz="4" w:space="0" w:color="BFBFBF" w:themeColor="background1" w:themeShade="BF"/>
+              <w:bottom w:val="single" w:sz="4" w:space="0" w:color="BFBFBF" w:themeColor="background1" w:themeShade="BF"/>
+              <w:right w:val="single" w:sz="4" w:space="0" w:color="BFBFBF" w:themeColor="background1" w:themeShade="BF"/>
+            </w:tcBorders>
+            <w:vAlign w:val="center"/>
+            <w:hideMark/>
+          </w:tcPr>
+          <w:p>
+            <w:pPr>
+              <w:jc w:val="both"/>
+              <w:rPr>
+                <w:rFonts w:ascii="Calibri" w:hAnsi="Calibri" w:cs="Arial"/>
+                <w:i/>
+                <w:color w:val="548DD4"/>
+                <w:sz w:val="20"/>
+                <w:szCs w:val="20"/>
+                <w:lang w:eastAsia="es-CL"/>
+              </w:rPr>
+            </w:pPr>
+            <w:r>
+              <w:rPr>
+                <w:rFonts w:ascii="Calibri" w:hAnsi="Calibri" w:cs="Arial"/>
+                <w:i/>
+                <w:color w:val="548DD4"/>
+                <w:sz w:val="20"/>
+                <w:szCs w:val="20"/>
+                <w:lang w:eastAsia="es-CL"/>
+              </w:rPr>
+              <w:t>Calidad de Software</w:t>
+            </w:r>
+          </w:p>
+        </w:tc>
+        <w:tc>
+          <w:tcPr>
+            <w:tcW w:w="1580" w:type="dxa"/>
+            <w:tcBorders>
+              <w:top w:val="single" w:sz="4" w:space="0" w:color="BFBFBF" w:themeColor="background1" w:themeShade="BF"/>
+              <w:left w:val="single" w:sz="4" w:space="0" w:color="BFBFBF" w:themeColor="background1" w:themeShade="BF"/>
+              <w:bottom w:val="single" w:sz="4" w:space="0" w:color="BFBFBF" w:themeColor="background1" w:themeShade="BF"/>
+              <w:right w:val="single" w:sz="4" w:space="0" w:color="BFBFBF" w:themeColor="background1" w:themeShade="BF"/>
+            </w:tcBorders>
+            <w:vAlign w:val="center"/>
+            <w:hideMark/>
+          </w:tcPr>
+          <w:p>
+            <w:pPr>
+              <w:jc w:val="both"/>
+              <w:rPr>
+                <w:rFonts w:ascii="Calibri" w:hAnsi="Calibri" w:cs="Arial"/>
+                <w:i/>
+                <w:color w:val="548DD4"/>
+                <w:sz w:val="20"/>
+                <w:szCs w:val="20"/>
+                <w:lang w:eastAsia="es-CL"/>
+              </w:rPr>
+            </w:pPr>
+            <w:r>
+              <w:rPr>
+                <w:rFonts w:ascii="Calibri" w:hAnsi="Calibri" w:cs="Arial"/>
+                <w:i/>
+                <w:color w:val="548DD4"/>
+                <w:sz w:val="20"/>
+                <w:szCs w:val="20"/>
+                <w:lang w:eastAsia="es-CL"/>
+              </w:rPr>
+              <w:t>Validación funcional de integración</w:t>
+            </w:r>
+          </w:p>
+        </w:tc>
+        <w:tc>
+          <w:tcPr>
+            <w:tcW w:w="1580" w:type="dxa"/>
+            <w:tcBorders>
+              <w:top w:val="single" w:sz="4" w:space="0" w:color="BFBFBF" w:themeColor="background1" w:themeShade="BF"/>
+              <w:left w:val="single" w:sz="4" w:space="0" w:color="BFBFBF" w:themeColor="background1" w:themeShade="BF"/>
+              <w:bottom w:val="single" w:sz="4" w:space="0" w:color="BFBFBF" w:themeColor="background1" w:themeShade="BF"/>
+              <w:right w:val="single" w:sz="4" w:space="0" w:color="BFBFBF" w:themeColor="background1" w:themeShade="BF"/>
+            </w:tcBorders>
+            <w:vAlign w:val="center"/>
+            <w:hideMark/>
+          </w:tcPr>
+          <w:p>
+            <w:pPr>
+              <w:jc w:val="both"/>
+              <w:rPr>
+                <w:rFonts w:ascii="Calibri" w:hAnsi="Calibri" w:cs="Arial"/>
+                <w:i/>
+                <w:color w:val="548DD4"/>
+                <w:sz w:val="20"/>
+                <w:szCs w:val="20"/>
+                <w:lang w:eastAsia="es-CL"/>
+              </w:rPr>
+            </w:pPr>
+            <w:r>
+              <w:rPr>
+                <w:rFonts w:ascii="Calibri" w:hAnsi="Calibri" w:cs="Arial"/>
+                <w:i/>
+                <w:color w:val="548DD4"/>
+                <w:sz w:val="20"/>
+                <w:szCs w:val="20"/>
+                <w:lang w:eastAsia="es-CL"/>
+              </w:rPr>
+              <w:t xml:space="preserve">Validar flujos ISO 42001, permisos, criterios de aceptación e internacionalización sobre la </w:t>
+            </w:r>
+            <w:r>
+              <w:rPr>
+                <w:rFonts w:ascii="Calibri" w:hAnsi="Calibri" w:cs="Arial"/>
+                <w:i/>
+                <w:color w:val="548DD4"/>
+                <w:sz w:val="20"/>
+                <w:szCs w:val="20"/>
+                <w:lang w:eastAsia="es-CL"/>
+              </w:rPr>
+              <w:lastRenderedPageBreak/>
+              <w:t>solución integrada.</w:t>
+            </w:r>
+          </w:p>
+        </w:tc>
+        <w:tc>
+          <w:tcPr>
+            <w:tcW w:w="1580" w:type="dxa"/>
+            <w:tcBorders>
+              <w:top w:val="single" w:sz="4" w:space="0" w:color="BFBFBF" w:themeColor="background1" w:themeShade="BF"/>
+              <w:left w:val="single" w:sz="4" w:space="0" w:color="BFBFBF" w:themeColor="background1" w:themeShade="BF"/>
+              <w:bottom w:val="single" w:sz="4" w:space="0" w:color="BFBFBF" w:themeColor="background1" w:themeShade="BF"/>
+              <w:right w:val="single" w:sz="4" w:space="0" w:color="BFBFBF" w:themeColor="background1" w:themeShade="BF"/>
+            </w:tcBorders>
+            <w:vAlign w:val="center"/>
+            <w:hideMark/>
+          </w:tcPr>
+          <w:p>
+            <w:pPr>
+              <w:jc w:val="both"/>
+              <w:rPr>
+                <w:rFonts w:ascii="Calibri" w:hAnsi="Calibri" w:cs="Arial"/>
+                <w:i/>
+                <w:color w:val="548DD4"/>
+                <w:sz w:val="20"/>
+                <w:szCs w:val="20"/>
+                <w:lang w:eastAsia="es-CL"/>
+              </w:rPr>
+            </w:pPr>
+            <w:r>
+              <w:rPr>
+                <w:rFonts w:ascii="Calibri" w:hAnsi="Calibri" w:cs="Arial"/>
+                <w:i/>
+                <w:color w:val="548DD4"/>
+                <w:sz w:val="20"/>
+                <w:szCs w:val="20"/>
+                <w:lang w:eastAsia="es-CL"/>
+              </w:rPr>
+              <w:lastRenderedPageBreak/>
+              <w:t>Casos de prueba, entorno integrado, backlog.</w:t>
+            </w:r>
+          </w:p>
+        </w:tc>
+        <w:tc>
+          <w:tcPr>
+            <w:tcW w:w="1580" w:type="dxa"/>
+            <w:tcBorders>
+              <w:top w:val="single" w:sz="4" w:space="0" w:color="BFBFBF" w:themeColor="background1" w:themeShade="BF"/>
+              <w:left w:val="single" w:sz="4" w:space="0" w:color="BFBFBF" w:themeColor="background1" w:themeShade="BF"/>
+              <w:bottom w:val="single" w:sz="4" w:space="0" w:color="BFBFBF" w:themeColor="background1" w:themeShade="BF"/>
+              <w:right w:val="single" w:sz="4" w:space="0" w:color="BFBFBF" w:themeColor="background1" w:themeShade="BF"/>
+            </w:tcBorders>
+            <w:vAlign w:val="center"/>
+            <w:hideMark/>
+          </w:tcPr>
+          <w:p>
+            <w:pPr>
+              <w:jc w:val="both"/>
+              <w:rPr>
+                <w:rFonts w:ascii="Calibri" w:hAnsi="Calibri" w:cs="Arial"/>
+                <w:i/>
+                <w:color w:val="548DD4"/>
+                <w:sz w:val="20"/>
+                <w:szCs w:val="20"/>
+                <w:lang w:eastAsia="es-CL"/>
+              </w:rPr>
+            </w:pPr>
+            <w:r>
+              <w:rPr>
+                <w:rFonts w:ascii="Calibri" w:hAnsi="Calibri" w:cs="Arial"/>
+                <w:i/>
+                <w:color w:val="548DD4"/>
+                <w:sz w:val="20"/>
+                <w:szCs w:val="20"/>
+                <w:lang w:eastAsia="es-CL"/>
+              </w:rPr>
+              <w:t>S14-S15</w:t>
+            </w:r>
+          </w:p>
+        </w:tc>
+        <w:tc>
+          <w:tcPr>
+            <w:tcW w:w="1580" w:type="dxa"/>
+            <w:tcBorders>
+              <w:top w:val="single" w:sz="4" w:space="0" w:color="BFBFBF" w:themeColor="background1" w:themeShade="BF"/>
+              <w:left w:val="single" w:sz="4" w:space="0" w:color="BFBFBF" w:themeColor="background1" w:themeShade="BF"/>
+              <w:bottom w:val="single" w:sz="4" w:space="0" w:color="BFBFBF" w:themeColor="background1" w:themeShade="BF"/>
+              <w:right w:val="single" w:sz="4" w:space="0" w:color="BFBFBF" w:themeColor="background1" w:themeShade="BF"/>
+            </w:tcBorders>
+            <w:vAlign w:val="center"/>
+            <w:hideMark/>
+          </w:tcPr>
+          <w:p>
+            <w:pPr>
+              <w:jc w:val="both"/>
+              <w:rPr>
+                <w:rFonts w:ascii="Calibri" w:hAnsi="Calibri" w:cs="Arial"/>
+                <w:i/>
+                <w:color w:val="548DD4"/>
+                <w:sz w:val="20"/>
+                <w:szCs w:val="20"/>
+                <w:lang w:eastAsia="es-CL"/>
+              </w:rPr>
+            </w:pPr>
+            <w:r>
+              <w:rPr>
+                <w:rFonts w:ascii="Calibri" w:hAnsi="Calibri" w:cs="Arial"/>
+                <w:i/>
+                <w:color w:val="548DD4"/>
+                <w:sz w:val="20"/>
+                <w:szCs w:val="20"/>
+                <w:lang w:eastAsia="es-CL"/>
+              </w:rPr>
+              <w:t>Andrea Santana</w:t>
+            </w:r>
+          </w:p>
+        </w:tc>
+        <w:tc>
+          <w:tcPr>
+            <w:tcW w:w="1581" w:type="dxa"/>
+            <w:tcBorders>
+              <w:top w:val="single" w:sz="4" w:space="0" w:color="BFBFBF" w:themeColor="background1" w:themeShade="BF"/>
+              <w:left w:val="single" w:sz="4" w:space="0" w:color="BFBFBF" w:themeColor="background1" w:themeShade="BF"/>
+              <w:bottom w:val="single" w:sz="4" w:space="0" w:color="BFBFBF" w:themeColor="background1" w:themeShade="BF"/>
+              <w:right w:val="single" w:sz="4" w:space="0" w:color="BFBFBF" w:themeColor="background1" w:themeShade="BF"/>
+            </w:tcBorders>
+            <w:vAlign w:val="center"/>
+            <w:hideMark/>
+          </w:tcPr>
+          <w:p>
+            <w:pPr>
+              <w:jc w:val="both"/>
+              <w:rPr>
+                <w:rFonts w:ascii="Calibri" w:hAnsi="Calibri" w:cs="Arial"/>
+                <w:i/>
+                <w:color w:val="548DD4"/>
+                <w:sz w:val="20"/>
+                <w:szCs w:val="20"/>
+                <w:lang w:eastAsia="es-CL"/>
+              </w:rPr>
+            </w:pPr>
+            <w:r>
+              <w:rPr>
+                <w:rFonts w:ascii="Calibri" w:hAnsi="Calibri" w:cs="Arial"/>
+                <w:i/>
+                <w:color w:val="548DD4"/>
+                <w:sz w:val="20"/>
+                <w:szCs w:val="20"/>
+                <w:lang w:eastAsia="es-CL"/>
+              </w:rPr>
+              <w:t>Cierre funcional de Fase 2.</w:t>
             </w:r>
           </w:p>
         </w:tc>
@@ -4977,1818 +6800,52 @@
         </w:rPr>
       </w:pPr>
     </w:p>
-    <w:tbl>
-      <w:tblPr>
-        <w:tblStyle w:val="Tablaconcuadrcula"/>
-        <w:tblW w:w="10802" w:type="dxa"/>
-        <w:tblInd w:w="-1160" w:type="dxa"/>
-        <w:tblBorders>
-          <w:top w:val="single" w:sz="4" w:space="0" w:color="BFBFBF" w:themeColor="background1" w:themeShade="BF"/>
-          <w:left w:val="single" w:sz="4" w:space="0" w:color="BFBFBF" w:themeColor="background1" w:themeShade="BF"/>
-          <w:bottom w:val="single" w:sz="4" w:space="0" w:color="BFBFBF" w:themeColor="background1" w:themeShade="BF"/>
-          <w:right w:val="single" w:sz="4" w:space="0" w:color="BFBFBF" w:themeColor="background1" w:themeShade="BF"/>
-          <w:insideH w:val="single" w:sz="4" w:space="0" w:color="BFBFBF" w:themeColor="background1" w:themeShade="BF"/>
-          <w:insideV w:val="single" w:sz="4" w:space="0" w:color="BFBFBF" w:themeColor="background1" w:themeShade="BF"/>
-        </w:tblBorders>
-        <w:tblLook w:val="04A0" w:firstRow="1" w:lastRow="0" w:firstColumn="1" w:lastColumn="0" w:noHBand="0" w:noVBand="1"/>
-      </w:tblPr>
-      <w:tblGrid>
-        <w:gridCol w:w="1372"/>
-        <w:gridCol w:w="534"/>
-        <w:gridCol w:w="520"/>
-        <w:gridCol w:w="521"/>
-        <w:gridCol w:w="525"/>
-        <w:gridCol w:w="522"/>
-        <w:gridCol w:w="522"/>
-        <w:gridCol w:w="522"/>
-        <w:gridCol w:w="522"/>
-        <w:gridCol w:w="522"/>
-        <w:gridCol w:w="522"/>
-        <w:gridCol w:w="522"/>
-        <w:gridCol w:w="522"/>
-        <w:gridCol w:w="524"/>
-        <w:gridCol w:w="524"/>
-        <w:gridCol w:w="524"/>
-        <w:gridCol w:w="7"/>
-        <w:gridCol w:w="517"/>
-        <w:gridCol w:w="524"/>
-        <w:gridCol w:w="524"/>
-        <w:gridCol w:w="10"/>
-      </w:tblGrid>
-      <w:tr>
-        <w:trPr>
-          <w:trHeight w:val="294"/>
-        </w:trPr>
-        <w:tc>
-          <w:tcPr>
-            <w:tcW w:w="1351" w:type="dxa"/>
-            <w:vMerge w:val="restart"/>
-            <w:hideMark/>
-          </w:tcPr>
-          <w:p>
-            <w:pPr>
-              <w:spacing w:line="360" w:lineRule="auto"/>
-              <w:jc w:val="both"/>
-              <w:rPr>
-                <w:b/>
-                <w:sz w:val="16"/>
-                <w:szCs w:val="16"/>
-              </w:rPr>
-            </w:pPr>
-            <w:r>
-              <w:rPr>
-                <w:b/>
-                <w:sz w:val="16"/>
-                <w:szCs w:val="16"/>
-              </w:rPr>
-              <w:t>Actividad</w:t>
-            </w:r>
-          </w:p>
-        </w:tc>
-        <w:tc>
-          <w:tcPr>
-            <w:tcW w:w="2107" w:type="dxa"/>
-            <w:gridSpan w:val="4"/>
-            <w:shd w:val="clear" w:color="auto" w:fill="E2EFD9" w:themeFill="accent6" w:themeFillTint="33"/>
-            <w:hideMark/>
-          </w:tcPr>
-          <w:p>
-            <w:pPr>
-              <w:spacing w:line="360" w:lineRule="auto"/>
-              <w:jc w:val="center"/>
-              <w:rPr>
-                <w:b/>
-                <w:sz w:val="16"/>
-                <w:szCs w:val="16"/>
-              </w:rPr>
-            </w:pPr>
-            <w:r>
-              <w:rPr>
-                <w:b/>
-                <w:sz w:val="16"/>
-                <w:szCs w:val="16"/>
-              </w:rPr>
-              <w:t>Fase 1</w:t>
-            </w:r>
-          </w:p>
-        </w:tc>
-        <w:tc>
-          <w:tcPr>
-            <w:tcW w:w="5766" w:type="dxa"/>
-            <w:gridSpan w:val="12"/>
-            <w:shd w:val="clear" w:color="auto" w:fill="FFF2CC" w:themeFill="accent4" w:themeFillTint="33"/>
-            <w:hideMark/>
-          </w:tcPr>
-          <w:p>
-            <w:pPr>
-              <w:spacing w:line="360" w:lineRule="auto"/>
-              <w:jc w:val="center"/>
-              <w:rPr>
-                <w:b/>
-                <w:sz w:val="16"/>
-                <w:szCs w:val="16"/>
-              </w:rPr>
-            </w:pPr>
-            <w:r>
-              <w:rPr>
-                <w:b/>
-                <w:sz w:val="16"/>
-                <w:szCs w:val="16"/>
-              </w:rPr>
-              <w:t>Fase 2</w:t>
-            </w:r>
-          </w:p>
-        </w:tc>
-        <w:tc>
-          <w:tcPr>
-            <w:tcW w:w="1578" w:type="dxa"/>
-            <w:gridSpan w:val="4"/>
-            <w:shd w:val="clear" w:color="auto" w:fill="FBE4D5" w:themeFill="accent2" w:themeFillTint="33"/>
-            <w:hideMark/>
-          </w:tcPr>
-          <w:p>
-            <w:pPr>
-              <w:spacing w:line="360" w:lineRule="auto"/>
-              <w:jc w:val="center"/>
-              <w:rPr>
-                <w:b/>
-                <w:sz w:val="16"/>
-                <w:szCs w:val="16"/>
-              </w:rPr>
-            </w:pPr>
-            <w:r>
-              <w:rPr>
-                <w:b/>
-                <w:sz w:val="16"/>
-                <w:szCs w:val="16"/>
-              </w:rPr>
-              <w:t>Fase 3</w:t>
-            </w:r>
-          </w:p>
-        </w:tc>
-      </w:tr>
-      <w:tr>
-        <w:trPr>
-          <w:gridAfter w:val="1"/>
-          <w:wAfter w:w="10" w:type="dxa"/>
-          <w:trHeight w:val="303"/>
-        </w:trPr>
-        <w:tc>
-          <w:tcPr>
-            <w:tcW w:w="0" w:type="auto"/>
-            <w:vMerge/>
-            <w:vAlign w:val="center"/>
-            <w:hideMark/>
-          </w:tcPr>
-          <w:p>
-            <w:pPr>
-              <w:rPr>
-                <w:b/>
-                <w:sz w:val="16"/>
-                <w:szCs w:val="16"/>
-              </w:rPr>
-            </w:pPr>
-          </w:p>
-        </w:tc>
-        <w:tc>
-          <w:tcPr>
-            <w:tcW w:w="536" w:type="dxa"/>
-            <w:hideMark/>
-          </w:tcPr>
-          <w:p>
-            <w:pPr>
-              <w:spacing w:line="360" w:lineRule="auto"/>
-              <w:jc w:val="center"/>
-              <w:rPr>
-                <w:b/>
-                <w:sz w:val="16"/>
-                <w:szCs w:val="16"/>
-              </w:rPr>
-            </w:pPr>
-            <w:r>
-              <w:rPr>
-                <w:b/>
-                <w:sz w:val="16"/>
-                <w:szCs w:val="16"/>
-              </w:rPr>
-              <w:t>S 1</w:t>
-            </w:r>
-          </w:p>
-        </w:tc>
-        <w:tc>
-          <w:tcPr>
-            <w:tcW w:w="522" w:type="dxa"/>
-            <w:hideMark/>
-          </w:tcPr>
-          <w:p>
-            <w:pPr>
-              <w:spacing w:line="360" w:lineRule="auto"/>
-              <w:jc w:val="center"/>
-              <w:rPr>
-                <w:b/>
-                <w:sz w:val="16"/>
-                <w:szCs w:val="16"/>
-              </w:rPr>
-            </w:pPr>
-            <w:r>
-              <w:rPr>
-                <w:b/>
-                <w:sz w:val="16"/>
-                <w:szCs w:val="16"/>
-              </w:rPr>
-              <w:t>S 2</w:t>
-            </w:r>
-          </w:p>
-        </w:tc>
-        <w:tc>
-          <w:tcPr>
-            <w:tcW w:w="523" w:type="dxa"/>
-            <w:hideMark/>
-          </w:tcPr>
-          <w:p>
-            <w:pPr>
-              <w:spacing w:line="360" w:lineRule="auto"/>
-              <w:jc w:val="center"/>
-              <w:rPr>
-                <w:b/>
-                <w:sz w:val="16"/>
-                <w:szCs w:val="16"/>
-              </w:rPr>
-            </w:pPr>
-            <w:r>
-              <w:rPr>
-                <w:b/>
-                <w:sz w:val="16"/>
-                <w:szCs w:val="16"/>
-              </w:rPr>
-              <w:t>S 3</w:t>
-            </w:r>
-          </w:p>
-        </w:tc>
-        <w:tc>
-          <w:tcPr>
-            <w:tcW w:w="526" w:type="dxa"/>
-            <w:hideMark/>
-          </w:tcPr>
-          <w:p>
-            <w:pPr>
-              <w:spacing w:line="360" w:lineRule="auto"/>
-              <w:jc w:val="center"/>
-              <w:rPr>
-                <w:b/>
-                <w:sz w:val="16"/>
-                <w:szCs w:val="16"/>
-              </w:rPr>
-            </w:pPr>
-            <w:r>
-              <w:rPr>
-                <w:b/>
-                <w:sz w:val="16"/>
-                <w:szCs w:val="16"/>
-              </w:rPr>
-              <w:t>S 4</w:t>
-            </w:r>
-          </w:p>
-        </w:tc>
-        <w:tc>
-          <w:tcPr>
-            <w:tcW w:w="523" w:type="dxa"/>
-            <w:hideMark/>
-          </w:tcPr>
-          <w:p>
-            <w:pPr>
-              <w:spacing w:line="360" w:lineRule="auto"/>
-              <w:jc w:val="center"/>
-              <w:rPr>
-                <w:b/>
-                <w:sz w:val="16"/>
-                <w:szCs w:val="16"/>
-              </w:rPr>
-            </w:pPr>
-            <w:r>
-              <w:rPr>
-                <w:b/>
-                <w:sz w:val="16"/>
-                <w:szCs w:val="16"/>
-              </w:rPr>
-              <w:t>S 5</w:t>
-            </w:r>
-          </w:p>
-        </w:tc>
-        <w:tc>
-          <w:tcPr>
-            <w:tcW w:w="523" w:type="dxa"/>
-            <w:hideMark/>
-          </w:tcPr>
-          <w:p>
-            <w:pPr>
-              <w:spacing w:line="360" w:lineRule="auto"/>
-              <w:jc w:val="center"/>
-              <w:rPr>
-                <w:b/>
-                <w:sz w:val="16"/>
-                <w:szCs w:val="16"/>
-              </w:rPr>
-            </w:pPr>
-            <w:r>
-              <w:rPr>
-                <w:b/>
-                <w:sz w:val="16"/>
-                <w:szCs w:val="16"/>
-              </w:rPr>
-              <w:t>S 6</w:t>
-            </w:r>
-          </w:p>
-        </w:tc>
-        <w:tc>
-          <w:tcPr>
-            <w:tcW w:w="523" w:type="dxa"/>
-            <w:hideMark/>
-          </w:tcPr>
-          <w:p>
-            <w:pPr>
-              <w:spacing w:line="360" w:lineRule="auto"/>
-              <w:jc w:val="center"/>
-              <w:rPr>
-                <w:b/>
-                <w:sz w:val="16"/>
-                <w:szCs w:val="16"/>
-              </w:rPr>
-            </w:pPr>
-            <w:r>
-              <w:rPr>
-                <w:b/>
-                <w:sz w:val="16"/>
-                <w:szCs w:val="16"/>
-              </w:rPr>
-              <w:t>S 7</w:t>
-            </w:r>
-          </w:p>
-        </w:tc>
-        <w:tc>
-          <w:tcPr>
-            <w:tcW w:w="523" w:type="dxa"/>
-            <w:hideMark/>
-          </w:tcPr>
-          <w:p>
-            <w:pPr>
-              <w:spacing w:line="360" w:lineRule="auto"/>
-              <w:jc w:val="center"/>
-              <w:rPr>
-                <w:b/>
-                <w:sz w:val="16"/>
-                <w:szCs w:val="16"/>
-              </w:rPr>
-            </w:pPr>
-            <w:r>
-              <w:rPr>
-                <w:b/>
-                <w:sz w:val="16"/>
-                <w:szCs w:val="16"/>
-              </w:rPr>
-              <w:t>S 8</w:t>
-            </w:r>
-          </w:p>
-        </w:tc>
-        <w:tc>
-          <w:tcPr>
-            <w:tcW w:w="523" w:type="dxa"/>
-            <w:hideMark/>
-          </w:tcPr>
-          <w:p>
-            <w:pPr>
-              <w:spacing w:line="360" w:lineRule="auto"/>
-              <w:jc w:val="center"/>
-              <w:rPr>
-                <w:b/>
-                <w:sz w:val="16"/>
-                <w:szCs w:val="16"/>
-              </w:rPr>
-            </w:pPr>
-            <w:r>
-              <w:rPr>
-                <w:b/>
-                <w:sz w:val="16"/>
-                <w:szCs w:val="16"/>
-              </w:rPr>
-              <w:t>S 9</w:t>
-            </w:r>
-          </w:p>
-        </w:tc>
-        <w:tc>
-          <w:tcPr>
-            <w:tcW w:w="523" w:type="dxa"/>
-            <w:hideMark/>
-          </w:tcPr>
-          <w:p>
-            <w:pPr>
-              <w:spacing w:line="360" w:lineRule="auto"/>
-              <w:jc w:val="center"/>
-              <w:rPr>
-                <w:b/>
-                <w:sz w:val="16"/>
-                <w:szCs w:val="16"/>
-              </w:rPr>
-            </w:pPr>
-            <w:r>
-              <w:rPr>
-                <w:b/>
-                <w:sz w:val="16"/>
-                <w:szCs w:val="16"/>
-              </w:rPr>
-              <w:t>S 10</w:t>
-            </w:r>
-          </w:p>
-        </w:tc>
-        <w:tc>
-          <w:tcPr>
-            <w:tcW w:w="523" w:type="dxa"/>
-            <w:hideMark/>
-          </w:tcPr>
-          <w:p>
-            <w:pPr>
-              <w:spacing w:line="360" w:lineRule="auto"/>
-              <w:jc w:val="center"/>
-              <w:rPr>
-                <w:b/>
-                <w:sz w:val="16"/>
-                <w:szCs w:val="16"/>
-              </w:rPr>
-            </w:pPr>
-            <w:r>
-              <w:rPr>
-                <w:b/>
-                <w:sz w:val="16"/>
-                <w:szCs w:val="16"/>
-              </w:rPr>
-              <w:t>S 11</w:t>
-            </w:r>
-          </w:p>
-        </w:tc>
-        <w:tc>
-          <w:tcPr>
-            <w:tcW w:w="523" w:type="dxa"/>
-            <w:hideMark/>
-          </w:tcPr>
-          <w:p>
-            <w:pPr>
-              <w:spacing w:line="360" w:lineRule="auto"/>
-              <w:jc w:val="center"/>
-              <w:rPr>
-                <w:b/>
-                <w:sz w:val="16"/>
-                <w:szCs w:val="16"/>
-              </w:rPr>
-            </w:pPr>
-            <w:r>
-              <w:rPr>
-                <w:b/>
-                <w:sz w:val="16"/>
-                <w:szCs w:val="16"/>
-              </w:rPr>
-              <w:t>S 12</w:t>
-            </w:r>
-          </w:p>
-        </w:tc>
-        <w:tc>
-          <w:tcPr>
-            <w:tcW w:w="525" w:type="dxa"/>
-            <w:hideMark/>
-          </w:tcPr>
-          <w:p>
-            <w:pPr>
-              <w:spacing w:line="360" w:lineRule="auto"/>
-              <w:jc w:val="center"/>
-              <w:rPr>
-                <w:b/>
-                <w:sz w:val="16"/>
-                <w:szCs w:val="16"/>
-              </w:rPr>
-            </w:pPr>
-            <w:r>
-              <w:rPr>
-                <w:b/>
-                <w:sz w:val="16"/>
-                <w:szCs w:val="16"/>
-              </w:rPr>
-              <w:t>S 13</w:t>
-            </w:r>
-          </w:p>
-        </w:tc>
-        <w:tc>
-          <w:tcPr>
-            <w:tcW w:w="525" w:type="dxa"/>
-            <w:hideMark/>
-          </w:tcPr>
-          <w:p>
-            <w:pPr>
-              <w:spacing w:line="360" w:lineRule="auto"/>
-              <w:jc w:val="center"/>
-              <w:rPr>
-                <w:b/>
-                <w:sz w:val="16"/>
-                <w:szCs w:val="16"/>
-              </w:rPr>
-            </w:pPr>
-            <w:r>
-              <w:rPr>
-                <w:b/>
-                <w:sz w:val="16"/>
-                <w:szCs w:val="16"/>
-              </w:rPr>
-              <w:t>S 14</w:t>
-            </w:r>
-          </w:p>
-        </w:tc>
-        <w:tc>
-          <w:tcPr>
-            <w:tcW w:w="525" w:type="dxa"/>
-            <w:hideMark/>
-          </w:tcPr>
-          <w:p>
-            <w:pPr>
-              <w:spacing w:line="360" w:lineRule="auto"/>
-              <w:jc w:val="center"/>
-              <w:rPr>
-                <w:b/>
-                <w:sz w:val="16"/>
-                <w:szCs w:val="16"/>
-              </w:rPr>
-            </w:pPr>
-            <w:r>
-              <w:rPr>
-                <w:b/>
-                <w:sz w:val="16"/>
-                <w:szCs w:val="16"/>
-              </w:rPr>
-              <w:t>S 15</w:t>
-            </w:r>
-          </w:p>
-        </w:tc>
-        <w:tc>
-          <w:tcPr>
-            <w:tcW w:w="525" w:type="dxa"/>
-            <w:gridSpan w:val="2"/>
-            <w:hideMark/>
-          </w:tcPr>
-          <w:p>
-            <w:pPr>
-              <w:spacing w:line="360" w:lineRule="auto"/>
-              <w:jc w:val="center"/>
-              <w:rPr>
-                <w:b/>
-                <w:sz w:val="16"/>
-                <w:szCs w:val="16"/>
-              </w:rPr>
-            </w:pPr>
-            <w:r>
-              <w:rPr>
-                <w:b/>
-                <w:sz w:val="16"/>
-                <w:szCs w:val="16"/>
-              </w:rPr>
-              <w:t>S 16</w:t>
-            </w:r>
-          </w:p>
-        </w:tc>
-        <w:tc>
-          <w:tcPr>
-            <w:tcW w:w="525" w:type="dxa"/>
-            <w:hideMark/>
-          </w:tcPr>
-          <w:p>
-            <w:pPr>
-              <w:spacing w:line="360" w:lineRule="auto"/>
-              <w:jc w:val="center"/>
-              <w:rPr>
-                <w:b/>
-                <w:sz w:val="16"/>
-                <w:szCs w:val="16"/>
-              </w:rPr>
-            </w:pPr>
-            <w:r>
-              <w:rPr>
-                <w:b/>
-                <w:sz w:val="16"/>
-                <w:szCs w:val="16"/>
-              </w:rPr>
-              <w:t>S 17</w:t>
-            </w:r>
-          </w:p>
-        </w:tc>
-        <w:tc>
-          <w:tcPr>
-            <w:tcW w:w="525" w:type="dxa"/>
-            <w:hideMark/>
-          </w:tcPr>
-          <w:p>
-            <w:pPr>
-              <w:spacing w:line="360" w:lineRule="auto"/>
-              <w:jc w:val="center"/>
-              <w:rPr>
-                <w:b/>
-                <w:sz w:val="16"/>
-                <w:szCs w:val="16"/>
-              </w:rPr>
-            </w:pPr>
-            <w:r>
-              <w:rPr>
-                <w:b/>
-                <w:sz w:val="16"/>
-                <w:szCs w:val="16"/>
-              </w:rPr>
-              <w:t>S 18</w:t>
-            </w:r>
-          </w:p>
-        </w:tc>
-      </w:tr>
-      <w:tr>
-        <w:trPr>
-          <w:gridAfter w:val="1"/>
-          <w:wAfter w:w="10" w:type="dxa"/>
-          <w:trHeight w:val="294"/>
-        </w:trPr>
-        <w:tc>
-          <w:tcPr>
-            <w:tcW w:w="1351" w:type="dxa"/>
-            <w:vAlign w:val="center"/>
-            <w:hideMark/>
-          </w:tcPr>
-          <w:p>
-            <w:pPr>
-              <w:spacing w:line="360" w:lineRule="auto"/>
-              <w:jc w:val="both"/>
-              <w:rPr>
-                <w:b/>
-                <w:sz w:val="16"/>
-                <w:szCs w:val="16"/>
-              </w:rPr>
-            </w:pPr>
-            <w:r>
-              <w:rPr>
-                <w:rFonts w:ascii="Calibri" w:hAnsi="Calibri" w:cs="Calibri"/>
-                <w:color w:val="000000"/>
-                <w:sz w:val="18"/>
-                <w:szCs w:val="18"/>
-              </w:rPr>
-              <w:t>Análisis de plataforma, alcance y requerimientos ISO 42001</w:t>
-            </w:r>
-          </w:p>
-        </w:tc>
-        <w:tc>
-          <w:tcPr>
-            <w:tcW w:w="536" w:type="dxa"/>
-            <w:vAlign w:val="center"/>
-          </w:tcPr>
-          <w:p>
-            <w:pPr>
-              <w:spacing w:line="360" w:lineRule="auto"/>
-              <w:jc w:val="both"/>
-              <w:rPr>
-                <w:b/>
-                <w:sz w:val="16"/>
-                <w:szCs w:val="16"/>
-              </w:rPr>
-            </w:pPr>
-            <w:r>
-              <w:rPr>
-                <w:rFonts w:ascii="Calibri" w:hAnsi="Calibri" w:cs="Calibri"/>
-                <w:color w:val="000000"/>
-                <w:sz w:val="18"/>
-                <w:szCs w:val="18"/>
-              </w:rPr>
-              <w:t>X</w:t>
-            </w:r>
-          </w:p>
-        </w:tc>
-        <w:tc>
-          <w:tcPr>
-            <w:tcW w:w="522" w:type="dxa"/>
-            <w:vAlign w:val="center"/>
-          </w:tcPr>
-          <w:p>
-            <w:pPr>
-              <w:spacing w:line="360" w:lineRule="auto"/>
-              <w:jc w:val="both"/>
-              <w:rPr>
-                <w:b/>
-                <w:sz w:val="16"/>
-                <w:szCs w:val="16"/>
-              </w:rPr>
-            </w:pPr>
-            <w:r>
-              <w:rPr>
-                <w:rFonts w:ascii="Calibri" w:hAnsi="Calibri" w:cs="Calibri"/>
-                <w:color w:val="000000"/>
-                <w:sz w:val="18"/>
-                <w:szCs w:val="18"/>
-              </w:rPr>
-              <w:t>X</w:t>
-            </w:r>
-          </w:p>
-        </w:tc>
-        <w:tc>
-          <w:tcPr>
-            <w:tcW w:w="523" w:type="dxa"/>
-            <w:vAlign w:val="center"/>
-          </w:tcPr>
-          <w:p>
-            <w:pPr>
-              <w:spacing w:line="360" w:lineRule="auto"/>
-              <w:jc w:val="both"/>
-              <w:rPr>
-                <w:b/>
-                <w:sz w:val="16"/>
-                <w:szCs w:val="16"/>
-              </w:rPr>
-            </w:pPr>
-            <w:r>
-              <w:rPr>
-                <w:rFonts w:ascii="Calibri" w:hAnsi="Calibri" w:cs="Calibri"/>
-                <w:color w:val="000000"/>
-                <w:sz w:val="18"/>
-                <w:szCs w:val="18"/>
-              </w:rPr>
-              <w:t>X</w:t>
-            </w:r>
-          </w:p>
-        </w:tc>
-        <w:tc>
-          <w:tcPr>
-            <w:tcW w:w="526" w:type="dxa"/>
-            <w:vAlign w:val="center"/>
-          </w:tcPr>
-          <w:p>
-            <w:pPr>
-              <w:spacing w:line="360" w:lineRule="auto"/>
-              <w:jc w:val="both"/>
-              <w:rPr>
-                <w:b/>
-                <w:sz w:val="16"/>
-                <w:szCs w:val="16"/>
-              </w:rPr>
-            </w:pPr>
-            <w:r>
-              <w:rPr>
-                <w:rFonts w:ascii="Calibri" w:hAnsi="Calibri" w:cs="Calibri"/>
-                <w:color w:val="000000"/>
-                <w:sz w:val="18"/>
-                <w:szCs w:val="18"/>
-              </w:rPr>
-              <w:t>X</w:t>
-            </w:r>
-          </w:p>
-        </w:tc>
-        <w:tc>
-          <w:tcPr>
-            <w:tcW w:w="523" w:type="dxa"/>
-            <w:vAlign w:val="center"/>
-          </w:tcPr>
-          <w:p>
-            <w:pPr>
-              <w:spacing w:line="360" w:lineRule="auto"/>
-              <w:jc w:val="both"/>
-              <w:rPr>
-                <w:b/>
-                <w:sz w:val="16"/>
-                <w:szCs w:val="16"/>
-              </w:rPr>
-            </w:pPr>
-          </w:p>
-        </w:tc>
-        <w:tc>
-          <w:tcPr>
-            <w:tcW w:w="523" w:type="dxa"/>
-            <w:vAlign w:val="center"/>
-          </w:tcPr>
-          <w:p>
-            <w:pPr>
-              <w:spacing w:line="360" w:lineRule="auto"/>
-              <w:jc w:val="both"/>
-              <w:rPr>
-                <w:b/>
-                <w:sz w:val="16"/>
-                <w:szCs w:val="16"/>
-              </w:rPr>
-            </w:pPr>
-          </w:p>
-        </w:tc>
-        <w:tc>
-          <w:tcPr>
-            <w:tcW w:w="523" w:type="dxa"/>
-            <w:vAlign w:val="center"/>
-          </w:tcPr>
-          <w:p>
-            <w:pPr>
-              <w:spacing w:line="360" w:lineRule="auto"/>
-              <w:jc w:val="both"/>
-              <w:rPr>
-                <w:b/>
-                <w:sz w:val="16"/>
-                <w:szCs w:val="16"/>
-              </w:rPr>
-            </w:pPr>
-          </w:p>
-        </w:tc>
-        <w:tc>
-          <w:tcPr>
-            <w:tcW w:w="523" w:type="dxa"/>
-            <w:vAlign w:val="center"/>
-          </w:tcPr>
-          <w:p>
-            <w:pPr>
-              <w:spacing w:line="360" w:lineRule="auto"/>
-              <w:jc w:val="both"/>
-              <w:rPr>
-                <w:b/>
-                <w:sz w:val="16"/>
-                <w:szCs w:val="16"/>
-              </w:rPr>
-            </w:pPr>
-          </w:p>
-        </w:tc>
-        <w:tc>
-          <w:tcPr>
-            <w:tcW w:w="523" w:type="dxa"/>
-            <w:vAlign w:val="center"/>
-          </w:tcPr>
-          <w:p>
-            <w:pPr>
-              <w:spacing w:line="360" w:lineRule="auto"/>
-              <w:jc w:val="both"/>
-              <w:rPr>
-                <w:b/>
-                <w:sz w:val="16"/>
-                <w:szCs w:val="16"/>
-              </w:rPr>
-            </w:pPr>
-          </w:p>
-        </w:tc>
-        <w:tc>
-          <w:tcPr>
-            <w:tcW w:w="523" w:type="dxa"/>
-            <w:vAlign w:val="center"/>
-          </w:tcPr>
-          <w:p>
-            <w:pPr>
-              <w:spacing w:line="360" w:lineRule="auto"/>
-              <w:jc w:val="both"/>
-              <w:rPr>
-                <w:b/>
-                <w:sz w:val="16"/>
-                <w:szCs w:val="16"/>
-              </w:rPr>
-            </w:pPr>
-          </w:p>
-        </w:tc>
-        <w:tc>
-          <w:tcPr>
-            <w:tcW w:w="523" w:type="dxa"/>
-            <w:vAlign w:val="center"/>
-          </w:tcPr>
-          <w:p>
-            <w:pPr>
-              <w:spacing w:line="360" w:lineRule="auto"/>
-              <w:jc w:val="both"/>
-              <w:rPr>
-                <w:b/>
-                <w:sz w:val="16"/>
-                <w:szCs w:val="16"/>
-              </w:rPr>
-            </w:pPr>
-          </w:p>
-        </w:tc>
-        <w:tc>
-          <w:tcPr>
-            <w:tcW w:w="523" w:type="dxa"/>
-            <w:vAlign w:val="center"/>
-          </w:tcPr>
-          <w:p>
-            <w:pPr>
-              <w:spacing w:line="360" w:lineRule="auto"/>
-              <w:jc w:val="both"/>
-              <w:rPr>
-                <w:b/>
-                <w:sz w:val="16"/>
-                <w:szCs w:val="16"/>
-              </w:rPr>
-            </w:pPr>
-          </w:p>
-        </w:tc>
-        <w:tc>
-          <w:tcPr>
-            <w:tcW w:w="525" w:type="dxa"/>
-            <w:vAlign w:val="center"/>
-          </w:tcPr>
-          <w:p>
-            <w:pPr>
-              <w:spacing w:line="360" w:lineRule="auto"/>
-              <w:jc w:val="both"/>
-              <w:rPr>
-                <w:b/>
-                <w:sz w:val="16"/>
-                <w:szCs w:val="16"/>
-              </w:rPr>
-            </w:pPr>
-          </w:p>
-        </w:tc>
-        <w:tc>
-          <w:tcPr>
-            <w:tcW w:w="525" w:type="dxa"/>
-            <w:vAlign w:val="center"/>
-          </w:tcPr>
-          <w:p>
-            <w:pPr>
-              <w:spacing w:line="360" w:lineRule="auto"/>
-              <w:jc w:val="both"/>
-              <w:rPr>
-                <w:b/>
-                <w:sz w:val="16"/>
-                <w:szCs w:val="16"/>
-              </w:rPr>
-            </w:pPr>
-          </w:p>
-        </w:tc>
-        <w:tc>
-          <w:tcPr>
-            <w:tcW w:w="525" w:type="dxa"/>
-            <w:vAlign w:val="center"/>
-          </w:tcPr>
-          <w:p>
-            <w:pPr>
-              <w:spacing w:line="360" w:lineRule="auto"/>
-              <w:jc w:val="both"/>
-              <w:rPr>
-                <w:b/>
-                <w:sz w:val="16"/>
-                <w:szCs w:val="16"/>
-              </w:rPr>
-            </w:pPr>
-          </w:p>
-        </w:tc>
-        <w:tc>
-          <w:tcPr>
-            <w:tcW w:w="525" w:type="dxa"/>
-            <w:gridSpan w:val="2"/>
-            <w:vAlign w:val="center"/>
-          </w:tcPr>
-          <w:p>
-            <w:pPr>
-              <w:spacing w:line="360" w:lineRule="auto"/>
-              <w:jc w:val="both"/>
-              <w:rPr>
-                <w:b/>
-                <w:sz w:val="16"/>
-                <w:szCs w:val="16"/>
-              </w:rPr>
-            </w:pPr>
-          </w:p>
-        </w:tc>
-        <w:tc>
-          <w:tcPr>
-            <w:tcW w:w="525" w:type="dxa"/>
-            <w:vAlign w:val="center"/>
-          </w:tcPr>
-          <w:p>
-            <w:pPr>
-              <w:spacing w:line="360" w:lineRule="auto"/>
-              <w:jc w:val="both"/>
-              <w:rPr>
-                <w:b/>
-                <w:sz w:val="16"/>
-                <w:szCs w:val="16"/>
-              </w:rPr>
-            </w:pPr>
-          </w:p>
-        </w:tc>
-        <w:tc>
-          <w:tcPr>
-            <w:tcW w:w="525" w:type="dxa"/>
-            <w:vAlign w:val="center"/>
-          </w:tcPr>
-          <w:p>
-            <w:pPr>
-              <w:spacing w:line="360" w:lineRule="auto"/>
-              <w:jc w:val="both"/>
-              <w:rPr>
-                <w:b/>
-                <w:sz w:val="16"/>
-                <w:szCs w:val="16"/>
-              </w:rPr>
-            </w:pPr>
-          </w:p>
-        </w:tc>
-      </w:tr>
-      <w:tr>
-        <w:trPr>
-          <w:gridAfter w:val="1"/>
-          <w:wAfter w:w="10" w:type="dxa"/>
-          <w:trHeight w:val="303"/>
-        </w:trPr>
-        <w:tc>
-          <w:tcPr>
-            <w:tcW w:w="1351" w:type="dxa"/>
-            <w:vAlign w:val="center"/>
-          </w:tcPr>
-          <w:p>
-            <w:pPr>
-              <w:spacing w:line="360" w:lineRule="auto"/>
-              <w:jc w:val="both"/>
-              <w:rPr>
-                <w:b/>
-                <w:sz w:val="16"/>
-                <w:szCs w:val="16"/>
-              </w:rPr>
-            </w:pPr>
-            <w:r>
-              <w:rPr>
-                <w:rFonts w:ascii="Calibri" w:hAnsi="Calibri" w:cs="Calibri"/>
-                <w:color w:val="000000"/>
-                <w:sz w:val="18"/>
-                <w:szCs w:val="18"/>
-              </w:rPr>
-              <w:t>Diseño, desarrollo e integración de funcionalidades ISO 42001</w:t>
-            </w:r>
-          </w:p>
-        </w:tc>
-        <w:tc>
-          <w:tcPr>
-            <w:tcW w:w="536" w:type="dxa"/>
-            <w:vAlign w:val="center"/>
-          </w:tcPr>
-          <w:p>
-            <w:pPr>
-              <w:spacing w:line="360" w:lineRule="auto"/>
-              <w:jc w:val="both"/>
-              <w:rPr>
-                <w:b/>
-                <w:sz w:val="16"/>
-                <w:szCs w:val="16"/>
-              </w:rPr>
-            </w:pPr>
-          </w:p>
-        </w:tc>
-        <w:tc>
-          <w:tcPr>
-            <w:tcW w:w="522" w:type="dxa"/>
-            <w:vAlign w:val="center"/>
-          </w:tcPr>
-          <w:p>
-            <w:pPr>
-              <w:spacing w:line="360" w:lineRule="auto"/>
-              <w:jc w:val="both"/>
-              <w:rPr>
-                <w:b/>
-                <w:sz w:val="16"/>
-                <w:szCs w:val="16"/>
-              </w:rPr>
-            </w:pPr>
-          </w:p>
-        </w:tc>
-        <w:tc>
-          <w:tcPr>
-            <w:tcW w:w="523" w:type="dxa"/>
-            <w:vAlign w:val="center"/>
-          </w:tcPr>
-          <w:p>
-            <w:pPr>
-              <w:spacing w:line="360" w:lineRule="auto"/>
-              <w:jc w:val="both"/>
-              <w:rPr>
-                <w:b/>
-                <w:sz w:val="16"/>
-                <w:szCs w:val="16"/>
-              </w:rPr>
-            </w:pPr>
-          </w:p>
-        </w:tc>
-        <w:tc>
-          <w:tcPr>
-            <w:tcW w:w="526" w:type="dxa"/>
-            <w:vAlign w:val="center"/>
-          </w:tcPr>
-          <w:p>
-            <w:pPr>
-              <w:spacing w:line="360" w:lineRule="auto"/>
-              <w:jc w:val="both"/>
-              <w:rPr>
-                <w:b/>
-                <w:sz w:val="16"/>
-                <w:szCs w:val="16"/>
-              </w:rPr>
-            </w:pPr>
-          </w:p>
-        </w:tc>
-        <w:tc>
-          <w:tcPr>
-            <w:tcW w:w="523" w:type="dxa"/>
-            <w:vAlign w:val="center"/>
-          </w:tcPr>
-          <w:p>
-            <w:pPr>
-              <w:spacing w:line="360" w:lineRule="auto"/>
-              <w:jc w:val="both"/>
-              <w:rPr>
-                <w:b/>
-                <w:sz w:val="16"/>
-                <w:szCs w:val="16"/>
-              </w:rPr>
-            </w:pPr>
-            <w:r>
-              <w:rPr>
-                <w:rFonts w:ascii="Calibri" w:hAnsi="Calibri" w:cs="Calibri"/>
-                <w:color w:val="000000"/>
-                <w:sz w:val="18"/>
-                <w:szCs w:val="18"/>
-              </w:rPr>
-              <w:t>X</w:t>
-            </w:r>
-          </w:p>
-        </w:tc>
-        <w:tc>
-          <w:tcPr>
-            <w:tcW w:w="523" w:type="dxa"/>
-            <w:vAlign w:val="center"/>
-          </w:tcPr>
-          <w:p>
-            <w:pPr>
-              <w:spacing w:line="360" w:lineRule="auto"/>
-              <w:jc w:val="both"/>
-              <w:rPr>
-                <w:b/>
-                <w:sz w:val="16"/>
-                <w:szCs w:val="16"/>
-              </w:rPr>
-            </w:pPr>
-            <w:r>
-              <w:rPr>
-                <w:rFonts w:ascii="Calibri" w:hAnsi="Calibri" w:cs="Calibri"/>
-                <w:color w:val="000000"/>
-                <w:sz w:val="18"/>
-                <w:szCs w:val="18"/>
-              </w:rPr>
-              <w:t>X</w:t>
-            </w:r>
-          </w:p>
-        </w:tc>
-        <w:tc>
-          <w:tcPr>
-            <w:tcW w:w="523" w:type="dxa"/>
-            <w:vAlign w:val="center"/>
-          </w:tcPr>
-          <w:p>
-            <w:pPr>
-              <w:spacing w:line="360" w:lineRule="auto"/>
-              <w:jc w:val="both"/>
-              <w:rPr>
-                <w:b/>
-                <w:sz w:val="16"/>
-                <w:szCs w:val="16"/>
-              </w:rPr>
-            </w:pPr>
-            <w:r>
-              <w:rPr>
-                <w:rFonts w:ascii="Calibri" w:hAnsi="Calibri" w:cs="Calibri"/>
-                <w:color w:val="000000"/>
-                <w:sz w:val="18"/>
-                <w:szCs w:val="18"/>
-              </w:rPr>
-              <w:t>X</w:t>
-            </w:r>
-          </w:p>
-        </w:tc>
-        <w:tc>
-          <w:tcPr>
-            <w:tcW w:w="523" w:type="dxa"/>
-            <w:vAlign w:val="center"/>
-          </w:tcPr>
-          <w:p>
-            <w:pPr>
-              <w:spacing w:line="360" w:lineRule="auto"/>
-              <w:jc w:val="both"/>
-              <w:rPr>
-                <w:b/>
-                <w:sz w:val="16"/>
-                <w:szCs w:val="16"/>
-              </w:rPr>
-            </w:pPr>
-            <w:r>
-              <w:rPr>
-                <w:rFonts w:ascii="Calibri" w:hAnsi="Calibri" w:cs="Calibri"/>
-                <w:color w:val="000000"/>
-                <w:sz w:val="18"/>
-                <w:szCs w:val="18"/>
-              </w:rPr>
-              <w:t>X</w:t>
-            </w:r>
-          </w:p>
-        </w:tc>
-        <w:tc>
-          <w:tcPr>
-            <w:tcW w:w="523" w:type="dxa"/>
-            <w:vAlign w:val="center"/>
-          </w:tcPr>
-          <w:p>
-            <w:pPr>
-              <w:spacing w:line="360" w:lineRule="auto"/>
-              <w:jc w:val="both"/>
-              <w:rPr>
-                <w:b/>
-                <w:sz w:val="16"/>
-                <w:szCs w:val="16"/>
-              </w:rPr>
-            </w:pPr>
-            <w:r>
-              <w:rPr>
-                <w:rFonts w:ascii="Calibri" w:hAnsi="Calibri" w:cs="Calibri"/>
-                <w:color w:val="000000"/>
-                <w:sz w:val="18"/>
-                <w:szCs w:val="18"/>
-              </w:rPr>
-              <w:t>X</w:t>
-            </w:r>
-          </w:p>
-        </w:tc>
-        <w:tc>
-          <w:tcPr>
-            <w:tcW w:w="523" w:type="dxa"/>
-            <w:vAlign w:val="center"/>
-          </w:tcPr>
-          <w:p>
-            <w:pPr>
-              <w:spacing w:line="360" w:lineRule="auto"/>
-              <w:jc w:val="both"/>
-              <w:rPr>
-                <w:b/>
-                <w:sz w:val="16"/>
-                <w:szCs w:val="16"/>
-              </w:rPr>
-            </w:pPr>
-            <w:r>
-              <w:rPr>
-                <w:rFonts w:ascii="Calibri" w:hAnsi="Calibri" w:cs="Calibri"/>
-                <w:color w:val="000000"/>
-                <w:sz w:val="18"/>
-                <w:szCs w:val="18"/>
-              </w:rPr>
-              <w:t>X</w:t>
-            </w:r>
-          </w:p>
-        </w:tc>
-        <w:tc>
-          <w:tcPr>
-            <w:tcW w:w="523" w:type="dxa"/>
-            <w:vAlign w:val="center"/>
-          </w:tcPr>
-          <w:p>
-            <w:pPr>
-              <w:spacing w:line="360" w:lineRule="auto"/>
-              <w:jc w:val="both"/>
-              <w:rPr>
-                <w:b/>
-                <w:sz w:val="16"/>
-                <w:szCs w:val="16"/>
-              </w:rPr>
-            </w:pPr>
-            <w:r>
-              <w:rPr>
-                <w:rFonts w:ascii="Calibri" w:hAnsi="Calibri" w:cs="Calibri"/>
-                <w:color w:val="000000"/>
-                <w:sz w:val="18"/>
-                <w:szCs w:val="18"/>
-              </w:rPr>
-              <w:t>X</w:t>
-            </w:r>
-          </w:p>
-        </w:tc>
-        <w:tc>
-          <w:tcPr>
-            <w:tcW w:w="523" w:type="dxa"/>
-            <w:vAlign w:val="center"/>
-          </w:tcPr>
-          <w:p>
-            <w:pPr>
-              <w:spacing w:line="360" w:lineRule="auto"/>
-              <w:jc w:val="both"/>
-              <w:rPr>
-                <w:b/>
-                <w:sz w:val="16"/>
-                <w:szCs w:val="16"/>
-              </w:rPr>
-            </w:pPr>
-            <w:r>
-              <w:rPr>
-                <w:rFonts w:ascii="Calibri" w:hAnsi="Calibri" w:cs="Calibri"/>
-                <w:color w:val="000000"/>
-                <w:sz w:val="18"/>
-                <w:szCs w:val="18"/>
-              </w:rPr>
-              <w:t>X</w:t>
-            </w:r>
-          </w:p>
-        </w:tc>
-        <w:tc>
-          <w:tcPr>
-            <w:tcW w:w="525" w:type="dxa"/>
-            <w:vAlign w:val="center"/>
-          </w:tcPr>
-          <w:p>
-            <w:pPr>
-              <w:spacing w:line="360" w:lineRule="auto"/>
-              <w:jc w:val="both"/>
-              <w:rPr>
-                <w:b/>
-                <w:sz w:val="16"/>
-                <w:szCs w:val="16"/>
-              </w:rPr>
-            </w:pPr>
-            <w:r>
-              <w:rPr>
-                <w:rFonts w:ascii="Calibri" w:hAnsi="Calibri" w:cs="Calibri"/>
-                <w:color w:val="000000"/>
-                <w:sz w:val="18"/>
-                <w:szCs w:val="18"/>
-              </w:rPr>
-              <w:t>X</w:t>
-            </w:r>
-          </w:p>
-        </w:tc>
-        <w:tc>
-          <w:tcPr>
-            <w:tcW w:w="525" w:type="dxa"/>
-            <w:vAlign w:val="center"/>
-          </w:tcPr>
-          <w:p>
-            <w:pPr>
-              <w:spacing w:line="360" w:lineRule="auto"/>
-              <w:jc w:val="both"/>
-              <w:rPr>
-                <w:b/>
-                <w:sz w:val="16"/>
-                <w:szCs w:val="16"/>
-              </w:rPr>
-            </w:pPr>
-            <w:r>
-              <w:rPr>
-                <w:rFonts w:ascii="Calibri" w:hAnsi="Calibri" w:cs="Calibri"/>
-                <w:color w:val="000000"/>
-                <w:sz w:val="18"/>
-                <w:szCs w:val="18"/>
-              </w:rPr>
-              <w:t>X</w:t>
-            </w:r>
-          </w:p>
-        </w:tc>
-        <w:tc>
-          <w:tcPr>
-            <w:tcW w:w="525" w:type="dxa"/>
-            <w:vAlign w:val="center"/>
-          </w:tcPr>
-          <w:p>
-            <w:pPr>
-              <w:spacing w:line="360" w:lineRule="auto"/>
-              <w:jc w:val="both"/>
-              <w:rPr>
-                <w:b/>
-                <w:sz w:val="16"/>
-                <w:szCs w:val="16"/>
-              </w:rPr>
-            </w:pPr>
-            <w:r>
-              <w:rPr>
-                <w:rFonts w:ascii="Calibri" w:hAnsi="Calibri" w:cs="Calibri"/>
-                <w:color w:val="000000"/>
-                <w:sz w:val="18"/>
-                <w:szCs w:val="18"/>
-              </w:rPr>
-              <w:t>X</w:t>
-            </w:r>
-          </w:p>
-        </w:tc>
-        <w:tc>
-          <w:tcPr>
-            <w:tcW w:w="525" w:type="dxa"/>
-            <w:gridSpan w:val="2"/>
-            <w:vAlign w:val="center"/>
-          </w:tcPr>
-          <w:p>
-            <w:pPr>
-              <w:spacing w:line="360" w:lineRule="auto"/>
-              <w:jc w:val="both"/>
-              <w:rPr>
-                <w:b/>
-                <w:sz w:val="16"/>
-                <w:szCs w:val="16"/>
-              </w:rPr>
-            </w:pPr>
-          </w:p>
-        </w:tc>
-        <w:tc>
-          <w:tcPr>
-            <w:tcW w:w="525" w:type="dxa"/>
-            <w:vAlign w:val="center"/>
-          </w:tcPr>
-          <w:p>
-            <w:pPr>
-              <w:spacing w:line="360" w:lineRule="auto"/>
-              <w:jc w:val="both"/>
-              <w:rPr>
-                <w:b/>
-                <w:sz w:val="16"/>
-                <w:szCs w:val="16"/>
-              </w:rPr>
-            </w:pPr>
-          </w:p>
-        </w:tc>
-        <w:tc>
-          <w:tcPr>
-            <w:tcW w:w="525" w:type="dxa"/>
-            <w:vAlign w:val="center"/>
-          </w:tcPr>
-          <w:p>
-            <w:pPr>
-              <w:spacing w:line="360" w:lineRule="auto"/>
-              <w:jc w:val="both"/>
-              <w:rPr>
-                <w:b/>
-                <w:sz w:val="16"/>
-                <w:szCs w:val="16"/>
-              </w:rPr>
-            </w:pPr>
-          </w:p>
-        </w:tc>
-      </w:tr>
-      <w:tr>
-        <w:trPr>
-          <w:gridAfter w:val="1"/>
-          <w:wAfter w:w="10" w:type="dxa"/>
-          <w:trHeight w:val="294"/>
-        </w:trPr>
-        <w:tc>
-          <w:tcPr>
-            <w:tcW w:w="1351" w:type="dxa"/>
-            <w:vAlign w:val="center"/>
-          </w:tcPr>
-          <w:p>
-            <w:pPr>
-              <w:spacing w:line="360" w:lineRule="auto"/>
-              <w:jc w:val="both"/>
-              <w:rPr>
-                <w:b/>
-                <w:sz w:val="16"/>
-                <w:szCs w:val="16"/>
-              </w:rPr>
-            </w:pPr>
-            <w:r>
-              <w:rPr>
-                <w:rFonts w:ascii="Calibri" w:hAnsi="Calibri" w:cs="Calibri"/>
-                <w:color w:val="000000"/>
-                <w:sz w:val="18"/>
-                <w:szCs w:val="18"/>
-              </w:rPr>
-              <w:t>Pruebas, validación, evidencias y cierre</w:t>
-            </w:r>
-          </w:p>
-        </w:tc>
-        <w:tc>
-          <w:tcPr>
-            <w:tcW w:w="536" w:type="dxa"/>
-            <w:vAlign w:val="center"/>
-          </w:tcPr>
-          <w:p>
-            <w:pPr>
-              <w:spacing w:line="360" w:lineRule="auto"/>
-              <w:jc w:val="both"/>
-              <w:rPr>
-                <w:b/>
-                <w:sz w:val="16"/>
-                <w:szCs w:val="16"/>
-              </w:rPr>
-            </w:pPr>
-          </w:p>
-        </w:tc>
-        <w:tc>
-          <w:tcPr>
-            <w:tcW w:w="522" w:type="dxa"/>
-            <w:vAlign w:val="center"/>
-          </w:tcPr>
-          <w:p>
-            <w:pPr>
-              <w:spacing w:line="360" w:lineRule="auto"/>
-              <w:jc w:val="both"/>
-              <w:rPr>
-                <w:b/>
-                <w:sz w:val="16"/>
-                <w:szCs w:val="16"/>
-              </w:rPr>
-            </w:pPr>
-          </w:p>
-        </w:tc>
-        <w:tc>
-          <w:tcPr>
-            <w:tcW w:w="523" w:type="dxa"/>
-            <w:vAlign w:val="center"/>
-          </w:tcPr>
-          <w:p>
-            <w:pPr>
-              <w:spacing w:line="360" w:lineRule="auto"/>
-              <w:jc w:val="both"/>
-              <w:rPr>
-                <w:b/>
-                <w:sz w:val="16"/>
-                <w:szCs w:val="16"/>
-              </w:rPr>
-            </w:pPr>
-          </w:p>
-        </w:tc>
-        <w:tc>
-          <w:tcPr>
-            <w:tcW w:w="526" w:type="dxa"/>
-            <w:vAlign w:val="center"/>
-          </w:tcPr>
-          <w:p>
-            <w:pPr>
-              <w:spacing w:line="360" w:lineRule="auto"/>
-              <w:jc w:val="both"/>
-              <w:rPr>
-                <w:b/>
-                <w:sz w:val="16"/>
-                <w:szCs w:val="16"/>
-              </w:rPr>
-            </w:pPr>
-          </w:p>
-        </w:tc>
-        <w:tc>
-          <w:tcPr>
-            <w:tcW w:w="523" w:type="dxa"/>
-            <w:vAlign w:val="center"/>
-          </w:tcPr>
-          <w:p>
-            <w:pPr>
-              <w:spacing w:line="360" w:lineRule="auto"/>
-              <w:jc w:val="both"/>
-              <w:rPr>
-                <w:b/>
-                <w:sz w:val="16"/>
-                <w:szCs w:val="16"/>
-              </w:rPr>
-            </w:pPr>
-          </w:p>
-        </w:tc>
-        <w:tc>
-          <w:tcPr>
-            <w:tcW w:w="523" w:type="dxa"/>
-            <w:vAlign w:val="center"/>
-          </w:tcPr>
-          <w:p>
-            <w:pPr>
-              <w:spacing w:line="360" w:lineRule="auto"/>
-              <w:jc w:val="both"/>
-              <w:rPr>
-                <w:b/>
-                <w:sz w:val="16"/>
-                <w:szCs w:val="16"/>
-              </w:rPr>
-            </w:pPr>
-          </w:p>
-        </w:tc>
-        <w:tc>
-          <w:tcPr>
-            <w:tcW w:w="523" w:type="dxa"/>
-            <w:vAlign w:val="center"/>
-          </w:tcPr>
-          <w:p>
-            <w:pPr>
-              <w:spacing w:line="360" w:lineRule="auto"/>
-              <w:jc w:val="both"/>
-              <w:rPr>
-                <w:b/>
-                <w:sz w:val="16"/>
-                <w:szCs w:val="16"/>
-              </w:rPr>
-            </w:pPr>
-          </w:p>
-        </w:tc>
-        <w:tc>
-          <w:tcPr>
-            <w:tcW w:w="523" w:type="dxa"/>
-            <w:vAlign w:val="center"/>
-          </w:tcPr>
-          <w:p>
-            <w:pPr>
-              <w:spacing w:line="360" w:lineRule="auto"/>
-              <w:jc w:val="both"/>
-              <w:rPr>
-                <w:b/>
-                <w:sz w:val="16"/>
-                <w:szCs w:val="16"/>
-              </w:rPr>
-            </w:pPr>
-          </w:p>
-        </w:tc>
-        <w:tc>
-          <w:tcPr>
-            <w:tcW w:w="523" w:type="dxa"/>
-            <w:vAlign w:val="center"/>
-          </w:tcPr>
-          <w:p>
-            <w:pPr>
-              <w:spacing w:line="360" w:lineRule="auto"/>
-              <w:jc w:val="both"/>
-              <w:rPr>
-                <w:b/>
-                <w:sz w:val="16"/>
-                <w:szCs w:val="16"/>
-              </w:rPr>
-            </w:pPr>
-          </w:p>
-        </w:tc>
-        <w:tc>
-          <w:tcPr>
-            <w:tcW w:w="523" w:type="dxa"/>
-            <w:vAlign w:val="center"/>
-          </w:tcPr>
-          <w:p>
-            <w:pPr>
-              <w:spacing w:line="360" w:lineRule="auto"/>
-              <w:jc w:val="both"/>
-              <w:rPr>
-                <w:b/>
-                <w:sz w:val="16"/>
-                <w:szCs w:val="16"/>
-              </w:rPr>
-            </w:pPr>
-          </w:p>
-        </w:tc>
-        <w:tc>
-          <w:tcPr>
-            <w:tcW w:w="523" w:type="dxa"/>
-            <w:vAlign w:val="center"/>
-          </w:tcPr>
-          <w:p>
-            <w:pPr>
-              <w:spacing w:line="360" w:lineRule="auto"/>
-              <w:jc w:val="both"/>
-              <w:rPr>
-                <w:b/>
-                <w:sz w:val="16"/>
-                <w:szCs w:val="16"/>
-              </w:rPr>
-            </w:pPr>
-          </w:p>
-        </w:tc>
-        <w:tc>
-          <w:tcPr>
-            <w:tcW w:w="523" w:type="dxa"/>
-            <w:vAlign w:val="center"/>
-          </w:tcPr>
-          <w:p>
-            <w:pPr>
-              <w:spacing w:line="360" w:lineRule="auto"/>
-              <w:jc w:val="both"/>
-              <w:rPr>
-                <w:b/>
-                <w:sz w:val="16"/>
-                <w:szCs w:val="16"/>
-              </w:rPr>
-            </w:pPr>
-          </w:p>
-        </w:tc>
-        <w:tc>
-          <w:tcPr>
-            <w:tcW w:w="525" w:type="dxa"/>
-            <w:vAlign w:val="center"/>
-          </w:tcPr>
-          <w:p>
-            <w:pPr>
-              <w:spacing w:line="360" w:lineRule="auto"/>
-              <w:jc w:val="both"/>
-              <w:rPr>
-                <w:b/>
-                <w:sz w:val="16"/>
-                <w:szCs w:val="16"/>
-              </w:rPr>
-            </w:pPr>
-          </w:p>
-        </w:tc>
-        <w:tc>
-          <w:tcPr>
-            <w:tcW w:w="525" w:type="dxa"/>
-            <w:vAlign w:val="center"/>
-          </w:tcPr>
-          <w:p>
-            <w:pPr>
-              <w:spacing w:line="360" w:lineRule="auto"/>
-              <w:jc w:val="both"/>
-              <w:rPr>
-                <w:b/>
-                <w:sz w:val="16"/>
-                <w:szCs w:val="16"/>
-              </w:rPr>
-            </w:pPr>
-          </w:p>
-        </w:tc>
-        <w:tc>
-          <w:tcPr>
-            <w:tcW w:w="525" w:type="dxa"/>
-            <w:vAlign w:val="center"/>
-          </w:tcPr>
-          <w:p>
-            <w:pPr>
-              <w:spacing w:line="360" w:lineRule="auto"/>
-              <w:jc w:val="both"/>
-              <w:rPr>
-                <w:b/>
-                <w:sz w:val="16"/>
-                <w:szCs w:val="16"/>
-              </w:rPr>
-            </w:pPr>
-          </w:p>
-        </w:tc>
-        <w:tc>
-          <w:tcPr>
-            <w:tcW w:w="525" w:type="dxa"/>
-            <w:gridSpan w:val="2"/>
-            <w:vAlign w:val="center"/>
-          </w:tcPr>
-          <w:p>
-            <w:pPr>
-              <w:spacing w:line="360" w:lineRule="auto"/>
-              <w:jc w:val="both"/>
-              <w:rPr>
-                <w:b/>
-                <w:sz w:val="16"/>
-                <w:szCs w:val="16"/>
-              </w:rPr>
-            </w:pPr>
-            <w:r>
-              <w:rPr>
-                <w:rFonts w:ascii="Calibri" w:hAnsi="Calibri" w:cs="Calibri"/>
-                <w:color w:val="000000"/>
-                <w:sz w:val="18"/>
-                <w:szCs w:val="18"/>
-              </w:rPr>
-              <w:t>X</w:t>
-            </w:r>
-          </w:p>
-        </w:tc>
-        <w:tc>
-          <w:tcPr>
-            <w:tcW w:w="525" w:type="dxa"/>
-            <w:vAlign w:val="center"/>
-          </w:tcPr>
-          <w:p>
-            <w:pPr>
-              <w:spacing w:line="360" w:lineRule="auto"/>
-              <w:jc w:val="both"/>
-              <w:rPr>
-                <w:b/>
-                <w:sz w:val="16"/>
-                <w:szCs w:val="16"/>
-              </w:rPr>
-            </w:pPr>
-            <w:r>
-              <w:rPr>
-                <w:rFonts w:ascii="Calibri" w:hAnsi="Calibri" w:cs="Calibri"/>
-                <w:color w:val="000000"/>
-                <w:sz w:val="18"/>
-                <w:szCs w:val="18"/>
-              </w:rPr>
-              <w:t>X</w:t>
-            </w:r>
-          </w:p>
-        </w:tc>
-        <w:tc>
-          <w:tcPr>
-            <w:tcW w:w="525" w:type="dxa"/>
-            <w:vAlign w:val="center"/>
-          </w:tcPr>
-          <w:p>
-            <w:pPr>
-              <w:spacing w:line="360" w:lineRule="auto"/>
-              <w:jc w:val="both"/>
-              <w:rPr>
-                <w:b/>
-                <w:sz w:val="16"/>
-                <w:szCs w:val="16"/>
-              </w:rPr>
-            </w:pPr>
-            <w:r>
-              <w:rPr>
-                <w:rFonts w:ascii="Calibri" w:hAnsi="Calibri" w:cs="Calibri"/>
-                <w:color w:val="000000"/>
-                <w:sz w:val="18"/>
-                <w:szCs w:val="18"/>
-              </w:rPr>
-              <w:t>X</w:t>
-            </w:r>
-          </w:p>
-        </w:tc>
-      </w:tr>
-    </w:tbl>
-    <w:p/>
+    <w:p>
+      <w:r>
+        <w:rPr>
+          <w:noProof/>
+        </w:rPr>
+        <w:drawing>
+          <wp:inline distT="0" distB="0" distL="0" distR="0" wp14:anchorId="0997D0C0" wp14:editId="2759F3E3">
+            <wp:extent cx="5686643" cy="2446112"/>
+            <wp:effectExtent l="0" t="0" r="9525" b="0"/>
+            <wp:docPr id="48" name="Picture 48"/>
+            <wp:cNvGraphicFramePr>
+              <a:graphicFrameLocks xmlns:a="http://schemas.openxmlformats.org/drawingml/2006/main" noChangeAspect="1"/>
+            </wp:cNvGraphicFramePr>
+            <a:graphic xmlns:a="http://schemas.openxmlformats.org/drawingml/2006/main">
+              <a:graphicData uri="http://schemas.openxmlformats.org/drawingml/2006/picture">
+                <pic:pic xmlns:pic="http://schemas.openxmlformats.org/drawingml/2006/picture">
+                  <pic:nvPicPr>
+                    <pic:cNvPr id="48" name="Picture 48"/>
+                    <pic:cNvPicPr>
+                      <a:picLocks noChangeAspect="1"/>
+                    </pic:cNvPicPr>
+                  </pic:nvPicPr>
+                  <pic:blipFill>
+                    <a:blip r:embed="rId10"/>
+                    <a:stretch>
+                      <a:fillRect/>
+                    </a:stretch>
+                  </pic:blipFill>
+                  <pic:spPr>
+                    <a:xfrm>
+                      <a:off x="0" y="0"/>
+                      <a:ext cx="5691644" cy="2448263"/>
+                    </a:xfrm>
+                    <a:prstGeom prst="rect">
+                      <a:avLst/>
+                    </a:prstGeom>
+                  </pic:spPr>
+                </pic:pic>
+              </a:graphicData>
+            </a:graphic>
+          </wp:inline>
+        </w:drawing>
+      </w:r>
+    </w:p>
     <w:sectPr>
-      <w:headerReference w:type="default" r:id="rId10"/>
+      <w:headerReference w:type="default" r:id="rId11"/>
       <w:pgSz w:w="11906" w:h="16838"/>
       <w:pgMar w:top="1417" w:right="1701" w:bottom="1417" w:left="1701" w:header="708" w:footer="708" w:gutter="0"/>
       <w:cols w:space="708"/>
@@ -6868,35 +6925,7 @@
           <w:color w:val="595959" w:themeColor="text1" w:themeTint="A6"/>
           <w:lang w:val="es-CL"/>
         </w:rPr>
-        <w:t>En caso de que el Proyecto APT sea grupal,</w:t>
-      </w:r>
-      <w:r>
-        <w:rPr>
-          <w:color w:val="595959" w:themeColor="text1" w:themeTint="A6"/>
-          <w:lang w:val="es-CL"/>
-        </w:rPr>
-        <w:t xml:space="preserve"> en</w:t>
-      </w:r>
-      <w:r>
-        <w:rPr>
-          <w:color w:val="595959" w:themeColor="text1" w:themeTint="A6"/>
-          <w:lang w:val="es-CL"/>
-        </w:rPr>
-        <w:t xml:space="preserve"> esta columna </w:t>
-      </w:r>
-      <w:r>
-        <w:rPr>
-          <w:color w:val="595959" w:themeColor="text1" w:themeTint="A6"/>
-          <w:lang w:val="es-CL"/>
-        </w:rPr>
-        <w:t xml:space="preserve">deben </w:t>
-      </w:r>
-      <w:r>
-        <w:rPr>
-          <w:color w:val="595959" w:themeColor="text1" w:themeTint="A6"/>
-          <w:lang w:val="es-CL"/>
-        </w:rPr>
-        <w:t>indicar el nombre de los responsables de cada tarea o actividad. Esto posteriormente permitirá diferenciar la evaluación por cada integrante.</w:t>
+        <w:t>En caso de que el Proyecto APT sea grupal, en esta columna deben indicar el nombre de los responsables de cada tarea o actividad. Esto posteriormente permitirá diferenciar la evaluación por cada integrante.</w:t>
       </w:r>
     </w:p>
   </w:footnote>
@@ -8520,6 +8549,21 @@
 </file>
 
 <file path=customXml/item1.xml><?xml version="1.0" encoding="utf-8"?>
+<p:properties xmlns:p="http://schemas.microsoft.com/office/2006/metadata/properties" xmlns:xsi="http://www.w3.org/2001/XMLSchema-instance" xmlns:pc="http://schemas.microsoft.com/office/infopath/2007/PartnerControls">
+  <documentManagement/>
+</p:properties>
+</file>
+
+<file path=customXml/item2.xml><?xml version="1.0" encoding="utf-8"?>
+<?mso-contentType ?>
+<FormTemplates xmlns="http://schemas.microsoft.com/sharepoint/v3/contenttype/forms">
+  <Display>DocumentLibraryForm</Display>
+  <Edit>DocumentLibraryForm</Edit>
+  <New>DocumentLibraryForm</New>
+</FormTemplates>
+</file>
+
+<file path=customXml/item3.xml><?xml version="1.0" encoding="utf-8"?>
 <ct:contentTypeSchema xmlns:ct="http://schemas.microsoft.com/office/2006/metadata/contentType" xmlns:ma="http://schemas.microsoft.com/office/2006/metadata/properties/metaAttributes" ct:_="" ma:_="" ma:contentTypeName="Documento" ma:contentTypeID="0x010100E96778489EE7714D8BD12CC105EB918B" ma:contentTypeVersion="2" ma:contentTypeDescription="Crear nuevo documento." ma:contentTypeScope="" ma:versionID="416c5c7ae9b5d54d83875cd3c65194e3">
   <xsd:schema xmlns:xsd="http://www.w3.org/2001/XMLSchema" xmlns:xs="http://www.w3.org/2001/XMLSchema" xmlns:p="http://schemas.microsoft.com/office/2006/metadata/properties" xmlns:ns2="126e8a1c-9ea9-435a-ac89-d06c80d62e30" targetNamespace="http://schemas.microsoft.com/office/2006/metadata/properties" ma:root="true" ma:fieldsID="70a237c842677bd850644f8595079f5e" ns2:_="">
     <xsd:import namespace="126e8a1c-9ea9-435a-ac89-d06c80d62e30"/>
@@ -8651,22 +8695,24 @@
 </ct:contentTypeSchema>
 </file>
 
-<file path=customXml/item2.xml><?xml version="1.0" encoding="utf-8"?>
-<?mso-contentType ?>
-<FormTemplates xmlns="http://schemas.microsoft.com/sharepoint/v3/contenttype/forms">
-  <Display>DocumentLibraryForm</Display>
-  <Edit>DocumentLibraryForm</Edit>
-  <New>DocumentLibraryForm</New>
-</FormTemplates>
+<file path=customXml/itemProps1.xml><?xml version="1.0" encoding="utf-8"?>
+<ds:datastoreItem xmlns:ds="http://schemas.openxmlformats.org/officeDocument/2006/customXml" ds:itemID="{38174882-579A-45DC-A704-C035A9357F73}">
+  <ds:schemaRefs>
+    <ds:schemaRef ds:uri="http://schemas.microsoft.com/office/2006/metadata/properties"/>
+    <ds:schemaRef ds:uri="http://schemas.microsoft.com/office/infopath/2007/PartnerControls"/>
+  </ds:schemaRefs>
+</ds:datastoreItem>
 </file>
 
-<file path=customXml/item3.xml><?xml version="1.0" encoding="utf-8"?>
-<p:properties xmlns:p="http://schemas.microsoft.com/office/2006/metadata/properties" xmlns:xsi="http://www.w3.org/2001/XMLSchema-instance" xmlns:pc="http://schemas.microsoft.com/office/infopath/2007/PartnerControls">
-  <documentManagement/>
-</p:properties>
+<file path=customXml/itemProps2.xml><?xml version="1.0" encoding="utf-8"?>
+<ds:datastoreItem xmlns:ds="http://schemas.openxmlformats.org/officeDocument/2006/customXml" ds:itemID="{F3E3E2F7-59E7-4722-B872-D023DC9D1CC1}">
+  <ds:schemaRefs>
+    <ds:schemaRef ds:uri="http://schemas.microsoft.com/sharepoint/v3/contenttype/forms"/>
+  </ds:schemaRefs>
+</ds:datastoreItem>
 </file>
 
-<file path=customXml/itemProps1.xml><?xml version="1.0" encoding="utf-8"?>
+<file path=customXml/itemProps3.xml><?xml version="1.0" encoding="utf-8"?>
 <ds:datastoreItem xmlns:ds="http://schemas.openxmlformats.org/officeDocument/2006/customXml" ds:itemID="{7C9B9CFF-B258-43B4-948A-968A031773F5}">
   <ds:schemaRefs>
     <ds:schemaRef ds:uri="http://schemas.microsoft.com/office/2006/metadata/contentType"/>
@@ -8682,21 +8728,4 @@
     <ds:schemaRef ds:uri="http://schemas.microsoft.com/internal/obd"/>
   </ds:schemaRefs>
 </ds:datastoreItem>
-</file>
-
-<file path=customXml/itemProps2.xml><?xml version="1.0" encoding="utf-8"?>
-<ds:datastoreItem xmlns:ds="http://schemas.openxmlformats.org/officeDocument/2006/customXml" ds:itemID="{F3E3E2F7-59E7-4722-B872-D023DC9D1CC1}">
-  <ds:schemaRefs>
-    <ds:schemaRef ds:uri="http://schemas.microsoft.com/sharepoint/v3/contenttype/forms"/>
-  </ds:schemaRefs>
-</ds:datastoreItem>
-</file>
-
-<file path=customXml/itemProps3.xml><?xml version="1.0" encoding="utf-8"?>
-<ds:datastoreItem xmlns:ds="http://schemas.openxmlformats.org/officeDocument/2006/customXml" ds:itemID="{38174882-579A-45DC-A704-C035A9357F73}">
-  <ds:schemaRefs>
-    <ds:schemaRef ds:uri="http://schemas.microsoft.com/office/2006/metadata/properties"/>
-    <ds:schemaRef ds:uri="http://schemas.microsoft.com/office/infopath/2007/PartnerControls"/>
-  </ds:schemaRefs>
-</ds:datastoreItem>
 </file>
--- a/Fase 1/Evidencias Grupales/1.5_GuiaEstudiante_Fase 1_Definicion Proyecto APT(Español).docx
+++ b/Fase 1/Evidencias Grupales/1.5_GuiaEstudiante_Fase 1_Definicion Proyecto APT(Español).docx
@@ -910,27 +910,22 @@
           <w:p>
             <w:pPr>
               <w:rPr>
-                <w:rFonts w:ascii="Segoe UI" w:hAnsi="Segoe UI" w:cs="Segoe UI"/>
-                <w:color w:val="000000"/>
-              </w:rPr>
-            </w:pPr>
-            <w:r>
-              <w:rPr>
-                <w:rFonts w:ascii="Arial" w:hAnsi="Arial" w:cs="Arial"/>
-                <w:color w:val="000000"/>
-                <w:sz w:val="16"/>
-                <w:szCs w:val="16"/>
-              </w:rPr>
-              <w:br/>
-            </w:r>
-            <w:r>
-              <w:rPr>
-                <w:rFonts w:ascii="Calibri" w:hAnsi="Calibri" w:cs="Arial"/>
-                <w:i/>
-                <w:color w:val="548DD4"/>
-                <w:sz w:val="20"/>
-                <w:szCs w:val="20"/>
-                <w:lang w:eastAsia="es-CL"/>
+                <w:rFonts w:ascii="Calibri" w:hAnsi="Calibri" w:cs="Arial"/>
+                <w:i/>
+                <w:color w:val="548DD4"/>
+                <w:sz w:val="20"/>
+                <w:szCs w:val="20"/>
+                <w:lang w:eastAsia="es-CL"/>
+              </w:rPr>
+            </w:pPr>
+            <w:r>
+              <w:rPr>
+                <w:rFonts w:ascii="Calibri" w:hAnsi="Calibri" w:cs="Calibri"/>
+                <w:i/>
+                <w:iCs/>
+                <w:color w:val="548DD4"/>
+                <w:sz w:val="20"/>
+                <w:szCs w:val="20"/>
               </w:rPr>
               <w:t>Desarrollo de software, ciberseguridad, gestión de riesgos, cumplimiento, calidad de software y gestión de proyectos informáticos.</w:t>
             </w:r>
@@ -1238,8 +1233,9 @@
                 <w:szCs w:val="20"/>
                 <w:lang w:eastAsia="es-CL"/>
               </w:rPr>
-              <w:t>, actualmente orientada a la gestión de ISO 27001, incorporando en el mismo software las funcionalidades necesarias para gestionar ISO 42001. El proyecto no contempla construir una plataforma nueva ni reemplazar la solución existente, sino reutilizar su arquitectura, componentes y flujos para extender su alcance hacia la gestión de sistemas de inteligencia artificial.</w:t>
-            </w:r>
+              <w:t xml:space="preserve">, actualmente orientada a la gestión de ISO 27001, incorporando un nuevo </w:t>
+            </w:r>
+            <w:proofErr w:type="spellStart"/>
             <w:r>
               <w:rPr>
                 <w:rFonts w:ascii="Calibri" w:hAnsi="Calibri" w:cs="Arial"/>
@@ -1250,6 +1246,31 @@
                 <w:szCs w:val="20"/>
                 <w:lang w:eastAsia="es-CL"/>
               </w:rPr>
+              <w:t>framework</w:t>
+            </w:r>
+            <w:proofErr w:type="spellEnd"/>
+            <w:r>
+              <w:rPr>
+                <w:rFonts w:ascii="Calibri" w:hAnsi="Calibri" w:cs="Arial"/>
+                <w:i/>
+                <w:iCs/>
+                <w:color w:val="548DD4"/>
+                <w:sz w:val="20"/>
+                <w:szCs w:val="20"/>
+                <w:lang w:eastAsia="es-CL"/>
+              </w:rPr>
+              <w:t xml:space="preserve"> para ISO 42001. El alcance se concentra en automatizar e integrar en el software los requerimientos documentales asociados a este marco, reutilizando la arquitectura y los componentes ya existentes.</w:t>
+            </w:r>
+            <w:r>
+              <w:rPr>
+                <w:rFonts w:ascii="Calibri" w:hAnsi="Calibri" w:cs="Arial"/>
+                <w:i/>
+                <w:iCs/>
+                <w:color w:val="548DD4"/>
+                <w:sz w:val="20"/>
+                <w:szCs w:val="20"/>
+                <w:lang w:eastAsia="es-CL"/>
+              </w:rPr>
               <w:br/>
             </w:r>
             <w:r>
@@ -1263,7 +1284,7 @@
                 <w:lang w:eastAsia="es-CL"/>
               </w:rPr>
               <w:br/>
-              <w:t xml:space="preserve">La integración deberá respetar los lineamientos técnicos ya definidos por </w:t>
+              <w:t xml:space="preserve">De acuerdo con el inventario normativo entregado por </w:t>
             </w:r>
             <w:proofErr w:type="spellStart"/>
             <w:r>
@@ -1289,7 +1310,7 @@
                 <w:szCs w:val="20"/>
                 <w:lang w:eastAsia="es-CL"/>
               </w:rPr>
-              <w:t xml:space="preserve">, entre ellos </w:t>
+              <w:t xml:space="preserve">, ISO 42001 contempla 58 exigencias documentales: 20 políticas, 22 procedimientos y 16 controles. Para el alcance priorizado del Proyecto APT se trabajará sobre las 20 políticas asociadas a ISO 42001, dejando la solución preparada bajo un esquema de </w:t>
             </w:r>
             <w:proofErr w:type="spellStart"/>
             <w:r>
@@ -1302,6 +1323,57 @@
                 <w:szCs w:val="20"/>
                 <w:lang w:eastAsia="es-CL"/>
               </w:rPr>
+              <w:t>frameworks</w:t>
+            </w:r>
+            <w:proofErr w:type="spellEnd"/>
+            <w:r>
+              <w:rPr>
+                <w:rFonts w:ascii="Calibri" w:hAnsi="Calibri" w:cs="Arial"/>
+                <w:i/>
+                <w:iCs/>
+                <w:color w:val="548DD4"/>
+                <w:sz w:val="20"/>
+                <w:szCs w:val="20"/>
+                <w:lang w:eastAsia="es-CL"/>
+              </w:rPr>
+              <w:t xml:space="preserve"> reutilizable y extensible para futuras normas o marcos normativos.</w:t>
+            </w:r>
+            <w:r>
+              <w:rPr>
+                <w:rFonts w:ascii="Calibri" w:hAnsi="Calibri" w:cs="Arial"/>
+                <w:i/>
+                <w:iCs/>
+                <w:color w:val="548DD4"/>
+                <w:sz w:val="20"/>
+                <w:szCs w:val="20"/>
+                <w:lang w:eastAsia="es-CL"/>
+              </w:rPr>
+              <w:br/>
+            </w:r>
+            <w:r>
+              <w:rPr>
+                <w:rFonts w:ascii="Calibri" w:hAnsi="Calibri" w:cs="Arial"/>
+                <w:i/>
+                <w:iCs/>
+                <w:color w:val="548DD4"/>
+                <w:sz w:val="20"/>
+                <w:szCs w:val="20"/>
+                <w:lang w:eastAsia="es-CL"/>
+              </w:rPr>
+              <w:br/>
+              <w:t xml:space="preserve">La implementación deberá respetar los lineamientos técnicos de la plataforma: </w:t>
+            </w:r>
+            <w:proofErr w:type="spellStart"/>
+            <w:r>
+              <w:rPr>
+                <w:rFonts w:ascii="Calibri" w:hAnsi="Calibri" w:cs="Arial"/>
+                <w:i/>
+                <w:iCs/>
+                <w:color w:val="548DD4"/>
+                <w:sz w:val="20"/>
+                <w:szCs w:val="20"/>
+                <w:lang w:eastAsia="es-CL"/>
+              </w:rPr>
               <w:t>multi-tenancy</w:t>
             </w:r>
             <w:proofErr w:type="spellEnd"/>
@@ -1315,7 +1387,7 @@
                 <w:szCs w:val="20"/>
                 <w:lang w:eastAsia="es-CL"/>
               </w:rPr>
-              <w:t xml:space="preserve"> y aislamiento de datos mediante </w:t>
+              <w:t xml:space="preserve"> mediante </w:t>
             </w:r>
             <w:proofErr w:type="spellStart"/>
             <w:r>
@@ -1341,7 +1413,59 @@
                 <w:szCs w:val="20"/>
                 <w:lang w:eastAsia="es-CL"/>
               </w:rPr>
-              <w:t>, control de funcionalidades según perfil comercial, RBAC granular y autenticación JWT, internacionalización, arquitectura API-First y auditoría y trazabilidad mediante logs. De esta forma, la incorporación de ISO 42001 se realizará procurando mantener la operación existente asociada a ISO 27001.</w:t>
+              <w:t xml:space="preserve">, </w:t>
+            </w:r>
+            <w:proofErr w:type="spellStart"/>
+            <w:r>
+              <w:rPr>
+                <w:rFonts w:ascii="Calibri" w:hAnsi="Calibri" w:cs="Arial"/>
+                <w:i/>
+                <w:iCs/>
+                <w:color w:val="548DD4"/>
+                <w:sz w:val="20"/>
+                <w:szCs w:val="20"/>
+                <w:lang w:eastAsia="es-CL"/>
+              </w:rPr>
+              <w:t>Feature</w:t>
+            </w:r>
+            <w:proofErr w:type="spellEnd"/>
+            <w:r>
+              <w:rPr>
+                <w:rFonts w:ascii="Calibri" w:hAnsi="Calibri" w:cs="Arial"/>
+                <w:i/>
+                <w:iCs/>
+                <w:color w:val="548DD4"/>
+                <w:sz w:val="20"/>
+                <w:szCs w:val="20"/>
+                <w:lang w:eastAsia="es-CL"/>
+              </w:rPr>
+              <w:t xml:space="preserve"> </w:t>
+            </w:r>
+            <w:proofErr w:type="spellStart"/>
+            <w:r>
+              <w:rPr>
+                <w:rFonts w:ascii="Calibri" w:hAnsi="Calibri" w:cs="Arial"/>
+                <w:i/>
+                <w:iCs/>
+                <w:color w:val="548DD4"/>
+                <w:sz w:val="20"/>
+                <w:szCs w:val="20"/>
+                <w:lang w:eastAsia="es-CL"/>
+              </w:rPr>
+              <w:t>Gating</w:t>
+            </w:r>
+            <w:proofErr w:type="spellEnd"/>
+            <w:r>
+              <w:rPr>
+                <w:rFonts w:ascii="Calibri" w:hAnsi="Calibri" w:cs="Arial"/>
+                <w:i/>
+                <w:iCs/>
+                <w:color w:val="548DD4"/>
+                <w:sz w:val="20"/>
+                <w:szCs w:val="20"/>
+                <w:lang w:eastAsia="es-CL"/>
+              </w:rPr>
+              <w:t>, RBAC y JWT, internacionalización, arquitectura API-First y auditoría y trazabilidad mediante logs.</w:t>
             </w:r>
           </w:p>
         </w:tc>
@@ -1405,7 +1529,7 @@
                 <w:szCs w:val="20"/>
                 <w:lang w:eastAsia="es-CL"/>
               </w:rPr>
-              <w:t xml:space="preserve">Dani ISO 42001 consiste en implementar dentro del software existente de </w:t>
+              <w:t xml:space="preserve">Dani ISO 42001 consiste en adaptar el software DANI27 para incorporar ISO 42001 como un </w:t>
             </w:r>
             <w:proofErr w:type="spellStart"/>
             <w:r>
@@ -1417,7 +1541,7 @@
                 <w:szCs w:val="20"/>
                 <w:lang w:eastAsia="es-CL"/>
               </w:rPr>
-              <w:t>Alloxentric</w:t>
+              <w:t>framework</w:t>
             </w:r>
             <w:proofErr w:type="spellEnd"/>
             <w:r>
@@ -1429,7 +1553,7 @@
                 <w:szCs w:val="20"/>
                 <w:lang w:eastAsia="es-CL"/>
               </w:rPr>
-              <w:t xml:space="preserve"> las funcionalidades requeridas para incorporar la gestión de ISO 42001, tomando como base la solución actualmente utilizada para ISO 27001.</w:t>
+              <w:t xml:space="preserve"> configurable dentro de la plataforma existente. El requerimiento principal del proyecto es implementar y automatizar las 20 políticas identificadas para ISO 42001 en el inventario normativo entregado, evitando desarrollar una solución independiente o codificada exclusivamente para una sola norma.</w:t>
             </w:r>
             <w:r>
               <w:rPr>
@@ -1452,7 +1576,7 @@
                 <w:lang w:eastAsia="es-CL"/>
               </w:rPr>
               <w:br/>
-              <w:t xml:space="preserve">El trabajo considera analizar la plataforma actual, identificar componentes reutilizables, levantar y priorizar requerimientos, diseñar la integración, desarrollar las funcionalidades necesarias y realizar pruebas funcionales y de integración. La solución deberá conservar la arquitectura tecnológica existente y los estándares transversales definidos por </w:t>
+              <w:t xml:space="preserve">El trabajo considera analizar la implementación actual de ISO 27001, diseñar una estructura de datos y lógica reutilizable para </w:t>
             </w:r>
             <w:proofErr w:type="spellStart"/>
             <w:r>
@@ -1464,7 +1588,7 @@
                 <w:szCs w:val="20"/>
                 <w:lang w:eastAsia="es-CL"/>
               </w:rPr>
-              <w:t>Alloxentric</w:t>
+              <w:t>frameworks</w:t>
             </w:r>
             <w:proofErr w:type="spellEnd"/>
             <w:r>
@@ -1476,7 +1600,55 @@
                 <w:szCs w:val="20"/>
                 <w:lang w:eastAsia="es-CL"/>
               </w:rPr>
-              <w:t>.</w:t>
+              <w:t xml:space="preserve">, cargar y relacionar las 20 políticas de ISO 42001, adaptar </w:t>
+            </w:r>
+            <w:proofErr w:type="spellStart"/>
+            <w:r>
+              <w:rPr>
+                <w:rFonts w:ascii="Calibri" w:hAnsi="Calibri" w:cs="Arial"/>
+                <w:i/>
+                <w:color w:val="548DD4"/>
+                <w:sz w:val="20"/>
+                <w:szCs w:val="20"/>
+                <w:lang w:eastAsia="es-CL"/>
+              </w:rPr>
+              <w:t>backend</w:t>
+            </w:r>
+            <w:proofErr w:type="spellEnd"/>
+            <w:r>
+              <w:rPr>
+                <w:rFonts w:ascii="Calibri" w:hAnsi="Calibri" w:cs="Arial"/>
+                <w:i/>
+                <w:color w:val="548DD4"/>
+                <w:sz w:val="20"/>
+                <w:szCs w:val="20"/>
+                <w:lang w:eastAsia="es-CL"/>
+              </w:rPr>
+              <w:t xml:space="preserve"> y </w:t>
+            </w:r>
+            <w:proofErr w:type="spellStart"/>
+            <w:r>
+              <w:rPr>
+                <w:rFonts w:ascii="Calibri" w:hAnsi="Calibri" w:cs="Arial"/>
+                <w:i/>
+                <w:color w:val="548DD4"/>
+                <w:sz w:val="20"/>
+                <w:szCs w:val="20"/>
+                <w:lang w:eastAsia="es-CL"/>
+              </w:rPr>
+              <w:t>frontend</w:t>
+            </w:r>
+            <w:proofErr w:type="spellEnd"/>
+            <w:r>
+              <w:rPr>
+                <w:rFonts w:ascii="Calibri" w:hAnsi="Calibri" w:cs="Arial"/>
+                <w:i/>
+                <w:color w:val="548DD4"/>
+                <w:sz w:val="20"/>
+                <w:szCs w:val="20"/>
+                <w:lang w:eastAsia="es-CL"/>
+              </w:rPr>
+              <w:t xml:space="preserve"> para su gestión, y validar que cada política pueda ser consultada, gestionada y trazada dentro del sistema.</w:t>
             </w:r>
             <w:r>
               <w:rPr>
@@ -1499,7 +1671,7 @@
                 <w:lang w:eastAsia="es-CL"/>
               </w:rPr>
               <w:br/>
-              <w:t>El resultado esperado es una ampliación de DANI27 que permita trabajar con ISO 27001 e ISO 42001 dentro de una misma plataforma, evitando desarrollar un sistema independiente desde cero.</w:t>
+              <w:t>La arquitectura deberá permitir que en el futuro puedan incorporarse nuevas normas o marcos sin reconstruir los módulos principales de la aplicación.</w:t>
             </w:r>
           </w:p>
         </w:tc>
@@ -1563,7 +1735,79 @@
                 <w:szCs w:val="20"/>
                 <w:lang w:eastAsia="es-CL"/>
               </w:rPr>
-              <w:t>El proyecto se relaciona directamente con el perfil de egreso de Ingeniería en Informática, ya que requiere analizar requerimientos, comprender y adaptar una arquitectura de software existente, desarrollar e integrar funcionalidades, gestionar datos, aplicar criterios de calidad y seguridad, ejecutar pruebas y organizar el trabajo mediante una metodología de gestión de proyectos.</w:t>
+              <w:t xml:space="preserve">El proyecto se relaciona directamente con el perfil de egreso de Ingeniería en Informática, ya que requiere análisis de requerimientos, modelamiento de datos, comprensión y adaptación de una arquitectura existente, programación </w:t>
+            </w:r>
+            <w:proofErr w:type="spellStart"/>
+            <w:r>
+              <w:rPr>
+                <w:rFonts w:ascii="Calibri" w:hAnsi="Calibri" w:cs="Arial"/>
+                <w:i/>
+                <w:color w:val="548DD4"/>
+                <w:sz w:val="20"/>
+                <w:szCs w:val="20"/>
+                <w:lang w:eastAsia="es-CL"/>
+              </w:rPr>
+              <w:t>backend</w:t>
+            </w:r>
+            <w:proofErr w:type="spellEnd"/>
+            <w:r>
+              <w:rPr>
+                <w:rFonts w:ascii="Calibri" w:hAnsi="Calibri" w:cs="Arial"/>
+                <w:i/>
+                <w:color w:val="548DD4"/>
+                <w:sz w:val="20"/>
+                <w:szCs w:val="20"/>
+                <w:lang w:eastAsia="es-CL"/>
+              </w:rPr>
+              <w:t xml:space="preserve"> y </w:t>
+            </w:r>
+            <w:proofErr w:type="spellStart"/>
+            <w:r>
+              <w:rPr>
+                <w:rFonts w:ascii="Calibri" w:hAnsi="Calibri" w:cs="Arial"/>
+                <w:i/>
+                <w:color w:val="548DD4"/>
+                <w:sz w:val="20"/>
+                <w:szCs w:val="20"/>
+                <w:lang w:eastAsia="es-CL"/>
+              </w:rPr>
+              <w:t>frontend</w:t>
+            </w:r>
+            <w:proofErr w:type="spellEnd"/>
+            <w:r>
+              <w:rPr>
+                <w:rFonts w:ascii="Calibri" w:hAnsi="Calibri" w:cs="Arial"/>
+                <w:i/>
+                <w:color w:val="548DD4"/>
+                <w:sz w:val="20"/>
+                <w:szCs w:val="20"/>
+                <w:lang w:eastAsia="es-CL"/>
+              </w:rPr>
+              <w:t xml:space="preserve">, integración de </w:t>
+            </w:r>
+            <w:proofErr w:type="spellStart"/>
+            <w:r>
+              <w:rPr>
+                <w:rFonts w:ascii="Calibri" w:hAnsi="Calibri" w:cs="Arial"/>
+                <w:i/>
+                <w:color w:val="548DD4"/>
+                <w:sz w:val="20"/>
+                <w:szCs w:val="20"/>
+                <w:lang w:eastAsia="es-CL"/>
+              </w:rPr>
+              <w:t>APIs</w:t>
+            </w:r>
+            <w:proofErr w:type="spellEnd"/>
+            <w:r>
+              <w:rPr>
+                <w:rFonts w:ascii="Calibri" w:hAnsi="Calibri" w:cs="Arial"/>
+                <w:i/>
+                <w:color w:val="548DD4"/>
+                <w:sz w:val="20"/>
+                <w:szCs w:val="20"/>
+                <w:lang w:eastAsia="es-CL"/>
+              </w:rPr>
+              <w:t>, control de acceso, pruebas de software y gestión de proyecto.</w:t>
             </w:r>
             <w:r>
               <w:rPr>
@@ -1586,7 +1830,31 @@
                 <w:lang w:eastAsia="es-CL"/>
               </w:rPr>
               <w:br/>
-              <w:t>Además, al desarrollarse en equipo, permite distribuir responsabilidades técnicas y funcionales, mantener trazabilidad sobre los aportes de cada integrante y aplicar prácticas de colaboración, control de versiones e integración continua del trabajo.</w:t>
+              <w:t xml:space="preserve">Además, el diseño orientado a </w:t>
+            </w:r>
+            <w:proofErr w:type="spellStart"/>
+            <w:r>
+              <w:rPr>
+                <w:rFonts w:ascii="Calibri" w:hAnsi="Calibri" w:cs="Arial"/>
+                <w:i/>
+                <w:color w:val="548DD4"/>
+                <w:sz w:val="20"/>
+                <w:szCs w:val="20"/>
+                <w:lang w:eastAsia="es-CL"/>
+              </w:rPr>
+              <w:t>frameworks</w:t>
+            </w:r>
+            <w:proofErr w:type="spellEnd"/>
+            <w:r>
+              <w:rPr>
+                <w:rFonts w:ascii="Calibri" w:hAnsi="Calibri" w:cs="Arial"/>
+                <w:i/>
+                <w:color w:val="548DD4"/>
+                <w:sz w:val="20"/>
+                <w:szCs w:val="20"/>
+                <w:lang w:eastAsia="es-CL"/>
+              </w:rPr>
+              <w:t xml:space="preserve"> exige aplicar criterios de mantenibilidad, escalabilidad y reutilización, permitiendo que una misma base tecnológica soporte distintos marcos normativos.</w:t>
             </w:r>
           </w:p>
         </w:tc>
@@ -1643,30 +1911,7 @@
                 <w:szCs w:val="20"/>
                 <w:lang w:eastAsia="es-CL"/>
               </w:rPr>
-              <w:t>El proyecto se vincula con los intereses profesionales del equipo por su relación con el desarrollo de software, la ciberseguridad, la gestión de riesgos, el cumplimiento y la implementación de controles en soluciones tecnológicas.</w:t>
-            </w:r>
-            <w:r>
-              <w:rPr>
-                <w:rFonts w:ascii="Calibri" w:hAnsi="Calibri" w:cs="Arial"/>
-                <w:i/>
-                <w:color w:val="548DD4"/>
-                <w:sz w:val="20"/>
-                <w:szCs w:val="20"/>
-                <w:lang w:eastAsia="es-CL"/>
-              </w:rPr>
-              <w:br/>
-            </w:r>
-            <w:r>
-              <w:rPr>
-                <w:rFonts w:ascii="Calibri" w:hAnsi="Calibri" w:cs="Arial"/>
-                <w:i/>
-                <w:color w:val="548DD4"/>
-                <w:sz w:val="20"/>
-                <w:szCs w:val="20"/>
-                <w:lang w:eastAsia="es-CL"/>
-              </w:rPr>
-              <w:br/>
-              <w:t>También representa una oportunidad para fortalecer competencias en programación, arquitectura de software, análisis de requerimientos, pruebas, documentación técnica y trabajo colaborativo sobre una plataforma real.</w:t>
+              <w:t>El proyecto se vincula con los intereses profesionales del equipo por su relación con desarrollo de software, ciberseguridad, cumplimiento y automatización de controles y documentación normativa. También permite fortalecer competencias en programación, arquitectura de software, modelamiento de datos, pruebas y trabajo colaborativo sobre una plataforma real.</w:t>
             </w:r>
           </w:p>
         </w:tc>
@@ -1722,7 +1967,7 @@
                 <w:szCs w:val="20"/>
                 <w:lang w:eastAsia="es-CL"/>
               </w:rPr>
-              <w:t xml:space="preserve">El proyecto es factible porque no parte desde cero. </w:t>
+              <w:t xml:space="preserve">El proyecto es factible porque DANI27 ya dispone de una base funcional para ISO 27001 y de una arquitectura implementada con </w:t>
             </w:r>
             <w:proofErr w:type="spellStart"/>
             <w:r>
@@ -1734,7 +1979,7 @@
                 <w:szCs w:val="20"/>
                 <w:lang w:eastAsia="es-CL"/>
               </w:rPr>
-              <w:t>Alloxentric</w:t>
+              <w:t>React</w:t>
             </w:r>
             <w:proofErr w:type="spellEnd"/>
             <w:r>
@@ -1746,7 +1991,7 @@
                 <w:szCs w:val="20"/>
                 <w:lang w:eastAsia="es-CL"/>
               </w:rPr>
-              <w:t xml:space="preserve"> dispone de la plataforma DANI27 y del repositorio de la solución, cuya base tecnológica utiliza </w:t>
+              <w:t xml:space="preserve"> + Vite, </w:t>
             </w:r>
             <w:proofErr w:type="spellStart"/>
             <w:r>
@@ -1758,7 +2003,7 @@
                 <w:szCs w:val="20"/>
                 <w:lang w:eastAsia="es-CL"/>
               </w:rPr>
-              <w:t>React</w:t>
+              <w:t>FastAPI</w:t>
             </w:r>
             <w:proofErr w:type="spellEnd"/>
             <w:r>
@@ -1770,7 +2015,7 @@
                 <w:szCs w:val="20"/>
                 <w:lang w:eastAsia="es-CL"/>
               </w:rPr>
-              <w:t xml:space="preserve"> + Vite en </w:t>
+              <w:t xml:space="preserve">, PostgreSQL con </w:t>
             </w:r>
             <w:proofErr w:type="spellStart"/>
             <w:r>
@@ -1782,7 +2027,7 @@
                 <w:szCs w:val="20"/>
                 <w:lang w:eastAsia="es-CL"/>
               </w:rPr>
-              <w:t>frontend</w:t>
+              <w:t>pgvector</w:t>
             </w:r>
             <w:proofErr w:type="spellEnd"/>
             <w:r>
@@ -1794,7 +2039,7 @@
                 <w:szCs w:val="20"/>
                 <w:lang w:eastAsia="es-CL"/>
               </w:rPr>
-              <w:t xml:space="preserve">, </w:t>
+              <w:t xml:space="preserve">, Redis, </w:t>
             </w:r>
             <w:proofErr w:type="spellStart"/>
             <w:r>
@@ -1806,7 +2051,7 @@
                 <w:szCs w:val="20"/>
                 <w:lang w:eastAsia="es-CL"/>
               </w:rPr>
-              <w:t>FastAPI</w:t>
+              <w:t>Celery</w:t>
             </w:r>
             <w:proofErr w:type="spellEnd"/>
             <w:r>
@@ -1818,7 +2063,7 @@
                 <w:szCs w:val="20"/>
                 <w:lang w:eastAsia="es-CL"/>
               </w:rPr>
-              <w:t xml:space="preserve"> (Python) en </w:t>
+              <w:t xml:space="preserve"> y Docker. Por lo tanto, el trabajo se concentra en generalizar y reutilizar componentes para soportar ISO 42001 como un nuevo </w:t>
             </w:r>
             <w:proofErr w:type="spellStart"/>
             <w:r>
@@ -1830,7 +2075,7 @@
                 <w:szCs w:val="20"/>
                 <w:lang w:eastAsia="es-CL"/>
               </w:rPr>
-              <w:t>backend</w:t>
+              <w:t>framework</w:t>
             </w:r>
             <w:proofErr w:type="spellEnd"/>
             <w:r>
@@ -1842,7 +2087,30 @@
                 <w:szCs w:val="20"/>
                 <w:lang w:eastAsia="es-CL"/>
               </w:rPr>
-              <w:t xml:space="preserve">, PostgreSQL con </w:t>
+              <w:t>.</w:t>
+            </w:r>
+            <w:r>
+              <w:rPr>
+                <w:rFonts w:ascii="Calibri" w:hAnsi="Calibri" w:cs="Arial"/>
+                <w:i/>
+                <w:color w:val="548DD4"/>
+                <w:sz w:val="20"/>
+                <w:szCs w:val="20"/>
+                <w:lang w:eastAsia="es-CL"/>
+              </w:rPr>
+              <w:br/>
+            </w:r>
+            <w:r>
+              <w:rPr>
+                <w:rFonts w:ascii="Calibri" w:hAnsi="Calibri" w:cs="Arial"/>
+                <w:i/>
+                <w:color w:val="548DD4"/>
+                <w:sz w:val="20"/>
+                <w:szCs w:val="20"/>
+                <w:lang w:eastAsia="es-CL"/>
+              </w:rPr>
+              <w:br/>
+              <w:t xml:space="preserve">El alcance priorizado de 20 políticas permite dividir el trabajo entre Vicente Suazo y Andrea Santana, realizar entregas incrementales durante las 18 semanas y validar progresivamente la incorporación de cada grupo de políticas. El uso de una estructura basada en </w:t>
             </w:r>
             <w:proofErr w:type="spellStart"/>
             <w:r>
@@ -1854,7 +2122,7 @@
                 <w:szCs w:val="20"/>
                 <w:lang w:eastAsia="es-CL"/>
               </w:rPr>
-              <w:t>pgvector</w:t>
+              <w:t>frameworks</w:t>
             </w:r>
             <w:proofErr w:type="spellEnd"/>
             <w:r>
@@ -1866,78 +2134,7 @@
                 <w:szCs w:val="20"/>
                 <w:lang w:eastAsia="es-CL"/>
               </w:rPr>
-              <w:t xml:space="preserve">, Redis, </w:t>
-            </w:r>
-            <w:proofErr w:type="spellStart"/>
-            <w:r>
-              <w:rPr>
-                <w:rFonts w:ascii="Calibri" w:hAnsi="Calibri" w:cs="Arial"/>
-                <w:i/>
-                <w:color w:val="548DD4"/>
-                <w:sz w:val="20"/>
-                <w:szCs w:val="20"/>
-                <w:lang w:eastAsia="es-CL"/>
-              </w:rPr>
-              <w:t>Celery</w:t>
-            </w:r>
-            <w:proofErr w:type="spellEnd"/>
-            <w:r>
-              <w:rPr>
-                <w:rFonts w:ascii="Calibri" w:hAnsi="Calibri" w:cs="Arial"/>
-                <w:i/>
-                <w:color w:val="548DD4"/>
-                <w:sz w:val="20"/>
-                <w:szCs w:val="20"/>
-                <w:lang w:eastAsia="es-CL"/>
-              </w:rPr>
-              <w:t xml:space="preserve"> y Docker. Esto permite concentrar el esfuerzo en adaptar e integrar ISO 42001 sobre componentes existentes.</w:t>
-            </w:r>
-            <w:r>
-              <w:rPr>
-                <w:rFonts w:ascii="Calibri" w:hAnsi="Calibri" w:cs="Arial"/>
-                <w:i/>
-                <w:color w:val="548DD4"/>
-                <w:sz w:val="20"/>
-                <w:szCs w:val="20"/>
-                <w:lang w:eastAsia="es-CL"/>
-              </w:rPr>
-              <w:br/>
-            </w:r>
-            <w:r>
-              <w:rPr>
-                <w:rFonts w:ascii="Calibri" w:hAnsi="Calibri" w:cs="Arial"/>
-                <w:i/>
-                <w:color w:val="548DD4"/>
-                <w:sz w:val="20"/>
-                <w:szCs w:val="20"/>
-                <w:lang w:eastAsia="es-CL"/>
-              </w:rPr>
-              <w:br/>
-              <w:t xml:space="preserve">La factibilidad también se sustenta en que </w:t>
-            </w:r>
-            <w:proofErr w:type="spellStart"/>
-            <w:r>
-              <w:rPr>
-                <w:rFonts w:ascii="Calibri" w:hAnsi="Calibri" w:cs="Arial"/>
-                <w:i/>
-                <w:color w:val="548DD4"/>
-                <w:sz w:val="20"/>
-                <w:szCs w:val="20"/>
-                <w:lang w:eastAsia="es-CL"/>
-              </w:rPr>
-              <w:t>Alloxentric</w:t>
-            </w:r>
-            <w:proofErr w:type="spellEnd"/>
-            <w:r>
-              <w:rPr>
-                <w:rFonts w:ascii="Calibri" w:hAnsi="Calibri" w:cs="Arial"/>
-                <w:i/>
-                <w:color w:val="548DD4"/>
-                <w:sz w:val="20"/>
-                <w:szCs w:val="20"/>
-                <w:lang w:eastAsia="es-CL"/>
-              </w:rPr>
-              <w:t xml:space="preserve"> ya definió estándares técnicos transversales para la plataforma y el equipo realizará revisiones semanales bajo un enfoque Scrum. La planificación divide responsabilidades entre Vicente Suazo y Andrea Santana para que cada integrante cuente con tareas y evidencias diferenciables durante las tres fases del proyecto.</w:t>
+              <w:t xml:space="preserve"> reduce la dependencia de lógica específica por norma y facilita futuras ampliaciones.</w:t>
             </w:r>
           </w:p>
         </w:tc>
@@ -2164,7 +2361,7 @@
                 <w:szCs w:val="20"/>
                 <w:lang w:eastAsia="es-CL"/>
               </w:rPr>
-              <w:t xml:space="preserve">Implementar en el software existente de </w:t>
+              <w:t xml:space="preserve">Implementar en la plataforma DANI27 de </w:t>
             </w:r>
             <w:proofErr w:type="spellStart"/>
             <w:r>
@@ -2188,7 +2385,31 @@
                 <w:szCs w:val="20"/>
                 <w:lang w:eastAsia="es-CL"/>
               </w:rPr>
-              <w:t xml:space="preserve"> las funcionalidades necesarias para incorporar la gestión de ISO 42001, reutilizando y adaptando la solución actualmente utilizada para ISO 27001 y manteniendo los estándares técnicos definidos por la empresa.</w:t>
+              <w:t xml:space="preserve"> un esquema de </w:t>
+            </w:r>
+            <w:proofErr w:type="spellStart"/>
+            <w:r>
+              <w:rPr>
+                <w:rFonts w:ascii="Calibri" w:hAnsi="Calibri" w:cs="Arial"/>
+                <w:i/>
+                <w:color w:val="548DD4"/>
+                <w:sz w:val="20"/>
+                <w:szCs w:val="20"/>
+                <w:lang w:eastAsia="es-CL"/>
+              </w:rPr>
+              <w:t>frameworks</w:t>
+            </w:r>
+            <w:proofErr w:type="spellEnd"/>
+            <w:r>
+              <w:rPr>
+                <w:rFonts w:ascii="Calibri" w:hAnsi="Calibri" w:cs="Arial"/>
+                <w:i/>
+                <w:color w:val="548DD4"/>
+                <w:sz w:val="20"/>
+                <w:szCs w:val="20"/>
+                <w:lang w:eastAsia="es-CL"/>
+              </w:rPr>
+              <w:t xml:space="preserve"> que permita incorporar y gestionar ISO 42001, automatizando las 20 políticas asociadas a este marco normativo y reutilizando la arquitectura existente para facilitar la incorporación futura de nuevas normas.</w:t>
             </w:r>
           </w:p>
         </w:tc>
@@ -2251,23 +2472,26 @@
             </w:pPr>
             <w:r>
               <w:rPr>
-                <w:rFonts w:ascii="Arial" w:hAnsi="Arial" w:cs="Arial"/>
-                <w:color w:val="000000"/>
-                <w:sz w:val="18"/>
-                <w:szCs w:val="18"/>
+                <w:rFonts w:ascii="Calibri" w:hAnsi="Calibri" w:cs="Arial"/>
+                <w:i/>
+                <w:color w:val="548DD4"/>
+                <w:sz w:val="20"/>
+                <w:szCs w:val="20"/>
+                <w:lang w:eastAsia="es-CL"/>
+              </w:rPr>
+              <w:t>1. Analizar la arquitectura y los módulos actuales de DANI27 para identificar componentes reutilizables y dependencias específicas de ISO 27001.</w:t>
+            </w:r>
+            <w:r>
+              <w:rPr>
+                <w:rFonts w:ascii="Calibri" w:hAnsi="Calibri" w:cs="Arial"/>
+                <w:i/>
+                <w:color w:val="548DD4"/>
+                <w:sz w:val="20"/>
+                <w:szCs w:val="20"/>
+                <w:lang w:eastAsia="es-CL"/>
               </w:rPr>
               <w:br/>
-            </w:r>
-            <w:r>
-              <w:rPr>
-                <w:rFonts w:ascii="Calibri" w:hAnsi="Calibri" w:cs="Arial"/>
-                <w:i/>
-                <w:color w:val="548DD4"/>
-                <w:sz w:val="20"/>
-                <w:szCs w:val="20"/>
-                <w:lang w:eastAsia="es-CL"/>
-              </w:rPr>
-              <w:t xml:space="preserve">1. Analizar la estructura y el funcionamiento actual del software de </w:t>
+              <w:t xml:space="preserve">2. Analizar y estructurar las 20 políticas asociadas a ISO 42001 definidas en el inventario normativo entregado por </w:t>
             </w:r>
             <w:proofErr w:type="spellStart"/>
             <w:r>
@@ -2291,7 +2515,7 @@
                 <w:szCs w:val="20"/>
                 <w:lang w:eastAsia="es-CL"/>
               </w:rPr>
-              <w:t xml:space="preserve"> utilizado para la gestión de ISO 27001, identificando componentes reutilizables o adaptables.</w:t>
+              <w:t>.</w:t>
             </w:r>
             <w:r>
               <w:rPr>
@@ -2303,7 +2527,31 @@
                 <w:lang w:eastAsia="es-CL"/>
               </w:rPr>
               <w:br/>
-              <w:t>2. Identificar y definir los requerimientos funcionales y técnicos necesarios para incorporar la gestión de ISO 42001 en la plataforma existente.</w:t>
+              <w:t xml:space="preserve">3. Diseñar un modelo de </w:t>
+            </w:r>
+            <w:proofErr w:type="spellStart"/>
+            <w:r>
+              <w:rPr>
+                <w:rFonts w:ascii="Calibri" w:hAnsi="Calibri" w:cs="Arial"/>
+                <w:i/>
+                <w:color w:val="548DD4"/>
+                <w:sz w:val="20"/>
+                <w:szCs w:val="20"/>
+                <w:lang w:eastAsia="es-CL"/>
+              </w:rPr>
+              <w:t>frameworks</w:t>
+            </w:r>
+            <w:proofErr w:type="spellEnd"/>
+            <w:r>
+              <w:rPr>
+                <w:rFonts w:ascii="Calibri" w:hAnsi="Calibri" w:cs="Arial"/>
+                <w:i/>
+                <w:color w:val="548DD4"/>
+                <w:sz w:val="20"/>
+                <w:szCs w:val="20"/>
+                <w:lang w:eastAsia="es-CL"/>
+              </w:rPr>
+              <w:t xml:space="preserve"> configurable que permita relacionar normas, políticas y funcionalidades sin duplicar la lógica principal del sistema.</w:t>
             </w:r>
             <w:r>
               <w:rPr>
@@ -2315,7 +2563,7 @@
                 <w:lang w:eastAsia="es-CL"/>
               </w:rPr>
               <w:br/>
-              <w:t xml:space="preserve">3. Diseñar la integración de ISO 42001 considerando la arquitectura, datos, </w:t>
+              <w:t xml:space="preserve">4. Implementar en </w:t>
             </w:r>
             <w:proofErr w:type="spellStart"/>
             <w:r>
@@ -2327,7 +2575,7 @@
                 <w:szCs w:val="20"/>
                 <w:lang w:eastAsia="es-CL"/>
               </w:rPr>
-              <w:t>APIs</w:t>
+              <w:t>backend</w:t>
             </w:r>
             <w:proofErr w:type="spellEnd"/>
             <w:r>
@@ -2339,7 +2587,7 @@
                 <w:szCs w:val="20"/>
                 <w:lang w:eastAsia="es-CL"/>
               </w:rPr>
-              <w:t xml:space="preserve">, permisos y estándares técnicos de </w:t>
+              <w:t xml:space="preserve">, base de datos y </w:t>
             </w:r>
             <w:proofErr w:type="spellStart"/>
             <w:r>
@@ -2351,6 +2599,30 @@
                 <w:szCs w:val="20"/>
                 <w:lang w:eastAsia="es-CL"/>
               </w:rPr>
+              <w:t>frontend</w:t>
+            </w:r>
+            <w:proofErr w:type="spellEnd"/>
+            <w:r>
+              <w:rPr>
+                <w:rFonts w:ascii="Calibri" w:hAnsi="Calibri" w:cs="Arial"/>
+                <w:i/>
+                <w:color w:val="548DD4"/>
+                <w:sz w:val="20"/>
+                <w:szCs w:val="20"/>
+                <w:lang w:eastAsia="es-CL"/>
+              </w:rPr>
+              <w:t xml:space="preserve"> la gestión de ISO 42001 y sus 20 políticas, respetando los estándares técnicos de </w:t>
+            </w:r>
+            <w:proofErr w:type="spellStart"/>
+            <w:r>
+              <w:rPr>
+                <w:rFonts w:ascii="Calibri" w:hAnsi="Calibri" w:cs="Arial"/>
+                <w:i/>
+                <w:color w:val="548DD4"/>
+                <w:sz w:val="20"/>
+                <w:szCs w:val="20"/>
+                <w:lang w:eastAsia="es-CL"/>
+              </w:rPr>
               <w:t>Alloxentric</w:t>
             </w:r>
             <w:proofErr w:type="spellEnd"/>
@@ -2375,7 +2647,7 @@
                 <w:lang w:eastAsia="es-CL"/>
               </w:rPr>
               <w:br/>
-              <w:t>4. Desarrollar e integrar las funcionalidades requeridas para ISO 42001 sobre los componentes existentes de la plataforma.</w:t>
+              <w:t>5. Realizar pruebas funcionales, de integración y regresión que verifiquen la gestión de las 20 políticas y la continuidad de las funcionalidades existentes.</w:t>
             </w:r>
             <w:r>
               <w:rPr>
@@ -2387,7 +2659,7 @@
                 <w:lang w:eastAsia="es-CL"/>
               </w:rPr>
               <w:br/>
-              <w:t>5. Realizar pruebas funcionales, de integración y regresión para verificar el funcionamiento de la solución y la continuidad de las funcionalidades asociadas a ISO 27001.</w:t>
+              <w:t>6. Documentar la estructura implementada para facilitar la incorporación futura de nuevas normas o marcos normativos.</w:t>
             </w:r>
           </w:p>
         </w:tc>
@@ -2502,6 +2774,7 @@
                 <w:sz w:val="28"/>
                 <w:szCs w:val="28"/>
               </w:rPr>
+              <w:lastRenderedPageBreak/>
               <w:t>5</w:t>
             </w:r>
             <w:r>
@@ -2671,7 +2944,31 @@
                 <w:szCs w:val="20"/>
                 <w:lang w:eastAsia="es-CL"/>
               </w:rPr>
-              <w:t>El proyecto Dani ISO 42001 se desarrollará utilizando Scrum, organizando el trabajo de manera incremental durante las 18 semanas del periodo académico. El alcance se concentra exclusivamente en integrar la gestión de ISO 42001 en la plataforma DANI27 ya existente, reutilizando y adaptando la solución actualmente utilizada para ISO 27001.</w:t>
+              <w:t xml:space="preserve">El proyecto se desarrollará utilizando Scrum y un enfoque incremental durante las 18 semanas del periodo académico. La implementación no se abordará como veinte desarrollos independientes, sino mediante un esquema de </w:t>
+            </w:r>
+            <w:proofErr w:type="spellStart"/>
+            <w:r>
+              <w:rPr>
+                <w:rFonts w:ascii="Calibri" w:hAnsi="Calibri" w:cs="Arial"/>
+                <w:i/>
+                <w:color w:val="548DD4"/>
+                <w:sz w:val="20"/>
+                <w:szCs w:val="20"/>
+                <w:lang w:eastAsia="es-CL"/>
+              </w:rPr>
+              <w:t>frameworks</w:t>
+            </w:r>
+            <w:proofErr w:type="spellEnd"/>
+            <w:r>
+              <w:rPr>
+                <w:rFonts w:ascii="Calibri" w:hAnsi="Calibri" w:cs="Arial"/>
+                <w:i/>
+                <w:color w:val="548DD4"/>
+                <w:sz w:val="20"/>
+                <w:szCs w:val="20"/>
+                <w:lang w:eastAsia="es-CL"/>
+              </w:rPr>
+              <w:t xml:space="preserve"> reutilizable que permita parametrizar la norma y asociar sus políticas a componentes comunes de DANI27.</w:t>
             </w:r>
             <w:r>
               <w:rPr>
@@ -2694,7 +2991,79 @@
                 <w:lang w:eastAsia="es-CL"/>
               </w:rPr>
               <w:br/>
-              <w:t>Durante la Fase 1 se analizará la arquitectura y los componentes existentes, se levantarán los requerimientos de ISO 42001 y se construirá un backlog priorizado. En la Fase 2 se diseñarán, desarrollarán e integrarán las funcionalidades, distribuyendo responsabilidades técnicas y funcionales entre Vicente Suazo y Andrea Santana. En la Fase 3 se realizarán pruebas de regresión y validación, correcciones, recopilación de evidencias y preparación de la entrega final.</w:t>
+              <w:t xml:space="preserve">En la Fase 1 se analizará la arquitectura actual, el inventario normativo y las 20 políticas de ISO 42001; además, se definirá el modelo de datos, reglas de reutilización y backlog. En la Fase 2 se implementará el </w:t>
+            </w:r>
+            <w:proofErr w:type="spellStart"/>
+            <w:r>
+              <w:rPr>
+                <w:rFonts w:ascii="Calibri" w:hAnsi="Calibri" w:cs="Arial"/>
+                <w:i/>
+                <w:color w:val="548DD4"/>
+                <w:sz w:val="20"/>
+                <w:szCs w:val="20"/>
+                <w:lang w:eastAsia="es-CL"/>
+              </w:rPr>
+              <w:t>framework</w:t>
+            </w:r>
+            <w:proofErr w:type="spellEnd"/>
+            <w:r>
+              <w:rPr>
+                <w:rFonts w:ascii="Calibri" w:hAnsi="Calibri" w:cs="Arial"/>
+                <w:i/>
+                <w:color w:val="548DD4"/>
+                <w:sz w:val="20"/>
+                <w:szCs w:val="20"/>
+                <w:lang w:eastAsia="es-CL"/>
+              </w:rPr>
+              <w:t xml:space="preserve">, se incorporarán progresivamente las 20 políticas y se adaptarán </w:t>
+            </w:r>
+            <w:proofErr w:type="spellStart"/>
+            <w:r>
+              <w:rPr>
+                <w:rFonts w:ascii="Calibri" w:hAnsi="Calibri" w:cs="Arial"/>
+                <w:i/>
+                <w:color w:val="548DD4"/>
+                <w:sz w:val="20"/>
+                <w:szCs w:val="20"/>
+                <w:lang w:eastAsia="es-CL"/>
+              </w:rPr>
+              <w:t>backend</w:t>
+            </w:r>
+            <w:proofErr w:type="spellEnd"/>
+            <w:r>
+              <w:rPr>
+                <w:rFonts w:ascii="Calibri" w:hAnsi="Calibri" w:cs="Arial"/>
+                <w:i/>
+                <w:color w:val="548DD4"/>
+                <w:sz w:val="20"/>
+                <w:szCs w:val="20"/>
+                <w:lang w:eastAsia="es-CL"/>
+              </w:rPr>
+              <w:t xml:space="preserve">, </w:t>
+            </w:r>
+            <w:proofErr w:type="spellStart"/>
+            <w:r>
+              <w:rPr>
+                <w:rFonts w:ascii="Calibri" w:hAnsi="Calibri" w:cs="Arial"/>
+                <w:i/>
+                <w:color w:val="548DD4"/>
+                <w:sz w:val="20"/>
+                <w:szCs w:val="20"/>
+                <w:lang w:eastAsia="es-CL"/>
+              </w:rPr>
+              <w:t>frontend</w:t>
+            </w:r>
+            <w:proofErr w:type="spellEnd"/>
+            <w:r>
+              <w:rPr>
+                <w:rFonts w:ascii="Calibri" w:hAnsi="Calibri" w:cs="Arial"/>
+                <w:i/>
+                <w:color w:val="548DD4"/>
+                <w:sz w:val="20"/>
+                <w:szCs w:val="20"/>
+                <w:lang w:eastAsia="es-CL"/>
+              </w:rPr>
+              <w:t>, permisos y trazabilidad. En la Fase 3 se ejecutarán pruebas funcionales, de integración y regresión, se corregirán hallazgos y se consolidará la documentación.</w:t>
             </w:r>
             <w:r>
               <w:rPr>
@@ -2717,7 +3086,7 @@
                 <w:lang w:eastAsia="es-CL"/>
               </w:rPr>
               <w:br/>
-              <w:t xml:space="preserve">Se efectuarán revisiones semanales para presentar avances, resolver dudas, validar requerimientos y ajustar el backlog. Como criterios transversales se considerarán </w:t>
+              <w:t xml:space="preserve">Se realizarán revisiones semanales con </w:t>
             </w:r>
             <w:proofErr w:type="spellStart"/>
             <w:r>
@@ -2729,6 +3098,30 @@
                 <w:szCs w:val="20"/>
                 <w:lang w:eastAsia="es-CL"/>
               </w:rPr>
+              <w:t>Alloxentric</w:t>
+            </w:r>
+            <w:proofErr w:type="spellEnd"/>
+            <w:r>
+              <w:rPr>
+                <w:rFonts w:ascii="Calibri" w:hAnsi="Calibri" w:cs="Arial"/>
+                <w:i/>
+                <w:color w:val="548DD4"/>
+                <w:sz w:val="20"/>
+                <w:szCs w:val="20"/>
+                <w:lang w:eastAsia="es-CL"/>
+              </w:rPr>
+              <w:t xml:space="preserve"> para validar avances y ajustar el backlog. Como criterios transversales se considerarán </w:t>
+            </w:r>
+            <w:proofErr w:type="spellStart"/>
+            <w:r>
+              <w:rPr>
+                <w:rFonts w:ascii="Calibri" w:hAnsi="Calibri" w:cs="Arial"/>
+                <w:i/>
+                <w:color w:val="548DD4"/>
+                <w:sz w:val="20"/>
+                <w:szCs w:val="20"/>
+                <w:lang w:eastAsia="es-CL"/>
+              </w:rPr>
               <w:t>multi-tenancy</w:t>
             </w:r>
             <w:proofErr w:type="spellEnd"/>
@@ -2813,7 +3206,7 @@
                 <w:szCs w:val="20"/>
                 <w:lang w:eastAsia="es-CL"/>
               </w:rPr>
-              <w:t>, RBAC y JWT, internacionalización, arquitectura API-First y auditoría de logs, según corresponda al alcance de cada funcionalidad.</w:t>
+              <w:t>, RBAC/JWT, internacionalización, arquitectura API-First y auditoría de logs.</w:t>
             </w:r>
           </w:p>
         </w:tc>
@@ -3147,18 +3540,7 @@
                 <w:szCs w:val="20"/>
                 <w:lang w:eastAsia="es-CL"/>
               </w:rPr>
-              <w:t>A</w:t>
-            </w:r>
-            <w:r>
-              <w:rPr>
-                <w:rFonts w:ascii="Calibri" w:hAnsi="Calibri" w:cs="Arial"/>
-                <w:i/>
-                <w:color w:val="548DD4"/>
-                <w:sz w:val="20"/>
-                <w:szCs w:val="20"/>
-                <w:lang w:eastAsia="es-CL"/>
-              </w:rPr>
-              <w:t>vance</w:t>
+              <w:t>Avance</w:t>
             </w:r>
           </w:p>
         </w:tc>
@@ -3188,7 +3570,7 @@
                 <w:szCs w:val="20"/>
                 <w:lang w:eastAsia="es-CL"/>
               </w:rPr>
-              <w:t>Análisis técnico y requerimientos ISO 42001</w:t>
+              <w:t>Matriz de alcance ISO 42001</w:t>
             </w:r>
           </w:p>
         </w:tc>
@@ -3218,7 +3600,7 @@
                 <w:szCs w:val="20"/>
                 <w:lang w:eastAsia="es-CL"/>
               </w:rPr>
-              <w:t>Análisis de la plataforma ISO 27001, componentes reutilizables, requerimientos de ISO 42001 y backlog inicial. Incluye evidencias diferenciadas del análisis técnico de Vicente y del levantamiento funcional de Andrea.</w:t>
+              <w:t>Inventario y clasificación de las 20 políticas de ISO 42001, indicando su relación con componentes existentes y necesidades de implementación.</w:t>
             </w:r>
           </w:p>
         </w:tc>
@@ -3248,7 +3630,7 @@
                 <w:szCs w:val="20"/>
                 <w:lang w:eastAsia="es-CL"/>
               </w:rPr>
-              <w:t>Demuestra comprensión del sistema existente, definición del alcance y participación individual del equipo.</w:t>
+              <w:t>Demuestra que el alcance normativo fue identificado y convertido en requerimientos implementables.</w:t>
             </w:r>
           </w:p>
         </w:tc>
@@ -3313,7 +3695,31 @@
                 <w:szCs w:val="20"/>
                 <w:lang w:eastAsia="es-CL"/>
               </w:rPr>
-              <w:t>Diseño técnico y funcional de integración</w:t>
+              <w:t xml:space="preserve">Diseño del </w:t>
+            </w:r>
+            <w:proofErr w:type="spellStart"/>
+            <w:r>
+              <w:rPr>
+                <w:rFonts w:ascii="Calibri" w:hAnsi="Calibri" w:cs="Arial"/>
+                <w:i/>
+                <w:color w:val="548DD4"/>
+                <w:sz w:val="20"/>
+                <w:szCs w:val="20"/>
+                <w:lang w:eastAsia="es-CL"/>
+              </w:rPr>
+              <w:t>framework</w:t>
+            </w:r>
+            <w:proofErr w:type="spellEnd"/>
+            <w:r>
+              <w:rPr>
+                <w:rFonts w:ascii="Calibri" w:hAnsi="Calibri" w:cs="Arial"/>
+                <w:i/>
+                <w:color w:val="548DD4"/>
+                <w:sz w:val="20"/>
+                <w:szCs w:val="20"/>
+                <w:lang w:eastAsia="es-CL"/>
+              </w:rPr>
+              <w:t xml:space="preserve"> normativo</w:t>
             </w:r>
           </w:p>
         </w:tc>
@@ -3343,7 +3749,7 @@
                 <w:szCs w:val="20"/>
                 <w:lang w:eastAsia="es-CL"/>
               </w:rPr>
-              <w:t xml:space="preserve">Diseño de componentes, flujos, </w:t>
+              <w:t xml:space="preserve">Modelo de datos, componentes, </w:t>
             </w:r>
             <w:proofErr w:type="spellStart"/>
             <w:r>
@@ -3367,7 +3773,7 @@
                 <w:szCs w:val="20"/>
                 <w:lang w:eastAsia="es-CL"/>
               </w:rPr>
-              <w:t>, datos, permisos, interfaces y criterios de aceptación necesarios para integrar ISO 42001.</w:t>
+              <w:t>, flujos y reglas para gestionar ISO 42001 sin acoplar la plataforma a una única norma.</w:t>
             </w:r>
           </w:p>
         </w:tc>
@@ -3397,7 +3803,7 @@
                 <w:szCs w:val="20"/>
                 <w:lang w:eastAsia="es-CL"/>
               </w:rPr>
-              <w:t>Demuestra cómo se planificó la ampliación respetando la arquitectura existente y separando responsabilidades técnicas y funcionales.</w:t>
+              <w:t>Demuestra la reutilización y escalabilidad de la solución para futuros marcos.</w:t>
             </w:r>
           </w:p>
         </w:tc>
@@ -3432,7 +3838,6 @@
                 <w:szCs w:val="20"/>
                 <w:lang w:eastAsia="es-CL"/>
               </w:rPr>
-              <w:lastRenderedPageBreak/>
               <w:t>Final</w:t>
             </w:r>
           </w:p>
@@ -3463,7 +3868,7 @@
                 <w:szCs w:val="20"/>
                 <w:lang w:eastAsia="es-CL"/>
               </w:rPr>
-              <w:t>Funcionalidad ISO 42001 integrada</w:t>
+              <w:t>20 políticas ISO 42001 integradas</w:t>
             </w:r>
           </w:p>
         </w:tc>
@@ -3493,7 +3898,31 @@
                 <w:szCs w:val="20"/>
                 <w:lang w:eastAsia="es-CL"/>
               </w:rPr>
-              <w:t>Demostración de las funcionalidades desarrolladas por ambos integrantes e integradas dentro de DANI27, manteniendo la gestión existente de ISO 27001.</w:t>
+              <w:t xml:space="preserve">Demostración de la gestión de las 20 políticas priorizadas dentro de DANI27 mediante el nuevo esquema de </w:t>
+            </w:r>
+            <w:proofErr w:type="spellStart"/>
+            <w:r>
+              <w:rPr>
+                <w:rFonts w:ascii="Calibri" w:hAnsi="Calibri" w:cs="Arial"/>
+                <w:i/>
+                <w:color w:val="548DD4"/>
+                <w:sz w:val="20"/>
+                <w:szCs w:val="20"/>
+                <w:lang w:eastAsia="es-CL"/>
+              </w:rPr>
+              <w:t>frameworks</w:t>
+            </w:r>
+            <w:proofErr w:type="spellEnd"/>
+            <w:r>
+              <w:rPr>
+                <w:rFonts w:ascii="Calibri" w:hAnsi="Calibri" w:cs="Arial"/>
+                <w:i/>
+                <w:color w:val="548DD4"/>
+                <w:sz w:val="20"/>
+                <w:szCs w:val="20"/>
+                <w:lang w:eastAsia="es-CL"/>
+              </w:rPr>
+              <w:t>.</w:t>
             </w:r>
           </w:p>
         </w:tc>
@@ -3523,7 +3952,7 @@
                 <w:szCs w:val="20"/>
                 <w:lang w:eastAsia="es-CL"/>
               </w:rPr>
-              <w:t>Constituye la principal evidencia funcional del cumplimiento del objetivo general.</w:t>
+              <w:t>Constituye la evidencia principal del cumplimiento del requerimiento funcional.</w:t>
             </w:r>
           </w:p>
         </w:tc>
@@ -3558,6 +3987,7 @@
                 <w:szCs w:val="20"/>
                 <w:lang w:eastAsia="es-CL"/>
               </w:rPr>
+              <w:lastRenderedPageBreak/>
               <w:t>Final</w:t>
             </w:r>
           </w:p>
@@ -3588,7 +4018,7 @@
                 <w:szCs w:val="20"/>
                 <w:lang w:eastAsia="es-CL"/>
               </w:rPr>
-              <w:t>Pruebas, validación y evidencias</w:t>
+              <w:t>Pruebas y documentación técnica</w:t>
             </w:r>
           </w:p>
         </w:tc>
@@ -3618,7 +4048,31 @@
                 <w:szCs w:val="20"/>
                 <w:lang w:eastAsia="es-CL"/>
               </w:rPr>
-              <w:t>Registro de pruebas funcionales, de integración y regresión, resultados, correcciones realizadas y evidencias individuales de cada integrante.</w:t>
+              <w:t xml:space="preserve">Casos de prueba, resultados, correcciones y documentación de la estructura necesaria para incorporar nuevos </w:t>
+            </w:r>
+            <w:proofErr w:type="spellStart"/>
+            <w:r>
+              <w:rPr>
+                <w:rFonts w:ascii="Calibri" w:hAnsi="Calibri" w:cs="Arial"/>
+                <w:i/>
+                <w:color w:val="548DD4"/>
+                <w:sz w:val="20"/>
+                <w:szCs w:val="20"/>
+                <w:lang w:eastAsia="es-CL"/>
+              </w:rPr>
+              <w:t>frameworks</w:t>
+            </w:r>
+            <w:proofErr w:type="spellEnd"/>
+            <w:r>
+              <w:rPr>
+                <w:rFonts w:ascii="Calibri" w:hAnsi="Calibri" w:cs="Arial"/>
+                <w:i/>
+                <w:color w:val="548DD4"/>
+                <w:sz w:val="20"/>
+                <w:szCs w:val="20"/>
+                <w:lang w:eastAsia="es-CL"/>
+              </w:rPr>
+              <w:t>.</w:t>
             </w:r>
           </w:p>
         </w:tc>
@@ -3648,7 +4102,7 @@
                 <w:szCs w:val="20"/>
                 <w:lang w:eastAsia="es-CL"/>
               </w:rPr>
-              <w:t>Permite verificar el funcionamiento de la solución, la integración y la trazabilidad de los aportes del equipo.</w:t>
+              <w:t>Verifica funcionamiento, regresión, trazabilidad y mantenibilidad de la solución.</w:t>
             </w:r>
           </w:p>
         </w:tc>
@@ -3762,23 +4216,7 @@
                 <w:rFonts w:ascii="Calibri" w:hAnsi="Calibri"/>
                 <w:color w:val="1F3864" w:themeColor="accent1" w:themeShade="80"/>
               </w:rPr>
-              <w:t xml:space="preserve">efine la planificación de tu Proyecto APT </w:t>
-            </w:r>
-            <w:proofErr w:type="gramStart"/>
-            <w:r>
-              <w:rPr>
-                <w:rFonts w:ascii="Calibri" w:hAnsi="Calibri"/>
-                <w:color w:val="1F3864" w:themeColor="accent1" w:themeShade="80"/>
-              </w:rPr>
-              <w:t>de acuerdo a</w:t>
-            </w:r>
-            <w:proofErr w:type="gramEnd"/>
-            <w:r>
-              <w:rPr>
-                <w:rFonts w:ascii="Calibri" w:hAnsi="Calibri"/>
-                <w:color w:val="1F3864" w:themeColor="accent1" w:themeShade="80"/>
-              </w:rPr>
-              <w:t xml:space="preserve"> lo requerido</w:t>
+              <w:t>efine la planificación de tu Proyecto APT de acuerdo a lo requerido</w:t>
             </w:r>
             <w:r>
               <w:rPr>
@@ -3833,6 +4271,44 @@
         </w:trPr>
         <w:tc>
           <w:tcPr>
+            <w:tcW w:w="11061" w:type="dxa"/>
+            <w:gridSpan w:val="7"/>
+            <w:tcBorders>
+              <w:top w:val="single" w:sz="4" w:space="0" w:color="BFBFBF" w:themeColor="background1" w:themeShade="BF"/>
+              <w:left w:val="single" w:sz="4" w:space="0" w:color="BFBFBF" w:themeColor="background1" w:themeShade="BF"/>
+              <w:bottom w:val="single" w:sz="4" w:space="0" w:color="BFBFBF" w:themeColor="background1" w:themeShade="BF"/>
+              <w:right w:val="single" w:sz="4" w:space="0" w:color="BFBFBF" w:themeColor="background1" w:themeShade="BF"/>
+            </w:tcBorders>
+            <w:shd w:val="clear" w:color="auto" w:fill="1F4E78"/>
+            <w:hideMark/>
+          </w:tcPr>
+          <w:p>
+            <w:pPr>
+              <w:spacing w:after="0" w:line="360" w:lineRule="auto"/>
+              <w:jc w:val="both"/>
+              <w:rPr>
+                <w:b/>
+                <w:sz w:val="24"/>
+                <w:szCs w:val="24"/>
+              </w:rPr>
+            </w:pPr>
+            <w:r>
+              <w:rPr>
+                <w:b/>
+                <w:sz w:val="24"/>
+                <w:szCs w:val="24"/>
+              </w:rPr>
+              <w:t>Plan de Trabajo Proyecto APT</w:t>
+            </w:r>
+          </w:p>
+        </w:tc>
+      </w:tr>
+      <w:tr>
+        <w:trPr>
+          <w:jc w:val="center"/>
+        </w:trPr>
+        <w:tc>
+          <w:tcPr>
             <w:tcW w:w="1580" w:type="dxa"/>
             <w:tcBorders>
               <w:top w:val="single" w:sz="4" w:space="0" w:color="BFBFBF" w:themeColor="background1" w:themeShade="BF"/>
@@ -3845,24 +4321,19 @@
           </w:tcPr>
           <w:p>
             <w:pPr>
-              <w:jc w:val="both"/>
-              <w:rPr>
-                <w:rFonts w:ascii="Calibri" w:hAnsi="Calibri" w:cs="Arial"/>
-                <w:i/>
-                <w:color w:val="548DD4"/>
-                <w:sz w:val="20"/>
-                <w:szCs w:val="20"/>
-                <w:lang w:eastAsia="es-CL"/>
-              </w:rPr>
-            </w:pPr>
-            <w:r>
-              <w:rPr>
-                <w:rFonts w:ascii="Calibri" w:hAnsi="Calibri" w:cs="Arial"/>
-                <w:i/>
-                <w:color w:val="548DD4"/>
-                <w:sz w:val="20"/>
-                <w:szCs w:val="20"/>
-                <w:lang w:eastAsia="es-CL"/>
+              <w:spacing w:after="0" w:line="360" w:lineRule="auto"/>
+              <w:jc w:val="both"/>
+              <w:rPr>
+                <w:b/>
+                <w:sz w:val="24"/>
+                <w:szCs w:val="24"/>
+              </w:rPr>
+            </w:pPr>
+            <w:r>
+              <w:rPr>
+                <w:b/>
+                <w:sz w:val="24"/>
+                <w:szCs w:val="24"/>
               </w:rPr>
               <w:t>Competencia o unidades de competencias</w:t>
             </w:r>
@@ -3883,50 +4354,21 @@
           </w:tcPr>
           <w:p>
             <w:pPr>
-              <w:jc w:val="both"/>
-              <w:rPr>
-                <w:rFonts w:ascii="Calibri" w:hAnsi="Calibri" w:cs="Arial"/>
-                <w:i/>
-                <w:color w:val="548DD4"/>
-                <w:sz w:val="20"/>
-                <w:szCs w:val="20"/>
-                <w:lang w:eastAsia="es-CL"/>
-              </w:rPr>
-            </w:pPr>
-            <w:r>
-              <w:rPr>
-                <w:rFonts w:ascii="Calibri" w:hAnsi="Calibri" w:cs="Arial"/>
-                <w:i/>
-                <w:color w:val="548DD4"/>
-                <w:sz w:val="20"/>
-                <w:szCs w:val="20"/>
-                <w:lang w:eastAsia="es-CL"/>
-              </w:rPr>
-              <w:t xml:space="preserve">Nombre </w:t>
-            </w:r>
-            <w:proofErr w:type="gramStart"/>
-            <w:r>
-              <w:rPr>
-                <w:rFonts w:ascii="Calibri" w:hAnsi="Calibri" w:cs="Arial"/>
-                <w:i/>
-                <w:color w:val="548DD4"/>
-                <w:sz w:val="20"/>
-                <w:szCs w:val="20"/>
-                <w:lang w:eastAsia="es-CL"/>
-              </w:rPr>
-              <w:t>de  Actividades</w:t>
-            </w:r>
-            <w:proofErr w:type="gramEnd"/>
-            <w:r>
-              <w:rPr>
-                <w:rFonts w:ascii="Calibri" w:hAnsi="Calibri" w:cs="Arial"/>
-                <w:i/>
-                <w:color w:val="548DD4"/>
-                <w:sz w:val="20"/>
-                <w:szCs w:val="20"/>
-                <w:lang w:eastAsia="es-CL"/>
-              </w:rPr>
-              <w:t>/Tareas</w:t>
+              <w:spacing w:after="0" w:line="360" w:lineRule="auto"/>
+              <w:jc w:val="both"/>
+              <w:rPr>
+                <w:b/>
+                <w:sz w:val="24"/>
+                <w:szCs w:val="24"/>
+              </w:rPr>
+            </w:pPr>
+            <w:r>
+              <w:rPr>
+                <w:b/>
+                <w:sz w:val="24"/>
+                <w:szCs w:val="24"/>
+              </w:rPr>
+              <w:t>Nombre de  Actividades/Tareas</w:t>
             </w:r>
           </w:p>
         </w:tc>
@@ -3945,24 +4387,19 @@
           </w:tcPr>
           <w:p>
             <w:pPr>
-              <w:jc w:val="both"/>
-              <w:rPr>
-                <w:rFonts w:ascii="Calibri" w:hAnsi="Calibri" w:cs="Arial"/>
-                <w:i/>
-                <w:color w:val="548DD4"/>
-                <w:sz w:val="20"/>
-                <w:szCs w:val="20"/>
-                <w:lang w:eastAsia="es-CL"/>
-              </w:rPr>
-            </w:pPr>
-            <w:r>
-              <w:rPr>
-                <w:rFonts w:ascii="Calibri" w:hAnsi="Calibri" w:cs="Arial"/>
-                <w:i/>
-                <w:color w:val="548DD4"/>
-                <w:sz w:val="20"/>
-                <w:szCs w:val="20"/>
-                <w:lang w:eastAsia="es-CL"/>
+              <w:spacing w:after="0" w:line="360" w:lineRule="auto"/>
+              <w:jc w:val="both"/>
+              <w:rPr>
+                <w:b/>
+                <w:sz w:val="24"/>
+                <w:szCs w:val="24"/>
+              </w:rPr>
+            </w:pPr>
+            <w:r>
+              <w:rPr>
+                <w:b/>
+                <w:sz w:val="24"/>
+                <w:szCs w:val="24"/>
               </w:rPr>
               <w:t>Descripción Actividades/Tareas</w:t>
             </w:r>
@@ -3983,24 +4420,19 @@
           </w:tcPr>
           <w:p>
             <w:pPr>
-              <w:jc w:val="both"/>
-              <w:rPr>
-                <w:rFonts w:ascii="Calibri" w:hAnsi="Calibri" w:cs="Arial"/>
-                <w:i/>
-                <w:color w:val="548DD4"/>
-                <w:sz w:val="20"/>
-                <w:szCs w:val="20"/>
-                <w:lang w:eastAsia="es-CL"/>
-              </w:rPr>
-            </w:pPr>
-            <w:r>
-              <w:rPr>
-                <w:rFonts w:ascii="Calibri" w:hAnsi="Calibri" w:cs="Arial"/>
-                <w:i/>
-                <w:color w:val="548DD4"/>
-                <w:sz w:val="20"/>
-                <w:szCs w:val="20"/>
-                <w:lang w:eastAsia="es-CL"/>
+              <w:spacing w:after="0" w:line="360" w:lineRule="auto"/>
+              <w:jc w:val="both"/>
+              <w:rPr>
+                <w:b/>
+                <w:sz w:val="24"/>
+                <w:szCs w:val="24"/>
+              </w:rPr>
+            </w:pPr>
+            <w:r>
+              <w:rPr>
+                <w:b/>
+                <w:sz w:val="24"/>
+                <w:szCs w:val="24"/>
               </w:rPr>
               <w:t>Recursos</w:t>
             </w:r>
@@ -4020,38 +4452,31 @@
           </w:tcPr>
           <w:p>
             <w:pPr>
-              <w:jc w:val="both"/>
-              <w:rPr>
-                <w:rFonts w:ascii="Calibri" w:hAnsi="Calibri" w:cs="Arial"/>
-                <w:i/>
-                <w:color w:val="548DD4"/>
-                <w:sz w:val="20"/>
-                <w:szCs w:val="20"/>
-                <w:lang w:eastAsia="es-CL"/>
-              </w:rPr>
-            </w:pPr>
-            <w:r>
-              <w:rPr>
-                <w:rFonts w:ascii="Calibri" w:hAnsi="Calibri" w:cs="Arial"/>
-                <w:i/>
-                <w:color w:val="548DD4"/>
-                <w:sz w:val="20"/>
-                <w:szCs w:val="20"/>
-                <w:lang w:eastAsia="es-CL"/>
+              <w:spacing w:after="0" w:line="360" w:lineRule="auto"/>
+              <w:jc w:val="both"/>
+              <w:rPr>
+                <w:b/>
+                <w:sz w:val="24"/>
+                <w:szCs w:val="24"/>
+              </w:rPr>
+            </w:pPr>
+            <w:r>
+              <w:rPr>
+                <w:b/>
+                <w:sz w:val="24"/>
+                <w:szCs w:val="24"/>
               </w:rPr>
               <w:t>Duración de la actividad</w:t>
             </w:r>
           </w:p>
           <w:p>
             <w:pPr>
-              <w:jc w:val="both"/>
-              <w:rPr>
-                <w:rFonts w:ascii="Calibri" w:hAnsi="Calibri" w:cs="Arial"/>
-                <w:i/>
-                <w:color w:val="548DD4"/>
-                <w:sz w:val="20"/>
-                <w:szCs w:val="20"/>
-                <w:lang w:eastAsia="es-CL"/>
+              <w:spacing w:after="0" w:line="360" w:lineRule="auto"/>
+              <w:jc w:val="both"/>
+              <w:rPr>
+                <w:b/>
+                <w:sz w:val="24"/>
+                <w:szCs w:val="24"/>
               </w:rPr>
             </w:pPr>
           </w:p>
@@ -4071,35 +4496,28 @@
           </w:tcPr>
           <w:p>
             <w:pPr>
-              <w:jc w:val="both"/>
-              <w:rPr>
-                <w:rFonts w:ascii="Calibri" w:hAnsi="Calibri" w:cs="Arial"/>
-                <w:i/>
-                <w:color w:val="548DD4"/>
-                <w:sz w:val="20"/>
-                <w:szCs w:val="20"/>
-                <w:lang w:eastAsia="es-CL"/>
-              </w:rPr>
-            </w:pPr>
-            <w:r>
-              <w:rPr>
-                <w:rFonts w:ascii="Calibri" w:hAnsi="Calibri" w:cs="Arial"/>
-                <w:i/>
-                <w:color w:val="548DD4"/>
-                <w:sz w:val="20"/>
-                <w:szCs w:val="20"/>
-                <w:lang w:eastAsia="es-CL"/>
+              <w:spacing w:after="0" w:line="360" w:lineRule="auto"/>
+              <w:jc w:val="both"/>
+              <w:rPr>
+                <w:b/>
+                <w:sz w:val="24"/>
+                <w:szCs w:val="24"/>
+              </w:rPr>
+            </w:pPr>
+            <w:r>
+              <w:rPr>
+                <w:b/>
+                <w:sz w:val="24"/>
+                <w:szCs w:val="24"/>
               </w:rPr>
               <w:t>Responsable</w:t>
             </w:r>
             <w:r>
               <w:rPr>
-                <w:rFonts w:ascii="Calibri" w:hAnsi="Calibri" w:cs="Arial"/>
-                <w:i/>
-                <w:color w:val="548DD4"/>
-                <w:sz w:val="20"/>
-                <w:szCs w:val="20"/>
-                <w:lang w:eastAsia="es-CL"/>
+                <w:b/>
+                <w:sz w:val="24"/>
+                <w:szCs w:val="24"/>
+                <w:vertAlign w:val="superscript"/>
               </w:rPr>
               <w:footnoteReference w:id="1"/>
             </w:r>
@@ -4120,24 +4538,19 @@
           </w:tcPr>
           <w:p>
             <w:pPr>
-              <w:jc w:val="both"/>
-              <w:rPr>
-                <w:rFonts w:ascii="Calibri" w:hAnsi="Calibri" w:cs="Arial"/>
-                <w:i/>
-                <w:color w:val="548DD4"/>
-                <w:sz w:val="20"/>
-                <w:szCs w:val="20"/>
-                <w:lang w:eastAsia="es-CL"/>
-              </w:rPr>
-            </w:pPr>
-            <w:r>
-              <w:rPr>
-                <w:rFonts w:ascii="Calibri" w:hAnsi="Calibri" w:cs="Arial"/>
-                <w:i/>
-                <w:color w:val="548DD4"/>
-                <w:sz w:val="20"/>
-                <w:szCs w:val="20"/>
-                <w:lang w:eastAsia="es-CL"/>
+              <w:spacing w:after="0" w:line="360" w:lineRule="auto"/>
+              <w:jc w:val="both"/>
+              <w:rPr>
+                <w:b/>
+                <w:sz w:val="24"/>
+                <w:szCs w:val="24"/>
+              </w:rPr>
+            </w:pPr>
+            <w:r>
+              <w:rPr>
+                <w:b/>
+                <w:sz w:val="24"/>
+                <w:szCs w:val="24"/>
               </w:rPr>
               <w:t>Observaciones</w:t>
             </w:r>
@@ -4181,7 +4594,7 @@
                 <w:szCs w:val="20"/>
                 <w:lang w:eastAsia="es-CL"/>
               </w:rPr>
-              <w:t>Análisis y Planificación de Requerimientos / Arquitectura de Software</w:t>
+              <w:t>Análisis de Requerimientos / Arquitectura</w:t>
             </w:r>
           </w:p>
         </w:tc>
@@ -4255,7 +4668,7 @@
                 <w:szCs w:val="20"/>
                 <w:lang w:eastAsia="es-CL"/>
               </w:rPr>
-              <w:t xml:space="preserve">Revisar arquitectura, módulos, </w:t>
+              <w:t xml:space="preserve">Revisar módulos, datos, </w:t>
             </w:r>
             <w:proofErr w:type="spellStart"/>
             <w:r>
@@ -4279,7 +4692,7 @@
                 <w:szCs w:val="20"/>
                 <w:lang w:eastAsia="es-CL"/>
               </w:rPr>
-              <w:t>, datos y componentes de ISO 27001 reutilizables para la integración de ISO 42001.</w:t>
+              <w:t xml:space="preserve"> y lógica actual para detectar dependencias de ISO 27001 y oportunidades de reutilización.</w:t>
             </w:r>
           </w:p>
         </w:tc>
@@ -4316,31 +4729,7 @@
                 <w:szCs w:val="20"/>
                 <w:lang w:eastAsia="es-CL"/>
               </w:rPr>
-              <w:t xml:space="preserve">Repositorio </w:t>
-            </w:r>
-            <w:proofErr w:type="spellStart"/>
-            <w:r>
-              <w:rPr>
-                <w:rFonts w:ascii="Calibri" w:hAnsi="Calibri" w:cs="Arial"/>
-                <w:i/>
-                <w:color w:val="548DD4"/>
-                <w:sz w:val="20"/>
-                <w:szCs w:val="20"/>
-                <w:lang w:eastAsia="es-CL"/>
-              </w:rPr>
-              <w:t>eth-sgsi</w:t>
-            </w:r>
-            <w:proofErr w:type="spellEnd"/>
-            <w:r>
-              <w:rPr>
-                <w:rFonts w:ascii="Calibri" w:hAnsi="Calibri" w:cs="Arial"/>
-                <w:i/>
-                <w:color w:val="548DD4"/>
-                <w:sz w:val="20"/>
-                <w:szCs w:val="20"/>
-                <w:lang w:eastAsia="es-CL"/>
-              </w:rPr>
-              <w:t>, documentación, entorno local, Git/GitHub.</w:t>
+              <w:t>Repositorio, README, entorno local, Git/GitHub.</w:t>
             </w:r>
           </w:p>
         </w:tc>
@@ -4451,7 +4840,31 @@
                 <w:szCs w:val="20"/>
                 <w:lang w:eastAsia="es-CL"/>
               </w:rPr>
-              <w:t>Base técnica de la integración.</w:t>
+              <w:t xml:space="preserve">Base técnica del esquema de </w:t>
+            </w:r>
+            <w:proofErr w:type="spellStart"/>
+            <w:r>
+              <w:rPr>
+                <w:rFonts w:ascii="Calibri" w:hAnsi="Calibri" w:cs="Arial"/>
+                <w:i/>
+                <w:color w:val="548DD4"/>
+                <w:sz w:val="20"/>
+                <w:szCs w:val="20"/>
+                <w:lang w:eastAsia="es-CL"/>
+              </w:rPr>
+              <w:t>frameworks</w:t>
+            </w:r>
+            <w:proofErr w:type="spellEnd"/>
+            <w:r>
+              <w:rPr>
+                <w:rFonts w:ascii="Calibri" w:hAnsi="Calibri" w:cs="Arial"/>
+                <w:i/>
+                <w:color w:val="548DD4"/>
+                <w:sz w:val="20"/>
+                <w:szCs w:val="20"/>
+                <w:lang w:eastAsia="es-CL"/>
+              </w:rPr>
+              <w:t>.</w:t>
             </w:r>
           </w:p>
         </w:tc>
@@ -4493,7 +4906,7 @@
                 <w:szCs w:val="20"/>
                 <w:lang w:eastAsia="es-CL"/>
               </w:rPr>
-              <w:t>Análisis y Planificación de Requerimientos</w:t>
+              <w:t>Análisis de Requerimientos / Cumplimiento</w:t>
             </w:r>
           </w:p>
         </w:tc>
@@ -4530,7 +4943,7 @@
                 <w:szCs w:val="20"/>
                 <w:lang w:eastAsia="es-CL"/>
               </w:rPr>
-              <w:t>Levantamiento funcional ISO 42001</w:t>
+              <w:t>Análisis de las 20 políticas ISO 42001</w:t>
             </w:r>
           </w:p>
         </w:tc>
@@ -4567,7 +4980,7 @@
                 <w:szCs w:val="20"/>
                 <w:lang w:eastAsia="es-CL"/>
               </w:rPr>
-              <w:t>Identificar requerimientos, flujos de gestión y necesidades funcionales de ISO 42001 que deberán incorporarse a la plataforma.</w:t>
+              <w:t>Clasificar y documentar las 20 políticas del inventario, identificando datos, flujos y criterios funcionales requeridos.</w:t>
             </w:r>
           </w:p>
         </w:tc>
@@ -4604,7 +5017,7 @@
                 <w:szCs w:val="20"/>
                 <w:lang w:eastAsia="es-CL"/>
               </w:rPr>
-              <w:t>ISO 42001, documentación del proyecto, reuniones semanales.</w:t>
+              <w:t>Inventario normativo, ISO 42001, reuniones.</w:t>
             </w:r>
           </w:p>
         </w:tc>
@@ -4641,7 +5054,7 @@
                 <w:szCs w:val="20"/>
                 <w:lang w:eastAsia="es-CL"/>
               </w:rPr>
-              <w:t>S1-S4</w:t>
+              <w:t>S1-S3</w:t>
             </w:r>
           </w:p>
         </w:tc>
@@ -4715,7 +5128,7 @@
                 <w:szCs w:val="20"/>
                 <w:lang w:eastAsia="es-CL"/>
               </w:rPr>
-              <w:t>Define necesidades funcionales y alcance.</w:t>
+              <w:t>Define el alcance funcional priorizado.</w:t>
             </w:r>
           </w:p>
         </w:tc>
@@ -4757,7 +5170,7 @@
                 <w:szCs w:val="20"/>
                 <w:lang w:eastAsia="es-CL"/>
               </w:rPr>
-              <w:t>Arquitectura de Software / Modelos de Datos</w:t>
+              <w:t>Arquitectura / Modelos de Datos</w:t>
             </w:r>
           </w:p>
         </w:tc>
@@ -4794,7 +5207,31 @@
                 <w:szCs w:val="20"/>
                 <w:lang w:eastAsia="es-CL"/>
               </w:rPr>
-              <w:t>Diseño técnico de integración</w:t>
+              <w:t xml:space="preserve">Diseño del </w:t>
+            </w:r>
+            <w:proofErr w:type="spellStart"/>
+            <w:r>
+              <w:rPr>
+                <w:rFonts w:ascii="Calibri" w:hAnsi="Calibri" w:cs="Arial"/>
+                <w:i/>
+                <w:color w:val="548DD4"/>
+                <w:sz w:val="20"/>
+                <w:szCs w:val="20"/>
+                <w:lang w:eastAsia="es-CL"/>
+              </w:rPr>
+              <w:t>framework</w:t>
+            </w:r>
+            <w:proofErr w:type="spellEnd"/>
+            <w:r>
+              <w:rPr>
+                <w:rFonts w:ascii="Calibri" w:hAnsi="Calibri" w:cs="Arial"/>
+                <w:i/>
+                <w:color w:val="548DD4"/>
+                <w:sz w:val="20"/>
+                <w:szCs w:val="20"/>
+                <w:lang w:eastAsia="es-CL"/>
+              </w:rPr>
+              <w:t xml:space="preserve"> normativo</w:t>
             </w:r>
           </w:p>
         </w:tc>
@@ -4831,7 +5268,7 @@
                 <w:szCs w:val="20"/>
                 <w:lang w:eastAsia="es-CL"/>
               </w:rPr>
-              <w:t xml:space="preserve">Definir componentes, </w:t>
+              <w:t xml:space="preserve">Diseñar entidades y relaciones para </w:t>
             </w:r>
             <w:proofErr w:type="spellStart"/>
             <w:r>
@@ -4843,7 +5280,7 @@
                 <w:szCs w:val="20"/>
                 <w:lang w:eastAsia="es-CL"/>
               </w:rPr>
-              <w:t>APIs</w:t>
+              <w:t>frameworks</w:t>
             </w:r>
             <w:proofErr w:type="spellEnd"/>
             <w:r>
@@ -4855,7 +5292,7 @@
                 <w:szCs w:val="20"/>
                 <w:lang w:eastAsia="es-CL"/>
               </w:rPr>
-              <w:t xml:space="preserve">, modelo de datos, permisos y puntos de </w:t>
+              <w:t xml:space="preserve">, políticas y asociación con </w:t>
             </w:r>
             <w:r>
               <w:rPr>
@@ -4867,7 +5304,7 @@
                 <w:lang w:eastAsia="es-CL"/>
               </w:rPr>
               <w:lastRenderedPageBreak/>
-              <w:t>integración con la arquitectura existente.</w:t>
+              <w:t>componentes comunes.</w:t>
             </w:r>
           </w:p>
         </w:tc>
@@ -4918,7 +5355,7 @@
                 <w:szCs w:val="20"/>
                 <w:lang w:eastAsia="es-CL"/>
               </w:rPr>
-              <w:t>, PostgreSQL, documentación técnica, diagramas.</w:t>
+              <w:t>, PostgreSQL, diagramas.</w:t>
             </w:r>
           </w:p>
         </w:tc>
@@ -5029,7 +5466,7 @@
                 <w:szCs w:val="20"/>
                 <w:lang w:eastAsia="es-CL"/>
               </w:rPr>
-              <w:t>Diseño previo al desarrollo.</w:t>
+              <w:t>Evita lógica rígida por norma.</w:t>
             </w:r>
           </w:p>
         </w:tc>
@@ -5071,7 +5508,7 @@
                 <w:szCs w:val="20"/>
                 <w:lang w:eastAsia="es-CL"/>
               </w:rPr>
-              <w:t>Gestión de Proyectos / Calidad de Software</w:t>
+              <w:t>Gestión de Proyecto / Calidad</w:t>
             </w:r>
           </w:p>
         </w:tc>
@@ -5145,7 +5582,7 @@
                 <w:szCs w:val="20"/>
                 <w:lang w:eastAsia="es-CL"/>
               </w:rPr>
-              <w:t>Transformar los requerimientos en historias o tareas priorizadas, definiendo criterios de aceptación y trazabilidad.</w:t>
+              <w:t>Convertir las 20 políticas en historias/tareas, criterios de aceptación y lotes de implementación.</w:t>
             </w:r>
           </w:p>
         </w:tc>
@@ -5182,7 +5619,7 @@
                 <w:szCs w:val="20"/>
                 <w:lang w:eastAsia="es-CL"/>
               </w:rPr>
-              <w:t>Backlog, reuniones Scrum, documentación funcional.</w:t>
+              <w:t>Backlog Scrum, matriz de políticas.</w:t>
             </w:r>
           </w:p>
         </w:tc>
@@ -5293,7 +5730,7 @@
                 <w:szCs w:val="20"/>
                 <w:lang w:eastAsia="es-CL"/>
               </w:rPr>
-              <w:t>Prepara el trabajo incremental.</w:t>
+              <w:t>Permite seguimiento por política.</w:t>
             </w:r>
           </w:p>
         </w:tc>
@@ -5335,7 +5772,7 @@
                 <w:szCs w:val="20"/>
                 <w:lang w:eastAsia="es-CL"/>
               </w:rPr>
-              <w:t>Programación / Arquitectura / Ciberseguridad</w:t>
+              <w:t>Programación / Arquitectura</w:t>
             </w:r>
           </w:p>
         </w:tc>
@@ -5372,7 +5809,7 @@
                 <w:szCs w:val="20"/>
                 <w:lang w:eastAsia="es-CL"/>
               </w:rPr>
-              <w:t xml:space="preserve">Desarrollo </w:t>
+              <w:t xml:space="preserve">Implementación </w:t>
             </w:r>
             <w:proofErr w:type="spellStart"/>
             <w:r>
@@ -5396,8 +5833,21 @@
                 <w:szCs w:val="20"/>
                 <w:lang w:eastAsia="es-CL"/>
               </w:rPr>
-              <w:t xml:space="preserve"> e integración técnica</w:t>
-            </w:r>
+              <w:t xml:space="preserve"> del </w:t>
+            </w:r>
+            <w:proofErr w:type="spellStart"/>
+            <w:r>
+              <w:rPr>
+                <w:rFonts w:ascii="Calibri" w:hAnsi="Calibri" w:cs="Arial"/>
+                <w:i/>
+                <w:color w:val="548DD4"/>
+                <w:sz w:val="20"/>
+                <w:szCs w:val="20"/>
+                <w:lang w:eastAsia="es-CL"/>
+              </w:rPr>
+              <w:t>framework</w:t>
+            </w:r>
+            <w:proofErr w:type="spellEnd"/>
           </w:p>
         </w:tc>
         <w:tc>
@@ -5433,7 +5883,7 @@
                 <w:szCs w:val="20"/>
                 <w:lang w:eastAsia="es-CL"/>
               </w:rPr>
-              <w:t xml:space="preserve">Implementar servicios, </w:t>
+              <w:t xml:space="preserve">Implementar modelos, servicios, </w:t>
             </w:r>
             <w:proofErr w:type="spellStart"/>
             <w:r>
@@ -5445,7 +5895,7 @@
                 <w:szCs w:val="20"/>
                 <w:lang w:eastAsia="es-CL"/>
               </w:rPr>
-              <w:t>APIs</w:t>
+              <w:t>endpoints</w:t>
             </w:r>
             <w:proofErr w:type="spellEnd"/>
             <w:r>
@@ -5457,7 +5907,7 @@
                 <w:szCs w:val="20"/>
                 <w:lang w:eastAsia="es-CL"/>
               </w:rPr>
-              <w:t xml:space="preserve">, datos, permisos y lógica requerida para ISO 42001, respetando </w:t>
+              <w:t xml:space="preserve">, permisos y trazabilidad para soportar </w:t>
             </w:r>
             <w:proofErr w:type="spellStart"/>
             <w:r>
@@ -5469,7 +5919,7 @@
                 <w:szCs w:val="20"/>
                 <w:lang w:eastAsia="es-CL"/>
               </w:rPr>
-              <w:t>multi-tenancy</w:t>
+              <w:t>frameworks</w:t>
             </w:r>
             <w:proofErr w:type="spellEnd"/>
             <w:r>
@@ -5481,7 +5931,7 @@
                 <w:szCs w:val="20"/>
                 <w:lang w:eastAsia="es-CL"/>
               </w:rPr>
-              <w:t>, RBAC/JWT y trazabilidad.</w:t>
+              <w:t xml:space="preserve"> y políticas.</w:t>
             </w:r>
           </w:p>
         </w:tc>
@@ -5555,7 +6005,7 @@
                 <w:szCs w:val="20"/>
                 <w:lang w:eastAsia="es-CL"/>
               </w:rPr>
-              <w:t>, Docker, Git/GitHub.</w:t>
+              <w:t>, Docker.</w:t>
             </w:r>
           </w:p>
         </w:tc>
@@ -5592,7 +6042,7 @@
                 <w:szCs w:val="20"/>
                 <w:lang w:eastAsia="es-CL"/>
               </w:rPr>
-              <w:t>S5-S13</w:t>
+              <w:t>S5-S9</w:t>
             </w:r>
           </w:p>
         </w:tc>
@@ -5666,7 +6116,7 @@
                 <w:szCs w:val="20"/>
                 <w:lang w:eastAsia="es-CL"/>
               </w:rPr>
-              <w:t>Desarrollo sobre la base existente.</w:t>
+              <w:t>Base reutilizable para ISO 42001 y futuras normas.</w:t>
             </w:r>
           </w:p>
         </w:tc>
@@ -5708,7 +6158,7 @@
                 <w:szCs w:val="20"/>
                 <w:lang w:eastAsia="es-CL"/>
               </w:rPr>
-              <w:t>Programación / Calidad de Software</w:t>
+              <w:t>Programación / Calidad</w:t>
             </w:r>
           </w:p>
         </w:tc>
@@ -5745,7 +6195,7 @@
                 <w:szCs w:val="20"/>
                 <w:lang w:eastAsia="es-CL"/>
               </w:rPr>
-              <w:t xml:space="preserve">Desarrollo </w:t>
+              <w:t xml:space="preserve">Implementación </w:t>
             </w:r>
             <w:proofErr w:type="spellStart"/>
             <w:r>
@@ -5769,8 +6219,21 @@
                 <w:szCs w:val="20"/>
                 <w:lang w:eastAsia="es-CL"/>
               </w:rPr>
-              <w:t xml:space="preserve"> y flujos funcionales</w:t>
-            </w:r>
+              <w:t xml:space="preserve"> del </w:t>
+            </w:r>
+            <w:proofErr w:type="spellStart"/>
+            <w:r>
+              <w:rPr>
+                <w:rFonts w:ascii="Calibri" w:hAnsi="Calibri" w:cs="Arial"/>
+                <w:i/>
+                <w:color w:val="548DD4"/>
+                <w:sz w:val="20"/>
+                <w:szCs w:val="20"/>
+                <w:lang w:eastAsia="es-CL"/>
+              </w:rPr>
+              <w:t>framework</w:t>
+            </w:r>
+            <w:proofErr w:type="spellEnd"/>
           </w:p>
         </w:tc>
         <w:tc>
@@ -5806,7 +6269,7 @@
                 <w:szCs w:val="20"/>
                 <w:lang w:eastAsia="es-CL"/>
               </w:rPr>
-              <w:t xml:space="preserve">Implementar interfaces y flujos de usuario para ISO 42001, integrándolos con las </w:t>
+              <w:t xml:space="preserve">Adaptar interfaces para seleccionar </w:t>
             </w:r>
             <w:proofErr w:type="spellStart"/>
             <w:r>
@@ -5818,7 +6281,7 @@
                 <w:szCs w:val="20"/>
                 <w:lang w:eastAsia="es-CL"/>
               </w:rPr>
-              <w:t>APIs</w:t>
+              <w:t>framework</w:t>
             </w:r>
             <w:proofErr w:type="spellEnd"/>
             <w:r>
@@ -5830,7 +6293,7 @@
                 <w:szCs w:val="20"/>
                 <w:lang w:eastAsia="es-CL"/>
               </w:rPr>
-              <w:t xml:space="preserve"> y considerando internacionalización y permisos.</w:t>
+              <w:t>, visualizar y gestionar políticas y estados asociados.</w:t>
             </w:r>
           </w:p>
         </w:tc>
@@ -5904,7 +6367,7 @@
                 <w:szCs w:val="20"/>
                 <w:lang w:eastAsia="es-CL"/>
               </w:rPr>
-              <w:t>, Git/GitHub, entorno de desarrollo.</w:t>
+              <w:t>, Git/GitHub.</w:t>
             </w:r>
           </w:p>
         </w:tc>
@@ -5941,7 +6404,7 @@
                 <w:szCs w:val="20"/>
                 <w:lang w:eastAsia="es-CL"/>
               </w:rPr>
-              <w:t>S5-S13</w:t>
+              <w:t>S5-S9</w:t>
             </w:r>
           </w:p>
         </w:tc>
@@ -6015,7 +6478,31 @@
                 <w:szCs w:val="20"/>
                 <w:lang w:eastAsia="es-CL"/>
               </w:rPr>
-              <w:t>Integración visual y funcional.</w:t>
+              <w:t xml:space="preserve">Experiencia de usuario para múltiples </w:t>
+            </w:r>
+            <w:proofErr w:type="spellStart"/>
+            <w:r>
+              <w:rPr>
+                <w:rFonts w:ascii="Calibri" w:hAnsi="Calibri" w:cs="Arial"/>
+                <w:i/>
+                <w:color w:val="548DD4"/>
+                <w:sz w:val="20"/>
+                <w:szCs w:val="20"/>
+                <w:lang w:eastAsia="es-CL"/>
+              </w:rPr>
+              <w:t>frameworks</w:t>
+            </w:r>
+            <w:proofErr w:type="spellEnd"/>
+            <w:r>
+              <w:rPr>
+                <w:rFonts w:ascii="Calibri" w:hAnsi="Calibri" w:cs="Arial"/>
+                <w:i/>
+                <w:color w:val="548DD4"/>
+                <w:sz w:val="20"/>
+                <w:szCs w:val="20"/>
+                <w:lang w:eastAsia="es-CL"/>
+              </w:rPr>
+              <w:t>.</w:t>
             </w:r>
           </w:p>
         </w:tc>
@@ -6057,7 +6544,7 @@
                 <w:szCs w:val="20"/>
                 <w:lang w:eastAsia="es-CL"/>
               </w:rPr>
-              <w:t>Arquitectura / Calidad de Software</w:t>
+              <w:t>Programación / Integración</w:t>
             </w:r>
           </w:p>
         </w:tc>
@@ -6094,7 +6581,7 @@
                 <w:szCs w:val="20"/>
                 <w:lang w:eastAsia="es-CL"/>
               </w:rPr>
-              <w:t>Integración técnica y estabilización</w:t>
+              <w:t>Carga e integración de políticas 1-10</w:t>
             </w:r>
           </w:p>
         </w:tc>
@@ -6131,55 +6618,7 @@
                 <w:szCs w:val="20"/>
                 <w:lang w:eastAsia="es-CL"/>
               </w:rPr>
-              <w:t xml:space="preserve">Integrar componentes </w:t>
-            </w:r>
-            <w:proofErr w:type="spellStart"/>
-            <w:r>
-              <w:rPr>
-                <w:rFonts w:ascii="Calibri" w:hAnsi="Calibri" w:cs="Arial"/>
-                <w:i/>
-                <w:color w:val="548DD4"/>
-                <w:sz w:val="20"/>
-                <w:szCs w:val="20"/>
-                <w:lang w:eastAsia="es-CL"/>
-              </w:rPr>
-              <w:t>backend</w:t>
-            </w:r>
-            <w:proofErr w:type="spellEnd"/>
-            <w:r>
-              <w:rPr>
-                <w:rFonts w:ascii="Calibri" w:hAnsi="Calibri" w:cs="Arial"/>
-                <w:i/>
-                <w:color w:val="548DD4"/>
-                <w:sz w:val="20"/>
-                <w:szCs w:val="20"/>
-                <w:lang w:eastAsia="es-CL"/>
-              </w:rPr>
-              <w:t>/</w:t>
-            </w:r>
-            <w:proofErr w:type="spellStart"/>
-            <w:r>
-              <w:rPr>
-                <w:rFonts w:ascii="Calibri" w:hAnsi="Calibri" w:cs="Arial"/>
-                <w:i/>
-                <w:color w:val="548DD4"/>
-                <w:sz w:val="20"/>
-                <w:szCs w:val="20"/>
-                <w:lang w:eastAsia="es-CL"/>
-              </w:rPr>
-              <w:t>frontend</w:t>
-            </w:r>
-            <w:proofErr w:type="spellEnd"/>
-            <w:r>
-              <w:rPr>
-                <w:rFonts w:ascii="Calibri" w:hAnsi="Calibri" w:cs="Arial"/>
-                <w:i/>
-                <w:color w:val="548DD4"/>
-                <w:sz w:val="20"/>
-                <w:szCs w:val="20"/>
-                <w:lang w:eastAsia="es-CL"/>
-              </w:rPr>
-              <w:t>, resolver incompatibilidades y verificar continuidad técnica de ISO 27001.</w:t>
+              <w:t>Parametrizar e integrar el primer bloque de políticas ISO 42001 en la solución.</w:t>
             </w:r>
           </w:p>
         </w:tc>
@@ -6216,7 +6655,7 @@
                 <w:szCs w:val="20"/>
                 <w:lang w:eastAsia="es-CL"/>
               </w:rPr>
-              <w:t>Entorno integrado, Docker, logs, repositorio.</w:t>
+              <w:t>Framework implementado, matriz ISO 42001.</w:t>
             </w:r>
           </w:p>
         </w:tc>
@@ -6253,7 +6692,7 @@
                 <w:szCs w:val="20"/>
                 <w:lang w:eastAsia="es-CL"/>
               </w:rPr>
-              <w:t>S14-S15</w:t>
+              <w:t>S10-S11</w:t>
             </w:r>
           </w:p>
         </w:tc>
@@ -6327,7 +6766,7 @@
                 <w:szCs w:val="20"/>
                 <w:lang w:eastAsia="es-CL"/>
               </w:rPr>
-              <w:t>Preparación para validación final.</w:t>
+              <w:t>Primer bloque funcional.</w:t>
             </w:r>
           </w:p>
         </w:tc>
@@ -6369,7 +6808,7 @@
                 <w:szCs w:val="20"/>
                 <w:lang w:eastAsia="es-CL"/>
               </w:rPr>
-              <w:t>Calidad de Software</w:t>
+              <w:t>Programación / Integración</w:t>
             </w:r>
           </w:p>
         </w:tc>
@@ -6406,7 +6845,7 @@
                 <w:szCs w:val="20"/>
                 <w:lang w:eastAsia="es-CL"/>
               </w:rPr>
-              <w:t>Validación funcional de integración</w:t>
+              <w:t>Carga e integración de políticas 11-20</w:t>
             </w:r>
           </w:p>
         </w:tc>
@@ -6443,19 +6882,7 @@
                 <w:szCs w:val="20"/>
                 <w:lang w:eastAsia="es-CL"/>
               </w:rPr>
-              <w:t xml:space="preserve">Validar flujos ISO 42001, permisos, criterios de aceptación e internacionalización sobre la </w:t>
-            </w:r>
-            <w:r>
-              <w:rPr>
-                <w:rFonts w:ascii="Calibri" w:hAnsi="Calibri" w:cs="Arial"/>
-                <w:i/>
-                <w:color w:val="548DD4"/>
-                <w:sz w:val="20"/>
-                <w:szCs w:val="20"/>
-                <w:lang w:eastAsia="es-CL"/>
-              </w:rPr>
-              <w:lastRenderedPageBreak/>
-              <w:t>solución integrada.</w:t>
+              <w:t>Parametrizar e integrar el segundo bloque de políticas ISO 42001 en la solución.</w:t>
             </w:r>
           </w:p>
         </w:tc>
@@ -6492,8 +6919,7 @@
                 <w:szCs w:val="20"/>
                 <w:lang w:eastAsia="es-CL"/>
               </w:rPr>
-              <w:lastRenderedPageBreak/>
-              <w:t>Casos de prueba, entorno integrado, backlog.</w:t>
+              <w:t>Framework implementado, matriz ISO 42001.</w:t>
             </w:r>
           </w:p>
         </w:tc>
@@ -6530,7 +6956,7 @@
                 <w:szCs w:val="20"/>
                 <w:lang w:eastAsia="es-CL"/>
               </w:rPr>
-              <w:t>S14-S15</w:t>
+              <w:t>S10-S11</w:t>
             </w:r>
           </w:p>
         </w:tc>
@@ -6604,45 +7030,1141 @@
                 <w:szCs w:val="20"/>
                 <w:lang w:eastAsia="es-CL"/>
               </w:rPr>
-              <w:t>Cierre funcional de Fase 2.</w:t>
+              <w:t>Completa las 20 políticas priorizadas.</w:t>
+            </w:r>
+          </w:p>
+        </w:tc>
+      </w:tr>
+      <w:tr>
+        <w:trPr>
+          <w:jc w:val="center"/>
+        </w:trPr>
+        <w:tc>
+          <w:tcPr>
+            <w:tcW w:w="1580" w:type="dxa"/>
+            <w:tcBorders>
+              <w:top w:val="single" w:sz="4" w:space="0" w:color="BFBFBF" w:themeColor="background1" w:themeShade="BF"/>
+              <w:left w:val="single" w:sz="4" w:space="0" w:color="BFBFBF" w:themeColor="background1" w:themeShade="BF"/>
+              <w:bottom w:val="single" w:sz="4" w:space="0" w:color="BFBFBF" w:themeColor="background1" w:themeShade="BF"/>
+              <w:right w:val="single" w:sz="4" w:space="0" w:color="BFBFBF" w:themeColor="background1" w:themeShade="BF"/>
+            </w:tcBorders>
+            <w:vAlign w:val="center"/>
+            <w:hideMark/>
+          </w:tcPr>
+          <w:p>
+            <w:pPr>
+              <w:jc w:val="both"/>
+              <w:rPr>
+                <w:rFonts w:ascii="Calibri" w:hAnsi="Calibri" w:cs="Arial"/>
+                <w:i/>
+                <w:color w:val="548DD4"/>
+                <w:sz w:val="20"/>
+                <w:szCs w:val="20"/>
+                <w:lang w:eastAsia="es-CL"/>
+              </w:rPr>
+            </w:pPr>
+            <w:r>
+              <w:rPr>
+                <w:rFonts w:ascii="Calibri" w:hAnsi="Calibri" w:cs="Arial"/>
+                <w:i/>
+                <w:color w:val="548DD4"/>
+                <w:sz w:val="20"/>
+                <w:szCs w:val="20"/>
+                <w:lang w:eastAsia="es-CL"/>
+              </w:rPr>
+              <w:t>Arquitectura / Calidad</w:t>
+            </w:r>
+          </w:p>
+        </w:tc>
+        <w:tc>
+          <w:tcPr>
+            <w:tcW w:w="1580" w:type="dxa"/>
+            <w:tcBorders>
+              <w:top w:val="single" w:sz="4" w:space="0" w:color="BFBFBF" w:themeColor="background1" w:themeShade="BF"/>
+              <w:left w:val="single" w:sz="4" w:space="0" w:color="BFBFBF" w:themeColor="background1" w:themeShade="BF"/>
+              <w:bottom w:val="single" w:sz="4" w:space="0" w:color="BFBFBF" w:themeColor="background1" w:themeShade="BF"/>
+              <w:right w:val="single" w:sz="4" w:space="0" w:color="BFBFBF" w:themeColor="background1" w:themeShade="BF"/>
+            </w:tcBorders>
+            <w:vAlign w:val="center"/>
+            <w:hideMark/>
+          </w:tcPr>
+          <w:p>
+            <w:pPr>
+              <w:jc w:val="both"/>
+              <w:rPr>
+                <w:rFonts w:ascii="Calibri" w:hAnsi="Calibri" w:cs="Arial"/>
+                <w:i/>
+                <w:color w:val="548DD4"/>
+                <w:sz w:val="20"/>
+                <w:szCs w:val="20"/>
+                <w:lang w:eastAsia="es-CL"/>
+              </w:rPr>
+            </w:pPr>
+            <w:r>
+              <w:rPr>
+                <w:rFonts w:ascii="Calibri" w:hAnsi="Calibri" w:cs="Arial"/>
+                <w:i/>
+                <w:color w:val="548DD4"/>
+                <w:sz w:val="20"/>
+                <w:szCs w:val="20"/>
+                <w:lang w:eastAsia="es-CL"/>
+              </w:rPr>
+              <w:t>Integración y estabilización técnica</w:t>
+            </w:r>
+          </w:p>
+        </w:tc>
+        <w:tc>
+          <w:tcPr>
+            <w:tcW w:w="1580" w:type="dxa"/>
+            <w:tcBorders>
+              <w:top w:val="single" w:sz="4" w:space="0" w:color="BFBFBF" w:themeColor="background1" w:themeShade="BF"/>
+              <w:left w:val="single" w:sz="4" w:space="0" w:color="BFBFBF" w:themeColor="background1" w:themeShade="BF"/>
+              <w:bottom w:val="single" w:sz="4" w:space="0" w:color="BFBFBF" w:themeColor="background1" w:themeShade="BF"/>
+              <w:right w:val="single" w:sz="4" w:space="0" w:color="BFBFBF" w:themeColor="background1" w:themeShade="BF"/>
+            </w:tcBorders>
+            <w:vAlign w:val="center"/>
+            <w:hideMark/>
+          </w:tcPr>
+          <w:p>
+            <w:pPr>
+              <w:jc w:val="both"/>
+              <w:rPr>
+                <w:rFonts w:ascii="Calibri" w:hAnsi="Calibri" w:cs="Arial"/>
+                <w:i/>
+                <w:color w:val="548DD4"/>
+                <w:sz w:val="20"/>
+                <w:szCs w:val="20"/>
+                <w:lang w:eastAsia="es-CL"/>
+              </w:rPr>
+            </w:pPr>
+            <w:r>
+              <w:rPr>
+                <w:rFonts w:ascii="Calibri" w:hAnsi="Calibri" w:cs="Arial"/>
+                <w:i/>
+                <w:color w:val="548DD4"/>
+                <w:sz w:val="20"/>
+                <w:szCs w:val="20"/>
+                <w:lang w:eastAsia="es-CL"/>
+              </w:rPr>
+              <w:t xml:space="preserve">Validar permisos, </w:t>
+            </w:r>
+            <w:proofErr w:type="spellStart"/>
+            <w:r>
+              <w:rPr>
+                <w:rFonts w:ascii="Calibri" w:hAnsi="Calibri" w:cs="Arial"/>
+                <w:i/>
+                <w:color w:val="548DD4"/>
+                <w:sz w:val="20"/>
+                <w:szCs w:val="20"/>
+                <w:lang w:eastAsia="es-CL"/>
+              </w:rPr>
+              <w:t>multi-tenancy</w:t>
+            </w:r>
+            <w:proofErr w:type="spellEnd"/>
+            <w:r>
+              <w:rPr>
+                <w:rFonts w:ascii="Calibri" w:hAnsi="Calibri" w:cs="Arial"/>
+                <w:i/>
+                <w:color w:val="548DD4"/>
+                <w:sz w:val="20"/>
+                <w:szCs w:val="20"/>
+                <w:lang w:eastAsia="es-CL"/>
+              </w:rPr>
+              <w:t xml:space="preserve">, </w:t>
+            </w:r>
+            <w:proofErr w:type="spellStart"/>
+            <w:r>
+              <w:rPr>
+                <w:rFonts w:ascii="Calibri" w:hAnsi="Calibri" w:cs="Arial"/>
+                <w:i/>
+                <w:color w:val="548DD4"/>
+                <w:sz w:val="20"/>
+                <w:szCs w:val="20"/>
+                <w:lang w:eastAsia="es-CL"/>
+              </w:rPr>
+              <w:t>APIs</w:t>
+            </w:r>
+            <w:proofErr w:type="spellEnd"/>
+            <w:r>
+              <w:rPr>
+                <w:rFonts w:ascii="Calibri" w:hAnsi="Calibri" w:cs="Arial"/>
+                <w:i/>
+                <w:color w:val="548DD4"/>
+                <w:sz w:val="20"/>
+                <w:szCs w:val="20"/>
+                <w:lang w:eastAsia="es-CL"/>
+              </w:rPr>
+              <w:t>, logs e interacción con módulos existentes.</w:t>
+            </w:r>
+          </w:p>
+        </w:tc>
+        <w:tc>
+          <w:tcPr>
+            <w:tcW w:w="1580" w:type="dxa"/>
+            <w:tcBorders>
+              <w:top w:val="single" w:sz="4" w:space="0" w:color="BFBFBF" w:themeColor="background1" w:themeShade="BF"/>
+              <w:left w:val="single" w:sz="4" w:space="0" w:color="BFBFBF" w:themeColor="background1" w:themeShade="BF"/>
+              <w:bottom w:val="single" w:sz="4" w:space="0" w:color="BFBFBF" w:themeColor="background1" w:themeShade="BF"/>
+              <w:right w:val="single" w:sz="4" w:space="0" w:color="BFBFBF" w:themeColor="background1" w:themeShade="BF"/>
+            </w:tcBorders>
+            <w:vAlign w:val="center"/>
+            <w:hideMark/>
+          </w:tcPr>
+          <w:p>
+            <w:pPr>
+              <w:jc w:val="both"/>
+              <w:rPr>
+                <w:rFonts w:ascii="Calibri" w:hAnsi="Calibri" w:cs="Arial"/>
+                <w:i/>
+                <w:color w:val="548DD4"/>
+                <w:sz w:val="20"/>
+                <w:szCs w:val="20"/>
+                <w:lang w:eastAsia="es-CL"/>
+              </w:rPr>
+            </w:pPr>
+            <w:r>
+              <w:rPr>
+                <w:rFonts w:ascii="Calibri" w:hAnsi="Calibri" w:cs="Arial"/>
+                <w:i/>
+                <w:color w:val="548DD4"/>
+                <w:sz w:val="20"/>
+                <w:szCs w:val="20"/>
+                <w:lang w:eastAsia="es-CL"/>
+              </w:rPr>
+              <w:t>Entorno integrado, Docker, logs.</w:t>
+            </w:r>
+          </w:p>
+        </w:tc>
+        <w:tc>
+          <w:tcPr>
+            <w:tcW w:w="1580" w:type="dxa"/>
+            <w:tcBorders>
+              <w:top w:val="single" w:sz="4" w:space="0" w:color="BFBFBF" w:themeColor="background1" w:themeShade="BF"/>
+              <w:left w:val="single" w:sz="4" w:space="0" w:color="BFBFBF" w:themeColor="background1" w:themeShade="BF"/>
+              <w:bottom w:val="single" w:sz="4" w:space="0" w:color="BFBFBF" w:themeColor="background1" w:themeShade="BF"/>
+              <w:right w:val="single" w:sz="4" w:space="0" w:color="BFBFBF" w:themeColor="background1" w:themeShade="BF"/>
+            </w:tcBorders>
+            <w:vAlign w:val="center"/>
+            <w:hideMark/>
+          </w:tcPr>
+          <w:p>
+            <w:pPr>
+              <w:jc w:val="both"/>
+              <w:rPr>
+                <w:rFonts w:ascii="Calibri" w:hAnsi="Calibri" w:cs="Arial"/>
+                <w:i/>
+                <w:color w:val="548DD4"/>
+                <w:sz w:val="20"/>
+                <w:szCs w:val="20"/>
+                <w:lang w:eastAsia="es-CL"/>
+              </w:rPr>
+            </w:pPr>
+            <w:r>
+              <w:rPr>
+                <w:rFonts w:ascii="Calibri" w:hAnsi="Calibri" w:cs="Arial"/>
+                <w:i/>
+                <w:color w:val="548DD4"/>
+                <w:sz w:val="20"/>
+                <w:szCs w:val="20"/>
+                <w:lang w:eastAsia="es-CL"/>
+              </w:rPr>
+              <w:t>S12-S15</w:t>
+            </w:r>
+          </w:p>
+        </w:tc>
+        <w:tc>
+          <w:tcPr>
+            <w:tcW w:w="1580" w:type="dxa"/>
+            <w:tcBorders>
+              <w:top w:val="single" w:sz="4" w:space="0" w:color="BFBFBF" w:themeColor="background1" w:themeShade="BF"/>
+              <w:left w:val="single" w:sz="4" w:space="0" w:color="BFBFBF" w:themeColor="background1" w:themeShade="BF"/>
+              <w:bottom w:val="single" w:sz="4" w:space="0" w:color="BFBFBF" w:themeColor="background1" w:themeShade="BF"/>
+              <w:right w:val="single" w:sz="4" w:space="0" w:color="BFBFBF" w:themeColor="background1" w:themeShade="BF"/>
+            </w:tcBorders>
+            <w:vAlign w:val="center"/>
+            <w:hideMark/>
+          </w:tcPr>
+          <w:p>
+            <w:pPr>
+              <w:jc w:val="both"/>
+              <w:rPr>
+                <w:rFonts w:ascii="Calibri" w:hAnsi="Calibri" w:cs="Arial"/>
+                <w:i/>
+                <w:color w:val="548DD4"/>
+                <w:sz w:val="20"/>
+                <w:szCs w:val="20"/>
+                <w:lang w:eastAsia="es-CL"/>
+              </w:rPr>
+            </w:pPr>
+            <w:r>
+              <w:rPr>
+                <w:rFonts w:ascii="Calibri" w:hAnsi="Calibri" w:cs="Arial"/>
+                <w:i/>
+                <w:color w:val="548DD4"/>
+                <w:sz w:val="20"/>
+                <w:szCs w:val="20"/>
+                <w:lang w:eastAsia="es-CL"/>
+              </w:rPr>
+              <w:t>Vicente Suazo</w:t>
+            </w:r>
+          </w:p>
+        </w:tc>
+        <w:tc>
+          <w:tcPr>
+            <w:tcW w:w="1581" w:type="dxa"/>
+            <w:tcBorders>
+              <w:top w:val="single" w:sz="4" w:space="0" w:color="BFBFBF" w:themeColor="background1" w:themeShade="BF"/>
+              <w:left w:val="single" w:sz="4" w:space="0" w:color="BFBFBF" w:themeColor="background1" w:themeShade="BF"/>
+              <w:bottom w:val="single" w:sz="4" w:space="0" w:color="BFBFBF" w:themeColor="background1" w:themeShade="BF"/>
+              <w:right w:val="single" w:sz="4" w:space="0" w:color="BFBFBF" w:themeColor="background1" w:themeShade="BF"/>
+            </w:tcBorders>
+            <w:vAlign w:val="center"/>
+            <w:hideMark/>
+          </w:tcPr>
+          <w:p>
+            <w:pPr>
+              <w:jc w:val="both"/>
+              <w:rPr>
+                <w:rFonts w:ascii="Calibri" w:hAnsi="Calibri" w:cs="Arial"/>
+                <w:i/>
+                <w:color w:val="548DD4"/>
+                <w:sz w:val="20"/>
+                <w:szCs w:val="20"/>
+                <w:lang w:eastAsia="es-CL"/>
+              </w:rPr>
+            </w:pPr>
+            <w:r>
+              <w:rPr>
+                <w:rFonts w:ascii="Calibri" w:hAnsi="Calibri" w:cs="Arial"/>
+                <w:i/>
+                <w:color w:val="548DD4"/>
+                <w:sz w:val="20"/>
+                <w:szCs w:val="20"/>
+                <w:lang w:eastAsia="es-CL"/>
+              </w:rPr>
+              <w:t>Asegura continuidad y trazabilidad.</w:t>
+            </w:r>
+          </w:p>
+        </w:tc>
+      </w:tr>
+      <w:tr>
+        <w:trPr>
+          <w:jc w:val="center"/>
+        </w:trPr>
+        <w:tc>
+          <w:tcPr>
+            <w:tcW w:w="1580" w:type="dxa"/>
+            <w:tcBorders>
+              <w:top w:val="single" w:sz="4" w:space="0" w:color="BFBFBF" w:themeColor="background1" w:themeShade="BF"/>
+              <w:left w:val="single" w:sz="4" w:space="0" w:color="BFBFBF" w:themeColor="background1" w:themeShade="BF"/>
+              <w:bottom w:val="single" w:sz="4" w:space="0" w:color="BFBFBF" w:themeColor="background1" w:themeShade="BF"/>
+              <w:right w:val="single" w:sz="4" w:space="0" w:color="BFBFBF" w:themeColor="background1" w:themeShade="BF"/>
+            </w:tcBorders>
+            <w:vAlign w:val="center"/>
+            <w:hideMark/>
+          </w:tcPr>
+          <w:p>
+            <w:pPr>
+              <w:jc w:val="both"/>
+              <w:rPr>
+                <w:rFonts w:ascii="Calibri" w:hAnsi="Calibri" w:cs="Arial"/>
+                <w:i/>
+                <w:color w:val="548DD4"/>
+                <w:sz w:val="20"/>
+                <w:szCs w:val="20"/>
+                <w:lang w:eastAsia="es-CL"/>
+              </w:rPr>
+            </w:pPr>
+            <w:r>
+              <w:rPr>
+                <w:rFonts w:ascii="Calibri" w:hAnsi="Calibri" w:cs="Arial"/>
+                <w:i/>
+                <w:color w:val="548DD4"/>
+                <w:sz w:val="20"/>
+                <w:szCs w:val="20"/>
+                <w:lang w:eastAsia="es-CL"/>
+              </w:rPr>
+              <w:lastRenderedPageBreak/>
+              <w:t>Calidad de Software</w:t>
+            </w:r>
+          </w:p>
+        </w:tc>
+        <w:tc>
+          <w:tcPr>
+            <w:tcW w:w="1580" w:type="dxa"/>
+            <w:tcBorders>
+              <w:top w:val="single" w:sz="4" w:space="0" w:color="BFBFBF" w:themeColor="background1" w:themeShade="BF"/>
+              <w:left w:val="single" w:sz="4" w:space="0" w:color="BFBFBF" w:themeColor="background1" w:themeShade="BF"/>
+              <w:bottom w:val="single" w:sz="4" w:space="0" w:color="BFBFBF" w:themeColor="background1" w:themeShade="BF"/>
+              <w:right w:val="single" w:sz="4" w:space="0" w:color="BFBFBF" w:themeColor="background1" w:themeShade="BF"/>
+            </w:tcBorders>
+            <w:vAlign w:val="center"/>
+            <w:hideMark/>
+          </w:tcPr>
+          <w:p>
+            <w:pPr>
+              <w:jc w:val="both"/>
+              <w:rPr>
+                <w:rFonts w:ascii="Calibri" w:hAnsi="Calibri" w:cs="Arial"/>
+                <w:i/>
+                <w:color w:val="548DD4"/>
+                <w:sz w:val="20"/>
+                <w:szCs w:val="20"/>
+                <w:lang w:eastAsia="es-CL"/>
+              </w:rPr>
+            </w:pPr>
+            <w:r>
+              <w:rPr>
+                <w:rFonts w:ascii="Calibri" w:hAnsi="Calibri" w:cs="Arial"/>
+                <w:i/>
+                <w:color w:val="548DD4"/>
+                <w:sz w:val="20"/>
+                <w:szCs w:val="20"/>
+                <w:lang w:eastAsia="es-CL"/>
+              </w:rPr>
+              <w:t>Validación funcional de las 20 políticas</w:t>
+            </w:r>
+          </w:p>
+        </w:tc>
+        <w:tc>
+          <w:tcPr>
+            <w:tcW w:w="1580" w:type="dxa"/>
+            <w:tcBorders>
+              <w:top w:val="single" w:sz="4" w:space="0" w:color="BFBFBF" w:themeColor="background1" w:themeShade="BF"/>
+              <w:left w:val="single" w:sz="4" w:space="0" w:color="BFBFBF" w:themeColor="background1" w:themeShade="BF"/>
+              <w:bottom w:val="single" w:sz="4" w:space="0" w:color="BFBFBF" w:themeColor="background1" w:themeShade="BF"/>
+              <w:right w:val="single" w:sz="4" w:space="0" w:color="BFBFBF" w:themeColor="background1" w:themeShade="BF"/>
+            </w:tcBorders>
+            <w:vAlign w:val="center"/>
+            <w:hideMark/>
+          </w:tcPr>
+          <w:p>
+            <w:pPr>
+              <w:jc w:val="both"/>
+              <w:rPr>
+                <w:rFonts w:ascii="Calibri" w:hAnsi="Calibri" w:cs="Arial"/>
+                <w:i/>
+                <w:color w:val="548DD4"/>
+                <w:sz w:val="20"/>
+                <w:szCs w:val="20"/>
+                <w:lang w:eastAsia="es-CL"/>
+              </w:rPr>
+            </w:pPr>
+            <w:r>
+              <w:rPr>
+                <w:rFonts w:ascii="Calibri" w:hAnsi="Calibri" w:cs="Arial"/>
+                <w:i/>
+                <w:color w:val="548DD4"/>
+                <w:sz w:val="20"/>
+                <w:szCs w:val="20"/>
+                <w:lang w:eastAsia="es-CL"/>
+              </w:rPr>
+              <w:t>Verificar criterios de aceptación, navegación, estados y comportamiento de cada política integrada.</w:t>
+            </w:r>
+          </w:p>
+        </w:tc>
+        <w:tc>
+          <w:tcPr>
+            <w:tcW w:w="1580" w:type="dxa"/>
+            <w:tcBorders>
+              <w:top w:val="single" w:sz="4" w:space="0" w:color="BFBFBF" w:themeColor="background1" w:themeShade="BF"/>
+              <w:left w:val="single" w:sz="4" w:space="0" w:color="BFBFBF" w:themeColor="background1" w:themeShade="BF"/>
+              <w:bottom w:val="single" w:sz="4" w:space="0" w:color="BFBFBF" w:themeColor="background1" w:themeShade="BF"/>
+              <w:right w:val="single" w:sz="4" w:space="0" w:color="BFBFBF" w:themeColor="background1" w:themeShade="BF"/>
+            </w:tcBorders>
+            <w:vAlign w:val="center"/>
+            <w:hideMark/>
+          </w:tcPr>
+          <w:p>
+            <w:pPr>
+              <w:jc w:val="both"/>
+              <w:rPr>
+                <w:rFonts w:ascii="Calibri" w:hAnsi="Calibri" w:cs="Arial"/>
+                <w:i/>
+                <w:color w:val="548DD4"/>
+                <w:sz w:val="20"/>
+                <w:szCs w:val="20"/>
+                <w:lang w:eastAsia="es-CL"/>
+              </w:rPr>
+            </w:pPr>
+            <w:r>
+              <w:rPr>
+                <w:rFonts w:ascii="Calibri" w:hAnsi="Calibri" w:cs="Arial"/>
+                <w:i/>
+                <w:color w:val="548DD4"/>
+                <w:sz w:val="20"/>
+                <w:szCs w:val="20"/>
+                <w:lang w:eastAsia="es-CL"/>
+              </w:rPr>
+              <w:t>Casos de prueba, matriz, backlog.</w:t>
+            </w:r>
+          </w:p>
+        </w:tc>
+        <w:tc>
+          <w:tcPr>
+            <w:tcW w:w="1580" w:type="dxa"/>
+            <w:tcBorders>
+              <w:top w:val="single" w:sz="4" w:space="0" w:color="BFBFBF" w:themeColor="background1" w:themeShade="BF"/>
+              <w:left w:val="single" w:sz="4" w:space="0" w:color="BFBFBF" w:themeColor="background1" w:themeShade="BF"/>
+              <w:bottom w:val="single" w:sz="4" w:space="0" w:color="BFBFBF" w:themeColor="background1" w:themeShade="BF"/>
+              <w:right w:val="single" w:sz="4" w:space="0" w:color="BFBFBF" w:themeColor="background1" w:themeShade="BF"/>
+            </w:tcBorders>
+            <w:vAlign w:val="center"/>
+            <w:hideMark/>
+          </w:tcPr>
+          <w:p>
+            <w:pPr>
+              <w:jc w:val="both"/>
+              <w:rPr>
+                <w:rFonts w:ascii="Calibri" w:hAnsi="Calibri" w:cs="Arial"/>
+                <w:i/>
+                <w:color w:val="548DD4"/>
+                <w:sz w:val="20"/>
+                <w:szCs w:val="20"/>
+                <w:lang w:eastAsia="es-CL"/>
+              </w:rPr>
+            </w:pPr>
+            <w:r>
+              <w:rPr>
+                <w:rFonts w:ascii="Calibri" w:hAnsi="Calibri" w:cs="Arial"/>
+                <w:i/>
+                <w:color w:val="548DD4"/>
+                <w:sz w:val="20"/>
+                <w:szCs w:val="20"/>
+                <w:lang w:eastAsia="es-CL"/>
+              </w:rPr>
+              <w:t>S12-S15</w:t>
+            </w:r>
+          </w:p>
+        </w:tc>
+        <w:tc>
+          <w:tcPr>
+            <w:tcW w:w="1580" w:type="dxa"/>
+            <w:tcBorders>
+              <w:top w:val="single" w:sz="4" w:space="0" w:color="BFBFBF" w:themeColor="background1" w:themeShade="BF"/>
+              <w:left w:val="single" w:sz="4" w:space="0" w:color="BFBFBF" w:themeColor="background1" w:themeShade="BF"/>
+              <w:bottom w:val="single" w:sz="4" w:space="0" w:color="BFBFBF" w:themeColor="background1" w:themeShade="BF"/>
+              <w:right w:val="single" w:sz="4" w:space="0" w:color="BFBFBF" w:themeColor="background1" w:themeShade="BF"/>
+            </w:tcBorders>
+            <w:vAlign w:val="center"/>
+            <w:hideMark/>
+          </w:tcPr>
+          <w:p>
+            <w:pPr>
+              <w:jc w:val="both"/>
+              <w:rPr>
+                <w:rFonts w:ascii="Calibri" w:hAnsi="Calibri" w:cs="Arial"/>
+                <w:i/>
+                <w:color w:val="548DD4"/>
+                <w:sz w:val="20"/>
+                <w:szCs w:val="20"/>
+                <w:lang w:eastAsia="es-CL"/>
+              </w:rPr>
+            </w:pPr>
+            <w:r>
+              <w:rPr>
+                <w:rFonts w:ascii="Calibri" w:hAnsi="Calibri" w:cs="Arial"/>
+                <w:i/>
+                <w:color w:val="548DD4"/>
+                <w:sz w:val="20"/>
+                <w:szCs w:val="20"/>
+                <w:lang w:eastAsia="es-CL"/>
+              </w:rPr>
+              <w:t>Andrea Santana</w:t>
+            </w:r>
+          </w:p>
+        </w:tc>
+        <w:tc>
+          <w:tcPr>
+            <w:tcW w:w="1581" w:type="dxa"/>
+            <w:tcBorders>
+              <w:top w:val="single" w:sz="4" w:space="0" w:color="BFBFBF" w:themeColor="background1" w:themeShade="BF"/>
+              <w:left w:val="single" w:sz="4" w:space="0" w:color="BFBFBF" w:themeColor="background1" w:themeShade="BF"/>
+              <w:bottom w:val="single" w:sz="4" w:space="0" w:color="BFBFBF" w:themeColor="background1" w:themeShade="BF"/>
+              <w:right w:val="single" w:sz="4" w:space="0" w:color="BFBFBF" w:themeColor="background1" w:themeShade="BF"/>
+            </w:tcBorders>
+            <w:vAlign w:val="center"/>
+            <w:hideMark/>
+          </w:tcPr>
+          <w:p>
+            <w:pPr>
+              <w:jc w:val="both"/>
+              <w:rPr>
+                <w:rFonts w:ascii="Calibri" w:hAnsi="Calibri" w:cs="Arial"/>
+                <w:i/>
+                <w:color w:val="548DD4"/>
+                <w:sz w:val="20"/>
+                <w:szCs w:val="20"/>
+                <w:lang w:eastAsia="es-CL"/>
+              </w:rPr>
+            </w:pPr>
+            <w:r>
+              <w:rPr>
+                <w:rFonts w:ascii="Calibri" w:hAnsi="Calibri" w:cs="Arial"/>
+                <w:i/>
+                <w:color w:val="548DD4"/>
+                <w:sz w:val="20"/>
+                <w:szCs w:val="20"/>
+                <w:lang w:eastAsia="es-CL"/>
+              </w:rPr>
+              <w:t>Confirma cobertura funcional del alcance.</w:t>
+            </w:r>
+          </w:p>
+        </w:tc>
+      </w:tr>
+      <w:tr>
+        <w:trPr>
+          <w:jc w:val="center"/>
+        </w:trPr>
+        <w:tc>
+          <w:tcPr>
+            <w:tcW w:w="1580" w:type="dxa"/>
+            <w:tcBorders>
+              <w:top w:val="single" w:sz="4" w:space="0" w:color="BFBFBF" w:themeColor="background1" w:themeShade="BF"/>
+              <w:left w:val="single" w:sz="4" w:space="0" w:color="BFBFBF" w:themeColor="background1" w:themeShade="BF"/>
+              <w:bottom w:val="single" w:sz="4" w:space="0" w:color="BFBFBF" w:themeColor="background1" w:themeShade="BF"/>
+              <w:right w:val="single" w:sz="4" w:space="0" w:color="BFBFBF" w:themeColor="background1" w:themeShade="BF"/>
+            </w:tcBorders>
+            <w:vAlign w:val="center"/>
+            <w:hideMark/>
+          </w:tcPr>
+          <w:p>
+            <w:pPr>
+              <w:jc w:val="both"/>
+              <w:rPr>
+                <w:rFonts w:ascii="Calibri" w:hAnsi="Calibri" w:cs="Arial"/>
+                <w:i/>
+                <w:color w:val="548DD4"/>
+                <w:sz w:val="20"/>
+                <w:szCs w:val="20"/>
+                <w:lang w:eastAsia="es-CL"/>
+              </w:rPr>
+            </w:pPr>
+            <w:r>
+              <w:rPr>
+                <w:rFonts w:ascii="Calibri" w:hAnsi="Calibri" w:cs="Arial"/>
+                <w:i/>
+                <w:color w:val="548DD4"/>
+                <w:sz w:val="20"/>
+                <w:szCs w:val="20"/>
+                <w:lang w:eastAsia="es-CL"/>
+              </w:rPr>
+              <w:t>Calidad / Arquitectura</w:t>
+            </w:r>
+          </w:p>
+        </w:tc>
+        <w:tc>
+          <w:tcPr>
+            <w:tcW w:w="1580" w:type="dxa"/>
+            <w:tcBorders>
+              <w:top w:val="single" w:sz="4" w:space="0" w:color="BFBFBF" w:themeColor="background1" w:themeShade="BF"/>
+              <w:left w:val="single" w:sz="4" w:space="0" w:color="BFBFBF" w:themeColor="background1" w:themeShade="BF"/>
+              <w:bottom w:val="single" w:sz="4" w:space="0" w:color="BFBFBF" w:themeColor="background1" w:themeShade="BF"/>
+              <w:right w:val="single" w:sz="4" w:space="0" w:color="BFBFBF" w:themeColor="background1" w:themeShade="BF"/>
+            </w:tcBorders>
+            <w:vAlign w:val="center"/>
+            <w:hideMark/>
+          </w:tcPr>
+          <w:p>
+            <w:pPr>
+              <w:jc w:val="both"/>
+              <w:rPr>
+                <w:rFonts w:ascii="Calibri" w:hAnsi="Calibri" w:cs="Arial"/>
+                <w:i/>
+                <w:color w:val="548DD4"/>
+                <w:sz w:val="20"/>
+                <w:szCs w:val="20"/>
+                <w:lang w:eastAsia="es-CL"/>
+              </w:rPr>
+            </w:pPr>
+            <w:r>
+              <w:rPr>
+                <w:rFonts w:ascii="Calibri" w:hAnsi="Calibri" w:cs="Arial"/>
+                <w:i/>
+                <w:color w:val="548DD4"/>
+                <w:sz w:val="20"/>
+                <w:szCs w:val="20"/>
+                <w:lang w:eastAsia="es-CL"/>
+              </w:rPr>
+              <w:t>Pruebas de regresión y correcciones</w:t>
+            </w:r>
+          </w:p>
+        </w:tc>
+        <w:tc>
+          <w:tcPr>
+            <w:tcW w:w="1580" w:type="dxa"/>
+            <w:tcBorders>
+              <w:top w:val="single" w:sz="4" w:space="0" w:color="BFBFBF" w:themeColor="background1" w:themeShade="BF"/>
+              <w:left w:val="single" w:sz="4" w:space="0" w:color="BFBFBF" w:themeColor="background1" w:themeShade="BF"/>
+              <w:bottom w:val="single" w:sz="4" w:space="0" w:color="BFBFBF" w:themeColor="background1" w:themeShade="BF"/>
+              <w:right w:val="single" w:sz="4" w:space="0" w:color="BFBFBF" w:themeColor="background1" w:themeShade="BF"/>
+            </w:tcBorders>
+            <w:vAlign w:val="center"/>
+            <w:hideMark/>
+          </w:tcPr>
+          <w:p>
+            <w:pPr>
+              <w:jc w:val="both"/>
+              <w:rPr>
+                <w:rFonts w:ascii="Calibri" w:hAnsi="Calibri" w:cs="Arial"/>
+                <w:i/>
+                <w:color w:val="548DD4"/>
+                <w:sz w:val="20"/>
+                <w:szCs w:val="20"/>
+                <w:lang w:eastAsia="es-CL"/>
+              </w:rPr>
+            </w:pPr>
+            <w:r>
+              <w:rPr>
+                <w:rFonts w:ascii="Calibri" w:hAnsi="Calibri" w:cs="Arial"/>
+                <w:i/>
+                <w:color w:val="548DD4"/>
+                <w:sz w:val="20"/>
+                <w:szCs w:val="20"/>
+                <w:lang w:eastAsia="es-CL"/>
+              </w:rPr>
+              <w:t>Ejecutar pruebas de integración/regresión y corregir hallazgos técnicos.</w:t>
+            </w:r>
+          </w:p>
+        </w:tc>
+        <w:tc>
+          <w:tcPr>
+            <w:tcW w:w="1580" w:type="dxa"/>
+            <w:tcBorders>
+              <w:top w:val="single" w:sz="4" w:space="0" w:color="BFBFBF" w:themeColor="background1" w:themeShade="BF"/>
+              <w:left w:val="single" w:sz="4" w:space="0" w:color="BFBFBF" w:themeColor="background1" w:themeShade="BF"/>
+              <w:bottom w:val="single" w:sz="4" w:space="0" w:color="BFBFBF" w:themeColor="background1" w:themeShade="BF"/>
+              <w:right w:val="single" w:sz="4" w:space="0" w:color="BFBFBF" w:themeColor="background1" w:themeShade="BF"/>
+            </w:tcBorders>
+            <w:vAlign w:val="center"/>
+            <w:hideMark/>
+          </w:tcPr>
+          <w:p>
+            <w:pPr>
+              <w:jc w:val="both"/>
+              <w:rPr>
+                <w:rFonts w:ascii="Calibri" w:hAnsi="Calibri" w:cs="Arial"/>
+                <w:i/>
+                <w:color w:val="548DD4"/>
+                <w:sz w:val="20"/>
+                <w:szCs w:val="20"/>
+                <w:lang w:eastAsia="es-CL"/>
+              </w:rPr>
+            </w:pPr>
+            <w:r>
+              <w:rPr>
+                <w:rFonts w:ascii="Calibri" w:hAnsi="Calibri" w:cs="Arial"/>
+                <w:i/>
+                <w:color w:val="548DD4"/>
+                <w:sz w:val="20"/>
+                <w:szCs w:val="20"/>
+                <w:lang w:eastAsia="es-CL"/>
+              </w:rPr>
+              <w:t>Entorno de pruebas, Git/GitHub, logs.</w:t>
+            </w:r>
+          </w:p>
+        </w:tc>
+        <w:tc>
+          <w:tcPr>
+            <w:tcW w:w="1580" w:type="dxa"/>
+            <w:tcBorders>
+              <w:top w:val="single" w:sz="4" w:space="0" w:color="BFBFBF" w:themeColor="background1" w:themeShade="BF"/>
+              <w:left w:val="single" w:sz="4" w:space="0" w:color="BFBFBF" w:themeColor="background1" w:themeShade="BF"/>
+              <w:bottom w:val="single" w:sz="4" w:space="0" w:color="BFBFBF" w:themeColor="background1" w:themeShade="BF"/>
+              <w:right w:val="single" w:sz="4" w:space="0" w:color="BFBFBF" w:themeColor="background1" w:themeShade="BF"/>
+            </w:tcBorders>
+            <w:vAlign w:val="center"/>
+            <w:hideMark/>
+          </w:tcPr>
+          <w:p>
+            <w:pPr>
+              <w:jc w:val="both"/>
+              <w:rPr>
+                <w:rFonts w:ascii="Calibri" w:hAnsi="Calibri" w:cs="Arial"/>
+                <w:i/>
+                <w:color w:val="548DD4"/>
+                <w:sz w:val="20"/>
+                <w:szCs w:val="20"/>
+                <w:lang w:eastAsia="es-CL"/>
+              </w:rPr>
+            </w:pPr>
+            <w:r>
+              <w:rPr>
+                <w:rFonts w:ascii="Calibri" w:hAnsi="Calibri" w:cs="Arial"/>
+                <w:i/>
+                <w:color w:val="548DD4"/>
+                <w:sz w:val="20"/>
+                <w:szCs w:val="20"/>
+                <w:lang w:eastAsia="es-CL"/>
+              </w:rPr>
+              <w:t>S16-S18</w:t>
+            </w:r>
+          </w:p>
+        </w:tc>
+        <w:tc>
+          <w:tcPr>
+            <w:tcW w:w="1580" w:type="dxa"/>
+            <w:tcBorders>
+              <w:top w:val="single" w:sz="4" w:space="0" w:color="BFBFBF" w:themeColor="background1" w:themeShade="BF"/>
+              <w:left w:val="single" w:sz="4" w:space="0" w:color="BFBFBF" w:themeColor="background1" w:themeShade="BF"/>
+              <w:bottom w:val="single" w:sz="4" w:space="0" w:color="BFBFBF" w:themeColor="background1" w:themeShade="BF"/>
+              <w:right w:val="single" w:sz="4" w:space="0" w:color="BFBFBF" w:themeColor="background1" w:themeShade="BF"/>
+            </w:tcBorders>
+            <w:vAlign w:val="center"/>
+            <w:hideMark/>
+          </w:tcPr>
+          <w:p>
+            <w:pPr>
+              <w:jc w:val="both"/>
+              <w:rPr>
+                <w:rFonts w:ascii="Calibri" w:hAnsi="Calibri" w:cs="Arial"/>
+                <w:i/>
+                <w:color w:val="548DD4"/>
+                <w:sz w:val="20"/>
+                <w:szCs w:val="20"/>
+                <w:lang w:eastAsia="es-CL"/>
+              </w:rPr>
+            </w:pPr>
+            <w:r>
+              <w:rPr>
+                <w:rFonts w:ascii="Calibri" w:hAnsi="Calibri" w:cs="Arial"/>
+                <w:i/>
+                <w:color w:val="548DD4"/>
+                <w:sz w:val="20"/>
+                <w:szCs w:val="20"/>
+                <w:lang w:eastAsia="es-CL"/>
+              </w:rPr>
+              <w:t>Vicente Suazo</w:t>
+            </w:r>
+          </w:p>
+        </w:tc>
+        <w:tc>
+          <w:tcPr>
+            <w:tcW w:w="1581" w:type="dxa"/>
+            <w:tcBorders>
+              <w:top w:val="single" w:sz="4" w:space="0" w:color="BFBFBF" w:themeColor="background1" w:themeShade="BF"/>
+              <w:left w:val="single" w:sz="4" w:space="0" w:color="BFBFBF" w:themeColor="background1" w:themeShade="BF"/>
+              <w:bottom w:val="single" w:sz="4" w:space="0" w:color="BFBFBF" w:themeColor="background1" w:themeShade="BF"/>
+              <w:right w:val="single" w:sz="4" w:space="0" w:color="BFBFBF" w:themeColor="background1" w:themeShade="BF"/>
+            </w:tcBorders>
+            <w:vAlign w:val="center"/>
+            <w:hideMark/>
+          </w:tcPr>
+          <w:p>
+            <w:pPr>
+              <w:jc w:val="both"/>
+              <w:rPr>
+                <w:rFonts w:ascii="Calibri" w:hAnsi="Calibri" w:cs="Arial"/>
+                <w:i/>
+                <w:color w:val="548DD4"/>
+                <w:sz w:val="20"/>
+                <w:szCs w:val="20"/>
+                <w:lang w:eastAsia="es-CL"/>
+              </w:rPr>
+            </w:pPr>
+            <w:r>
+              <w:rPr>
+                <w:rFonts w:ascii="Calibri" w:hAnsi="Calibri" w:cs="Arial"/>
+                <w:i/>
+                <w:color w:val="548DD4"/>
+                <w:sz w:val="20"/>
+                <w:szCs w:val="20"/>
+                <w:lang w:eastAsia="es-CL"/>
+              </w:rPr>
+              <w:t>Verifica estabilidad de DANI27.</w:t>
+            </w:r>
+          </w:p>
+        </w:tc>
+      </w:tr>
+      <w:tr>
+        <w:trPr>
+          <w:jc w:val="center"/>
+        </w:trPr>
+        <w:tc>
+          <w:tcPr>
+            <w:tcW w:w="1580" w:type="dxa"/>
+            <w:tcBorders>
+              <w:top w:val="single" w:sz="4" w:space="0" w:color="BFBFBF" w:themeColor="background1" w:themeShade="BF"/>
+              <w:left w:val="single" w:sz="4" w:space="0" w:color="BFBFBF" w:themeColor="background1" w:themeShade="BF"/>
+              <w:bottom w:val="single" w:sz="4" w:space="0" w:color="BFBFBF" w:themeColor="background1" w:themeShade="BF"/>
+              <w:right w:val="single" w:sz="4" w:space="0" w:color="BFBFBF" w:themeColor="background1" w:themeShade="BF"/>
+            </w:tcBorders>
+            <w:vAlign w:val="center"/>
+            <w:hideMark/>
+          </w:tcPr>
+          <w:p>
+            <w:pPr>
+              <w:jc w:val="both"/>
+              <w:rPr>
+                <w:rFonts w:ascii="Calibri" w:hAnsi="Calibri" w:cs="Arial"/>
+                <w:i/>
+                <w:color w:val="548DD4"/>
+                <w:sz w:val="20"/>
+                <w:szCs w:val="20"/>
+                <w:lang w:eastAsia="es-CL"/>
+              </w:rPr>
+            </w:pPr>
+            <w:r>
+              <w:rPr>
+                <w:rFonts w:ascii="Calibri" w:hAnsi="Calibri" w:cs="Arial"/>
+                <w:i/>
+                <w:color w:val="548DD4"/>
+                <w:sz w:val="20"/>
+                <w:szCs w:val="20"/>
+                <w:lang w:eastAsia="es-CL"/>
+              </w:rPr>
+              <w:t>Calidad / Gestión de Proyecto</w:t>
+            </w:r>
+          </w:p>
+        </w:tc>
+        <w:tc>
+          <w:tcPr>
+            <w:tcW w:w="1580" w:type="dxa"/>
+            <w:tcBorders>
+              <w:top w:val="single" w:sz="4" w:space="0" w:color="BFBFBF" w:themeColor="background1" w:themeShade="BF"/>
+              <w:left w:val="single" w:sz="4" w:space="0" w:color="BFBFBF" w:themeColor="background1" w:themeShade="BF"/>
+              <w:bottom w:val="single" w:sz="4" w:space="0" w:color="BFBFBF" w:themeColor="background1" w:themeShade="BF"/>
+              <w:right w:val="single" w:sz="4" w:space="0" w:color="BFBFBF" w:themeColor="background1" w:themeShade="BF"/>
+            </w:tcBorders>
+            <w:vAlign w:val="center"/>
+            <w:hideMark/>
+          </w:tcPr>
+          <w:p>
+            <w:pPr>
+              <w:jc w:val="both"/>
+              <w:rPr>
+                <w:rFonts w:ascii="Calibri" w:hAnsi="Calibri" w:cs="Arial"/>
+                <w:i/>
+                <w:color w:val="548DD4"/>
+                <w:sz w:val="20"/>
+                <w:szCs w:val="20"/>
+                <w:lang w:eastAsia="es-CL"/>
+              </w:rPr>
+            </w:pPr>
+            <w:r>
+              <w:rPr>
+                <w:rFonts w:ascii="Calibri" w:hAnsi="Calibri" w:cs="Arial"/>
+                <w:i/>
+                <w:color w:val="548DD4"/>
+                <w:sz w:val="20"/>
+                <w:szCs w:val="20"/>
+                <w:lang w:eastAsia="es-CL"/>
+              </w:rPr>
+              <w:t>Evidencias y documentación final</w:t>
+            </w:r>
+          </w:p>
+        </w:tc>
+        <w:tc>
+          <w:tcPr>
+            <w:tcW w:w="1580" w:type="dxa"/>
+            <w:tcBorders>
+              <w:top w:val="single" w:sz="4" w:space="0" w:color="BFBFBF" w:themeColor="background1" w:themeShade="BF"/>
+              <w:left w:val="single" w:sz="4" w:space="0" w:color="BFBFBF" w:themeColor="background1" w:themeShade="BF"/>
+              <w:bottom w:val="single" w:sz="4" w:space="0" w:color="BFBFBF" w:themeColor="background1" w:themeShade="BF"/>
+              <w:right w:val="single" w:sz="4" w:space="0" w:color="BFBFBF" w:themeColor="background1" w:themeShade="BF"/>
+            </w:tcBorders>
+            <w:vAlign w:val="center"/>
+            <w:hideMark/>
+          </w:tcPr>
+          <w:p>
+            <w:pPr>
+              <w:jc w:val="both"/>
+              <w:rPr>
+                <w:rFonts w:ascii="Calibri" w:hAnsi="Calibri" w:cs="Arial"/>
+                <w:i/>
+                <w:color w:val="548DD4"/>
+                <w:sz w:val="20"/>
+                <w:szCs w:val="20"/>
+                <w:lang w:eastAsia="es-CL"/>
+              </w:rPr>
+            </w:pPr>
+            <w:r>
+              <w:rPr>
+                <w:rFonts w:ascii="Calibri" w:hAnsi="Calibri" w:cs="Arial"/>
+                <w:i/>
+                <w:color w:val="548DD4"/>
+                <w:sz w:val="20"/>
+                <w:szCs w:val="20"/>
+                <w:lang w:eastAsia="es-CL"/>
+              </w:rPr>
+              <w:t xml:space="preserve">Consolidar pruebas, evidencias, matriz de cobertura y guía para incorporar futuros </w:t>
+            </w:r>
+            <w:proofErr w:type="spellStart"/>
+            <w:r>
+              <w:rPr>
+                <w:rFonts w:ascii="Calibri" w:hAnsi="Calibri" w:cs="Arial"/>
+                <w:i/>
+                <w:color w:val="548DD4"/>
+                <w:sz w:val="20"/>
+                <w:szCs w:val="20"/>
+                <w:lang w:eastAsia="es-CL"/>
+              </w:rPr>
+              <w:t>frameworks</w:t>
+            </w:r>
+            <w:proofErr w:type="spellEnd"/>
+            <w:r>
+              <w:rPr>
+                <w:rFonts w:ascii="Calibri" w:hAnsi="Calibri" w:cs="Arial"/>
+                <w:i/>
+                <w:color w:val="548DD4"/>
+                <w:sz w:val="20"/>
+                <w:szCs w:val="20"/>
+                <w:lang w:eastAsia="es-CL"/>
+              </w:rPr>
+              <w:t>.</w:t>
+            </w:r>
+          </w:p>
+        </w:tc>
+        <w:tc>
+          <w:tcPr>
+            <w:tcW w:w="1580" w:type="dxa"/>
+            <w:tcBorders>
+              <w:top w:val="single" w:sz="4" w:space="0" w:color="BFBFBF" w:themeColor="background1" w:themeShade="BF"/>
+              <w:left w:val="single" w:sz="4" w:space="0" w:color="BFBFBF" w:themeColor="background1" w:themeShade="BF"/>
+              <w:bottom w:val="single" w:sz="4" w:space="0" w:color="BFBFBF" w:themeColor="background1" w:themeShade="BF"/>
+              <w:right w:val="single" w:sz="4" w:space="0" w:color="BFBFBF" w:themeColor="background1" w:themeShade="BF"/>
+            </w:tcBorders>
+            <w:vAlign w:val="center"/>
+            <w:hideMark/>
+          </w:tcPr>
+          <w:p>
+            <w:pPr>
+              <w:jc w:val="both"/>
+              <w:rPr>
+                <w:rFonts w:ascii="Calibri" w:hAnsi="Calibri" w:cs="Arial"/>
+                <w:i/>
+                <w:color w:val="548DD4"/>
+                <w:sz w:val="20"/>
+                <w:szCs w:val="20"/>
+                <w:lang w:eastAsia="es-CL"/>
+              </w:rPr>
+            </w:pPr>
+            <w:r>
+              <w:rPr>
+                <w:rFonts w:ascii="Calibri" w:hAnsi="Calibri" w:cs="Arial"/>
+                <w:i/>
+                <w:color w:val="548DD4"/>
+                <w:sz w:val="20"/>
+                <w:szCs w:val="20"/>
+                <w:lang w:eastAsia="es-CL"/>
+              </w:rPr>
+              <w:t>Documentación, evidencias, backlog.</w:t>
+            </w:r>
+          </w:p>
+        </w:tc>
+        <w:tc>
+          <w:tcPr>
+            <w:tcW w:w="1580" w:type="dxa"/>
+            <w:tcBorders>
+              <w:top w:val="single" w:sz="4" w:space="0" w:color="BFBFBF" w:themeColor="background1" w:themeShade="BF"/>
+              <w:left w:val="single" w:sz="4" w:space="0" w:color="BFBFBF" w:themeColor="background1" w:themeShade="BF"/>
+              <w:bottom w:val="single" w:sz="4" w:space="0" w:color="BFBFBF" w:themeColor="background1" w:themeShade="BF"/>
+              <w:right w:val="single" w:sz="4" w:space="0" w:color="BFBFBF" w:themeColor="background1" w:themeShade="BF"/>
+            </w:tcBorders>
+            <w:vAlign w:val="center"/>
+            <w:hideMark/>
+          </w:tcPr>
+          <w:p>
+            <w:pPr>
+              <w:jc w:val="both"/>
+              <w:rPr>
+                <w:rFonts w:ascii="Calibri" w:hAnsi="Calibri" w:cs="Arial"/>
+                <w:i/>
+                <w:color w:val="548DD4"/>
+                <w:sz w:val="20"/>
+                <w:szCs w:val="20"/>
+                <w:lang w:eastAsia="es-CL"/>
+              </w:rPr>
+            </w:pPr>
+            <w:r>
+              <w:rPr>
+                <w:rFonts w:ascii="Calibri" w:hAnsi="Calibri" w:cs="Arial"/>
+                <w:i/>
+                <w:color w:val="548DD4"/>
+                <w:sz w:val="20"/>
+                <w:szCs w:val="20"/>
+                <w:lang w:eastAsia="es-CL"/>
+              </w:rPr>
+              <w:t>S16-S18</w:t>
+            </w:r>
+          </w:p>
+        </w:tc>
+        <w:tc>
+          <w:tcPr>
+            <w:tcW w:w="1580" w:type="dxa"/>
+            <w:tcBorders>
+              <w:top w:val="single" w:sz="4" w:space="0" w:color="BFBFBF" w:themeColor="background1" w:themeShade="BF"/>
+              <w:left w:val="single" w:sz="4" w:space="0" w:color="BFBFBF" w:themeColor="background1" w:themeShade="BF"/>
+              <w:bottom w:val="single" w:sz="4" w:space="0" w:color="BFBFBF" w:themeColor="background1" w:themeShade="BF"/>
+              <w:right w:val="single" w:sz="4" w:space="0" w:color="BFBFBF" w:themeColor="background1" w:themeShade="BF"/>
+            </w:tcBorders>
+            <w:vAlign w:val="center"/>
+            <w:hideMark/>
+          </w:tcPr>
+          <w:p>
+            <w:pPr>
+              <w:jc w:val="both"/>
+              <w:rPr>
+                <w:rFonts w:ascii="Calibri" w:hAnsi="Calibri" w:cs="Arial"/>
+                <w:i/>
+                <w:color w:val="548DD4"/>
+                <w:sz w:val="20"/>
+                <w:szCs w:val="20"/>
+                <w:lang w:eastAsia="es-CL"/>
+              </w:rPr>
+            </w:pPr>
+            <w:r>
+              <w:rPr>
+                <w:rFonts w:ascii="Calibri" w:hAnsi="Calibri" w:cs="Arial"/>
+                <w:i/>
+                <w:color w:val="548DD4"/>
+                <w:sz w:val="20"/>
+                <w:szCs w:val="20"/>
+                <w:lang w:eastAsia="es-CL"/>
+              </w:rPr>
+              <w:t>Andrea Santana</w:t>
+            </w:r>
+          </w:p>
+        </w:tc>
+        <w:tc>
+          <w:tcPr>
+            <w:tcW w:w="1581" w:type="dxa"/>
+            <w:tcBorders>
+              <w:top w:val="single" w:sz="4" w:space="0" w:color="BFBFBF" w:themeColor="background1" w:themeShade="BF"/>
+              <w:left w:val="single" w:sz="4" w:space="0" w:color="BFBFBF" w:themeColor="background1" w:themeShade="BF"/>
+              <w:bottom w:val="single" w:sz="4" w:space="0" w:color="BFBFBF" w:themeColor="background1" w:themeShade="BF"/>
+              <w:right w:val="single" w:sz="4" w:space="0" w:color="BFBFBF" w:themeColor="background1" w:themeShade="BF"/>
+            </w:tcBorders>
+            <w:vAlign w:val="center"/>
+            <w:hideMark/>
+          </w:tcPr>
+          <w:p>
+            <w:pPr>
+              <w:jc w:val="both"/>
+              <w:rPr>
+                <w:rFonts w:ascii="Calibri" w:hAnsi="Calibri" w:cs="Arial"/>
+                <w:i/>
+                <w:color w:val="548DD4"/>
+                <w:sz w:val="20"/>
+                <w:szCs w:val="20"/>
+                <w:lang w:eastAsia="es-CL"/>
+              </w:rPr>
+            </w:pPr>
+            <w:r>
+              <w:rPr>
+                <w:rFonts w:ascii="Calibri" w:hAnsi="Calibri" w:cs="Arial"/>
+                <w:i/>
+                <w:color w:val="548DD4"/>
+                <w:sz w:val="20"/>
+                <w:szCs w:val="20"/>
+                <w:lang w:eastAsia="es-CL"/>
+              </w:rPr>
+              <w:t>Cierre y trazabilidad del proyecto.</w:t>
             </w:r>
           </w:p>
         </w:tc>
       </w:tr>
     </w:tbl>
-    <w:p>
-      <w:pPr>
-        <w:spacing w:after="0" w:line="360" w:lineRule="auto"/>
-        <w:jc w:val="both"/>
-        <w:rPr>
-          <w:b/>
-          <w:sz w:val="24"/>
-          <w:szCs w:val="24"/>
-        </w:rPr>
-      </w:pPr>
-    </w:p>
-    <w:p>
-      <w:pPr>
-        <w:spacing w:after="0" w:line="360" w:lineRule="auto"/>
-        <w:jc w:val="both"/>
-        <w:rPr>
-          <w:b/>
-          <w:sz w:val="24"/>
-          <w:szCs w:val="24"/>
-        </w:rPr>
-      </w:pPr>
-    </w:p>
-    <w:p>
-      <w:pPr>
-        <w:spacing w:after="0" w:line="360" w:lineRule="auto"/>
-        <w:jc w:val="both"/>
-        <w:rPr>
-          <w:b/>
-          <w:sz w:val="24"/>
-          <w:szCs w:val="24"/>
-        </w:rPr>
-      </w:pPr>
-    </w:p>
     <w:p>
       <w:pPr>
         <w:spacing w:after="0" w:line="360" w:lineRule="auto"/>
@@ -6790,26 +8312,15 @@
       </w:pPr>
     </w:p>
     <w:p>
-      <w:pPr>
-        <w:spacing w:after="0" w:line="360" w:lineRule="auto"/>
-        <w:jc w:val="both"/>
-        <w:rPr>
-          <w:b/>
-          <w:sz w:val="24"/>
-          <w:szCs w:val="24"/>
-        </w:rPr>
-      </w:pPr>
-    </w:p>
-    <w:p>
       <w:r>
         <w:rPr>
           <w:noProof/>
         </w:rPr>
         <w:drawing>
-          <wp:inline distT="0" distB="0" distL="0" distR="0" wp14:anchorId="0997D0C0" wp14:editId="2759F3E3">
-            <wp:extent cx="5686643" cy="2446112"/>
-            <wp:effectExtent l="0" t="0" r="9525" b="0"/>
-            <wp:docPr id="48" name="Picture 48"/>
+          <wp:inline distT="0" distB="0" distL="0" distR="0" wp14:anchorId="28285956" wp14:editId="1F8755D4">
+            <wp:extent cx="5400040" cy="2856424"/>
+            <wp:effectExtent l="0" t="0" r="0" b="1270"/>
+            <wp:docPr id="49" name="Picture 49"/>
             <wp:cNvGraphicFramePr>
               <a:graphicFrameLocks xmlns:a="http://schemas.openxmlformats.org/drawingml/2006/main" noChangeAspect="1"/>
             </wp:cNvGraphicFramePr>
@@ -6817,10 +8328,8 @@
               <a:graphicData uri="http://schemas.openxmlformats.org/drawingml/2006/picture">
                 <pic:pic xmlns:pic="http://schemas.openxmlformats.org/drawingml/2006/picture">
                   <pic:nvPicPr>
-                    <pic:cNvPr id="48" name="Picture 48"/>
-                    <pic:cNvPicPr>
-                      <a:picLocks noChangeAspect="1"/>
-                    </pic:cNvPicPr>
+                    <pic:cNvPr id="0" name="gantt_iso42001_20_politicas.png"/>
+                    <pic:cNvPicPr/>
                   </pic:nvPicPr>
                   <pic:blipFill>
                     <a:blip r:embed="rId10"/>
@@ -6831,7 +8340,7 @@
                   <pic:spPr>
                     <a:xfrm>
                       <a:off x="0" y="0"/>
-                      <a:ext cx="5691644" cy="2448263"/>
+                      <a:ext cx="5400040" cy="2856424"/>
                     </a:xfrm>
                     <a:prstGeom prst="rect">
                       <a:avLst/>
@@ -8549,21 +10058,6 @@
 </file>
 
 <file path=customXml/item1.xml><?xml version="1.0" encoding="utf-8"?>
-<p:properties xmlns:p="http://schemas.microsoft.com/office/2006/metadata/properties" xmlns:xsi="http://www.w3.org/2001/XMLSchema-instance" xmlns:pc="http://schemas.microsoft.com/office/infopath/2007/PartnerControls">
-  <documentManagement/>
-</p:properties>
-</file>
-
-<file path=customXml/item2.xml><?xml version="1.0" encoding="utf-8"?>
-<?mso-contentType ?>
-<FormTemplates xmlns="http://schemas.microsoft.com/sharepoint/v3/contenttype/forms">
-  <Display>DocumentLibraryForm</Display>
-  <Edit>DocumentLibraryForm</Edit>
-  <New>DocumentLibraryForm</New>
-</FormTemplates>
-</file>
-
-<file path=customXml/item3.xml><?xml version="1.0" encoding="utf-8"?>
 <ct:contentTypeSchema xmlns:ct="http://schemas.microsoft.com/office/2006/metadata/contentType" xmlns:ma="http://schemas.microsoft.com/office/2006/metadata/properties/metaAttributes" ct:_="" ma:_="" ma:contentTypeName="Documento" ma:contentTypeID="0x010100E96778489EE7714D8BD12CC105EB918B" ma:contentTypeVersion="2" ma:contentTypeDescription="Crear nuevo documento." ma:contentTypeScope="" ma:versionID="416c5c7ae9b5d54d83875cd3c65194e3">
   <xsd:schema xmlns:xsd="http://www.w3.org/2001/XMLSchema" xmlns:xs="http://www.w3.org/2001/XMLSchema" xmlns:p="http://schemas.microsoft.com/office/2006/metadata/properties" xmlns:ns2="126e8a1c-9ea9-435a-ac89-d06c80d62e30" targetNamespace="http://schemas.microsoft.com/office/2006/metadata/properties" ma:root="true" ma:fieldsID="70a237c842677bd850644f8595079f5e" ns2:_="">
     <xsd:import namespace="126e8a1c-9ea9-435a-ac89-d06c80d62e30"/>
@@ -8695,24 +10189,22 @@
 </ct:contentTypeSchema>
 </file>
 
-<file path=customXml/itemProps1.xml><?xml version="1.0" encoding="utf-8"?>
-<ds:datastoreItem xmlns:ds="http://schemas.openxmlformats.org/officeDocument/2006/customXml" ds:itemID="{38174882-579A-45DC-A704-C035A9357F73}">
-  <ds:schemaRefs>
-    <ds:schemaRef ds:uri="http://schemas.microsoft.com/office/2006/metadata/properties"/>
-    <ds:schemaRef ds:uri="http://schemas.microsoft.com/office/infopath/2007/PartnerControls"/>
-  </ds:schemaRefs>
-</ds:datastoreItem>
+<file path=customXml/item2.xml><?xml version="1.0" encoding="utf-8"?>
+<?mso-contentType ?>
+<FormTemplates xmlns="http://schemas.microsoft.com/sharepoint/v3/contenttype/forms">
+  <Display>DocumentLibraryForm</Display>
+  <Edit>DocumentLibraryForm</Edit>
+  <New>DocumentLibraryForm</New>
+</FormTemplates>
 </file>
 
-<file path=customXml/itemProps2.xml><?xml version="1.0" encoding="utf-8"?>
-<ds:datastoreItem xmlns:ds="http://schemas.openxmlformats.org/officeDocument/2006/customXml" ds:itemID="{F3E3E2F7-59E7-4722-B872-D023DC9D1CC1}">
-  <ds:schemaRefs>
-    <ds:schemaRef ds:uri="http://schemas.microsoft.com/sharepoint/v3/contenttype/forms"/>
-  </ds:schemaRefs>
-</ds:datastoreItem>
+<file path=customXml/item3.xml><?xml version="1.0" encoding="utf-8"?>
+<p:properties xmlns:p="http://schemas.microsoft.com/office/2006/metadata/properties" xmlns:xsi="http://www.w3.org/2001/XMLSchema-instance" xmlns:pc="http://schemas.microsoft.com/office/infopath/2007/PartnerControls">
+  <documentManagement/>
+</p:properties>
 </file>
 
-<file path=customXml/itemProps3.xml><?xml version="1.0" encoding="utf-8"?>
+<file path=customXml/itemProps1.xml><?xml version="1.0" encoding="utf-8"?>
 <ds:datastoreItem xmlns:ds="http://schemas.openxmlformats.org/officeDocument/2006/customXml" ds:itemID="{7C9B9CFF-B258-43B4-948A-968A031773F5}">
   <ds:schemaRefs>
     <ds:schemaRef ds:uri="http://schemas.microsoft.com/office/2006/metadata/contentType"/>
@@ -8728,4 +10220,21 @@
     <ds:schemaRef ds:uri="http://schemas.microsoft.com/internal/obd"/>
   </ds:schemaRefs>
 </ds:datastoreItem>
+</file>
+
+<file path=customXml/itemProps2.xml><?xml version="1.0" encoding="utf-8"?>
+<ds:datastoreItem xmlns:ds="http://schemas.openxmlformats.org/officeDocument/2006/customXml" ds:itemID="{F3E3E2F7-59E7-4722-B872-D023DC9D1CC1}">
+  <ds:schemaRefs>
+    <ds:schemaRef ds:uri="http://schemas.microsoft.com/sharepoint/v3/contenttype/forms"/>
+  </ds:schemaRefs>
+</ds:datastoreItem>
+</file>
+
+<file path=customXml/itemProps3.xml><?xml version="1.0" encoding="utf-8"?>
+<ds:datastoreItem xmlns:ds="http://schemas.openxmlformats.org/officeDocument/2006/customXml" ds:itemID="{38174882-579A-45DC-A704-C035A9357F73}">
+  <ds:schemaRefs>
+    <ds:schemaRef ds:uri="http://schemas.microsoft.com/office/2006/metadata/properties"/>
+    <ds:schemaRef ds:uri="http://schemas.microsoft.com/office/infopath/2007/PartnerControls"/>
+  </ds:schemaRefs>
+</ds:datastoreItem>
 </file>